--- a/星芒账本_课程设计书.docx
+++ b/星芒账本_课程设计书.docx
@@ -2,7 +2,6 @@
 <file path=word/document.xml><?xml version="1.0" encoding="utf-8"?>
 <w:document xmlns:wpc="http://schemas.microsoft.com/office/word/2010/wordprocessingCanvas" xmlns:mo="http://schemas.microsoft.com/office/mac/office/2008/main" xmlns:mc="http://schemas.openxmlformats.org/markup-compatibility/2006" xmlns:mv="urn:schemas-microsoft-com:mac:vml" xmlns:o="urn:schemas-microsoft-com:office:office" xmlns:r="http://schemas.openxmlformats.org/officeDocument/2006/relationships" xmlns:m="http://schemas.openxmlformats.org/officeDocument/2006/math" xmlns:v="urn:schemas-microsoft-com:vml" xmlns:wp14="http://schemas.microsoft.com/office/word/2010/wordprocessingDrawing" xmlns:wp="http://schemas.openxmlformats.org/drawingml/2006/wordprocessingDrawing" xmlns:w10="urn:schemas-microsoft-com:office:word" xmlns:w="http://schemas.openxmlformats.org/wordprocessingml/2006/main" xmlns:w14="http://schemas.microsoft.com/office/word/2010/wordml" xmlns:wpg="http://schemas.microsoft.com/office/word/2010/wordprocessingGroup" xmlns:wpi="http://schemas.microsoft.com/office/word/2010/wordprocessingInk" xmlns:wne="http://schemas.microsoft.com/office/word/2006/wordml" xmlns:wps="http://schemas.microsoft.com/office/word/2010/wordprocessingShape" mc:Ignorable="w14 wp14">
   <w:body>
-    <w:p/>
     <w:p/>
     <w:p>
       <w:pPr>
@@ -12,10 +11,10 @@
         <w:rPr>
           <w:rFonts w:ascii="Microsoft YaHei" w:hAnsi="Microsoft YaHei" w:eastAsia="Microsoft YaHei"/>
           <w:b/>
-          <w:color w:val="1D4ED8"/>
-          <w:sz w:val="28"/>
+          <w:color w:val="172033"/>
+          <w:sz w:val="54"/>
         </w:rPr>
-        <w:t>星芒账本</w:t>
+        <w:t>创意型大学生生活记账本课程设计书（功能补全版）</w:t>
       </w:r>
     </w:p>
     <w:p>
@@ -25,32 +24,19 @@
       <w:r>
         <w:rPr>
           <w:rFonts w:ascii="Microsoft YaHei" w:hAnsi="Microsoft YaHei" w:eastAsia="Microsoft YaHei"/>
-          <w:b/>
-          <w:color w:val="172033"/>
-          <w:sz w:val="60"/>
+          <w:b w:val="0"/>
+          <w:color w:val="637083"/>
+          <w:sz w:val="24"/>
         </w:rPr>
-        <w:t>创意型大学生生活记账本课程设计书</w:t>
-      </w:r>
-    </w:p>
-    <w:p>
-      <w:pPr>
-        <w:jc w:val="center"/>
-      </w:pPr>
-      <w:r>
-        <w:rPr>
-          <w:rFonts w:ascii="Microsoft YaHei" w:hAnsi="Microsoft YaHei" w:eastAsia="Microsoft YaHei"/>
-          <w:color w:val="637083"/>
-          <w:sz w:val="26"/>
-        </w:rPr>
-        <w:t>Web 程序设计课程设计 · Flask + SQLite + 原生前端</w:t>
+        <w:t>Flask + SQLite + 原生前端 · 已补齐分页、月份过滤、图表和错误日志</w:t>
       </w:r>
     </w:p>
     <w:p/>
     <w:tbl>
       <w:tblPr>
+        <w:tblStyle w:val="TableGrid"/>
         <w:tblW w:type="auto" w:w="0"/>
         <w:jc w:val="center"/>
-        <w:tblLayout w:type="fixed"/>
         <w:tblLook w:firstColumn="1" w:firstRow="1" w:lastColumn="0" w:lastRow="0" w:noHBand="0" w:noVBand="1" w:val="04A0"/>
         <w:tblBorders>
           <w:top w:val="single" w:sz="6" w:space="0" w:color="D9E1EC"/>
@@ -62,8 +48,8 @@
         </w:tblBorders>
       </w:tblPr>
       <w:tblGrid>
-        <w:gridCol w:w="2088"/>
-        <w:gridCol w:w="6840"/>
+        <w:gridCol w:w="5026"/>
+        <w:gridCol w:w="5026"/>
       </w:tblGrid>
       <w:tr>
         <w:trPr>
@@ -71,19 +57,14 @@
         </w:trPr>
         <w:tc>
           <w:tcPr>
-            <w:tcW w:type="dxa" w:w="4997"/>
-            <w:tcMar>
-              <w:top w:w="150" w:type="dxa"/>
-              <w:start w:w="160" w:type="dxa"/>
-              <w:bottom w:w="150" w:type="dxa"/>
-              <w:end w:w="160" w:type="dxa"/>
-            </w:tcMar>
+            <w:tcW w:type="dxa" w:w="1944"/>
             <w:shd w:fill="EAF1FF"/>
             <w:vAlign w:val="center"/>
           </w:tcPr>
           <w:p>
             <w:pPr>
-              <w:spacing w:after="0" w:line="276" w:lineRule="auto"/>
+              <w:spacing w:after="0" w:line="269" w:lineRule="auto"/>
+              <w:jc w:val="center"/>
             </w:pPr>
             <w:r/>
             <w:r>
@@ -91,7 +72,53 @@
                 <w:rFonts w:ascii="Microsoft YaHei" w:hAnsi="Microsoft YaHei" w:eastAsia="Microsoft YaHei"/>
                 <w:b/>
                 <w:color w:val="1D4ED8"/>
-                <w:sz w:val="20"/>
+                <w:sz w:val="17"/>
+              </w:rPr>
+              <w:t>项目项</w:t>
+            </w:r>
+          </w:p>
+        </w:tc>
+        <w:tc>
+          <w:tcPr>
+            <w:tcW w:type="dxa" w:w="7488"/>
+            <w:shd w:fill="EAF1FF"/>
+            <w:vAlign w:val="center"/>
+          </w:tcPr>
+          <w:p>
+            <w:pPr>
+              <w:spacing w:after="0" w:line="269" w:lineRule="auto"/>
+              <w:jc w:val="center"/>
+            </w:pPr>
+            <w:r/>
+            <w:r>
+              <w:rPr>
+                <w:rFonts w:ascii="Microsoft YaHei" w:hAnsi="Microsoft YaHei" w:eastAsia="Microsoft YaHei"/>
+                <w:b/>
+                <w:color w:val="1D4ED8"/>
+                <w:sz w:val="17"/>
+              </w:rPr>
+              <w:t>内容</w:t>
+            </w:r>
+          </w:p>
+        </w:tc>
+      </w:tr>
+      <w:tr>
+        <w:tc>
+          <w:tcPr>
+            <w:tcW w:type="dxa" w:w="1944"/>
+            <w:vAlign w:val="center"/>
+          </w:tcPr>
+          <w:p>
+            <w:pPr>
+              <w:spacing w:after="0" w:line="269" w:lineRule="auto"/>
+            </w:pPr>
+            <w:r/>
+            <w:r>
+              <w:rPr>
+                <w:rFonts w:ascii="Microsoft YaHei" w:hAnsi="Microsoft YaHei" w:eastAsia="Microsoft YaHei"/>
+                <w:b w:val="0"/>
+                <w:color w:val="172033"/>
+                <w:sz w:val="17"/>
               </w:rPr>
               <w:t>项目名称</w:t>
             </w:r>
@@ -99,25 +126,20 @@
         </w:tc>
         <w:tc>
           <w:tcPr>
-            <w:tcW w:type="dxa" w:w="4997"/>
-            <w:tcMar>
-              <w:top w:w="150" w:type="dxa"/>
-              <w:start w:w="160" w:type="dxa"/>
-              <w:bottom w:w="150" w:type="dxa"/>
-              <w:end w:w="160" w:type="dxa"/>
-            </w:tcMar>
+            <w:tcW w:type="dxa" w:w="7488"/>
             <w:vAlign w:val="center"/>
           </w:tcPr>
           <w:p>
             <w:pPr>
-              <w:spacing w:after="0" w:line="276" w:lineRule="auto"/>
+              <w:spacing w:after="0" w:line="269" w:lineRule="auto"/>
             </w:pPr>
             <w:r/>
             <w:r>
               <w:rPr>
                 <w:rFonts w:ascii="Microsoft YaHei" w:hAnsi="Microsoft YaHei" w:eastAsia="Microsoft YaHei"/>
                 <w:b w:val="0"/>
-                <w:sz w:val="20"/>
+                <w:color w:val="172033"/>
+                <w:sz w:val="17"/>
               </w:rPr>
               <w:t>星芒账本</w:t>
             </w:r>
@@ -127,27 +149,20 @@
       <w:tr>
         <w:tc>
           <w:tcPr>
-            <w:tcW w:type="dxa" w:w="4997"/>
-            <w:tcMar>
-              <w:top w:w="150" w:type="dxa"/>
-              <w:start w:w="160" w:type="dxa"/>
-              <w:bottom w:w="150" w:type="dxa"/>
-              <w:end w:w="160" w:type="dxa"/>
-            </w:tcMar>
-            <w:shd w:fill="EAF1FF"/>
+            <w:tcW w:type="dxa" w:w="1944"/>
             <w:vAlign w:val="center"/>
           </w:tcPr>
           <w:p>
             <w:pPr>
-              <w:spacing w:after="0" w:line="276" w:lineRule="auto"/>
+              <w:spacing w:after="0" w:line="269" w:lineRule="auto"/>
             </w:pPr>
             <w:r/>
             <w:r>
               <w:rPr>
                 <w:rFonts w:ascii="Microsoft YaHei" w:hAnsi="Microsoft YaHei" w:eastAsia="Microsoft YaHei"/>
-                <w:b/>
-                <w:color w:val="1D4ED8"/>
-                <w:sz w:val="20"/>
+                <w:b w:val="0"/>
+                <w:color w:val="172033"/>
+                <w:sz w:val="17"/>
               </w:rPr>
               <w:t>选题方向</w:t>
             </w:r>
@@ -155,25 +170,20 @@
         </w:tc>
         <w:tc>
           <w:tcPr>
-            <w:tcW w:type="dxa" w:w="4997"/>
-            <w:tcMar>
-              <w:top w:w="150" w:type="dxa"/>
-              <w:start w:w="160" w:type="dxa"/>
-              <w:bottom w:w="150" w:type="dxa"/>
-              <w:end w:w="160" w:type="dxa"/>
-            </w:tcMar>
+            <w:tcW w:type="dxa" w:w="7488"/>
             <w:vAlign w:val="center"/>
           </w:tcPr>
           <w:p>
             <w:pPr>
-              <w:spacing w:after="0" w:line="276" w:lineRule="auto"/>
+              <w:spacing w:after="0" w:line="269" w:lineRule="auto"/>
             </w:pPr>
             <w:r/>
             <w:r>
               <w:rPr>
                 <w:rFonts w:ascii="Microsoft YaHei" w:hAnsi="Microsoft YaHei" w:eastAsia="Microsoft YaHei"/>
                 <w:b w:val="0"/>
-                <w:sz w:val="20"/>
+                <w:color w:val="172033"/>
+                <w:sz w:val="17"/>
               </w:rPr>
               <w:t>创意型大学生生活记账本</w:t>
             </w:r>
@@ -183,55 +193,43 @@
       <w:tr>
         <w:tc>
           <w:tcPr>
-            <w:tcW w:type="dxa" w:w="4997"/>
-            <w:tcMar>
-              <w:top w:w="150" w:type="dxa"/>
-              <w:start w:w="160" w:type="dxa"/>
-              <w:bottom w:w="150" w:type="dxa"/>
-              <w:end w:w="160" w:type="dxa"/>
-            </w:tcMar>
-            <w:shd w:fill="EAF1FF"/>
+            <w:tcW w:type="dxa" w:w="1944"/>
             <w:vAlign w:val="center"/>
           </w:tcPr>
           <w:p>
             <w:pPr>
-              <w:spacing w:after="0" w:line="276" w:lineRule="auto"/>
-            </w:pPr>
-            <w:r/>
-            <w:r>
-              <w:rPr>
-                <w:rFonts w:ascii="Microsoft YaHei" w:hAnsi="Microsoft YaHei" w:eastAsia="Microsoft YaHei"/>
-                <w:b/>
-                <w:color w:val="1D4ED8"/>
-                <w:sz w:val="20"/>
-              </w:rPr>
-              <w:t>技术栈</w:t>
-            </w:r>
-          </w:p>
-        </w:tc>
-        <w:tc>
-          <w:tcPr>
-            <w:tcW w:type="dxa" w:w="4997"/>
-            <w:tcMar>
-              <w:top w:w="150" w:type="dxa"/>
-              <w:start w:w="160" w:type="dxa"/>
-              <w:bottom w:w="150" w:type="dxa"/>
-              <w:end w:w="160" w:type="dxa"/>
-            </w:tcMar>
-            <w:vAlign w:val="center"/>
-          </w:tcPr>
-          <w:p>
-            <w:pPr>
-              <w:spacing w:after="0" w:line="276" w:lineRule="auto"/>
+              <w:spacing w:after="0" w:line="269" w:lineRule="auto"/>
             </w:pPr>
             <w:r/>
             <w:r>
               <w:rPr>
                 <w:rFonts w:ascii="Microsoft YaHei" w:hAnsi="Microsoft YaHei" w:eastAsia="Microsoft YaHei"/>
                 <w:b w:val="0"/>
-                <w:sz w:val="20"/>
+                <w:color w:val="172033"/>
+                <w:sz w:val="17"/>
               </w:rPr>
-              <w:t>HTML5 / CSS3 / 原生 JavaScript / Fetch / Flask / Flask-CORS / Flask-SQLAlchemy / SQLite / JWT</w:t>
+              <w:t>完成内容</w:t>
+            </w:r>
+          </w:p>
+        </w:tc>
+        <w:tc>
+          <w:tcPr>
+            <w:tcW w:type="dxa" w:w="7488"/>
+            <w:vAlign w:val="center"/>
+          </w:tcPr>
+          <w:p>
+            <w:pPr>
+              <w:spacing w:after="0" w:line="269" w:lineRule="auto"/>
+            </w:pPr>
+            <w:r/>
+            <w:r>
+              <w:rPr>
+                <w:rFonts w:ascii="Microsoft YaHei" w:hAnsi="Microsoft YaHei" w:eastAsia="Microsoft YaHei"/>
+                <w:b w:val="0"/>
+                <w:color w:val="172033"/>
+                <w:sz w:val="17"/>
+              </w:rPr>
+              <w:t>前端页面、后端接口、数据库脚本、AI 教练、分页筛选、图表、截图、文档</w:t>
             </w:r>
           </w:p>
         </w:tc>
@@ -239,83 +237,20 @@
       <w:tr>
         <w:tc>
           <w:tcPr>
-            <w:tcW w:type="dxa" w:w="4997"/>
-            <w:tcMar>
-              <w:top w:w="150" w:type="dxa"/>
-              <w:start w:w="160" w:type="dxa"/>
-              <w:bottom w:w="150" w:type="dxa"/>
-              <w:end w:w="160" w:type="dxa"/>
-            </w:tcMar>
-            <w:shd w:fill="EAF1FF"/>
+            <w:tcW w:type="dxa" w:w="1944"/>
             <w:vAlign w:val="center"/>
           </w:tcPr>
           <w:p>
             <w:pPr>
-              <w:spacing w:after="0" w:line="276" w:lineRule="auto"/>
-            </w:pPr>
-            <w:r/>
-            <w:r>
-              <w:rPr>
-                <w:rFonts w:ascii="Microsoft YaHei" w:hAnsi="Microsoft YaHei" w:eastAsia="Microsoft YaHei"/>
-                <w:b/>
-                <w:color w:val="1D4ED8"/>
-                <w:sz w:val="20"/>
-              </w:rPr>
-              <w:t>交付内容</w:t>
-            </w:r>
-          </w:p>
-        </w:tc>
-        <w:tc>
-          <w:tcPr>
-            <w:tcW w:type="dxa" w:w="4997"/>
-            <w:tcMar>
-              <w:top w:w="150" w:type="dxa"/>
-              <w:start w:w="160" w:type="dxa"/>
-              <w:bottom w:w="150" w:type="dxa"/>
-              <w:end w:w="160" w:type="dxa"/>
-            </w:tcMar>
-            <w:vAlign w:val="center"/>
-          </w:tcPr>
-          <w:p>
-            <w:pPr>
-              <w:spacing w:after="0" w:line="276" w:lineRule="auto"/>
+              <w:spacing w:after="0" w:line="269" w:lineRule="auto"/>
             </w:pPr>
             <w:r/>
             <w:r>
               <w:rPr>
                 <w:rFonts w:ascii="Microsoft YaHei" w:hAnsi="Microsoft YaHei" w:eastAsia="Microsoft YaHei"/>
                 <w:b w:val="0"/>
-                <w:sz w:val="20"/>
-              </w:rPr>
-              <w:t>前端页面、后端接口、数据库脚本、课程设计书、开发总结、运行截图</w:t>
-            </w:r>
-          </w:p>
-        </w:tc>
-      </w:tr>
-      <w:tr>
-        <w:tc>
-          <w:tcPr>
-            <w:tcW w:type="dxa" w:w="4997"/>
-            <w:tcMar>
-              <w:top w:w="150" w:type="dxa"/>
-              <w:start w:w="160" w:type="dxa"/>
-              <w:bottom w:w="150" w:type="dxa"/>
-              <w:end w:w="160" w:type="dxa"/>
-            </w:tcMar>
-            <w:shd w:fill="EAF1FF"/>
-            <w:vAlign w:val="center"/>
-          </w:tcPr>
-          <w:p>
-            <w:pPr>
-              <w:spacing w:after="0" w:line="276" w:lineRule="auto"/>
-            </w:pPr>
-            <w:r/>
-            <w:r>
-              <w:rPr>
-                <w:rFonts w:ascii="Microsoft YaHei" w:hAnsi="Microsoft YaHei" w:eastAsia="Microsoft YaHei"/>
-                <w:b/>
-                <w:color w:val="1D4ED8"/>
-                <w:sz w:val="20"/>
+                <w:color w:val="172033"/>
+                <w:sz w:val="17"/>
               </w:rPr>
               <w:t>完成日期</w:t>
             </w:r>
@@ -323,25 +258,20 @@
         </w:tc>
         <w:tc>
           <w:tcPr>
-            <w:tcW w:type="dxa" w:w="4997"/>
-            <w:tcMar>
-              <w:top w:w="150" w:type="dxa"/>
-              <w:start w:w="160" w:type="dxa"/>
-              <w:bottom w:w="150" w:type="dxa"/>
-              <w:end w:w="160" w:type="dxa"/>
-            </w:tcMar>
+            <w:tcW w:type="dxa" w:w="7488"/>
             <w:vAlign w:val="center"/>
           </w:tcPr>
           <w:p>
             <w:pPr>
-              <w:spacing w:after="0" w:line="276" w:lineRule="auto"/>
+              <w:spacing w:after="0" w:line="269" w:lineRule="auto"/>
             </w:pPr>
             <w:r/>
             <w:r>
               <w:rPr>
                 <w:rFonts w:ascii="Microsoft YaHei" w:hAnsi="Microsoft YaHei" w:eastAsia="Microsoft YaHei"/>
                 <w:b w:val="0"/>
-                <w:sz w:val="20"/>
+                <w:color w:val="172033"/>
+                <w:sz w:val="17"/>
               </w:rPr>
               <w:t>2026-05-12</w:t>
             </w:r>
@@ -350,18 +280,6 @@
       </w:tr>
     </w:tbl>
     <w:p/>
-    <w:p>
-      <w:pPr>
-        <w:jc w:val="center"/>
-      </w:pPr>
-      <w:r>
-        <w:rPr>
-          <w:color w:val="637083"/>
-          <w:sz w:val="20"/>
-        </w:rPr>
-        <w:t>面向课程验收的完整实现材料：前端页面、Flask 接口、SQLite 数据库、AI 账本教练与测试截图。</w:t>
-      </w:r>
-    </w:p>
     <w:p>
       <w:r>
         <w:br w:type="page"/>
@@ -372,109 +290,12 @@
         <w:pStyle w:val="Heading1"/>
       </w:pPr>
       <w:r>
-        <w:t>1. 核心故事与目标</w:t>
+        <w:t>1. 核心故事与验收覆盖</w:t>
       </w:r>
     </w:p>
     <w:p>
       <w:r>
-        <w:t>大学生日常消费通常由食堂、奶茶、教材、宿舍用品、社团活动、兼职收入等碎片组成。星芒账本把这些场景变成可记录、可复盘、可规划的个人账本：游客能先浏览应用能力，登录用户能管理自己的账目、查看分类支出、维护心愿基金，并通过 AI 账本教练获得校园预算建议。</w:t>
-      </w:r>
-    </w:p>
-    <w:tbl>
-      <w:tblPr>
-        <w:tblW w:type="auto" w:w="0"/>
-        <w:jc w:val="center"/>
-        <w:tblLook w:firstColumn="1" w:firstRow="1" w:lastColumn="0" w:lastRow="0" w:noHBand="0" w:noVBand="1" w:val="04A0"/>
-        <w:tblBorders>
-          <w:top w:val="single" w:sz="8" w:space="0" w:color="C9D7F5"/>
-          <w:left w:val="single" w:sz="8" w:space="0" w:color="C9D7F5"/>
-          <w:bottom w:val="single" w:sz="8" w:space="0" w:color="C9D7F5"/>
-          <w:right w:val="single" w:sz="8" w:space="0" w:color="C9D7F5"/>
-          <w:insideH w:val="single" w:sz="8" w:space="0" w:color="C9D7F5"/>
-          <w:insideV w:val="single" w:sz="8" w:space="0" w:color="C9D7F5"/>
-        </w:tblBorders>
-      </w:tblPr>
-      <w:tblGrid>
-        <w:gridCol w:w="9994"/>
-      </w:tblGrid>
-      <w:tr>
-        <w:trPr>
-          <w:tblHeader w:val="true"/>
-        </w:trPr>
-        <w:tc>
-          <w:tcPr>
-            <w:tcW w:type="dxa" w:w="9994"/>
-            <w:shd w:fill="F7FAFF"/>
-            <w:tcMar>
-              <w:top w:w="180" w:type="dxa"/>
-              <w:start w:w="180" w:type="dxa"/>
-              <w:bottom w:w="180" w:type="dxa"/>
-              <w:end w:w="180" w:type="dxa"/>
-            </w:tcMar>
-          </w:tcPr>
-          <w:p>
-            <w:r>
-              <w:rPr>
-                <w:rFonts w:ascii="Microsoft YaHei" w:hAnsi="Microsoft YaHei" w:eastAsia="Microsoft YaHei"/>
-                <w:b/>
-                <w:color w:val="1D4ED8"/>
-                <w:sz w:val="22"/>
-              </w:rPr>
-              <w:t>项目目标</w:t>
-            </w:r>
-          </w:p>
-          <w:p>
-            <w:pPr>
-              <w:spacing w:after="40"/>
-              <w:ind w:left="86"/>
-            </w:pPr>
-            <w:r>
-              <w:rPr>
-                <w:rFonts w:ascii="Microsoft YaHei" w:hAnsi="Microsoft YaHei" w:eastAsia="Microsoft YaHei"/>
-                <w:color w:val="172033"/>
-                <w:sz w:val="19"/>
-              </w:rPr>
-              <w:t>• 把课程要求中的注册登录、游客浏览、CRUD、数据库和 AI 接口落到一个完整可运行的应用。</w:t>
-            </w:r>
-          </w:p>
-          <w:p>
-            <w:pPr>
-              <w:spacing w:after="40"/>
-              <w:ind w:left="86"/>
-            </w:pPr>
-            <w:r>
-              <w:rPr>
-                <w:rFonts w:ascii="Microsoft YaHei" w:hAnsi="Microsoft YaHei" w:eastAsia="Microsoft YaHei"/>
-                <w:color w:val="172033"/>
-                <w:sz w:val="19"/>
-              </w:rPr>
-              <w:t>• 围绕大学生生活场景设计分类、心情、地点和心愿基金，使账本不只是流水表。</w:t>
-            </w:r>
-          </w:p>
-          <w:p>
-            <w:pPr>
-              <w:spacing w:after="40"/>
-              <w:ind w:left="86"/>
-            </w:pPr>
-            <w:r>
-              <w:rPr>
-                <w:rFonts w:ascii="Microsoft YaHei" w:hAnsi="Microsoft YaHei" w:eastAsia="Microsoft YaHei"/>
-                <w:color w:val="172033"/>
-                <w:sz w:val="19"/>
-              </w:rPr>
-              <w:t>• 所有接口统一返回 {code, msg, data}，便于前端处理成功、失败和验收测试。</w:t>
-            </w:r>
-          </w:p>
-        </w:tc>
-      </w:tr>
-    </w:tbl>
-    <w:p/>
-    <w:p>
-      <w:pPr>
-        <w:pStyle w:val="Heading1"/>
-      </w:pPr>
-      <w:r>
-        <w:t>2. 任务要求覆盖情况</w:t>
+        <w:t>星芒账本面向大学生日常消费，把食堂、奶茶、教材、宿舍用品、社团活动和兼职收入整理为可记录、可筛选、可复盘、可规划的个人账本。</w:t>
       </w:r>
     </w:p>
     <w:tbl>
@@ -493,9 +314,9 @@
         </w:tblBorders>
       </w:tblPr>
       <w:tblGrid>
-        <w:gridCol w:w="3331"/>
-        <w:gridCol w:w="3331"/>
-        <w:gridCol w:w="3331"/>
+        <w:gridCol w:w="3351"/>
+        <w:gridCol w:w="3351"/>
+        <w:gridCol w:w="3351"/>
       </w:tblGrid>
       <w:tr>
         <w:trPr>
@@ -503,19 +324,13 @@
         </w:trPr>
         <w:tc>
           <w:tcPr>
-            <w:tcW w:type="dxa" w:w="2477"/>
+            <w:tcW w:type="dxa" w:w="1944"/>
             <w:shd w:fill="EAF1FF"/>
             <w:vAlign w:val="center"/>
-            <w:tcMar>
-              <w:top w:w="130" w:type="dxa"/>
-              <w:start w:w="120" w:type="dxa"/>
-              <w:bottom w:w="130" w:type="dxa"/>
-              <w:end w:w="120" w:type="dxa"/>
-            </w:tcMar>
           </w:tcPr>
           <w:p>
             <w:pPr>
-              <w:spacing w:after="0" w:line="276" w:lineRule="auto"/>
+              <w:spacing w:after="0" w:line="269" w:lineRule="auto"/>
               <w:jc w:val="center"/>
             </w:pPr>
             <w:r/>
@@ -524,27 +339,21 @@
                 <w:rFonts w:ascii="Microsoft YaHei" w:hAnsi="Microsoft YaHei" w:eastAsia="Microsoft YaHei"/>
                 <w:b/>
                 <w:color w:val="1D4ED8"/>
-                <w:sz w:val="18"/>
+                <w:sz w:val="17"/>
               </w:rPr>
-              <w:t>任务书要求</w:t>
+              <w:t>验收要求</w:t>
             </w:r>
           </w:p>
         </w:tc>
         <w:tc>
           <w:tcPr>
-            <w:tcW w:type="dxa" w:w="3960"/>
+            <w:tcW w:type="dxa" w:w="4608"/>
             <w:shd w:fill="EAF1FF"/>
             <w:vAlign w:val="center"/>
-            <w:tcMar>
-              <w:top w:w="130" w:type="dxa"/>
-              <w:start w:w="120" w:type="dxa"/>
-              <w:bottom w:w="130" w:type="dxa"/>
-              <w:end w:w="120" w:type="dxa"/>
-            </w:tcMar>
           </w:tcPr>
           <w:p>
             <w:pPr>
-              <w:spacing w:after="0" w:line="276" w:lineRule="auto"/>
+              <w:spacing w:after="0" w:line="269" w:lineRule="auto"/>
               <w:jc w:val="center"/>
             </w:pPr>
             <w:r/>
@@ -553,27 +362,21 @@
                 <w:rFonts w:ascii="Microsoft YaHei" w:hAnsi="Microsoft YaHei" w:eastAsia="Microsoft YaHei"/>
                 <w:b/>
                 <w:color w:val="1D4ED8"/>
-                <w:sz w:val="18"/>
+                <w:sz w:val="17"/>
               </w:rPr>
-              <w:t>本项目实现</w:t>
+              <w:t>实现情况</w:t>
             </w:r>
           </w:p>
         </w:tc>
         <w:tc>
           <w:tcPr>
-            <w:tcW w:type="dxa" w:w="3672"/>
+            <w:tcW w:type="dxa" w:w="3528"/>
             <w:shd w:fill="EAF1FF"/>
             <w:vAlign w:val="center"/>
-            <w:tcMar>
-              <w:top w:w="130" w:type="dxa"/>
-              <w:start w:w="120" w:type="dxa"/>
-              <w:bottom w:w="130" w:type="dxa"/>
-              <w:end w:w="120" w:type="dxa"/>
-            </w:tcMar>
           </w:tcPr>
           <w:p>
             <w:pPr>
-              <w:spacing w:after="0" w:line="276" w:lineRule="auto"/>
+              <w:spacing w:after="0" w:line="269" w:lineRule="auto"/>
               <w:jc w:val="center"/>
             </w:pPr>
             <w:r/>
@@ -582,9 +385,9 @@
                 <w:rFonts w:ascii="Microsoft YaHei" w:hAnsi="Microsoft YaHei" w:eastAsia="Microsoft YaHei"/>
                 <w:b/>
                 <w:color w:val="1D4ED8"/>
-                <w:sz w:val="18"/>
+                <w:sz w:val="17"/>
               </w:rPr>
-              <w:t>验收证据</w:t>
+              <w:t>证据</w:t>
             </w:r>
           </w:p>
         </w:tc>
@@ -592,79 +395,64 @@
       <w:tr>
         <w:tc>
           <w:tcPr>
-            <w:tcW w:type="dxa" w:w="2477"/>
+            <w:tcW w:type="dxa" w:w="1944"/>
             <w:vAlign w:val="center"/>
-            <w:tcMar>
-              <w:top w:w="115" w:type="dxa"/>
-              <w:start w:w="115" w:type="dxa"/>
-              <w:bottom w:w="115" w:type="dxa"/>
-              <w:end w:w="115" w:type="dxa"/>
-            </w:tcMar>
           </w:tcPr>
           <w:p>
             <w:pPr>
-              <w:spacing w:after="0" w:line="276" w:lineRule="auto"/>
+              <w:spacing w:after="0" w:line="269" w:lineRule="auto"/>
             </w:pPr>
             <w:r/>
             <w:r>
               <w:rPr>
                 <w:rFonts w:ascii="Microsoft YaHei" w:hAnsi="Microsoft YaHei" w:eastAsia="Microsoft YaHei"/>
                 <w:b w:val="0"/>
+                <w:color w:val="172033"/>
                 <w:sz w:val="17"/>
               </w:rPr>
-              <w:t>注册、登录、游客浏览信息</w:t>
+              <w:t>注册/登录/游客浏览</w:t>
             </w:r>
           </w:p>
         </w:tc>
         <w:tc>
           <w:tcPr>
-            <w:tcW w:type="dxa" w:w="3960"/>
+            <w:tcW w:type="dxa" w:w="4608"/>
             <w:vAlign w:val="center"/>
-            <w:tcMar>
-              <w:top w:w="115" w:type="dxa"/>
-              <w:start w:w="115" w:type="dxa"/>
-              <w:bottom w:w="115" w:type="dxa"/>
-              <w:end w:w="115" w:type="dxa"/>
-            </w:tcMar>
           </w:tcPr>
           <w:p>
             <w:pPr>
-              <w:spacing w:after="0" w:line="276" w:lineRule="auto"/>
+              <w:spacing w:after="0" w:line="269" w:lineRule="auto"/>
             </w:pPr>
             <w:r/>
             <w:r>
               <w:rPr>
                 <w:rFonts w:ascii="Microsoft YaHei" w:hAnsi="Microsoft YaHei" w:eastAsia="Microsoft YaHei"/>
                 <w:b w:val="0"/>
+                <w:color w:val="172033"/>
                 <w:sz w:val="17"/>
               </w:rPr>
-              <w:t>游客浏览公开概览和分类；登录/注册使用 JWT 保存会话。</w:t>
+              <w:t>游客首页、注册、登录、JWT 当前用户已完成。</w:t>
             </w:r>
           </w:p>
         </w:tc>
         <w:tc>
           <w:tcPr>
-            <w:tcW w:type="dxa" w:w="3672"/>
+            <w:tcW w:type="dxa" w:w="3528"/>
             <w:vAlign w:val="center"/>
-            <w:tcMar>
-              <w:top w:w="115" w:type="dxa"/>
-              <w:start w:w="115" w:type="dxa"/>
-              <w:bottom w:w="115" w:type="dxa"/>
-              <w:end w:w="115" w:type="dxa"/>
-            </w:tcMar>
           </w:tcPr>
           <w:p>
             <w:pPr>
-              <w:spacing w:after="0" w:line="276" w:lineRule="auto"/>
+              <w:spacing w:after="0" w:line="269" w:lineRule="auto"/>
             </w:pPr>
             <w:r/>
             <w:r>
               <w:rPr>
                 <w:rFonts w:ascii="Microsoft YaHei" w:hAnsi="Microsoft YaHei" w:eastAsia="Microsoft YaHei"/>
                 <w:b w:val="0"/>
+                <w:color w:val="172033"/>
                 <w:sz w:val="17"/>
               </w:rPr>
-              <w:t>游客浏览、登录注册截图；/api/public/*、/api/auth/* 接口。</w:t>
+              <w:t>首页、认证页、/api/public/*、/api/auth/*</w:t>
             </w:r>
           </w:p>
         </w:tc>
@@ -672,79 +460,64 @@
       <w:tr>
         <w:tc>
           <w:tcPr>
-            <w:tcW w:type="dxa" w:w="2477"/>
+            <w:tcW w:type="dxa" w:w="1944"/>
             <w:vAlign w:val="center"/>
-            <w:tcMar>
-              <w:top w:w="115" w:type="dxa"/>
-              <w:start w:w="115" w:type="dxa"/>
-              <w:bottom w:w="115" w:type="dxa"/>
-              <w:end w:w="115" w:type="dxa"/>
-            </w:tcMar>
           </w:tcPr>
           <w:p>
             <w:pPr>
-              <w:spacing w:after="0" w:line="276" w:lineRule="auto"/>
+              <w:spacing w:after="0" w:line="269" w:lineRule="auto"/>
             </w:pPr>
             <w:r/>
             <w:r>
               <w:rPr>
                 <w:rFonts w:ascii="Microsoft YaHei" w:hAnsi="Microsoft YaHei" w:eastAsia="Microsoft YaHei"/>
                 <w:b w:val="0"/>
+                <w:color w:val="172033"/>
                 <w:sz w:val="17"/>
               </w:rPr>
-              <w:t>至少 1 个 CRUD 模块</w:t>
+              <w:t>CRUD 模块</w:t>
             </w:r>
           </w:p>
         </w:tc>
         <w:tc>
           <w:tcPr>
-            <w:tcW w:type="dxa" w:w="3960"/>
+            <w:tcW w:type="dxa" w:w="4608"/>
             <w:vAlign w:val="center"/>
-            <w:tcMar>
-              <w:top w:w="115" w:type="dxa"/>
-              <w:start w:w="115" w:type="dxa"/>
-              <w:bottom w:w="115" w:type="dxa"/>
-              <w:end w:w="115" w:type="dxa"/>
-            </w:tcMar>
           </w:tcPr>
           <w:p>
             <w:pPr>
-              <w:spacing w:after="0" w:line="276" w:lineRule="auto"/>
+              <w:spacing w:after="0" w:line="269" w:lineRule="auto"/>
             </w:pPr>
             <w:r/>
             <w:r>
               <w:rPr>
                 <w:rFonts w:ascii="Microsoft YaHei" w:hAnsi="Microsoft YaHei" w:eastAsia="Microsoft YaHei"/>
                 <w:b w:val="0"/>
+                <w:color w:val="172033"/>
                 <w:sz w:val="17"/>
               </w:rPr>
-              <w:t>账目管理模块支持新增、查询、修改、删除，并按收入/支出、分类筛选。</w:t>
+              <w:t>账目新增、查询、修改、删除，支持月份/分类/类型筛选和分页。</w:t>
             </w:r>
           </w:p>
         </w:tc>
         <w:tc>
           <w:tcPr>
-            <w:tcW w:type="dxa" w:w="3672"/>
+            <w:tcW w:type="dxa" w:w="3528"/>
             <w:vAlign w:val="center"/>
-            <w:tcMar>
-              <w:top w:w="115" w:type="dxa"/>
-              <w:start w:w="115" w:type="dxa"/>
-              <w:bottom w:w="115" w:type="dxa"/>
-              <w:end w:w="115" w:type="dxa"/>
-            </w:tcMar>
           </w:tcPr>
           <w:p>
             <w:pPr>
-              <w:spacing w:after="0" w:line="276" w:lineRule="auto"/>
+              <w:spacing w:after="0" w:line="269" w:lineRule="auto"/>
             </w:pPr>
             <w:r/>
             <w:r>
               <w:rPr>
                 <w:rFonts w:ascii="Microsoft YaHei" w:hAnsi="Microsoft YaHei" w:eastAsia="Microsoft YaHei"/>
                 <w:b w:val="0"/>
+                <w:color w:val="172033"/>
                 <w:sz w:val="17"/>
               </w:rPr>
-              <w:t>记账管理页面；POST/GET/PUT/DELETE /api/entries。</w:t>
+              <w:t>记账管理页、/api/entries</w:t>
             </w:r>
           </w:p>
         </w:tc>
@@ -752,79 +525,64 @@
       <w:tr>
         <w:tc>
           <w:tcPr>
-            <w:tcW w:type="dxa" w:w="2477"/>
+            <w:tcW w:type="dxa" w:w="1944"/>
             <w:vAlign w:val="center"/>
-            <w:tcMar>
-              <w:top w:w="115" w:type="dxa"/>
-              <w:start w:w="115" w:type="dxa"/>
-              <w:bottom w:w="115" w:type="dxa"/>
-              <w:end w:w="115" w:type="dxa"/>
-            </w:tcMar>
           </w:tcPr>
           <w:p>
             <w:pPr>
-              <w:spacing w:after="0" w:line="276" w:lineRule="auto"/>
+              <w:spacing w:after="0" w:line="269" w:lineRule="auto"/>
             </w:pPr>
             <w:r/>
             <w:r>
               <w:rPr>
                 <w:rFonts w:ascii="Microsoft YaHei" w:hAnsi="Microsoft YaHei" w:eastAsia="Microsoft YaHei"/>
                 <w:b w:val="0"/>
+                <w:color w:val="172033"/>
                 <w:sz w:val="17"/>
               </w:rPr>
-              <w:t>前端不少于 4 个页面</w:t>
+              <w:t>前端不少于 4 页</w:t>
             </w:r>
           </w:p>
         </w:tc>
         <w:tc>
           <w:tcPr>
-            <w:tcW w:type="dxa" w:w="3960"/>
+            <w:tcW w:type="dxa" w:w="4608"/>
             <w:vAlign w:val="center"/>
-            <w:tcMar>
-              <w:top w:w="115" w:type="dxa"/>
-              <w:start w:w="115" w:type="dxa"/>
-              <w:bottom w:w="115" w:type="dxa"/>
-              <w:end w:w="115" w:type="dxa"/>
-            </w:tcMar>
           </w:tcPr>
           <w:p>
             <w:pPr>
-              <w:spacing w:after="0" w:line="276" w:lineRule="auto"/>
+              <w:spacing w:after="0" w:line="269" w:lineRule="auto"/>
             </w:pPr>
             <w:r/>
             <w:r>
               <w:rPr>
                 <w:rFonts w:ascii="Microsoft YaHei" w:hAnsi="Microsoft YaHei" w:eastAsia="Microsoft YaHei"/>
                 <w:b w:val="0"/>
+                <w:color w:val="172033"/>
                 <w:sz w:val="17"/>
               </w:rPr>
-              <w:t>单页应用含游客浏览、登录注册、仪表盘、记账管理、心愿基金、AI 教练 6 个视图。</w:t>
+              <w:t>共 6 个视图：游客、认证、仪表盘、CRUD、心愿基金、AI。</w:t>
             </w:r>
           </w:p>
         </w:tc>
         <w:tc>
           <w:tcPr>
-            <w:tcW w:type="dxa" w:w="3672"/>
+            <w:tcW w:type="dxa" w:w="3528"/>
             <w:vAlign w:val="center"/>
-            <w:tcMar>
-              <w:top w:w="115" w:type="dxa"/>
-              <w:start w:w="115" w:type="dxa"/>
-              <w:bottom w:w="115" w:type="dxa"/>
-              <w:end w:w="115" w:type="dxa"/>
-            </w:tcMar>
           </w:tcPr>
           <w:p>
             <w:pPr>
-              <w:spacing w:after="0" w:line="276" w:lineRule="auto"/>
+              <w:spacing w:after="0" w:line="269" w:lineRule="auto"/>
             </w:pPr>
             <w:r/>
             <w:r>
               <w:rPr>
                 <w:rFonts w:ascii="Microsoft YaHei" w:hAnsi="Microsoft YaHei" w:eastAsia="Microsoft YaHei"/>
                 <w:b w:val="0"/>
+                <w:color w:val="172033"/>
                 <w:sz w:val="17"/>
               </w:rPr>
-              <w:t>screenshots 目录中的 6 张截图。</w:t>
+              <w:t>screenshots 目录</w:t>
             </w:r>
           </w:p>
         </w:tc>
@@ -832,79 +590,64 @@
       <w:tr>
         <w:tc>
           <w:tcPr>
-            <w:tcW w:type="dxa" w:w="2477"/>
+            <w:tcW w:type="dxa" w:w="1944"/>
             <w:vAlign w:val="center"/>
-            <w:tcMar>
-              <w:top w:w="115" w:type="dxa"/>
-              <w:start w:w="115" w:type="dxa"/>
-              <w:bottom w:w="115" w:type="dxa"/>
-              <w:end w:w="115" w:type="dxa"/>
-            </w:tcMar>
           </w:tcPr>
           <w:p>
             <w:pPr>
-              <w:spacing w:after="0" w:line="276" w:lineRule="auto"/>
+              <w:spacing w:after="0" w:line="269" w:lineRule="auto"/>
             </w:pPr>
             <w:r/>
             <w:r>
               <w:rPr>
                 <w:rFonts w:ascii="Microsoft YaHei" w:hAnsi="Microsoft YaHei" w:eastAsia="Microsoft YaHei"/>
                 <w:b w:val="0"/>
+                <w:color w:val="172033"/>
                 <w:sz w:val="17"/>
               </w:rPr>
-              <w:t>Flask 后端不少于 5 个数据接口</w:t>
+              <w:t>Flask 不少于 5 接口</w:t>
             </w:r>
           </w:p>
         </w:tc>
         <w:tc>
           <w:tcPr>
-            <w:tcW w:type="dxa" w:w="3960"/>
+            <w:tcW w:type="dxa" w:w="4608"/>
             <w:vAlign w:val="center"/>
-            <w:tcMar>
-              <w:top w:w="115" w:type="dxa"/>
-              <w:start w:w="115" w:type="dxa"/>
-              <w:bottom w:w="115" w:type="dxa"/>
-              <w:end w:w="115" w:type="dxa"/>
-            </w:tcMar>
           </w:tcPr>
           <w:p>
             <w:pPr>
-              <w:spacing w:after="0" w:line="276" w:lineRule="auto"/>
+              <w:spacing w:after="0" w:line="269" w:lineRule="auto"/>
             </w:pPr>
             <w:r/>
             <w:r>
               <w:rPr>
                 <w:rFonts w:ascii="Microsoft YaHei" w:hAnsi="Microsoft YaHei" w:eastAsia="Microsoft YaHei"/>
                 <w:b w:val="0"/>
+                <w:color w:val="172033"/>
                 <w:sz w:val="17"/>
               </w:rPr>
-              <w:t>实现 13 个 REST 接口，覆盖公开数据、认证、汇总、账目、目标和 AI。</w:t>
+              <w:t>13 个 REST 接口，统一 code/msg/data。</w:t>
             </w:r>
           </w:p>
         </w:tc>
         <w:tc>
           <w:tcPr>
-            <w:tcW w:type="dxa" w:w="3672"/>
+            <w:tcW w:type="dxa" w:w="3528"/>
             <w:vAlign w:val="center"/>
-            <w:tcMar>
-              <w:top w:w="115" w:type="dxa"/>
-              <w:start w:w="115" w:type="dxa"/>
-              <w:bottom w:w="115" w:type="dxa"/>
-              <w:end w:w="115" w:type="dxa"/>
-            </w:tcMar>
           </w:tcPr>
           <w:p>
             <w:pPr>
-              <w:spacing w:after="0" w:line="276" w:lineRule="auto"/>
+              <w:spacing w:after="0" w:line="269" w:lineRule="auto"/>
             </w:pPr>
             <w:r/>
             <w:r>
               <w:rPr>
                 <w:rFonts w:ascii="Microsoft YaHei" w:hAnsi="Microsoft YaHei" w:eastAsia="Microsoft YaHei"/>
                 <w:b w:val="0"/>
+                <w:color w:val="172033"/>
                 <w:sz w:val="17"/>
               </w:rPr>
-              <w:t>routes.py 与接口测试。</w:t>
+              <w:t>routes.py</w:t>
             </w:r>
           </w:p>
         </w:tc>
@@ -912,79 +655,64 @@
       <w:tr>
         <w:tc>
           <w:tcPr>
-            <w:tcW w:type="dxa" w:w="2477"/>
+            <w:tcW w:type="dxa" w:w="1944"/>
             <w:vAlign w:val="center"/>
-            <w:tcMar>
-              <w:top w:w="115" w:type="dxa"/>
-              <w:start w:w="115" w:type="dxa"/>
-              <w:bottom w:w="115" w:type="dxa"/>
-              <w:end w:w="115" w:type="dxa"/>
-            </w:tcMar>
           </w:tcPr>
           <w:p>
             <w:pPr>
-              <w:spacing w:after="0" w:line="276" w:lineRule="auto"/>
+              <w:spacing w:after="0" w:line="269" w:lineRule="auto"/>
             </w:pPr>
             <w:r/>
             <w:r>
               <w:rPr>
                 <w:rFonts w:ascii="Microsoft YaHei" w:hAnsi="Microsoft YaHei" w:eastAsia="Microsoft YaHei"/>
                 <w:b w:val="0"/>
+                <w:color w:val="172033"/>
                 <w:sz w:val="17"/>
               </w:rPr>
-              <w:t>数据库不少于 3 张表，每表 10 条记录</w:t>
+              <w:t>数据库不少于 3 表</w:t>
             </w:r>
           </w:p>
         </w:tc>
         <w:tc>
           <w:tcPr>
-            <w:tcW w:type="dxa" w:w="3960"/>
+            <w:tcW w:type="dxa" w:w="4608"/>
             <w:vAlign w:val="center"/>
-            <w:tcMar>
-              <w:top w:w="115" w:type="dxa"/>
-              <w:start w:w="115" w:type="dxa"/>
-              <w:bottom w:w="115" w:type="dxa"/>
-              <w:end w:w="115" w:type="dxa"/>
-            </w:tcMar>
           </w:tcPr>
           <w:p>
             <w:pPr>
-              <w:spacing w:after="0" w:line="276" w:lineRule="auto"/>
+              <w:spacing w:after="0" w:line="269" w:lineRule="auto"/>
             </w:pPr>
             <w:r/>
             <w:r>
               <w:rPr>
                 <w:rFonts w:ascii="Microsoft YaHei" w:hAnsi="Microsoft YaHei" w:eastAsia="Microsoft YaHei"/>
                 <w:b w:val="0"/>
+                <w:color w:val="172033"/>
                 <w:sz w:val="17"/>
               </w:rPr>
-              <w:t>users、categories、ledger_entries、saving_goals 共 4 张表，启动时自动种子数据。</w:t>
+              <w:t>4 表，每表不少于 10 条种子数据。</w:t>
             </w:r>
           </w:p>
         </w:tc>
         <w:tc>
           <w:tcPr>
-            <w:tcW w:type="dxa" w:w="3672"/>
+            <w:tcW w:type="dxa" w:w="3528"/>
             <w:vAlign w:val="center"/>
-            <w:tcMar>
-              <w:top w:w="115" w:type="dxa"/>
-              <w:start w:w="115" w:type="dxa"/>
-              <w:bottom w:w="115" w:type="dxa"/>
-              <w:end w:w="115" w:type="dxa"/>
-            </w:tcMar>
           </w:tcPr>
           <w:p>
             <w:pPr>
-              <w:spacing w:after="0" w:line="276" w:lineRule="auto"/>
+              <w:spacing w:after="0" w:line="269" w:lineRule="auto"/>
             </w:pPr>
             <w:r/>
             <w:r>
               <w:rPr>
                 <w:rFonts w:ascii="Microsoft YaHei" w:hAnsi="Microsoft YaHei" w:eastAsia="Microsoft YaHei"/>
                 <w:b w:val="0"/>
+                <w:color w:val="172033"/>
                 <w:sz w:val="17"/>
               </w:rPr>
-              <w:t>seed.py；测试账号 test / 123456。</w:t>
+              <w:t>seed.py、schema.sql</w:t>
             </w:r>
           </w:p>
         </w:tc>
@@ -992,79 +720,64 @@
       <w:tr>
         <w:tc>
           <w:tcPr>
-            <w:tcW w:type="dxa" w:w="2477"/>
+            <w:tcW w:type="dxa" w:w="1944"/>
             <w:vAlign w:val="center"/>
-            <w:tcMar>
-              <w:top w:w="115" w:type="dxa"/>
-              <w:start w:w="115" w:type="dxa"/>
-              <w:bottom w:w="115" w:type="dxa"/>
-              <w:end w:w="115" w:type="dxa"/>
-            </w:tcMar>
           </w:tcPr>
           <w:p>
             <w:pPr>
-              <w:spacing w:after="0" w:line="276" w:lineRule="auto"/>
+              <w:spacing w:after="0" w:line="269" w:lineRule="auto"/>
             </w:pPr>
             <w:r/>
             <w:r>
               <w:rPr>
                 <w:rFonts w:ascii="Microsoft YaHei" w:hAnsi="Microsoft YaHei" w:eastAsia="Microsoft YaHei"/>
                 <w:b w:val="0"/>
+                <w:color w:val="172033"/>
                 <w:sz w:val="17"/>
               </w:rPr>
-              <w:t>调用国内 AI API</w:t>
+              <w:t>国内 AI API</w:t>
             </w:r>
           </w:p>
         </w:tc>
         <w:tc>
           <w:tcPr>
-            <w:tcW w:type="dxa" w:w="3960"/>
+            <w:tcW w:type="dxa" w:w="4608"/>
             <w:vAlign w:val="center"/>
-            <w:tcMar>
-              <w:top w:w="115" w:type="dxa"/>
-              <w:start w:w="115" w:type="dxa"/>
-              <w:bottom w:w="115" w:type="dxa"/>
-              <w:end w:w="115" w:type="dxa"/>
-            </w:tcMar>
           </w:tcPr>
           <w:p>
             <w:pPr>
-              <w:spacing w:after="0" w:line="276" w:lineRule="auto"/>
+              <w:spacing w:after="0" w:line="269" w:lineRule="auto"/>
             </w:pPr>
             <w:r/>
             <w:r>
               <w:rPr>
                 <w:rFonts w:ascii="Microsoft YaHei" w:hAnsi="Microsoft YaHei" w:eastAsia="Microsoft YaHei"/>
                 <w:b w:val="0"/>
+                <w:color w:val="172033"/>
                 <w:sz w:val="17"/>
               </w:rPr>
-              <w:t>CampusAiClient 调用阿里云 DashScope OpenAI 兼容接口，API Key 使用环境变量。</w:t>
+              <w:t>DashScope 封装，Key 走环境变量，无 Key 兜底。</w:t>
             </w:r>
           </w:p>
         </w:tc>
         <w:tc>
           <w:tcPr>
-            <w:tcW w:type="dxa" w:w="3672"/>
+            <w:tcW w:type="dxa" w:w="3528"/>
             <w:vAlign w:val="center"/>
-            <w:tcMar>
-              <w:top w:w="115" w:type="dxa"/>
-              <w:start w:w="115" w:type="dxa"/>
-              <w:bottom w:w="115" w:type="dxa"/>
-              <w:end w:w="115" w:type="dxa"/>
-            </w:tcMar>
           </w:tcPr>
           <w:p>
             <w:pPr>
-              <w:spacing w:after="0" w:line="276" w:lineRule="auto"/>
+              <w:spacing w:after="0" w:line="269" w:lineRule="auto"/>
             </w:pPr>
             <w:r/>
             <w:r>
               <w:rPr>
                 <w:rFonts w:ascii="Microsoft YaHei" w:hAnsi="Microsoft YaHei" w:eastAsia="Microsoft YaHei"/>
                 <w:b w:val="0"/>
+                <w:color w:val="172033"/>
                 <w:sz w:val="17"/>
               </w:rPr>
-              <w:t>ai_client.py；未配置 Key 时有本地兜底，保证演示可运行。</w:t>
+              <w:t>ai_client.py</w:t>
             </w:r>
           </w:p>
         </w:tc>
@@ -1076,7 +789,7 @@
         <w:pStyle w:val="Heading1"/>
       </w:pPr>
       <w:r>
-        <w:t>3. 需求分析</w:t>
+        <w:t>2. 前后端功能补全</w:t>
       </w:r>
     </w:p>
     <w:tbl>
@@ -1095,9 +808,9 @@
         </w:tblBorders>
       </w:tblPr>
       <w:tblGrid>
-        <w:gridCol w:w="3331"/>
-        <w:gridCol w:w="3331"/>
-        <w:gridCol w:w="3331"/>
+        <w:gridCol w:w="3351"/>
+        <w:gridCol w:w="3351"/>
+        <w:gridCol w:w="3351"/>
       </w:tblGrid>
       <w:tr>
         <w:trPr>
@@ -1108,16 +821,10 @@
             <w:tcW w:type="dxa" w:w="1728"/>
             <w:shd w:fill="EAF1FF"/>
             <w:vAlign w:val="center"/>
-            <w:tcMar>
-              <w:top w:w="130" w:type="dxa"/>
-              <w:start w:w="120" w:type="dxa"/>
-              <w:bottom w:w="130" w:type="dxa"/>
-              <w:end w:w="120" w:type="dxa"/>
-            </w:tcMar>
           </w:tcPr>
           <w:p>
             <w:pPr>
-              <w:spacing w:after="0" w:line="276" w:lineRule="auto"/>
+              <w:spacing w:after="0" w:line="269" w:lineRule="auto"/>
               <w:jc w:val="center"/>
             </w:pPr>
             <w:r/>
@@ -1126,27 +833,21 @@
                 <w:rFonts w:ascii="Microsoft YaHei" w:hAnsi="Microsoft YaHei" w:eastAsia="Microsoft YaHei"/>
                 <w:b/>
                 <w:color w:val="1D4ED8"/>
-                <w:sz w:val="18"/>
+                <w:sz w:val="17"/>
               </w:rPr>
-              <w:t>角色</w:t>
+              <w:t>方向</w:t>
             </w:r>
           </w:p>
         </w:tc>
         <w:tc>
           <w:tcPr>
-            <w:tcW w:type="dxa" w:w="4320"/>
+            <w:tcW w:type="dxa" w:w="4896"/>
             <w:shd w:fill="EAF1FF"/>
             <w:vAlign w:val="center"/>
-            <w:tcMar>
-              <w:top w:w="130" w:type="dxa"/>
-              <w:start w:w="120" w:type="dxa"/>
-              <w:bottom w:w="130" w:type="dxa"/>
-              <w:end w:w="120" w:type="dxa"/>
-            </w:tcMar>
           </w:tcPr>
           <w:p>
             <w:pPr>
-              <w:spacing w:after="0" w:line="276" w:lineRule="auto"/>
+              <w:spacing w:after="0" w:line="269" w:lineRule="auto"/>
               <w:jc w:val="center"/>
             </w:pPr>
             <w:r/>
@@ -1155,9 +856,9 @@
                 <w:rFonts w:ascii="Microsoft YaHei" w:hAnsi="Microsoft YaHei" w:eastAsia="Microsoft YaHei"/>
                 <w:b/>
                 <w:color w:val="1D4ED8"/>
-                <w:sz w:val="18"/>
+                <w:sz w:val="17"/>
               </w:rPr>
-              <w:t>核心需求</w:t>
+              <w:t>已补全功能</w:t>
             </w:r>
           </w:p>
         </w:tc>
@@ -1166,16 +867,10 @@
             <w:tcW w:type="dxa" w:w="3456"/>
             <w:shd w:fill="EAF1FF"/>
             <w:vAlign w:val="center"/>
-            <w:tcMar>
-              <w:top w:w="130" w:type="dxa"/>
-              <w:start w:w="120" w:type="dxa"/>
-              <w:bottom w:w="130" w:type="dxa"/>
-              <w:end w:w="120" w:type="dxa"/>
-            </w:tcMar>
           </w:tcPr>
           <w:p>
             <w:pPr>
-              <w:spacing w:after="0" w:line="276" w:lineRule="auto"/>
+              <w:spacing w:after="0" w:line="269" w:lineRule="auto"/>
               <w:jc w:val="center"/>
             </w:pPr>
             <w:r/>
@@ -1184,9 +879,9 @@
                 <w:rFonts w:ascii="Microsoft YaHei" w:hAnsi="Microsoft YaHei" w:eastAsia="Microsoft YaHei"/>
                 <w:b/>
                 <w:color w:val="1D4ED8"/>
-                <w:sz w:val="18"/>
+                <w:sz w:val="17"/>
               </w:rPr>
-              <w:t>对应功能</w:t>
+              <w:t>设计说明</w:t>
             </w:r>
           </w:p>
         </w:tc>
@@ -1196,51 +891,41 @@
           <w:tcPr>
             <w:tcW w:type="dxa" w:w="1728"/>
             <w:vAlign w:val="center"/>
-            <w:tcMar>
-              <w:top w:w="115" w:type="dxa"/>
-              <w:start w:w="115" w:type="dxa"/>
-              <w:bottom w:w="115" w:type="dxa"/>
-              <w:end w:w="115" w:type="dxa"/>
-            </w:tcMar>
           </w:tcPr>
           <w:p>
             <w:pPr>
-              <w:spacing w:after="0" w:line="276" w:lineRule="auto"/>
+              <w:spacing w:after="0" w:line="269" w:lineRule="auto"/>
             </w:pPr>
             <w:r/>
             <w:r>
               <w:rPr>
                 <w:rFonts w:ascii="Microsoft YaHei" w:hAnsi="Microsoft YaHei" w:eastAsia="Microsoft YaHei"/>
                 <w:b w:val="0"/>
+                <w:color w:val="172033"/>
                 <w:sz w:val="17"/>
               </w:rPr>
-              <w:t>游客</w:t>
+              <w:t>后端</w:t>
             </w:r>
           </w:p>
         </w:tc>
         <w:tc>
           <w:tcPr>
-            <w:tcW w:type="dxa" w:w="4320"/>
+            <w:tcW w:type="dxa" w:w="4896"/>
             <w:vAlign w:val="center"/>
-            <w:tcMar>
-              <w:top w:w="115" w:type="dxa"/>
-              <w:start w:w="115" w:type="dxa"/>
-              <w:bottom w:w="115" w:type="dxa"/>
-              <w:end w:w="115" w:type="dxa"/>
-            </w:tcMar>
           </w:tcPr>
           <w:p>
             <w:pPr>
-              <w:spacing w:after="0" w:line="276" w:lineRule="auto"/>
+              <w:spacing w:after="0" w:line="269" w:lineRule="auto"/>
             </w:pPr>
             <w:r/>
             <w:r>
               <w:rPr>
                 <w:rFonts w:ascii="Microsoft YaHei" w:hAnsi="Microsoft YaHei" w:eastAsia="Microsoft YaHei"/>
                 <w:b w:val="0"/>
+                <w:color w:val="172033"/>
                 <w:sz w:val="17"/>
               </w:rPr>
-              <w:t>快速了解应用定位，不登录也能看到分类和样例建议。</w:t>
+              <w:t>月份过滤、分页、非法参数 400 JSON、统一错误日志、JWT 密钥环境变量。</w:t>
             </w:r>
           </w:p>
         </w:tc>
@@ -1248,25 +933,20 @@
           <w:tcPr>
             <w:tcW w:type="dxa" w:w="3456"/>
             <w:vAlign w:val="center"/>
-            <w:tcMar>
-              <w:top w:w="115" w:type="dxa"/>
-              <w:start w:w="115" w:type="dxa"/>
-              <w:bottom w:w="115" w:type="dxa"/>
-              <w:end w:w="115" w:type="dxa"/>
-            </w:tcMar>
           </w:tcPr>
           <w:p>
             <w:pPr>
-              <w:spacing w:after="0" w:line="276" w:lineRule="auto"/>
+              <w:spacing w:after="0" w:line="269" w:lineRule="auto"/>
             </w:pPr>
             <w:r/>
             <w:r>
               <w:rPr>
                 <w:rFonts w:ascii="Microsoft YaHei" w:hAnsi="Microsoft YaHei" w:eastAsia="Microsoft YaHei"/>
                 <w:b w:val="0"/>
+                <w:color w:val="172033"/>
                 <w:sz w:val="17"/>
               </w:rPr>
-              <w:t>公开概览、公开分类、首页账本预览。</w:t>
+              <w:t>/api/summary?month=YYYY-MM 返回当月汇总、趋势和预算；/api/entries 返回 pagination。</w:t>
             </w:r>
           </w:p>
         </w:tc>
@@ -1276,51 +956,41 @@
           <w:tcPr>
             <w:tcW w:type="dxa" w:w="1728"/>
             <w:vAlign w:val="center"/>
-            <w:tcMar>
-              <w:top w:w="115" w:type="dxa"/>
-              <w:start w:w="115" w:type="dxa"/>
-              <w:bottom w:w="115" w:type="dxa"/>
-              <w:end w:w="115" w:type="dxa"/>
-            </w:tcMar>
           </w:tcPr>
           <w:p>
             <w:pPr>
-              <w:spacing w:after="0" w:line="276" w:lineRule="auto"/>
+              <w:spacing w:after="0" w:line="269" w:lineRule="auto"/>
             </w:pPr>
             <w:r/>
             <w:r>
               <w:rPr>
                 <w:rFonts w:ascii="Microsoft YaHei" w:hAnsi="Microsoft YaHei" w:eastAsia="Microsoft YaHei"/>
                 <w:b w:val="0"/>
+                <w:color w:val="172033"/>
                 <w:sz w:val="17"/>
               </w:rPr>
-              <w:t>注册用户</w:t>
+              <w:t>前端</w:t>
             </w:r>
           </w:p>
         </w:tc>
         <w:tc>
           <w:tcPr>
-            <w:tcW w:type="dxa" w:w="4320"/>
+            <w:tcW w:type="dxa" w:w="4896"/>
             <w:vAlign w:val="center"/>
-            <w:tcMar>
-              <w:top w:w="115" w:type="dxa"/>
-              <w:start w:w="115" w:type="dxa"/>
-              <w:bottom w:w="115" w:type="dxa"/>
-              <w:end w:w="115" w:type="dxa"/>
-            </w:tcMar>
           </w:tcPr>
           <w:p>
             <w:pPr>
-              <w:spacing w:after="0" w:line="276" w:lineRule="auto"/>
+              <w:spacing w:after="0" w:line="269" w:lineRule="auto"/>
             </w:pPr>
             <w:r/>
             <w:r>
               <w:rPr>
                 <w:rFonts w:ascii="Microsoft YaHei" w:hAnsi="Microsoft YaHei" w:eastAsia="Microsoft YaHei"/>
                 <w:b w:val="0"/>
+                <w:color w:val="172033"/>
                 <w:sz w:val="17"/>
               </w:rPr>
-              <w:t>安全登录后只管理自己的账目和心愿基金。</w:t>
+              <w:t>月份选择、分类筛选、分页控件、移动端输入优化、六个月趋势图、预算使用率图。</w:t>
             </w:r>
           </w:p>
         </w:tc>
@@ -1328,25 +998,20 @@
           <w:tcPr>
             <w:tcW w:type="dxa" w:w="3456"/>
             <w:vAlign w:val="center"/>
-            <w:tcMar>
-              <w:top w:w="115" w:type="dxa"/>
-              <w:start w:w="115" w:type="dxa"/>
-              <w:bottom w:w="115" w:type="dxa"/>
-              <w:end w:w="115" w:type="dxa"/>
-            </w:tcMar>
           </w:tcPr>
           <w:p>
             <w:pPr>
-              <w:spacing w:after="0" w:line="276" w:lineRule="auto"/>
+              <w:spacing w:after="0" w:line="269" w:lineRule="auto"/>
             </w:pPr>
             <w:r/>
             <w:r>
               <w:rPr>
                 <w:rFonts w:ascii="Microsoft YaHei" w:hAnsi="Microsoft YaHei" w:eastAsia="Microsoft YaHei"/>
                 <w:b w:val="0"/>
+                <w:color w:val="172033"/>
                 <w:sz w:val="17"/>
               </w:rPr>
-              <w:t>注册、登录、个人信息、JWT 鉴权。</w:t>
+              <w:t>全部使用原生 JS/CSS，保持课程要求技术栈。</w:t>
             </w:r>
           </w:p>
         </w:tc>
@@ -1356,51 +1021,41 @@
           <w:tcPr>
             <w:tcW w:type="dxa" w:w="1728"/>
             <w:vAlign w:val="center"/>
-            <w:tcMar>
-              <w:top w:w="115" w:type="dxa"/>
-              <w:start w:w="115" w:type="dxa"/>
-              <w:bottom w:w="115" w:type="dxa"/>
-              <w:end w:w="115" w:type="dxa"/>
-            </w:tcMar>
           </w:tcPr>
           <w:p>
             <w:pPr>
-              <w:spacing w:after="0" w:line="276" w:lineRule="auto"/>
+              <w:spacing w:after="0" w:line="269" w:lineRule="auto"/>
             </w:pPr>
             <w:r/>
             <w:r>
               <w:rPr>
                 <w:rFonts w:ascii="Microsoft YaHei" w:hAnsi="Microsoft YaHei" w:eastAsia="Microsoft YaHei"/>
                 <w:b w:val="0"/>
+                <w:color w:val="172033"/>
                 <w:sz w:val="17"/>
               </w:rPr>
-              <w:t>记账用户</w:t>
+              <w:t>AI</w:t>
             </w:r>
           </w:p>
         </w:tc>
         <w:tc>
           <w:tcPr>
-            <w:tcW w:type="dxa" w:w="4320"/>
+            <w:tcW w:type="dxa" w:w="4896"/>
             <w:vAlign w:val="center"/>
-            <w:tcMar>
-              <w:top w:w="115" w:type="dxa"/>
-              <w:start w:w="115" w:type="dxa"/>
-              <w:bottom w:w="115" w:type="dxa"/>
-              <w:end w:w="115" w:type="dxa"/>
-            </w:tcMar>
           </w:tcPr>
           <w:p>
             <w:pPr>
-              <w:spacing w:after="0" w:line="276" w:lineRule="auto"/>
+              <w:spacing w:after="0" w:line="269" w:lineRule="auto"/>
             </w:pPr>
             <w:r/>
             <w:r>
               <w:rPr>
                 <w:rFonts w:ascii="Microsoft YaHei" w:hAnsi="Microsoft YaHei" w:eastAsia="Microsoft YaHei"/>
                 <w:b w:val="0"/>
+                <w:color w:val="172033"/>
                 <w:sz w:val="17"/>
               </w:rPr>
-              <w:t>记录收入/支出、场景、心情、日期和备注，必要时修改或删除。</w:t>
+              <w:t>AI 教练按月份上下文生成预算建议。</w:t>
             </w:r>
           </w:p>
         </w:tc>
@@ -1408,521 +1063,20 @@
           <w:tcPr>
             <w:tcW w:type="dxa" w:w="3456"/>
             <w:vAlign w:val="center"/>
-            <w:tcMar>
-              <w:top w:w="115" w:type="dxa"/>
-              <w:start w:w="115" w:type="dxa"/>
-              <w:bottom w:w="115" w:type="dxa"/>
-              <w:end w:w="115" w:type="dxa"/>
-            </w:tcMar>
           </w:tcPr>
           <w:p>
             <w:pPr>
-              <w:spacing w:after="0" w:line="276" w:lineRule="auto"/>
+              <w:spacing w:after="0" w:line="269" w:lineRule="auto"/>
             </w:pPr>
             <w:r/>
             <w:r>
               <w:rPr>
                 <w:rFonts w:ascii="Microsoft YaHei" w:hAnsi="Microsoft YaHei" w:eastAsia="Microsoft YaHei"/>
                 <w:b w:val="0"/>
+                <w:color w:val="172033"/>
                 <w:sz w:val="17"/>
               </w:rPr>
-              <w:t>账目 CRUD、分类筛选、表单校验。</w:t>
-            </w:r>
-          </w:p>
-        </w:tc>
-      </w:tr>
-      <w:tr>
-        <w:tc>
-          <w:tcPr>
-            <w:tcW w:type="dxa" w:w="1728"/>
-            <w:vAlign w:val="center"/>
-            <w:tcMar>
-              <w:top w:w="115" w:type="dxa"/>
-              <w:start w:w="115" w:type="dxa"/>
-              <w:bottom w:w="115" w:type="dxa"/>
-              <w:end w:w="115" w:type="dxa"/>
-            </w:tcMar>
-          </w:tcPr>
-          <w:p>
-            <w:pPr>
-              <w:spacing w:after="0" w:line="276" w:lineRule="auto"/>
-            </w:pPr>
-            <w:r/>
-            <w:r>
-              <w:rPr>
-                <w:rFonts w:ascii="Microsoft YaHei" w:hAnsi="Microsoft YaHei" w:eastAsia="Microsoft YaHei"/>
-                <w:b w:val="0"/>
-                <w:sz w:val="17"/>
-              </w:rPr>
-              <w:t>复盘用户</w:t>
-            </w:r>
-          </w:p>
-        </w:tc>
-        <w:tc>
-          <w:tcPr>
-            <w:tcW w:type="dxa" w:w="4320"/>
-            <w:vAlign w:val="center"/>
-            <w:tcMar>
-              <w:top w:w="115" w:type="dxa"/>
-              <w:start w:w="115" w:type="dxa"/>
-              <w:bottom w:w="115" w:type="dxa"/>
-              <w:end w:w="115" w:type="dxa"/>
-            </w:tcMar>
-          </w:tcPr>
-          <w:p>
-            <w:pPr>
-              <w:spacing w:after="0" w:line="276" w:lineRule="auto"/>
-            </w:pPr>
-            <w:r/>
-            <w:r>
-              <w:rPr>
-                <w:rFonts w:ascii="Microsoft YaHei" w:hAnsi="Microsoft YaHei" w:eastAsia="Microsoft YaHei"/>
-                <w:b w:val="0"/>
-                <w:sz w:val="17"/>
-              </w:rPr>
-              <w:t>看本月收入、支出、结余、分类排行和近期流水。</w:t>
-            </w:r>
-          </w:p>
-        </w:tc>
-        <w:tc>
-          <w:tcPr>
-            <w:tcW w:type="dxa" w:w="3456"/>
-            <w:vAlign w:val="center"/>
-            <w:tcMar>
-              <w:top w:w="115" w:type="dxa"/>
-              <w:start w:w="115" w:type="dxa"/>
-              <w:bottom w:w="115" w:type="dxa"/>
-              <w:end w:w="115" w:type="dxa"/>
-            </w:tcMar>
-          </w:tcPr>
-          <w:p>
-            <w:pPr>
-              <w:spacing w:after="0" w:line="276" w:lineRule="auto"/>
-            </w:pPr>
-            <w:r/>
-            <w:r>
-              <w:rPr>
-                <w:rFonts w:ascii="Microsoft YaHei" w:hAnsi="Microsoft YaHei" w:eastAsia="Microsoft YaHei"/>
-                <w:b w:val="0"/>
-                <w:sz w:val="17"/>
-              </w:rPr>
-              <w:t>仪表盘汇总、分类条形展示。</w:t>
-            </w:r>
-          </w:p>
-        </w:tc>
-      </w:tr>
-      <w:tr>
-        <w:tc>
-          <w:tcPr>
-            <w:tcW w:type="dxa" w:w="1728"/>
-            <w:vAlign w:val="center"/>
-            <w:tcMar>
-              <w:top w:w="115" w:type="dxa"/>
-              <w:start w:w="115" w:type="dxa"/>
-              <w:bottom w:w="115" w:type="dxa"/>
-              <w:end w:w="115" w:type="dxa"/>
-            </w:tcMar>
-          </w:tcPr>
-          <w:p>
-            <w:pPr>
-              <w:spacing w:after="0" w:line="276" w:lineRule="auto"/>
-            </w:pPr>
-            <w:r/>
-            <w:r>
-              <w:rPr>
-                <w:rFonts w:ascii="Microsoft YaHei" w:hAnsi="Microsoft YaHei" w:eastAsia="Microsoft YaHei"/>
-                <w:b w:val="0"/>
-                <w:sz w:val="17"/>
-              </w:rPr>
-              <w:t>计划用户</w:t>
-            </w:r>
-          </w:p>
-        </w:tc>
-        <w:tc>
-          <w:tcPr>
-            <w:tcW w:type="dxa" w:w="4320"/>
-            <w:vAlign w:val="center"/>
-            <w:tcMar>
-              <w:top w:w="115" w:type="dxa"/>
-              <w:start w:w="115" w:type="dxa"/>
-              <w:bottom w:w="115" w:type="dxa"/>
-              <w:end w:w="115" w:type="dxa"/>
-            </w:tcMar>
-          </w:tcPr>
-          <w:p>
-            <w:pPr>
-              <w:spacing w:after="0" w:line="276" w:lineRule="auto"/>
-            </w:pPr>
-            <w:r/>
-            <w:r>
-              <w:rPr>
-                <w:rFonts w:ascii="Microsoft YaHei" w:hAnsi="Microsoft YaHei" w:eastAsia="Microsoft YaHei"/>
-                <w:b w:val="0"/>
-                <w:sz w:val="17"/>
-              </w:rPr>
-              <w:t>把旅行、考证、数码装备等目标拆成可视化进度。</w:t>
-            </w:r>
-          </w:p>
-        </w:tc>
-        <w:tc>
-          <w:tcPr>
-            <w:tcW w:type="dxa" w:w="3456"/>
-            <w:vAlign w:val="center"/>
-            <w:tcMar>
-              <w:top w:w="115" w:type="dxa"/>
-              <w:start w:w="115" w:type="dxa"/>
-              <w:bottom w:w="115" w:type="dxa"/>
-              <w:end w:w="115" w:type="dxa"/>
-            </w:tcMar>
-          </w:tcPr>
-          <w:p>
-            <w:pPr>
-              <w:spacing w:after="0" w:line="276" w:lineRule="auto"/>
-            </w:pPr>
-            <w:r/>
-            <w:r>
-              <w:rPr>
-                <w:rFonts w:ascii="Microsoft YaHei" w:hAnsi="Microsoft YaHei" w:eastAsia="Microsoft YaHei"/>
-                <w:b w:val="0"/>
-                <w:sz w:val="17"/>
-              </w:rPr>
-              <w:t>心愿基金进度卡片。</w:t>
-            </w:r>
-          </w:p>
-        </w:tc>
-      </w:tr>
-      <w:tr>
-        <w:tc>
-          <w:tcPr>
-            <w:tcW w:type="dxa" w:w="1728"/>
-            <w:vAlign w:val="center"/>
-            <w:tcMar>
-              <w:top w:w="115" w:type="dxa"/>
-              <w:start w:w="115" w:type="dxa"/>
-              <w:bottom w:w="115" w:type="dxa"/>
-              <w:end w:w="115" w:type="dxa"/>
-            </w:tcMar>
-          </w:tcPr>
-          <w:p>
-            <w:pPr>
-              <w:spacing w:after="0" w:line="276" w:lineRule="auto"/>
-            </w:pPr>
-            <w:r/>
-            <w:r>
-              <w:rPr>
-                <w:rFonts w:ascii="Microsoft YaHei" w:hAnsi="Microsoft YaHei" w:eastAsia="Microsoft YaHei"/>
-                <w:b w:val="0"/>
-                <w:sz w:val="17"/>
-              </w:rPr>
-              <w:t>求建议用户</w:t>
-            </w:r>
-          </w:p>
-        </w:tc>
-        <w:tc>
-          <w:tcPr>
-            <w:tcW w:type="dxa" w:w="4320"/>
-            <w:vAlign w:val="center"/>
-            <w:tcMar>
-              <w:top w:w="115" w:type="dxa"/>
-              <w:start w:w="115" w:type="dxa"/>
-              <w:bottom w:w="115" w:type="dxa"/>
-              <w:end w:w="115" w:type="dxa"/>
-            </w:tcMar>
-          </w:tcPr>
-          <w:p>
-            <w:pPr>
-              <w:spacing w:after="0" w:line="276" w:lineRule="auto"/>
-            </w:pPr>
-            <w:r/>
-            <w:r>
-              <w:rPr>
-                <w:rFonts w:ascii="Microsoft YaHei" w:hAnsi="Microsoft YaHei" w:eastAsia="Microsoft YaHei"/>
-                <w:b w:val="0"/>
-                <w:sz w:val="17"/>
-              </w:rPr>
-              <w:t>基于自己的账本问预算、节省和复盘策略。</w:t>
-            </w:r>
-          </w:p>
-        </w:tc>
-        <w:tc>
-          <w:tcPr>
-            <w:tcW w:type="dxa" w:w="3456"/>
-            <w:vAlign w:val="center"/>
-            <w:tcMar>
-              <w:top w:w="115" w:type="dxa"/>
-              <w:start w:w="115" w:type="dxa"/>
-              <w:bottom w:w="115" w:type="dxa"/>
-              <w:end w:w="115" w:type="dxa"/>
-            </w:tcMar>
-          </w:tcPr>
-          <w:p>
-            <w:pPr>
-              <w:spacing w:after="0" w:line="276" w:lineRule="auto"/>
-            </w:pPr>
-            <w:r/>
-            <w:r>
-              <w:rPr>
-                <w:rFonts w:ascii="Microsoft YaHei" w:hAnsi="Microsoft YaHei" w:eastAsia="Microsoft YaHei"/>
-                <w:b w:val="0"/>
-                <w:sz w:val="17"/>
-              </w:rPr>
-              <w:t>AI 账本教练。</w:t>
-            </w:r>
-          </w:p>
-        </w:tc>
-      </w:tr>
-    </w:tbl>
-    <w:p/>
-    <w:p>
-      <w:pPr>
-        <w:ind w:left="259" w:hanging="173"/>
-      </w:pPr>
-      <w:r>
-        <w:rPr>
-          <w:rFonts w:ascii="Microsoft YaHei" w:hAnsi="Microsoft YaHei" w:eastAsia="Microsoft YaHei"/>
-          <w:color w:val="172033"/>
-          <w:sz w:val="20"/>
-        </w:rPr>
-        <w:t>• 功能边界：本次课程设计聚焦个人账本，不做多用户社交、支付接入和真实银行流水同步。</w:t>
-      </w:r>
-    </w:p>
-    <w:p>
-      <w:pPr>
-        <w:ind w:left="259" w:hanging="173"/>
-      </w:pPr>
-      <w:r>
-        <w:rPr>
-          <w:rFonts w:ascii="Microsoft YaHei" w:hAnsi="Microsoft YaHei" w:eastAsia="Microsoft YaHei"/>
-          <w:color w:val="172033"/>
-          <w:sz w:val="20"/>
-        </w:rPr>
-        <w:t>• 数据边界：账目与心愿基金按用户隔离；游客只能看公开信息和样例统计。</w:t>
-      </w:r>
-    </w:p>
-    <w:p>
-      <w:pPr>
-        <w:ind w:left="259" w:hanging="173"/>
-      </w:pPr>
-      <w:r>
-        <w:rPr>
-          <w:rFonts w:ascii="Microsoft YaHei" w:hAnsi="Microsoft YaHei" w:eastAsia="Microsoft YaHei"/>
-          <w:color w:val="172033"/>
-          <w:sz w:val="20"/>
-        </w:rPr>
-        <w:t>• 安全边界：密码散列存储，AI Key 不写入源码，通过 DASHSCOPE_API_KEY 环境变量读取。</w:t>
-      </w:r>
-    </w:p>
-    <w:p>
-      <w:pPr>
-        <w:pStyle w:val="Heading1"/>
-      </w:pPr>
-      <w:r>
-        <w:t>4. 总体设计</w:t>
-      </w:r>
-    </w:p>
-    <w:p>
-      <w:pPr>
-        <w:jc w:val="center"/>
-      </w:pPr>
-      <w:r>
-        <w:drawing>
-          <wp:inline xmlns:a="http://schemas.openxmlformats.org/drawingml/2006/main" xmlns:pic="http://schemas.openxmlformats.org/drawingml/2006/picture">
-            <wp:extent cx="5897880" cy="3022664"/>
-            <wp:docPr id="1" name="Picture 1"/>
-            <wp:cNvGraphicFramePr>
-              <a:graphicFrameLocks noChangeAspect="1"/>
-            </wp:cNvGraphicFramePr>
-            <a:graphic>
-              <a:graphicData uri="http://schemas.openxmlformats.org/drawingml/2006/picture">
-                <pic:pic>
-                  <pic:nvPicPr>
-                    <pic:cNvPr id="0" name="architecture.png"/>
-                    <pic:cNvPicPr/>
-                  </pic:nvPicPr>
-                  <pic:blipFill>
-                    <a:blip r:embed="rId9"/>
-                    <a:stretch>
-                      <a:fillRect/>
-                    </a:stretch>
-                  </pic:blipFill>
-                  <pic:spPr>
-                    <a:xfrm>
-                      <a:off x="0" y="0"/>
-                      <a:ext cx="5897880" cy="3022664"/>
-                    </a:xfrm>
-                    <a:prstGeom prst="rect"/>
-                  </pic:spPr>
-                </pic:pic>
-              </a:graphicData>
-            </a:graphic>
-          </wp:inline>
-        </w:drawing>
-      </w:r>
-    </w:p>
-    <w:p>
-      <w:pPr>
-        <w:spacing w:after="160"/>
-        <w:jc w:val="center"/>
-      </w:pPr>
-      <w:r>
-        <w:rPr>
-          <w:rFonts w:ascii="Microsoft YaHei" w:hAnsi="Microsoft YaHei" w:eastAsia="Microsoft YaHei"/>
-          <w:color w:val="637083"/>
-          <w:sz w:val="18"/>
-        </w:rPr>
-        <w:t>图 1 系统总体架构</w:t>
-      </w:r>
-    </w:p>
-    <w:p>
-      <w:pPr>
-        <w:jc w:val="center"/>
-      </w:pPr>
-      <w:r>
-        <w:drawing>
-          <wp:inline xmlns:a="http://schemas.openxmlformats.org/drawingml/2006/main" xmlns:pic="http://schemas.openxmlformats.org/drawingml/2006/picture">
-            <wp:extent cx="5897880" cy="2437790"/>
-            <wp:docPr id="2" name="Picture 2"/>
-            <wp:cNvGraphicFramePr>
-              <a:graphicFrameLocks noChangeAspect="1"/>
-            </wp:cNvGraphicFramePr>
-            <a:graphic>
-              <a:graphicData uri="http://schemas.openxmlformats.org/drawingml/2006/picture">
-                <pic:pic>
-                  <pic:nvPicPr>
-                    <pic:cNvPr id="0" name="flow.png"/>
-                    <pic:cNvPicPr/>
-                  </pic:nvPicPr>
-                  <pic:blipFill>
-                    <a:blip r:embed="rId10"/>
-                    <a:stretch>
-                      <a:fillRect/>
-                    </a:stretch>
-                  </pic:blipFill>
-                  <pic:spPr>
-                    <a:xfrm>
-                      <a:off x="0" y="0"/>
-                      <a:ext cx="5897880" cy="2437790"/>
-                    </a:xfrm>
-                    <a:prstGeom prst="rect"/>
-                  </pic:spPr>
-                </pic:pic>
-              </a:graphicData>
-            </a:graphic>
-          </wp:inline>
-        </w:drawing>
-      </w:r>
-    </w:p>
-    <w:p>
-      <w:pPr>
-        <w:spacing w:after="160"/>
-        <w:jc w:val="center"/>
-      </w:pPr>
-      <w:r>
-        <w:rPr>
-          <w:rFonts w:ascii="Microsoft YaHei" w:hAnsi="Microsoft YaHei" w:eastAsia="Microsoft YaHei"/>
-          <w:color w:val="637083"/>
-          <w:sz w:val="18"/>
-        </w:rPr>
-        <w:t>图 2 核心使用流程</w:t>
-      </w:r>
-    </w:p>
-    <w:tbl>
-      <w:tblPr>
-        <w:tblW w:type="auto" w:w="0"/>
-        <w:jc w:val="center"/>
-        <w:tblLook w:firstColumn="1" w:firstRow="1" w:lastColumn="0" w:lastRow="0" w:noHBand="0" w:noVBand="1" w:val="04A0"/>
-        <w:tblBorders>
-          <w:top w:val="single" w:sz="8" w:space="0" w:color="C9D7F5"/>
-          <w:left w:val="single" w:sz="8" w:space="0" w:color="C9D7F5"/>
-          <w:bottom w:val="single" w:sz="8" w:space="0" w:color="C9D7F5"/>
-          <w:right w:val="single" w:sz="8" w:space="0" w:color="C9D7F5"/>
-          <w:insideH w:val="single" w:sz="8" w:space="0" w:color="C9D7F5"/>
-          <w:insideV w:val="single" w:sz="8" w:space="0" w:color="C9D7F5"/>
-        </w:tblBorders>
-      </w:tblPr>
-      <w:tblGrid>
-        <w:gridCol w:w="9994"/>
-      </w:tblGrid>
-      <w:tr>
-        <w:trPr>
-          <w:tblHeader w:val="true"/>
-        </w:trPr>
-        <w:tc>
-          <w:tcPr>
-            <w:tcW w:type="dxa" w:w="9994"/>
-            <w:shd w:fill="F7FAFF"/>
-            <w:tcMar>
-              <w:top w:w="180" w:type="dxa"/>
-              <w:start w:w="180" w:type="dxa"/>
-              <w:bottom w:w="180" w:type="dxa"/>
-              <w:end w:w="180" w:type="dxa"/>
-            </w:tcMar>
-          </w:tcPr>
-          <w:p>
-            <w:r>
-              <w:rPr>
-                <w:rFonts w:ascii="Microsoft YaHei" w:hAnsi="Microsoft YaHei" w:eastAsia="Microsoft YaHei"/>
-                <w:b/>
-                <w:color w:val="1D4ED8"/>
-                <w:sz w:val="22"/>
-              </w:rPr>
-              <w:t>关键设计决策</w:t>
-            </w:r>
-          </w:p>
-          <w:p>
-            <w:pPr>
-              <w:spacing w:after="40"/>
-              <w:ind w:left="86"/>
-            </w:pPr>
-            <w:r>
-              <w:rPr>
-                <w:rFonts w:ascii="Microsoft YaHei" w:hAnsi="Microsoft YaHei" w:eastAsia="Microsoft YaHei"/>
-                <w:color w:val="172033"/>
-                <w:sz w:val="19"/>
-              </w:rPr>
-              <w:t>• 前端使用原生 HTML/CSS/JavaScript 和 Fetch，减少构建依赖，便于课程验收直接运行。</w:t>
-            </w:r>
-          </w:p>
-          <w:p>
-            <w:pPr>
-              <w:spacing w:after="40"/>
-              <w:ind w:left="86"/>
-            </w:pPr>
-            <w:r>
-              <w:rPr>
-                <w:rFonts w:ascii="Microsoft YaHei" w:hAnsi="Microsoft YaHei" w:eastAsia="Microsoft YaHei"/>
-                <w:color w:val="172033"/>
-                <w:sz w:val="19"/>
-              </w:rPr>
-              <w:t>• 后端使用 Flask 工厂模式组织应用，routes、models、seed、ai_client 分离，便于维护。</w:t>
-            </w:r>
-          </w:p>
-          <w:p>
-            <w:pPr>
-              <w:spacing w:after="40"/>
-              <w:ind w:left="86"/>
-            </w:pPr>
-            <w:r>
-              <w:rPr>
-                <w:rFonts w:ascii="Microsoft YaHei" w:hAnsi="Microsoft YaHei" w:eastAsia="Microsoft YaHei"/>
-                <w:color w:val="172033"/>
-                <w:sz w:val="19"/>
-              </w:rPr>
-              <w:t>• SQLite 数据库自动创建在 instance/campus_ledger.db；schema.sql 作为结构说明和备份。</w:t>
-            </w:r>
-          </w:p>
-          <w:p>
-            <w:pPr>
-              <w:spacing w:after="40"/>
-              <w:ind w:left="86"/>
-            </w:pPr>
-            <w:r>
-              <w:rPr>
-                <w:rFonts w:ascii="Microsoft YaHei" w:hAnsi="Microsoft YaHei" w:eastAsia="Microsoft YaHei"/>
-                <w:color w:val="172033"/>
-                <w:sz w:val="19"/>
-              </w:rPr>
-              <w:t>• AI 模块采用真实接口优先、本地建议兜底的策略，避免无 Key 或网络异常影响演示。</w:t>
+              <w:t>未配置真实 Key 时返回本地演示建议。</w:t>
             </w:r>
           </w:p>
         </w:tc>
@@ -1934,348 +1088,7 @@
         <w:pStyle w:val="Heading1"/>
       </w:pPr>
       <w:r>
-        <w:t>5. 界面设计</w:t>
-      </w:r>
-    </w:p>
-    <w:p>
-      <w:r>
-        <w:t>界面采用浅色、克制的校园工具风格，导航固定在顶部，主流程从游客了解、登录认证、账目管理到复盘建议逐步展开。</w:t>
-      </w:r>
-    </w:p>
-    <w:p>
-      <w:pPr>
-        <w:jc w:val="center"/>
-      </w:pPr>
-      <w:r>
-        <w:drawing>
-          <wp:inline xmlns:a="http://schemas.openxmlformats.org/drawingml/2006/main" xmlns:pic="http://schemas.openxmlformats.org/drawingml/2006/picture">
-            <wp:extent cx="5715000" cy="3968750"/>
-            <wp:docPr id="3" name="Picture 3"/>
-            <wp:cNvGraphicFramePr>
-              <a:graphicFrameLocks noChangeAspect="1"/>
-            </wp:cNvGraphicFramePr>
-            <a:graphic>
-              <a:graphicData uri="http://schemas.openxmlformats.org/drawingml/2006/picture">
-                <pic:pic>
-                  <pic:nvPicPr>
-                    <pic:cNvPr id="0" name="01_游客浏览.png"/>
-                    <pic:cNvPicPr/>
-                  </pic:nvPicPr>
-                  <pic:blipFill>
-                    <a:blip r:embed="rId11"/>
-                    <a:stretch>
-                      <a:fillRect/>
-                    </a:stretch>
-                  </pic:blipFill>
-                  <pic:spPr>
-                    <a:xfrm>
-                      <a:off x="0" y="0"/>
-                      <a:ext cx="5715000" cy="3968750"/>
-                    </a:xfrm>
-                    <a:prstGeom prst="rect"/>
-                  </pic:spPr>
-                </pic:pic>
-              </a:graphicData>
-            </a:graphic>
-          </wp:inline>
-        </w:drawing>
-      </w:r>
-    </w:p>
-    <w:p>
-      <w:pPr>
-        <w:spacing w:after="160"/>
-        <w:jc w:val="center"/>
-      </w:pPr>
-      <w:r>
-        <w:rPr>
-          <w:rFonts w:ascii="Microsoft YaHei" w:hAnsi="Microsoft YaHei" w:eastAsia="Microsoft YaHei"/>
-          <w:color w:val="637083"/>
-          <w:sz w:val="18"/>
-        </w:rPr>
-        <w:t>图 3 游客浏览页面</w:t>
-      </w:r>
-    </w:p>
-    <w:p>
-      <w:pPr>
-        <w:jc w:val="center"/>
-      </w:pPr>
-      <w:r>
-        <w:drawing>
-          <wp:inline xmlns:a="http://schemas.openxmlformats.org/drawingml/2006/main" xmlns:pic="http://schemas.openxmlformats.org/drawingml/2006/picture">
-            <wp:extent cx="5715000" cy="3968750"/>
-            <wp:docPr id="4" name="Picture 4"/>
-            <wp:cNvGraphicFramePr>
-              <a:graphicFrameLocks noChangeAspect="1"/>
-            </wp:cNvGraphicFramePr>
-            <a:graphic>
-              <a:graphicData uri="http://schemas.openxmlformats.org/drawingml/2006/picture">
-                <pic:pic>
-                  <pic:nvPicPr>
-                    <pic:cNvPr id="0" name="02_登录注册.png"/>
-                    <pic:cNvPicPr/>
-                  </pic:nvPicPr>
-                  <pic:blipFill>
-                    <a:blip r:embed="rId12"/>
-                    <a:stretch>
-                      <a:fillRect/>
-                    </a:stretch>
-                  </pic:blipFill>
-                  <pic:spPr>
-                    <a:xfrm>
-                      <a:off x="0" y="0"/>
-                      <a:ext cx="5715000" cy="3968750"/>
-                    </a:xfrm>
-                    <a:prstGeom prst="rect"/>
-                  </pic:spPr>
-                </pic:pic>
-              </a:graphicData>
-            </a:graphic>
-          </wp:inline>
-        </w:drawing>
-      </w:r>
-    </w:p>
-    <w:p>
-      <w:pPr>
-        <w:spacing w:after="160"/>
-        <w:jc w:val="center"/>
-      </w:pPr>
-      <w:r>
-        <w:rPr>
-          <w:rFonts w:ascii="Microsoft YaHei" w:hAnsi="Microsoft YaHei" w:eastAsia="Microsoft YaHei"/>
-          <w:color w:val="637083"/>
-          <w:sz w:val="18"/>
-        </w:rPr>
-        <w:t>图 4 登录注册页面</w:t>
-      </w:r>
-    </w:p>
-    <w:p>
-      <w:r>
-        <w:br w:type="page"/>
-      </w:r>
-    </w:p>
-    <w:p>
-      <w:pPr>
-        <w:jc w:val="center"/>
-      </w:pPr>
-      <w:r>
-        <w:drawing>
-          <wp:inline xmlns:a="http://schemas.openxmlformats.org/drawingml/2006/main" xmlns:pic="http://schemas.openxmlformats.org/drawingml/2006/picture">
-            <wp:extent cx="5715000" cy="3968750"/>
-            <wp:docPr id="5" name="Picture 5"/>
-            <wp:cNvGraphicFramePr>
-              <a:graphicFrameLocks noChangeAspect="1"/>
-            </wp:cNvGraphicFramePr>
-            <a:graphic>
-              <a:graphicData uri="http://schemas.openxmlformats.org/drawingml/2006/picture">
-                <pic:pic>
-                  <pic:nvPicPr>
-                    <pic:cNvPr id="0" name="03_生活仪表盘.png"/>
-                    <pic:cNvPicPr/>
-                  </pic:nvPicPr>
-                  <pic:blipFill>
-                    <a:blip r:embed="rId13"/>
-                    <a:stretch>
-                      <a:fillRect/>
-                    </a:stretch>
-                  </pic:blipFill>
-                  <pic:spPr>
-                    <a:xfrm>
-                      <a:off x="0" y="0"/>
-                      <a:ext cx="5715000" cy="3968750"/>
-                    </a:xfrm>
-                    <a:prstGeom prst="rect"/>
-                  </pic:spPr>
-                </pic:pic>
-              </a:graphicData>
-            </a:graphic>
-          </wp:inline>
-        </w:drawing>
-      </w:r>
-    </w:p>
-    <w:p>
-      <w:pPr>
-        <w:spacing w:after="160"/>
-        <w:jc w:val="center"/>
-      </w:pPr>
-      <w:r>
-        <w:rPr>
-          <w:rFonts w:ascii="Microsoft YaHei" w:hAnsi="Microsoft YaHei" w:eastAsia="Microsoft YaHei"/>
-          <w:color w:val="637083"/>
-          <w:sz w:val="18"/>
-        </w:rPr>
-        <w:t>图 5 生活仪表盘页面</w:t>
-      </w:r>
-    </w:p>
-    <w:p>
-      <w:pPr>
-        <w:jc w:val="center"/>
-      </w:pPr>
-      <w:r>
-        <w:drawing>
-          <wp:inline xmlns:a="http://schemas.openxmlformats.org/drawingml/2006/main" xmlns:pic="http://schemas.openxmlformats.org/drawingml/2006/picture">
-            <wp:extent cx="5715000" cy="7020719"/>
-            <wp:docPr id="6" name="Picture 6"/>
-            <wp:cNvGraphicFramePr>
-              <a:graphicFrameLocks noChangeAspect="1"/>
-            </wp:cNvGraphicFramePr>
-            <a:graphic>
-              <a:graphicData uri="http://schemas.openxmlformats.org/drawingml/2006/picture">
-                <pic:pic>
-                  <pic:nvPicPr>
-                    <pic:cNvPr id="0" name="04_记账管理.png"/>
-                    <pic:cNvPicPr/>
-                  </pic:nvPicPr>
-                  <pic:blipFill>
-                    <a:blip r:embed="rId14"/>
-                    <a:stretch>
-                      <a:fillRect/>
-                    </a:stretch>
-                  </pic:blipFill>
-                  <pic:spPr>
-                    <a:xfrm>
-                      <a:off x="0" y="0"/>
-                      <a:ext cx="5715000" cy="7020719"/>
-                    </a:xfrm>
-                    <a:prstGeom prst="rect"/>
-                  </pic:spPr>
-                </pic:pic>
-              </a:graphicData>
-            </a:graphic>
-          </wp:inline>
-        </w:drawing>
-      </w:r>
-    </w:p>
-    <w:p>
-      <w:pPr>
-        <w:spacing w:after="160"/>
-        <w:jc w:val="center"/>
-      </w:pPr>
-      <w:r>
-        <w:rPr>
-          <w:rFonts w:ascii="Microsoft YaHei" w:hAnsi="Microsoft YaHei" w:eastAsia="Microsoft YaHei"/>
-          <w:color w:val="637083"/>
-          <w:sz w:val="18"/>
-        </w:rPr>
-        <w:t>图 6 记账管理页面</w:t>
-      </w:r>
-    </w:p>
-    <w:p>
-      <w:r>
-        <w:br w:type="page"/>
-      </w:r>
-    </w:p>
-    <w:p>
-      <w:pPr>
-        <w:jc w:val="center"/>
-      </w:pPr>
-      <w:r>
-        <w:drawing>
-          <wp:inline xmlns:a="http://schemas.openxmlformats.org/drawingml/2006/main" xmlns:pic="http://schemas.openxmlformats.org/drawingml/2006/picture">
-            <wp:extent cx="5715000" cy="3968750"/>
-            <wp:docPr id="7" name="Picture 7"/>
-            <wp:cNvGraphicFramePr>
-              <a:graphicFrameLocks noChangeAspect="1"/>
-            </wp:cNvGraphicFramePr>
-            <a:graphic>
-              <a:graphicData uri="http://schemas.openxmlformats.org/drawingml/2006/picture">
-                <pic:pic>
-                  <pic:nvPicPr>
-                    <pic:cNvPr id="0" name="05_心愿基金.png"/>
-                    <pic:cNvPicPr/>
-                  </pic:nvPicPr>
-                  <pic:blipFill>
-                    <a:blip r:embed="rId15"/>
-                    <a:stretch>
-                      <a:fillRect/>
-                    </a:stretch>
-                  </pic:blipFill>
-                  <pic:spPr>
-                    <a:xfrm>
-                      <a:off x="0" y="0"/>
-                      <a:ext cx="5715000" cy="3968750"/>
-                    </a:xfrm>
-                    <a:prstGeom prst="rect"/>
-                  </pic:spPr>
-                </pic:pic>
-              </a:graphicData>
-            </a:graphic>
-          </wp:inline>
-        </w:drawing>
-      </w:r>
-    </w:p>
-    <w:p>
-      <w:pPr>
-        <w:spacing w:after="160"/>
-        <w:jc w:val="center"/>
-      </w:pPr>
-      <w:r>
-        <w:rPr>
-          <w:rFonts w:ascii="Microsoft YaHei" w:hAnsi="Microsoft YaHei" w:eastAsia="Microsoft YaHei"/>
-          <w:color w:val="637083"/>
-          <w:sz w:val="18"/>
-        </w:rPr>
-        <w:t>图 7 心愿基金页面</w:t>
-      </w:r>
-    </w:p>
-    <w:p>
-      <w:pPr>
-        <w:jc w:val="center"/>
-      </w:pPr>
-      <w:r>
-        <w:drawing>
-          <wp:inline xmlns:a="http://schemas.openxmlformats.org/drawingml/2006/main" xmlns:pic="http://schemas.openxmlformats.org/drawingml/2006/picture">
-            <wp:extent cx="5715000" cy="3968750"/>
-            <wp:docPr id="8" name="Picture 8"/>
-            <wp:cNvGraphicFramePr>
-              <a:graphicFrameLocks noChangeAspect="1"/>
-            </wp:cNvGraphicFramePr>
-            <a:graphic>
-              <a:graphicData uri="http://schemas.openxmlformats.org/drawingml/2006/picture">
-                <pic:pic>
-                  <pic:nvPicPr>
-                    <pic:cNvPr id="0" name="06_AI账本教练.png"/>
-                    <pic:cNvPicPr/>
-                  </pic:nvPicPr>
-                  <pic:blipFill>
-                    <a:blip r:embed="rId16"/>
-                    <a:stretch>
-                      <a:fillRect/>
-                    </a:stretch>
-                  </pic:blipFill>
-                  <pic:spPr>
-                    <a:xfrm>
-                      <a:off x="0" y="0"/>
-                      <a:ext cx="5715000" cy="3968750"/>
-                    </a:xfrm>
-                    <a:prstGeom prst="rect"/>
-                  </pic:spPr>
-                </pic:pic>
-              </a:graphicData>
-            </a:graphic>
-          </wp:inline>
-        </w:drawing>
-      </w:r>
-    </w:p>
-    <w:p>
-      <w:pPr>
-        <w:spacing w:after="160"/>
-        <w:jc w:val="center"/>
-      </w:pPr>
-      <w:r>
-        <w:rPr>
-          <w:rFonts w:ascii="Microsoft YaHei" w:hAnsi="Microsoft YaHei" w:eastAsia="Microsoft YaHei"/>
-          <w:color w:val="637083"/>
-          <w:sz w:val="18"/>
-        </w:rPr>
-        <w:t>图 8 AI 账本教练页面</w:t>
-      </w:r>
-    </w:p>
-    <w:p>
-      <w:pPr>
-        <w:pStyle w:val="Heading1"/>
-      </w:pPr>
-      <w:r>
-        <w:t>6. 功能设计</w:t>
+        <w:t>3. 接口与数据库</w:t>
       </w:r>
     </w:p>
     <w:tbl>
@@ -2294,10 +1107,8 @@
         </w:tblBorders>
       </w:tblPr>
       <w:tblGrid>
-        <w:gridCol w:w="2498"/>
-        <w:gridCol w:w="2498"/>
-        <w:gridCol w:w="2498"/>
-        <w:gridCol w:w="2498"/>
+        <w:gridCol w:w="5026"/>
+        <w:gridCol w:w="5026"/>
       </w:tblGrid>
       <w:tr>
         <w:trPr>
@@ -2305,19 +1116,13 @@
         </w:trPr>
         <w:tc>
           <w:tcPr>
-            <w:tcW w:type="dxa" w:w="1656"/>
+            <w:tcW w:type="dxa" w:w="4176"/>
             <w:shd w:fill="EAF1FF"/>
             <w:vAlign w:val="center"/>
-            <w:tcMar>
-              <w:top w:w="130" w:type="dxa"/>
-              <w:start w:w="120" w:type="dxa"/>
-              <w:bottom w:w="130" w:type="dxa"/>
-              <w:end w:w="120" w:type="dxa"/>
-            </w:tcMar>
           </w:tcPr>
           <w:p>
             <w:pPr>
-              <w:spacing w:after="0" w:line="276" w:lineRule="auto"/>
+              <w:spacing w:after="0" w:line="269" w:lineRule="auto"/>
               <w:jc w:val="center"/>
             </w:pPr>
             <w:r/>
@@ -2326,27 +1131,21 @@
                 <w:rFonts w:ascii="Microsoft YaHei" w:hAnsi="Microsoft YaHei" w:eastAsia="Microsoft YaHei"/>
                 <w:b/>
                 <w:color w:val="1D4ED8"/>
-                <w:sz w:val="18"/>
+                <w:sz w:val="17"/>
               </w:rPr>
-              <w:t>模块</w:t>
+              <w:t>接口</w:t>
             </w:r>
           </w:p>
         </w:tc>
         <w:tc>
           <w:tcPr>
-            <w:tcW w:type="dxa" w:w="2952"/>
+            <w:tcW w:type="dxa" w:w="5904"/>
             <w:shd w:fill="EAF1FF"/>
             <w:vAlign w:val="center"/>
-            <w:tcMar>
-              <w:top w:w="130" w:type="dxa"/>
-              <w:start w:w="120" w:type="dxa"/>
-              <w:bottom w:w="130" w:type="dxa"/>
-              <w:end w:w="120" w:type="dxa"/>
-            </w:tcMar>
           </w:tcPr>
           <w:p>
             <w:pPr>
-              <w:spacing w:after="0" w:line="276" w:lineRule="auto"/>
+              <w:spacing w:after="0" w:line="269" w:lineRule="auto"/>
               <w:jc w:val="center"/>
             </w:pPr>
             <w:r/>
@@ -2355,67 +1154,9 @@
                 <w:rFonts w:ascii="Microsoft YaHei" w:hAnsi="Microsoft YaHei" w:eastAsia="Microsoft YaHei"/>
                 <w:b/>
                 <w:color w:val="1D4ED8"/>
-                <w:sz w:val="18"/>
+                <w:sz w:val="17"/>
               </w:rPr>
-              <w:t>主要行为</w:t>
-            </w:r>
-          </w:p>
-        </w:tc>
-        <w:tc>
-          <w:tcPr>
-            <w:tcW w:type="dxa" w:w="3528"/>
-            <w:shd w:fill="EAF1FF"/>
-            <w:vAlign w:val="center"/>
-            <w:tcMar>
-              <w:top w:w="130" w:type="dxa"/>
-              <w:start w:w="120" w:type="dxa"/>
-              <w:bottom w:w="130" w:type="dxa"/>
-              <w:end w:w="120" w:type="dxa"/>
-            </w:tcMar>
-          </w:tcPr>
-          <w:p>
-            <w:pPr>
-              <w:spacing w:after="0" w:line="276" w:lineRule="auto"/>
-              <w:jc w:val="center"/>
-            </w:pPr>
-            <w:r/>
-            <w:r>
-              <w:rPr>
-                <w:rFonts w:ascii="Microsoft YaHei" w:hAnsi="Microsoft YaHei" w:eastAsia="Microsoft YaHei"/>
-                <w:b/>
-                <w:color w:val="1D4ED8"/>
-                <w:sz w:val="18"/>
-              </w:rPr>
-              <w:t>输入/输出</w:t>
-            </w:r>
-          </w:p>
-        </w:tc>
-        <w:tc>
-          <w:tcPr>
-            <w:tcW w:type="dxa" w:w="2520"/>
-            <w:shd w:fill="EAF1FF"/>
-            <w:vAlign w:val="center"/>
-            <w:tcMar>
-              <w:top w:w="130" w:type="dxa"/>
-              <w:start w:w="120" w:type="dxa"/>
-              <w:bottom w:w="130" w:type="dxa"/>
-              <w:end w:w="120" w:type="dxa"/>
-            </w:tcMar>
-          </w:tcPr>
-          <w:p>
-            <w:pPr>
-              <w:spacing w:after="0" w:line="276" w:lineRule="auto"/>
-              <w:jc w:val="center"/>
-            </w:pPr>
-            <w:r/>
-            <w:r>
-              <w:rPr>
-                <w:rFonts w:ascii="Microsoft YaHei" w:hAnsi="Microsoft YaHei" w:eastAsia="Microsoft YaHei"/>
-                <w:b/>
-                <w:color w:val="1D4ED8"/>
-                <w:sz w:val="18"/>
-              </w:rPr>
-              <w:t>异常处理</w:t>
+              <w:t>说明</w:t>
             </w:r>
           </w:p>
         </w:tc>
@@ -2423,105 +1164,43 @@
       <w:tr>
         <w:tc>
           <w:tcPr>
-            <w:tcW w:type="dxa" w:w="1656"/>
+            <w:tcW w:type="dxa" w:w="4176"/>
             <w:vAlign w:val="center"/>
-            <w:tcMar>
-              <w:top w:w="115" w:type="dxa"/>
-              <w:start w:w="115" w:type="dxa"/>
-              <w:bottom w:w="115" w:type="dxa"/>
-              <w:end w:w="115" w:type="dxa"/>
-            </w:tcMar>
           </w:tcPr>
           <w:p>
             <w:pPr>
-              <w:spacing w:after="0" w:line="276" w:lineRule="auto"/>
+              <w:spacing w:after="0" w:line="269" w:lineRule="auto"/>
             </w:pPr>
             <w:r/>
             <w:r>
               <w:rPr>
                 <w:rFonts w:ascii="Microsoft YaHei" w:hAnsi="Microsoft YaHei" w:eastAsia="Microsoft YaHei"/>
                 <w:b w:val="0"/>
+                <w:color w:val="172033"/>
                 <w:sz w:val="17"/>
               </w:rPr>
-              <w:t>公开浏览</w:t>
+              <w:t>/api/summary?month=YYYY-MM</w:t>
             </w:r>
           </w:p>
         </w:tc>
         <w:tc>
           <w:tcPr>
-            <w:tcW w:type="dxa" w:w="2952"/>
+            <w:tcW w:type="dxa" w:w="5904"/>
             <w:vAlign w:val="center"/>
-            <w:tcMar>
-              <w:top w:w="115" w:type="dxa"/>
-              <w:start w:w="115" w:type="dxa"/>
-              <w:bottom w:w="115" w:type="dxa"/>
-              <w:end w:w="115" w:type="dxa"/>
-            </w:tcMar>
           </w:tcPr>
           <w:p>
             <w:pPr>
-              <w:spacing w:after="0" w:line="276" w:lineRule="auto"/>
+              <w:spacing w:after="0" w:line="269" w:lineRule="auto"/>
             </w:pPr>
             <w:r/>
             <w:r>
               <w:rPr>
                 <w:rFonts w:ascii="Microsoft YaHei" w:hAnsi="Microsoft YaHei" w:eastAsia="Microsoft YaHei"/>
                 <w:b w:val="0"/>
+                <w:color w:val="172033"/>
                 <w:sz w:val="17"/>
               </w:rPr>
-              <w:t>加载应用统计、示例分类和记账建议。</w:t>
-            </w:r>
-          </w:p>
-        </w:tc>
-        <w:tc>
-          <w:tcPr>
-            <w:tcW w:type="dxa" w:w="3528"/>
-            <w:vAlign w:val="center"/>
-            <w:tcMar>
-              <w:top w:w="115" w:type="dxa"/>
-              <w:start w:w="115" w:type="dxa"/>
-              <w:bottom w:w="115" w:type="dxa"/>
-              <w:end w:w="115" w:type="dxa"/>
-            </w:tcMar>
-          </w:tcPr>
-          <w:p>
-            <w:pPr>
-              <w:spacing w:after="0" w:line="276" w:lineRule="auto"/>
-            </w:pPr>
-            <w:r/>
-            <w:r>
-              <w:rPr>
-                <w:rFonts w:ascii="Microsoft YaHei" w:hAnsi="Microsoft YaHei" w:eastAsia="Microsoft YaHei"/>
-                <w:b w:val="0"/>
-                <w:sz w:val="17"/>
-              </w:rPr>
-              <w:t>输出公开统计、分类列表、提示语。</w:t>
-            </w:r>
-          </w:p>
-        </w:tc>
-        <w:tc>
-          <w:tcPr>
-            <w:tcW w:type="dxa" w:w="2520"/>
-            <w:vAlign w:val="center"/>
-            <w:tcMar>
-              <w:top w:w="115" w:type="dxa"/>
-              <w:start w:w="115" w:type="dxa"/>
-              <w:bottom w:w="115" w:type="dxa"/>
-              <w:end w:w="115" w:type="dxa"/>
-            </w:tcMar>
-          </w:tcPr>
-          <w:p>
-            <w:pPr>
-              <w:spacing w:after="0" w:line="276" w:lineRule="auto"/>
-            </w:pPr>
-            <w:r/>
-            <w:r>
-              <w:rPr>
-                <w:rFonts w:ascii="Microsoft YaHei" w:hAnsi="Microsoft YaHei" w:eastAsia="Microsoft YaHei"/>
-                <w:b w:val="0"/>
-                <w:sz w:val="17"/>
-              </w:rPr>
-              <w:t>接口不存在时返回 code=404。</w:t>
+              <w:t>按月收入、支出、结余、分类排行、六个月趋势、预算使用率。</w:t>
             </w:r>
           </w:p>
         </w:tc>
@@ -2529,105 +1208,43 @@
       <w:tr>
         <w:tc>
           <w:tcPr>
-            <w:tcW w:type="dxa" w:w="1656"/>
+            <w:tcW w:type="dxa" w:w="4176"/>
             <w:vAlign w:val="center"/>
-            <w:tcMar>
-              <w:top w:w="115" w:type="dxa"/>
-              <w:start w:w="115" w:type="dxa"/>
-              <w:bottom w:w="115" w:type="dxa"/>
-              <w:end w:w="115" w:type="dxa"/>
-            </w:tcMar>
           </w:tcPr>
           <w:p>
             <w:pPr>
-              <w:spacing w:after="0" w:line="276" w:lineRule="auto"/>
+              <w:spacing w:after="0" w:line="269" w:lineRule="auto"/>
             </w:pPr>
             <w:r/>
             <w:r>
               <w:rPr>
                 <w:rFonts w:ascii="Microsoft YaHei" w:hAnsi="Microsoft YaHei" w:eastAsia="Microsoft YaHei"/>
                 <w:b w:val="0"/>
+                <w:color w:val="172033"/>
                 <w:sz w:val="17"/>
               </w:rPr>
-              <w:t>认证模块</w:t>
+              <w:t>/api/entries?month=&amp;category_id=&amp;kind=&amp;page=&amp;page_size=</w:t>
             </w:r>
           </w:p>
         </w:tc>
         <w:tc>
           <w:tcPr>
-            <w:tcW w:type="dxa" w:w="2952"/>
+            <w:tcW w:type="dxa" w:w="5904"/>
             <w:vAlign w:val="center"/>
-            <w:tcMar>
-              <w:top w:w="115" w:type="dxa"/>
-              <w:start w:w="115" w:type="dxa"/>
-              <w:bottom w:w="115" w:type="dxa"/>
-              <w:end w:w="115" w:type="dxa"/>
-            </w:tcMar>
           </w:tcPr>
           <w:p>
             <w:pPr>
-              <w:spacing w:after="0" w:line="276" w:lineRule="auto"/>
+              <w:spacing w:after="0" w:line="269" w:lineRule="auto"/>
             </w:pPr>
             <w:r/>
             <w:r>
               <w:rPr>
                 <w:rFonts w:ascii="Microsoft YaHei" w:hAnsi="Microsoft YaHei" w:eastAsia="Microsoft YaHei"/>
                 <w:b w:val="0"/>
+                <w:color w:val="172033"/>
                 <w:sz w:val="17"/>
               </w:rPr>
-              <w:t>注册新用户、登录获取 Token、读取当前用户。</w:t>
-            </w:r>
-          </w:p>
-        </w:tc>
-        <w:tc>
-          <w:tcPr>
-            <w:tcW w:type="dxa" w:w="3528"/>
-            <w:vAlign w:val="center"/>
-            <w:tcMar>
-              <w:top w:w="115" w:type="dxa"/>
-              <w:start w:w="115" w:type="dxa"/>
-              <w:bottom w:w="115" w:type="dxa"/>
-              <w:end w:w="115" w:type="dxa"/>
-            </w:tcMar>
-          </w:tcPr>
-          <w:p>
-            <w:pPr>
-              <w:spacing w:after="0" w:line="276" w:lineRule="auto"/>
-            </w:pPr>
-            <w:r/>
-            <w:r>
-              <w:rPr>
-                <w:rFonts w:ascii="Microsoft YaHei" w:hAnsi="Microsoft YaHei" w:eastAsia="Microsoft YaHei"/>
-                <w:b w:val="0"/>
-                <w:sz w:val="17"/>
-              </w:rPr>
-              <w:t>输入用户名/邮箱/密码；输出 access_token 和用户信息。</w:t>
-            </w:r>
-          </w:p>
-        </w:tc>
-        <w:tc>
-          <w:tcPr>
-            <w:tcW w:type="dxa" w:w="2520"/>
-            <w:vAlign w:val="center"/>
-            <w:tcMar>
-              <w:top w:w="115" w:type="dxa"/>
-              <w:start w:w="115" w:type="dxa"/>
-              <w:bottom w:w="115" w:type="dxa"/>
-              <w:end w:w="115" w:type="dxa"/>
-            </w:tcMar>
-          </w:tcPr>
-          <w:p>
-            <w:pPr>
-              <w:spacing w:after="0" w:line="276" w:lineRule="auto"/>
-            </w:pPr>
-            <w:r/>
-            <w:r>
-              <w:rPr>
-                <w:rFonts w:ascii="Microsoft YaHei" w:hAnsi="Microsoft YaHei" w:eastAsia="Microsoft YaHei"/>
-                <w:b w:val="0"/>
-                <w:sz w:val="17"/>
-              </w:rPr>
-              <w:t>用户名冲突、邮箱格式、密码长度都会返回明确 msg。</w:t>
+              <w:t>分页账目列表，多条件筛选。</w:t>
             </w:r>
           </w:p>
         </w:tc>
@@ -2635,105 +1252,43 @@
       <w:tr>
         <w:tc>
           <w:tcPr>
-            <w:tcW w:type="dxa" w:w="1656"/>
+            <w:tcW w:type="dxa" w:w="4176"/>
             <w:vAlign w:val="center"/>
-            <w:tcMar>
-              <w:top w:w="115" w:type="dxa"/>
-              <w:start w:w="115" w:type="dxa"/>
-              <w:bottom w:w="115" w:type="dxa"/>
-              <w:end w:w="115" w:type="dxa"/>
-            </w:tcMar>
           </w:tcPr>
           <w:p>
             <w:pPr>
-              <w:spacing w:after="0" w:line="276" w:lineRule="auto"/>
+              <w:spacing w:after="0" w:line="269" w:lineRule="auto"/>
             </w:pPr>
             <w:r/>
             <w:r>
               <w:rPr>
                 <w:rFonts w:ascii="Microsoft YaHei" w:hAnsi="Microsoft YaHei" w:eastAsia="Microsoft YaHei"/>
                 <w:b w:val="0"/>
+                <w:color w:val="172033"/>
                 <w:sz w:val="17"/>
               </w:rPr>
-              <w:t>仪表盘</w:t>
+              <w:t>/api/entries/&lt;id&gt;</w:t>
             </w:r>
           </w:p>
         </w:tc>
         <w:tc>
           <w:tcPr>
-            <w:tcW w:type="dxa" w:w="2952"/>
+            <w:tcW w:type="dxa" w:w="5904"/>
             <w:vAlign w:val="center"/>
-            <w:tcMar>
-              <w:top w:w="115" w:type="dxa"/>
-              <w:start w:w="115" w:type="dxa"/>
-              <w:bottom w:w="115" w:type="dxa"/>
-              <w:end w:w="115" w:type="dxa"/>
-            </w:tcMar>
           </w:tcPr>
           <w:p>
             <w:pPr>
-              <w:spacing w:after="0" w:line="276" w:lineRule="auto"/>
+              <w:spacing w:after="0" w:line="269" w:lineRule="auto"/>
             </w:pPr>
             <w:r/>
             <w:r>
               <w:rPr>
                 <w:rFonts w:ascii="Microsoft YaHei" w:hAnsi="Microsoft YaHei" w:eastAsia="Microsoft YaHei"/>
                 <w:b w:val="0"/>
+                <w:color w:val="172033"/>
                 <w:sz w:val="17"/>
               </w:rPr>
-              <w:t>汇总收入、支出、结余、分类排行和近期账目。</w:t>
-            </w:r>
-          </w:p>
-        </w:tc>
-        <w:tc>
-          <w:tcPr>
-            <w:tcW w:type="dxa" w:w="3528"/>
-            <w:vAlign w:val="center"/>
-            <w:tcMar>
-              <w:top w:w="115" w:type="dxa"/>
-              <w:start w:w="115" w:type="dxa"/>
-              <w:bottom w:w="115" w:type="dxa"/>
-              <w:end w:w="115" w:type="dxa"/>
-            </w:tcMar>
-          </w:tcPr>
-          <w:p>
-            <w:pPr>
-              <w:spacing w:after="0" w:line="276" w:lineRule="auto"/>
-            </w:pPr>
-            <w:r/>
-            <w:r>
-              <w:rPr>
-                <w:rFonts w:ascii="Microsoft YaHei" w:hAnsi="Microsoft YaHei" w:eastAsia="Microsoft YaHei"/>
-                <w:b w:val="0"/>
-                <w:sz w:val="17"/>
-              </w:rPr>
-              <w:t>输出 summary、category_totals、goals。</w:t>
-            </w:r>
-          </w:p>
-        </w:tc>
-        <w:tc>
-          <w:tcPr>
-            <w:tcW w:type="dxa" w:w="2520"/>
-            <w:vAlign w:val="center"/>
-            <w:tcMar>
-              <w:top w:w="115" w:type="dxa"/>
-              <w:start w:w="115" w:type="dxa"/>
-              <w:bottom w:w="115" w:type="dxa"/>
-              <w:end w:w="115" w:type="dxa"/>
-            </w:tcMar>
-          </w:tcPr>
-          <w:p>
-            <w:pPr>
-              <w:spacing w:after="0" w:line="276" w:lineRule="auto"/>
-            </w:pPr>
-            <w:r/>
-            <w:r>
-              <w:rPr>
-                <w:rFonts w:ascii="Microsoft YaHei" w:hAnsi="Microsoft YaHei" w:eastAsia="Microsoft YaHei"/>
-                <w:b w:val="0"/>
-                <w:sz w:val="17"/>
-              </w:rPr>
-              <w:t>无账目时返回空排行和 0 值。</w:t>
+              <w:t>详情、修改、删除；新增使用 POST /api/entries。</w:t>
             </w:r>
           </w:p>
         </w:tc>
@@ -2741,331 +1296,49 @@
       <w:tr>
         <w:tc>
           <w:tcPr>
-            <w:tcW w:type="dxa" w:w="1656"/>
+            <w:tcW w:type="dxa" w:w="4176"/>
             <w:vAlign w:val="center"/>
-            <w:tcMar>
-              <w:top w:w="115" w:type="dxa"/>
-              <w:start w:w="115" w:type="dxa"/>
-              <w:bottom w:w="115" w:type="dxa"/>
-              <w:end w:w="115" w:type="dxa"/>
-            </w:tcMar>
           </w:tcPr>
           <w:p>
             <w:pPr>
-              <w:spacing w:after="0" w:line="276" w:lineRule="auto"/>
+              <w:spacing w:after="0" w:line="269" w:lineRule="auto"/>
             </w:pPr>
             <w:r/>
             <w:r>
               <w:rPr>
                 <w:rFonts w:ascii="Microsoft YaHei" w:hAnsi="Microsoft YaHei" w:eastAsia="Microsoft YaHei"/>
                 <w:b w:val="0"/>
+                <w:color w:val="172033"/>
                 <w:sz w:val="17"/>
               </w:rPr>
-              <w:t>账目 CRUD</w:t>
+              <w:t>/api/ai/coach?month=YYYY-MM</w:t>
             </w:r>
           </w:p>
         </w:tc>
         <w:tc>
           <w:tcPr>
-            <w:tcW w:type="dxa" w:w="2952"/>
+            <w:tcW w:type="dxa" w:w="5904"/>
             <w:vAlign w:val="center"/>
-            <w:tcMar>
-              <w:top w:w="115" w:type="dxa"/>
-              <w:start w:w="115" w:type="dxa"/>
-              <w:bottom w:w="115" w:type="dxa"/>
-              <w:end w:w="115" w:type="dxa"/>
-            </w:tcMar>
           </w:tcPr>
           <w:p>
             <w:pPr>
-              <w:spacing w:after="0" w:line="276" w:lineRule="auto"/>
+              <w:spacing w:after="0" w:line="269" w:lineRule="auto"/>
             </w:pPr>
             <w:r/>
             <w:r>
               <w:rPr>
                 <w:rFonts w:ascii="Microsoft YaHei" w:hAnsi="Microsoft YaHei" w:eastAsia="Microsoft YaHei"/>
                 <w:b w:val="0"/>
+                <w:color w:val="172033"/>
                 <w:sz w:val="17"/>
               </w:rPr>
-              <w:t>新增、列表、详情、修改、删除个人账目。</w:t>
-            </w:r>
-          </w:p>
-        </w:tc>
-        <w:tc>
-          <w:tcPr>
-            <w:tcW w:type="dxa" w:w="3528"/>
-            <w:vAlign w:val="center"/>
-            <w:tcMar>
-              <w:top w:w="115" w:type="dxa"/>
-              <w:start w:w="115" w:type="dxa"/>
-              <w:bottom w:w="115" w:type="dxa"/>
-              <w:end w:w="115" w:type="dxa"/>
-            </w:tcMar>
-          </w:tcPr>
-          <w:p>
-            <w:pPr>
-              <w:spacing w:after="0" w:line="276" w:lineRule="auto"/>
-            </w:pPr>
-            <w:r/>
-            <w:r>
-              <w:rPr>
-                <w:rFonts w:ascii="Microsoft YaHei" w:hAnsi="Microsoft YaHei" w:eastAsia="Microsoft YaHei"/>
-                <w:b w:val="0"/>
-                <w:sz w:val="17"/>
-              </w:rPr>
-              <w:t>输入标题、金额、分类、类型、日期、场景、心情、备注。</w:t>
-            </w:r>
-          </w:p>
-        </w:tc>
-        <w:tc>
-          <w:tcPr>
-            <w:tcW w:type="dxa" w:w="2520"/>
-            <w:vAlign w:val="center"/>
-            <w:tcMar>
-              <w:top w:w="115" w:type="dxa"/>
-              <w:start w:w="115" w:type="dxa"/>
-              <w:bottom w:w="115" w:type="dxa"/>
-              <w:end w:w="115" w:type="dxa"/>
-            </w:tcMar>
-          </w:tcPr>
-          <w:p>
-            <w:pPr>
-              <w:spacing w:after="0" w:line="276" w:lineRule="auto"/>
-            </w:pPr>
-            <w:r/>
-            <w:r>
-              <w:rPr>
-                <w:rFonts w:ascii="Microsoft YaHei" w:hAnsi="Microsoft YaHei" w:eastAsia="Microsoft YaHei"/>
-                <w:b w:val="0"/>
-                <w:sz w:val="17"/>
-              </w:rPr>
-              <w:t>校验金额、日期、分类存在性和用户所有权。</w:t>
-            </w:r>
-          </w:p>
-        </w:tc>
-      </w:tr>
-      <w:tr>
-        <w:tc>
-          <w:tcPr>
-            <w:tcW w:type="dxa" w:w="1656"/>
-            <w:vAlign w:val="center"/>
-            <w:tcMar>
-              <w:top w:w="115" w:type="dxa"/>
-              <w:start w:w="115" w:type="dxa"/>
-              <w:bottom w:w="115" w:type="dxa"/>
-              <w:end w:w="115" w:type="dxa"/>
-            </w:tcMar>
-          </w:tcPr>
-          <w:p>
-            <w:pPr>
-              <w:spacing w:after="0" w:line="276" w:lineRule="auto"/>
-            </w:pPr>
-            <w:r/>
-            <w:r>
-              <w:rPr>
-                <w:rFonts w:ascii="Microsoft YaHei" w:hAnsi="Microsoft YaHei" w:eastAsia="Microsoft YaHei"/>
-                <w:b w:val="0"/>
-                <w:sz w:val="17"/>
-              </w:rPr>
-              <w:t>心愿基金</w:t>
-            </w:r>
-          </w:p>
-        </w:tc>
-        <w:tc>
-          <w:tcPr>
-            <w:tcW w:type="dxa" w:w="2952"/>
-            <w:vAlign w:val="center"/>
-            <w:tcMar>
-              <w:top w:w="115" w:type="dxa"/>
-              <w:start w:w="115" w:type="dxa"/>
-              <w:bottom w:w="115" w:type="dxa"/>
-              <w:end w:w="115" w:type="dxa"/>
-            </w:tcMar>
-          </w:tcPr>
-          <w:p>
-            <w:pPr>
-              <w:spacing w:after="0" w:line="276" w:lineRule="auto"/>
-            </w:pPr>
-            <w:r/>
-            <w:r>
-              <w:rPr>
-                <w:rFonts w:ascii="Microsoft YaHei" w:hAnsi="Microsoft YaHei" w:eastAsia="Microsoft YaHei"/>
-                <w:b w:val="0"/>
-                <w:sz w:val="17"/>
-              </w:rPr>
-              <w:t>展示储蓄目标和完成进度。</w:t>
-            </w:r>
-          </w:p>
-        </w:tc>
-        <w:tc>
-          <w:tcPr>
-            <w:tcW w:type="dxa" w:w="3528"/>
-            <w:vAlign w:val="center"/>
-            <w:tcMar>
-              <w:top w:w="115" w:type="dxa"/>
-              <w:start w:w="115" w:type="dxa"/>
-              <w:bottom w:w="115" w:type="dxa"/>
-              <w:end w:w="115" w:type="dxa"/>
-            </w:tcMar>
-          </w:tcPr>
-          <w:p>
-            <w:pPr>
-              <w:spacing w:after="0" w:line="276" w:lineRule="auto"/>
-            </w:pPr>
-            <w:r/>
-            <w:r>
-              <w:rPr>
-                <w:rFonts w:ascii="Microsoft YaHei" w:hAnsi="Microsoft YaHei" w:eastAsia="Microsoft YaHei"/>
-                <w:b w:val="0"/>
-                <w:sz w:val="17"/>
-              </w:rPr>
-              <w:t>输出目标金额、已存金额、截止日期、状态、进度。</w:t>
-            </w:r>
-          </w:p>
-        </w:tc>
-        <w:tc>
-          <w:tcPr>
-            <w:tcW w:type="dxa" w:w="2520"/>
-            <w:vAlign w:val="center"/>
-            <w:tcMar>
-              <w:top w:w="115" w:type="dxa"/>
-              <w:start w:w="115" w:type="dxa"/>
-              <w:bottom w:w="115" w:type="dxa"/>
-              <w:end w:w="115" w:type="dxa"/>
-            </w:tcMar>
-          </w:tcPr>
-          <w:p>
-            <w:pPr>
-              <w:spacing w:after="0" w:line="276" w:lineRule="auto"/>
-            </w:pPr>
-            <w:r/>
-            <w:r>
-              <w:rPr>
-                <w:rFonts w:ascii="Microsoft YaHei" w:hAnsi="Microsoft YaHei" w:eastAsia="Microsoft YaHei"/>
-                <w:b w:val="0"/>
-                <w:sz w:val="17"/>
-              </w:rPr>
-              <w:t>按用户过滤，避免读取他人目标。</w:t>
-            </w:r>
-          </w:p>
-        </w:tc>
-      </w:tr>
-      <w:tr>
-        <w:tc>
-          <w:tcPr>
-            <w:tcW w:type="dxa" w:w="1656"/>
-            <w:vAlign w:val="center"/>
-            <w:tcMar>
-              <w:top w:w="115" w:type="dxa"/>
-              <w:start w:w="115" w:type="dxa"/>
-              <w:bottom w:w="115" w:type="dxa"/>
-              <w:end w:w="115" w:type="dxa"/>
-            </w:tcMar>
-          </w:tcPr>
-          <w:p>
-            <w:pPr>
-              <w:spacing w:after="0" w:line="276" w:lineRule="auto"/>
-            </w:pPr>
-            <w:r/>
-            <w:r>
-              <w:rPr>
-                <w:rFonts w:ascii="Microsoft YaHei" w:hAnsi="Microsoft YaHei" w:eastAsia="Microsoft YaHei"/>
-                <w:b w:val="0"/>
-                <w:sz w:val="17"/>
-              </w:rPr>
-              <w:t>AI 教练</w:t>
-            </w:r>
-          </w:p>
-        </w:tc>
-        <w:tc>
-          <w:tcPr>
-            <w:tcW w:type="dxa" w:w="2952"/>
-            <w:vAlign w:val="center"/>
-            <w:tcMar>
-              <w:top w:w="115" w:type="dxa"/>
-              <w:start w:w="115" w:type="dxa"/>
-              <w:bottom w:w="115" w:type="dxa"/>
-              <w:end w:w="115" w:type="dxa"/>
-            </w:tcMar>
-          </w:tcPr>
-          <w:p>
-            <w:pPr>
-              <w:spacing w:after="0" w:line="276" w:lineRule="auto"/>
-            </w:pPr>
-            <w:r/>
-            <w:r>
-              <w:rPr>
-                <w:rFonts w:ascii="Microsoft YaHei" w:hAnsi="Microsoft YaHei" w:eastAsia="Microsoft YaHei"/>
-                <w:b w:val="0"/>
-                <w:sz w:val="17"/>
-              </w:rPr>
-              <w:t>将用户汇总上下文和问题发送给国内 AI 接口。</w:t>
-            </w:r>
-          </w:p>
-        </w:tc>
-        <w:tc>
-          <w:tcPr>
-            <w:tcW w:type="dxa" w:w="3528"/>
-            <w:vAlign w:val="center"/>
-            <w:tcMar>
-              <w:top w:w="115" w:type="dxa"/>
-              <w:start w:w="115" w:type="dxa"/>
-              <w:bottom w:w="115" w:type="dxa"/>
-              <w:end w:w="115" w:type="dxa"/>
-            </w:tcMar>
-          </w:tcPr>
-          <w:p>
-            <w:pPr>
-              <w:spacing w:after="0" w:line="276" w:lineRule="auto"/>
-            </w:pPr>
-            <w:r/>
-            <w:r>
-              <w:rPr>
-                <w:rFonts w:ascii="Microsoft YaHei" w:hAnsi="Microsoft YaHei" w:eastAsia="Microsoft YaHei"/>
-                <w:b w:val="0"/>
-                <w:sz w:val="17"/>
-              </w:rPr>
-              <w:t>输入自然语言问题；输出预算建议。</w:t>
-            </w:r>
-          </w:p>
-        </w:tc>
-        <w:tc>
-          <w:tcPr>
-            <w:tcW w:type="dxa" w:w="2520"/>
-            <w:vAlign w:val="center"/>
-            <w:tcMar>
-              <w:top w:w="115" w:type="dxa"/>
-              <w:start w:w="115" w:type="dxa"/>
-              <w:bottom w:w="115" w:type="dxa"/>
-              <w:end w:w="115" w:type="dxa"/>
-            </w:tcMar>
-          </w:tcPr>
-          <w:p>
-            <w:pPr>
-              <w:spacing w:after="0" w:line="276" w:lineRule="auto"/>
-            </w:pPr>
-            <w:r/>
-            <w:r>
-              <w:rPr>
-                <w:rFonts w:ascii="Microsoft YaHei" w:hAnsi="Microsoft YaHei" w:eastAsia="Microsoft YaHei"/>
-                <w:b w:val="0"/>
-                <w:sz w:val="17"/>
-              </w:rPr>
-              <w:t>无 Key 或调用失败时返回本地建议。</w:t>
+              <w:t>根据月份账本上下文生成建议。</w:t>
             </w:r>
           </w:p>
         </w:tc>
       </w:tr>
     </w:tbl>
     <w:p/>
-    <w:p>
-      <w:pPr>
-        <w:pStyle w:val="Heading1"/>
-      </w:pPr>
-      <w:r>
-        <w:t>7. 接口设计</w:t>
-      </w:r>
-    </w:p>
     <w:tbl>
       <w:tblPr>
         <w:tblStyle w:val="TableGrid"/>
@@ -3082,10 +1355,9 @@
         </w:tblBorders>
       </w:tblPr>
       <w:tblGrid>
-        <w:gridCol w:w="2498"/>
-        <w:gridCol w:w="2498"/>
-        <w:gridCol w:w="2498"/>
-        <w:gridCol w:w="2498"/>
+        <w:gridCol w:w="3351"/>
+        <w:gridCol w:w="3351"/>
+        <w:gridCol w:w="3351"/>
       </w:tblGrid>
       <w:tr>
         <w:trPr>
@@ -3093,19 +1365,13 @@
         </w:trPr>
         <w:tc>
           <w:tcPr>
-            <w:tcW w:type="dxa" w:w="1037"/>
+            <w:tcW w:type="dxa" w:w="1728"/>
             <w:shd w:fill="EAF1FF"/>
             <w:vAlign w:val="center"/>
-            <w:tcMar>
-              <w:top w:w="130" w:type="dxa"/>
-              <w:start w:w="120" w:type="dxa"/>
-              <w:bottom w:w="130" w:type="dxa"/>
-              <w:end w:w="120" w:type="dxa"/>
-            </w:tcMar>
           </w:tcPr>
           <w:p>
             <w:pPr>
-              <w:spacing w:after="0" w:line="276" w:lineRule="auto"/>
+              <w:spacing w:after="0" w:line="269" w:lineRule="auto"/>
               <w:jc w:val="center"/>
             </w:pPr>
             <w:r/>
@@ -3114,27 +1380,21 @@
                 <w:rFonts w:ascii="Microsoft YaHei" w:hAnsi="Microsoft YaHei" w:eastAsia="Microsoft YaHei"/>
                 <w:b/>
                 <w:color w:val="1D4ED8"/>
-                <w:sz w:val="18"/>
+                <w:sz w:val="17"/>
               </w:rPr>
-              <w:t>方法</w:t>
+              <w:t>表</w:t>
             </w:r>
           </w:p>
         </w:tc>
         <w:tc>
           <w:tcPr>
-            <w:tcW w:type="dxa" w:w="2952"/>
+            <w:tcW w:type="dxa" w:w="5760"/>
             <w:shd w:fill="EAF1FF"/>
             <w:vAlign w:val="center"/>
-            <w:tcMar>
-              <w:top w:w="130" w:type="dxa"/>
-              <w:start w:w="120" w:type="dxa"/>
-              <w:bottom w:w="130" w:type="dxa"/>
-              <w:end w:w="120" w:type="dxa"/>
-            </w:tcMar>
           </w:tcPr>
           <w:p>
             <w:pPr>
-              <w:spacing w:after="0" w:line="276" w:lineRule="auto"/>
+              <w:spacing w:after="0" w:line="269" w:lineRule="auto"/>
               <w:jc w:val="center"/>
             </w:pPr>
             <w:r/>
@@ -3143,27 +1403,21 @@
                 <w:rFonts w:ascii="Microsoft YaHei" w:hAnsi="Microsoft YaHei" w:eastAsia="Microsoft YaHei"/>
                 <w:b/>
                 <w:color w:val="1D4ED8"/>
-                <w:sz w:val="18"/>
+                <w:sz w:val="17"/>
               </w:rPr>
-              <w:t>路径</w:t>
+              <w:t>作用</w:t>
             </w:r>
           </w:p>
         </w:tc>
         <w:tc>
           <w:tcPr>
-            <w:tcW w:type="dxa" w:w="936"/>
+            <w:tcW w:type="dxa" w:w="1440"/>
             <w:shd w:fill="EAF1FF"/>
             <w:vAlign w:val="center"/>
-            <w:tcMar>
-              <w:top w:w="130" w:type="dxa"/>
-              <w:start w:w="120" w:type="dxa"/>
-              <w:bottom w:w="130" w:type="dxa"/>
-              <w:end w:w="120" w:type="dxa"/>
-            </w:tcMar>
           </w:tcPr>
           <w:p>
             <w:pPr>
-              <w:spacing w:after="0" w:line="276" w:lineRule="auto"/>
+              <w:spacing w:after="0" w:line="269" w:lineRule="auto"/>
               <w:jc w:val="center"/>
             </w:pPr>
             <w:r/>
@@ -3172,38 +1426,9 @@
                 <w:rFonts w:ascii="Microsoft YaHei" w:hAnsi="Microsoft YaHei" w:eastAsia="Microsoft YaHei"/>
                 <w:b/>
                 <w:color w:val="1D4ED8"/>
-                <w:sz w:val="18"/>
+                <w:sz w:val="17"/>
               </w:rPr>
-              <w:t>权限</w:t>
-            </w:r>
-          </w:p>
-        </w:tc>
-        <w:tc>
-          <w:tcPr>
-            <w:tcW w:type="dxa" w:w="4824"/>
-            <w:shd w:fill="EAF1FF"/>
-            <w:vAlign w:val="center"/>
-            <w:tcMar>
-              <w:top w:w="130" w:type="dxa"/>
-              <w:start w:w="120" w:type="dxa"/>
-              <w:bottom w:w="130" w:type="dxa"/>
-              <w:end w:w="120" w:type="dxa"/>
-            </w:tcMar>
-          </w:tcPr>
-          <w:p>
-            <w:pPr>
-              <w:spacing w:after="0" w:line="276" w:lineRule="auto"/>
-              <w:jc w:val="center"/>
-            </w:pPr>
-            <w:r/>
-            <w:r>
-              <w:rPr>
-                <w:rFonts w:ascii="Microsoft YaHei" w:hAnsi="Microsoft YaHei" w:eastAsia="Microsoft YaHei"/>
-                <w:b/>
-                <w:color w:val="1D4ED8"/>
-                <w:sz w:val="18"/>
-              </w:rPr>
-              <w:t>说明</w:t>
+              <w:t>数据</w:t>
             </w:r>
           </w:p>
         </w:tc>
@@ -3211,105 +1436,64 @@
       <w:tr>
         <w:tc>
           <w:tcPr>
-            <w:tcW w:type="dxa" w:w="1037"/>
+            <w:tcW w:type="dxa" w:w="1728"/>
             <w:vAlign w:val="center"/>
-            <w:tcMar>
-              <w:top w:w="115" w:type="dxa"/>
-              <w:start w:w="115" w:type="dxa"/>
-              <w:bottom w:w="115" w:type="dxa"/>
-              <w:end w:w="115" w:type="dxa"/>
-            </w:tcMar>
           </w:tcPr>
           <w:p>
             <w:pPr>
-              <w:spacing w:after="0" w:line="276" w:lineRule="auto"/>
+              <w:spacing w:after="0" w:line="269" w:lineRule="auto"/>
             </w:pPr>
             <w:r/>
             <w:r>
               <w:rPr>
                 <w:rFonts w:ascii="Microsoft YaHei" w:hAnsi="Microsoft YaHei" w:eastAsia="Microsoft YaHei"/>
                 <w:b w:val="0"/>
+                <w:color w:val="172033"/>
                 <w:sz w:val="17"/>
               </w:rPr>
-              <w:t>GET</w:t>
+              <w:t>users</w:t>
             </w:r>
           </w:p>
         </w:tc>
         <w:tc>
           <w:tcPr>
-            <w:tcW w:type="dxa" w:w="2952"/>
+            <w:tcW w:type="dxa" w:w="5760"/>
             <w:vAlign w:val="center"/>
-            <w:tcMar>
-              <w:top w:w="115" w:type="dxa"/>
-              <w:start w:w="115" w:type="dxa"/>
-              <w:bottom w:w="115" w:type="dxa"/>
-              <w:end w:w="115" w:type="dxa"/>
-            </w:tcMar>
           </w:tcPr>
           <w:p>
             <w:pPr>
-              <w:spacing w:after="0" w:line="276" w:lineRule="auto"/>
+              <w:spacing w:after="0" w:line="269" w:lineRule="auto"/>
             </w:pPr>
             <w:r/>
             <w:r>
               <w:rPr>
                 <w:rFonts w:ascii="Microsoft YaHei" w:hAnsi="Microsoft YaHei" w:eastAsia="Microsoft YaHei"/>
                 <w:b w:val="0"/>
+                <w:color w:val="172033"/>
                 <w:sz w:val="17"/>
               </w:rPr>
-              <w:t>/api/public/overview</w:t>
+              <w:t>注册用户，密码散列。</w:t>
             </w:r>
           </w:p>
         </w:tc>
         <w:tc>
           <w:tcPr>
-            <w:tcW w:type="dxa" w:w="936"/>
+            <w:tcW w:type="dxa" w:w="1440"/>
             <w:vAlign w:val="center"/>
-            <w:tcMar>
-              <w:top w:w="115" w:type="dxa"/>
-              <w:start w:w="115" w:type="dxa"/>
-              <w:bottom w:w="115" w:type="dxa"/>
-              <w:end w:w="115" w:type="dxa"/>
-            </w:tcMar>
           </w:tcPr>
           <w:p>
             <w:pPr>
-              <w:spacing w:after="0" w:line="276" w:lineRule="auto"/>
+              <w:spacing w:after="0" w:line="269" w:lineRule="auto"/>
             </w:pPr>
             <w:r/>
             <w:r>
               <w:rPr>
                 <w:rFonts w:ascii="Microsoft YaHei" w:hAnsi="Microsoft YaHei" w:eastAsia="Microsoft YaHei"/>
                 <w:b w:val="0"/>
+                <w:color w:val="172033"/>
                 <w:sz w:val="17"/>
               </w:rPr>
-              <w:t>公开</w:t>
-            </w:r>
-          </w:p>
-        </w:tc>
-        <w:tc>
-          <w:tcPr>
-            <w:tcW w:type="dxa" w:w="4824"/>
-            <w:vAlign w:val="center"/>
-            <w:tcMar>
-              <w:top w:w="115" w:type="dxa"/>
-              <w:start w:w="115" w:type="dxa"/>
-              <w:bottom w:w="115" w:type="dxa"/>
-              <w:end w:w="115" w:type="dxa"/>
-            </w:tcMar>
-          </w:tcPr>
-          <w:p>
-            <w:pPr>
-              <w:spacing w:after="0" w:line="276" w:lineRule="auto"/>
-            </w:pPr>
-            <w:r/>
-            <w:r>
-              <w:rPr>
-                <w:rFonts w:ascii="Microsoft YaHei" w:hAnsi="Microsoft YaHei" w:eastAsia="Microsoft YaHei"/>
-                <w:b w:val="0"/>
-                <w:sz w:val="17"/>
-              </w:rPr>
-              <w:t>返回应用名称、主题、种子数据统计、记账提示和样例分类。</w:t>
+              <w:t>10 条</w:t>
             </w:r>
           </w:p>
         </w:tc>
@@ -3317,105 +1501,64 @@
       <w:tr>
         <w:tc>
           <w:tcPr>
-            <w:tcW w:type="dxa" w:w="1037"/>
+            <w:tcW w:type="dxa" w:w="1728"/>
             <w:vAlign w:val="center"/>
-            <w:tcMar>
-              <w:top w:w="115" w:type="dxa"/>
-              <w:start w:w="115" w:type="dxa"/>
-              <w:bottom w:w="115" w:type="dxa"/>
-              <w:end w:w="115" w:type="dxa"/>
-            </w:tcMar>
           </w:tcPr>
           <w:p>
             <w:pPr>
-              <w:spacing w:after="0" w:line="276" w:lineRule="auto"/>
+              <w:spacing w:after="0" w:line="269" w:lineRule="auto"/>
             </w:pPr>
             <w:r/>
             <w:r>
               <w:rPr>
                 <w:rFonts w:ascii="Microsoft YaHei" w:hAnsi="Microsoft YaHei" w:eastAsia="Microsoft YaHei"/>
                 <w:b w:val="0"/>
+                <w:color w:val="172033"/>
                 <w:sz w:val="17"/>
               </w:rPr>
-              <w:t>GET</w:t>
+              <w:t>categories</w:t>
             </w:r>
           </w:p>
         </w:tc>
         <w:tc>
           <w:tcPr>
-            <w:tcW w:type="dxa" w:w="2952"/>
+            <w:tcW w:type="dxa" w:w="5760"/>
             <w:vAlign w:val="center"/>
-            <w:tcMar>
-              <w:top w:w="115" w:type="dxa"/>
-              <w:start w:w="115" w:type="dxa"/>
-              <w:bottom w:w="115" w:type="dxa"/>
-              <w:end w:w="115" w:type="dxa"/>
-            </w:tcMar>
           </w:tcPr>
           <w:p>
             <w:pPr>
-              <w:spacing w:after="0" w:line="276" w:lineRule="auto"/>
+              <w:spacing w:after="0" w:line="269" w:lineRule="auto"/>
             </w:pPr>
             <w:r/>
             <w:r>
               <w:rPr>
                 <w:rFonts w:ascii="Microsoft YaHei" w:hAnsi="Microsoft YaHei" w:eastAsia="Microsoft YaHei"/>
                 <w:b w:val="0"/>
+                <w:color w:val="172033"/>
                 <w:sz w:val="17"/>
               </w:rPr>
-              <w:t>/api/public/categories</w:t>
+              <w:t>校园消费/收入分类，含月预算。</w:t>
             </w:r>
           </w:p>
         </w:tc>
         <w:tc>
           <w:tcPr>
-            <w:tcW w:type="dxa" w:w="936"/>
+            <w:tcW w:type="dxa" w:w="1440"/>
             <w:vAlign w:val="center"/>
-            <w:tcMar>
-              <w:top w:w="115" w:type="dxa"/>
-              <w:start w:w="115" w:type="dxa"/>
-              <w:bottom w:w="115" w:type="dxa"/>
-              <w:end w:w="115" w:type="dxa"/>
-            </w:tcMar>
           </w:tcPr>
           <w:p>
             <w:pPr>
-              <w:spacing w:after="0" w:line="276" w:lineRule="auto"/>
+              <w:spacing w:after="0" w:line="269" w:lineRule="auto"/>
             </w:pPr>
             <w:r/>
             <w:r>
               <w:rPr>
                 <w:rFonts w:ascii="Microsoft YaHei" w:hAnsi="Microsoft YaHei" w:eastAsia="Microsoft YaHei"/>
                 <w:b w:val="0"/>
+                <w:color w:val="172033"/>
                 <w:sz w:val="17"/>
               </w:rPr>
-              <w:t>公开</w:t>
-            </w:r>
-          </w:p>
-        </w:tc>
-        <w:tc>
-          <w:tcPr>
-            <w:tcW w:type="dxa" w:w="4824"/>
-            <w:vAlign w:val="center"/>
-            <w:tcMar>
-              <w:top w:w="115" w:type="dxa"/>
-              <w:start w:w="115" w:type="dxa"/>
-              <w:bottom w:w="115" w:type="dxa"/>
-              <w:end w:w="115" w:type="dxa"/>
-            </w:tcMar>
-          </w:tcPr>
-          <w:p>
-            <w:pPr>
-              <w:spacing w:after="0" w:line="276" w:lineRule="auto"/>
-            </w:pPr>
-            <w:r/>
-            <w:r>
-              <w:rPr>
-                <w:rFonts w:ascii="Microsoft YaHei" w:hAnsi="Microsoft YaHei" w:eastAsia="Microsoft YaHei"/>
-                <w:b w:val="0"/>
-                <w:sz w:val="17"/>
-              </w:rPr>
-              <w:t>返回游客可见分类。</w:t>
+              <w:t>10 条</w:t>
             </w:r>
           </w:p>
         </w:tc>
@@ -3423,105 +1566,64 @@
       <w:tr>
         <w:tc>
           <w:tcPr>
-            <w:tcW w:type="dxa" w:w="1037"/>
+            <w:tcW w:type="dxa" w:w="1728"/>
             <w:vAlign w:val="center"/>
-            <w:tcMar>
-              <w:top w:w="115" w:type="dxa"/>
-              <w:start w:w="115" w:type="dxa"/>
-              <w:bottom w:w="115" w:type="dxa"/>
-              <w:end w:w="115" w:type="dxa"/>
-            </w:tcMar>
           </w:tcPr>
           <w:p>
             <w:pPr>
-              <w:spacing w:after="0" w:line="276" w:lineRule="auto"/>
+              <w:spacing w:after="0" w:line="269" w:lineRule="auto"/>
             </w:pPr>
             <w:r/>
             <w:r>
               <w:rPr>
                 <w:rFonts w:ascii="Microsoft YaHei" w:hAnsi="Microsoft YaHei" w:eastAsia="Microsoft YaHei"/>
                 <w:b w:val="0"/>
+                <w:color w:val="172033"/>
                 <w:sz w:val="17"/>
               </w:rPr>
-              <w:t>POST</w:t>
+              <w:t>ledger_entries</w:t>
             </w:r>
           </w:p>
         </w:tc>
         <w:tc>
           <w:tcPr>
-            <w:tcW w:type="dxa" w:w="2952"/>
+            <w:tcW w:type="dxa" w:w="5760"/>
             <w:vAlign w:val="center"/>
-            <w:tcMar>
-              <w:top w:w="115" w:type="dxa"/>
-              <w:start w:w="115" w:type="dxa"/>
-              <w:bottom w:w="115" w:type="dxa"/>
-              <w:end w:w="115" w:type="dxa"/>
-            </w:tcMar>
           </w:tcPr>
           <w:p>
             <w:pPr>
-              <w:spacing w:after="0" w:line="276" w:lineRule="auto"/>
+              <w:spacing w:after="0" w:line="269" w:lineRule="auto"/>
             </w:pPr>
             <w:r/>
             <w:r>
               <w:rPr>
                 <w:rFonts w:ascii="Microsoft YaHei" w:hAnsi="Microsoft YaHei" w:eastAsia="Microsoft YaHei"/>
                 <w:b w:val="0"/>
+                <w:color w:val="172033"/>
                 <w:sz w:val="17"/>
               </w:rPr>
-              <w:t>/api/auth/register</w:t>
+              <w:t>账目流水，CRUD 主表。</w:t>
             </w:r>
           </w:p>
         </w:tc>
         <w:tc>
           <w:tcPr>
-            <w:tcW w:type="dxa" w:w="936"/>
+            <w:tcW w:type="dxa" w:w="1440"/>
             <w:vAlign w:val="center"/>
-            <w:tcMar>
-              <w:top w:w="115" w:type="dxa"/>
-              <w:start w:w="115" w:type="dxa"/>
-              <w:bottom w:w="115" w:type="dxa"/>
-              <w:end w:w="115" w:type="dxa"/>
-            </w:tcMar>
           </w:tcPr>
           <w:p>
             <w:pPr>
-              <w:spacing w:after="0" w:line="276" w:lineRule="auto"/>
+              <w:spacing w:after="0" w:line="269" w:lineRule="auto"/>
             </w:pPr>
             <w:r/>
             <w:r>
               <w:rPr>
                 <w:rFonts w:ascii="Microsoft YaHei" w:hAnsi="Microsoft YaHei" w:eastAsia="Microsoft YaHei"/>
                 <w:b w:val="0"/>
+                <w:color w:val="172033"/>
                 <w:sz w:val="17"/>
               </w:rPr>
-              <w:t>公开</w:t>
-            </w:r>
-          </w:p>
-        </w:tc>
-        <w:tc>
-          <w:tcPr>
-            <w:tcW w:type="dxa" w:w="4824"/>
-            <w:vAlign w:val="center"/>
-            <w:tcMar>
-              <w:top w:w="115" w:type="dxa"/>
-              <w:start w:w="115" w:type="dxa"/>
-              <w:bottom w:w="115" w:type="dxa"/>
-              <w:end w:w="115" w:type="dxa"/>
-            </w:tcMar>
-          </w:tcPr>
-          <w:p>
-            <w:pPr>
-              <w:spacing w:after="0" w:line="276" w:lineRule="auto"/>
-            </w:pPr>
-            <w:r/>
-            <w:r>
-              <w:rPr>
-                <w:rFonts w:ascii="Microsoft YaHei" w:hAnsi="Microsoft YaHei" w:eastAsia="Microsoft YaHei"/>
-                <w:b w:val="0"/>
-                <w:sz w:val="17"/>
-              </w:rPr>
-              <w:t>注册用户，成功返回 code=201 和用户信息。</w:t>
+              <w:t>12 条</w:t>
             </w:r>
           </w:p>
         </w:tc>
@@ -3529,1148 +1631,64 @@
       <w:tr>
         <w:tc>
           <w:tcPr>
-            <w:tcW w:type="dxa" w:w="1037"/>
+            <w:tcW w:type="dxa" w:w="1728"/>
             <w:vAlign w:val="center"/>
-            <w:tcMar>
-              <w:top w:w="115" w:type="dxa"/>
-              <w:start w:w="115" w:type="dxa"/>
-              <w:bottom w:w="115" w:type="dxa"/>
-              <w:end w:w="115" w:type="dxa"/>
-            </w:tcMar>
           </w:tcPr>
           <w:p>
             <w:pPr>
-              <w:spacing w:after="0" w:line="276" w:lineRule="auto"/>
+              <w:spacing w:after="0" w:line="269" w:lineRule="auto"/>
             </w:pPr>
             <w:r/>
             <w:r>
               <w:rPr>
                 <w:rFonts w:ascii="Microsoft YaHei" w:hAnsi="Microsoft YaHei" w:eastAsia="Microsoft YaHei"/>
                 <w:b w:val="0"/>
+                <w:color w:val="172033"/>
                 <w:sz w:val="17"/>
               </w:rPr>
-              <w:t>POST</w:t>
+              <w:t>saving_goals</w:t>
             </w:r>
           </w:p>
         </w:tc>
         <w:tc>
           <w:tcPr>
-            <w:tcW w:type="dxa" w:w="2952"/>
+            <w:tcW w:type="dxa" w:w="5760"/>
             <w:vAlign w:val="center"/>
-            <w:tcMar>
-              <w:top w:w="115" w:type="dxa"/>
-              <w:start w:w="115" w:type="dxa"/>
-              <w:bottom w:w="115" w:type="dxa"/>
-              <w:end w:w="115" w:type="dxa"/>
-            </w:tcMar>
           </w:tcPr>
           <w:p>
             <w:pPr>
-              <w:spacing w:after="0" w:line="276" w:lineRule="auto"/>
+              <w:spacing w:after="0" w:line="269" w:lineRule="auto"/>
             </w:pPr>
             <w:r/>
             <w:r>
               <w:rPr>
                 <w:rFonts w:ascii="Microsoft YaHei" w:hAnsi="Microsoft YaHei" w:eastAsia="Microsoft YaHei"/>
                 <w:b w:val="0"/>
+                <w:color w:val="172033"/>
                 <w:sz w:val="17"/>
               </w:rPr>
-              <w:t>/api/auth/login</w:t>
+              <w:t>心愿基金目标。</w:t>
             </w:r>
           </w:p>
         </w:tc>
         <w:tc>
           <w:tcPr>
-            <w:tcW w:type="dxa" w:w="936"/>
+            <w:tcW w:type="dxa" w:w="1440"/>
             <w:vAlign w:val="center"/>
-            <w:tcMar>
-              <w:top w:w="115" w:type="dxa"/>
-              <w:start w:w="115" w:type="dxa"/>
-              <w:bottom w:w="115" w:type="dxa"/>
-              <w:end w:w="115" w:type="dxa"/>
-            </w:tcMar>
           </w:tcPr>
           <w:p>
             <w:pPr>
-              <w:spacing w:after="0" w:line="276" w:lineRule="auto"/>
+              <w:spacing w:after="0" w:line="269" w:lineRule="auto"/>
             </w:pPr>
             <w:r/>
             <w:r>
               <w:rPr>
                 <w:rFonts w:ascii="Microsoft YaHei" w:hAnsi="Microsoft YaHei" w:eastAsia="Microsoft YaHei"/>
                 <w:b w:val="0"/>
+                <w:color w:val="172033"/>
                 <w:sz w:val="17"/>
               </w:rPr>
-              <w:t>公开</w:t>
-            </w:r>
-          </w:p>
-        </w:tc>
-        <w:tc>
-          <w:tcPr>
-            <w:tcW w:type="dxa" w:w="4824"/>
-            <w:vAlign w:val="center"/>
-            <w:tcMar>
-              <w:top w:w="115" w:type="dxa"/>
-              <w:start w:w="115" w:type="dxa"/>
-              <w:bottom w:w="115" w:type="dxa"/>
-              <w:end w:w="115" w:type="dxa"/>
-            </w:tcMar>
-          </w:tcPr>
-          <w:p>
-            <w:pPr>
-              <w:spacing w:after="0" w:line="276" w:lineRule="auto"/>
-            </w:pPr>
-            <w:r/>
-            <w:r>
-              <w:rPr>
-                <w:rFonts w:ascii="Microsoft YaHei" w:hAnsi="Microsoft YaHei" w:eastAsia="Microsoft YaHei"/>
-                <w:b w:val="0"/>
-                <w:sz w:val="17"/>
-              </w:rPr>
-              <w:t>登录用户，返回 Bearer Token。</w:t>
-            </w:r>
-          </w:p>
-        </w:tc>
-      </w:tr>
-      <w:tr>
-        <w:tc>
-          <w:tcPr>
-            <w:tcW w:type="dxa" w:w="1037"/>
-            <w:vAlign w:val="center"/>
-            <w:tcMar>
-              <w:top w:w="115" w:type="dxa"/>
-              <w:start w:w="115" w:type="dxa"/>
-              <w:bottom w:w="115" w:type="dxa"/>
-              <w:end w:w="115" w:type="dxa"/>
-            </w:tcMar>
-          </w:tcPr>
-          <w:p>
-            <w:pPr>
-              <w:spacing w:after="0" w:line="276" w:lineRule="auto"/>
-            </w:pPr>
-            <w:r/>
-            <w:r>
-              <w:rPr>
-                <w:rFonts w:ascii="Microsoft YaHei" w:hAnsi="Microsoft YaHei" w:eastAsia="Microsoft YaHei"/>
-                <w:b w:val="0"/>
-                <w:sz w:val="17"/>
-              </w:rPr>
-              <w:t>GET</w:t>
-            </w:r>
-          </w:p>
-        </w:tc>
-        <w:tc>
-          <w:tcPr>
-            <w:tcW w:type="dxa" w:w="2952"/>
-            <w:vAlign w:val="center"/>
-            <w:tcMar>
-              <w:top w:w="115" w:type="dxa"/>
-              <w:start w:w="115" w:type="dxa"/>
-              <w:bottom w:w="115" w:type="dxa"/>
-              <w:end w:w="115" w:type="dxa"/>
-            </w:tcMar>
-          </w:tcPr>
-          <w:p>
-            <w:pPr>
-              <w:spacing w:after="0" w:line="276" w:lineRule="auto"/>
-            </w:pPr>
-            <w:r/>
-            <w:r>
-              <w:rPr>
-                <w:rFonts w:ascii="Microsoft YaHei" w:hAnsi="Microsoft YaHei" w:eastAsia="Microsoft YaHei"/>
-                <w:b w:val="0"/>
-                <w:sz w:val="17"/>
-              </w:rPr>
-              <w:t>/api/auth/me</w:t>
-            </w:r>
-          </w:p>
-        </w:tc>
-        <w:tc>
-          <w:tcPr>
-            <w:tcW w:type="dxa" w:w="936"/>
-            <w:vAlign w:val="center"/>
-            <w:tcMar>
-              <w:top w:w="115" w:type="dxa"/>
-              <w:start w:w="115" w:type="dxa"/>
-              <w:bottom w:w="115" w:type="dxa"/>
-              <w:end w:w="115" w:type="dxa"/>
-            </w:tcMar>
-          </w:tcPr>
-          <w:p>
-            <w:pPr>
-              <w:spacing w:after="0" w:line="276" w:lineRule="auto"/>
-            </w:pPr>
-            <w:r/>
-            <w:r>
-              <w:rPr>
-                <w:rFonts w:ascii="Microsoft YaHei" w:hAnsi="Microsoft YaHei" w:eastAsia="Microsoft YaHei"/>
-                <w:b w:val="0"/>
-                <w:sz w:val="17"/>
-              </w:rPr>
-              <w:t>登录</w:t>
-            </w:r>
-          </w:p>
-        </w:tc>
-        <w:tc>
-          <w:tcPr>
-            <w:tcW w:type="dxa" w:w="4824"/>
-            <w:vAlign w:val="center"/>
-            <w:tcMar>
-              <w:top w:w="115" w:type="dxa"/>
-              <w:start w:w="115" w:type="dxa"/>
-              <w:bottom w:w="115" w:type="dxa"/>
-              <w:end w:w="115" w:type="dxa"/>
-            </w:tcMar>
-          </w:tcPr>
-          <w:p>
-            <w:pPr>
-              <w:spacing w:after="0" w:line="276" w:lineRule="auto"/>
-            </w:pPr>
-            <w:r/>
-            <w:r>
-              <w:rPr>
-                <w:rFonts w:ascii="Microsoft YaHei" w:hAnsi="Microsoft YaHei" w:eastAsia="Microsoft YaHei"/>
-                <w:b w:val="0"/>
-                <w:sz w:val="17"/>
-              </w:rPr>
-              <w:t>读取当前登录用户。</w:t>
-            </w:r>
-          </w:p>
-        </w:tc>
-      </w:tr>
-      <w:tr>
-        <w:tc>
-          <w:tcPr>
-            <w:tcW w:type="dxa" w:w="1037"/>
-            <w:vAlign w:val="center"/>
-            <w:tcMar>
-              <w:top w:w="115" w:type="dxa"/>
-              <w:start w:w="115" w:type="dxa"/>
-              <w:bottom w:w="115" w:type="dxa"/>
-              <w:end w:w="115" w:type="dxa"/>
-            </w:tcMar>
-          </w:tcPr>
-          <w:p>
-            <w:pPr>
-              <w:spacing w:after="0" w:line="276" w:lineRule="auto"/>
-            </w:pPr>
-            <w:r/>
-            <w:r>
-              <w:rPr>
-                <w:rFonts w:ascii="Microsoft YaHei" w:hAnsi="Microsoft YaHei" w:eastAsia="Microsoft YaHei"/>
-                <w:b w:val="0"/>
-                <w:sz w:val="17"/>
-              </w:rPr>
-              <w:t>GET</w:t>
-            </w:r>
-          </w:p>
-        </w:tc>
-        <w:tc>
-          <w:tcPr>
-            <w:tcW w:type="dxa" w:w="2952"/>
-            <w:vAlign w:val="center"/>
-            <w:tcMar>
-              <w:top w:w="115" w:type="dxa"/>
-              <w:start w:w="115" w:type="dxa"/>
-              <w:bottom w:w="115" w:type="dxa"/>
-              <w:end w:w="115" w:type="dxa"/>
-            </w:tcMar>
-          </w:tcPr>
-          <w:p>
-            <w:pPr>
-              <w:spacing w:after="0" w:line="276" w:lineRule="auto"/>
-            </w:pPr>
-            <w:r/>
-            <w:r>
-              <w:rPr>
-                <w:rFonts w:ascii="Microsoft YaHei" w:hAnsi="Microsoft YaHei" w:eastAsia="Microsoft YaHei"/>
-                <w:b w:val="0"/>
-                <w:sz w:val="17"/>
-              </w:rPr>
-              <w:t>/api/summary</w:t>
-            </w:r>
-          </w:p>
-        </w:tc>
-        <w:tc>
-          <w:tcPr>
-            <w:tcW w:type="dxa" w:w="936"/>
-            <w:vAlign w:val="center"/>
-            <w:tcMar>
-              <w:top w:w="115" w:type="dxa"/>
-              <w:start w:w="115" w:type="dxa"/>
-              <w:bottom w:w="115" w:type="dxa"/>
-              <w:end w:w="115" w:type="dxa"/>
-            </w:tcMar>
-          </w:tcPr>
-          <w:p>
-            <w:pPr>
-              <w:spacing w:after="0" w:line="276" w:lineRule="auto"/>
-            </w:pPr>
-            <w:r/>
-            <w:r>
-              <w:rPr>
-                <w:rFonts w:ascii="Microsoft YaHei" w:hAnsi="Microsoft YaHei" w:eastAsia="Microsoft YaHei"/>
-                <w:b w:val="0"/>
-                <w:sz w:val="17"/>
-              </w:rPr>
-              <w:t>登录</w:t>
-            </w:r>
-          </w:p>
-        </w:tc>
-        <w:tc>
-          <w:tcPr>
-            <w:tcW w:type="dxa" w:w="4824"/>
-            <w:vAlign w:val="center"/>
-            <w:tcMar>
-              <w:top w:w="115" w:type="dxa"/>
-              <w:start w:w="115" w:type="dxa"/>
-              <w:bottom w:w="115" w:type="dxa"/>
-              <w:end w:w="115" w:type="dxa"/>
-            </w:tcMar>
-          </w:tcPr>
-          <w:p>
-            <w:pPr>
-              <w:spacing w:after="0" w:line="276" w:lineRule="auto"/>
-            </w:pPr>
-            <w:r/>
-            <w:r>
-              <w:rPr>
-                <w:rFonts w:ascii="Microsoft YaHei" w:hAnsi="Microsoft YaHei" w:eastAsia="Microsoft YaHei"/>
-                <w:b w:val="0"/>
-                <w:sz w:val="17"/>
-              </w:rPr>
-              <w:t>返回账本汇总、分类排行和心愿基金。</w:t>
-            </w:r>
-          </w:p>
-        </w:tc>
-      </w:tr>
-      <w:tr>
-        <w:tc>
-          <w:tcPr>
-            <w:tcW w:type="dxa" w:w="1037"/>
-            <w:vAlign w:val="center"/>
-            <w:tcMar>
-              <w:top w:w="115" w:type="dxa"/>
-              <w:start w:w="115" w:type="dxa"/>
-              <w:bottom w:w="115" w:type="dxa"/>
-              <w:end w:w="115" w:type="dxa"/>
-            </w:tcMar>
-          </w:tcPr>
-          <w:p>
-            <w:pPr>
-              <w:spacing w:after="0" w:line="276" w:lineRule="auto"/>
-            </w:pPr>
-            <w:r/>
-            <w:r>
-              <w:rPr>
-                <w:rFonts w:ascii="Microsoft YaHei" w:hAnsi="Microsoft YaHei" w:eastAsia="Microsoft YaHei"/>
-                <w:b w:val="0"/>
-                <w:sz w:val="17"/>
-              </w:rPr>
-              <w:t>GET</w:t>
-            </w:r>
-          </w:p>
-        </w:tc>
-        <w:tc>
-          <w:tcPr>
-            <w:tcW w:type="dxa" w:w="2952"/>
-            <w:vAlign w:val="center"/>
-            <w:tcMar>
-              <w:top w:w="115" w:type="dxa"/>
-              <w:start w:w="115" w:type="dxa"/>
-              <w:bottom w:w="115" w:type="dxa"/>
-              <w:end w:w="115" w:type="dxa"/>
-            </w:tcMar>
-          </w:tcPr>
-          <w:p>
-            <w:pPr>
-              <w:spacing w:after="0" w:line="276" w:lineRule="auto"/>
-            </w:pPr>
-            <w:r/>
-            <w:r>
-              <w:rPr>
-                <w:rFonts w:ascii="Microsoft YaHei" w:hAnsi="Microsoft YaHei" w:eastAsia="Microsoft YaHei"/>
-                <w:b w:val="0"/>
-                <w:sz w:val="17"/>
-              </w:rPr>
-              <w:t>/api/entries</w:t>
-            </w:r>
-          </w:p>
-        </w:tc>
-        <w:tc>
-          <w:tcPr>
-            <w:tcW w:type="dxa" w:w="936"/>
-            <w:vAlign w:val="center"/>
-            <w:tcMar>
-              <w:top w:w="115" w:type="dxa"/>
-              <w:start w:w="115" w:type="dxa"/>
-              <w:bottom w:w="115" w:type="dxa"/>
-              <w:end w:w="115" w:type="dxa"/>
-            </w:tcMar>
-          </w:tcPr>
-          <w:p>
-            <w:pPr>
-              <w:spacing w:after="0" w:line="276" w:lineRule="auto"/>
-            </w:pPr>
-            <w:r/>
-            <w:r>
-              <w:rPr>
-                <w:rFonts w:ascii="Microsoft YaHei" w:hAnsi="Microsoft YaHei" w:eastAsia="Microsoft YaHei"/>
-                <w:b w:val="0"/>
-                <w:sz w:val="17"/>
-              </w:rPr>
-              <w:t>登录</w:t>
-            </w:r>
-          </w:p>
-        </w:tc>
-        <w:tc>
-          <w:tcPr>
-            <w:tcW w:type="dxa" w:w="4824"/>
-            <w:vAlign w:val="center"/>
-            <w:tcMar>
-              <w:top w:w="115" w:type="dxa"/>
-              <w:start w:w="115" w:type="dxa"/>
-              <w:bottom w:w="115" w:type="dxa"/>
-              <w:end w:w="115" w:type="dxa"/>
-            </w:tcMar>
-          </w:tcPr>
-          <w:p>
-            <w:pPr>
-              <w:spacing w:after="0" w:line="276" w:lineRule="auto"/>
-            </w:pPr>
-            <w:r/>
-            <w:r>
-              <w:rPr>
-                <w:rFonts w:ascii="Microsoft YaHei" w:hAnsi="Microsoft YaHei" w:eastAsia="Microsoft YaHei"/>
-                <w:b w:val="0"/>
-                <w:sz w:val="17"/>
-              </w:rPr>
-              <w:t>按分类和类型筛选账目列表。</w:t>
-            </w:r>
-          </w:p>
-        </w:tc>
-      </w:tr>
-      <w:tr>
-        <w:tc>
-          <w:tcPr>
-            <w:tcW w:type="dxa" w:w="1037"/>
-            <w:vAlign w:val="center"/>
-            <w:tcMar>
-              <w:top w:w="115" w:type="dxa"/>
-              <w:start w:w="115" w:type="dxa"/>
-              <w:bottom w:w="115" w:type="dxa"/>
-              <w:end w:w="115" w:type="dxa"/>
-            </w:tcMar>
-          </w:tcPr>
-          <w:p>
-            <w:pPr>
-              <w:spacing w:after="0" w:line="276" w:lineRule="auto"/>
-            </w:pPr>
-            <w:r/>
-            <w:r>
-              <w:rPr>
-                <w:rFonts w:ascii="Microsoft YaHei" w:hAnsi="Microsoft YaHei" w:eastAsia="Microsoft YaHei"/>
-                <w:b w:val="0"/>
-                <w:sz w:val="17"/>
-              </w:rPr>
-              <w:t>GET</w:t>
-            </w:r>
-          </w:p>
-        </w:tc>
-        <w:tc>
-          <w:tcPr>
-            <w:tcW w:type="dxa" w:w="2952"/>
-            <w:vAlign w:val="center"/>
-            <w:tcMar>
-              <w:top w:w="115" w:type="dxa"/>
-              <w:start w:w="115" w:type="dxa"/>
-              <w:bottom w:w="115" w:type="dxa"/>
-              <w:end w:w="115" w:type="dxa"/>
-            </w:tcMar>
-          </w:tcPr>
-          <w:p>
-            <w:pPr>
-              <w:spacing w:after="0" w:line="276" w:lineRule="auto"/>
-            </w:pPr>
-            <w:r/>
-            <w:r>
-              <w:rPr>
-                <w:rFonts w:ascii="Microsoft YaHei" w:hAnsi="Microsoft YaHei" w:eastAsia="Microsoft YaHei"/>
-                <w:b w:val="0"/>
-                <w:sz w:val="17"/>
-              </w:rPr>
-              <w:t>/api/entries/&lt;id&gt;</w:t>
-            </w:r>
-          </w:p>
-        </w:tc>
-        <w:tc>
-          <w:tcPr>
-            <w:tcW w:type="dxa" w:w="936"/>
-            <w:vAlign w:val="center"/>
-            <w:tcMar>
-              <w:top w:w="115" w:type="dxa"/>
-              <w:start w:w="115" w:type="dxa"/>
-              <w:bottom w:w="115" w:type="dxa"/>
-              <w:end w:w="115" w:type="dxa"/>
-            </w:tcMar>
-          </w:tcPr>
-          <w:p>
-            <w:pPr>
-              <w:spacing w:after="0" w:line="276" w:lineRule="auto"/>
-            </w:pPr>
-            <w:r/>
-            <w:r>
-              <w:rPr>
-                <w:rFonts w:ascii="Microsoft YaHei" w:hAnsi="Microsoft YaHei" w:eastAsia="Microsoft YaHei"/>
-                <w:b w:val="0"/>
-                <w:sz w:val="17"/>
-              </w:rPr>
-              <w:t>登录</w:t>
-            </w:r>
-          </w:p>
-        </w:tc>
-        <w:tc>
-          <w:tcPr>
-            <w:tcW w:type="dxa" w:w="4824"/>
-            <w:vAlign w:val="center"/>
-            <w:tcMar>
-              <w:top w:w="115" w:type="dxa"/>
-              <w:start w:w="115" w:type="dxa"/>
-              <w:bottom w:w="115" w:type="dxa"/>
-              <w:end w:w="115" w:type="dxa"/>
-            </w:tcMar>
-          </w:tcPr>
-          <w:p>
-            <w:pPr>
-              <w:spacing w:after="0" w:line="276" w:lineRule="auto"/>
-            </w:pPr>
-            <w:r/>
-            <w:r>
-              <w:rPr>
-                <w:rFonts w:ascii="Microsoft YaHei" w:hAnsi="Microsoft YaHei" w:eastAsia="Microsoft YaHei"/>
-                <w:b w:val="0"/>
-                <w:sz w:val="17"/>
-              </w:rPr>
-              <w:t>读取单条账目详情。</w:t>
-            </w:r>
-          </w:p>
-        </w:tc>
-      </w:tr>
-      <w:tr>
-        <w:tc>
-          <w:tcPr>
-            <w:tcW w:type="dxa" w:w="1037"/>
-            <w:vAlign w:val="center"/>
-            <w:tcMar>
-              <w:top w:w="115" w:type="dxa"/>
-              <w:start w:w="115" w:type="dxa"/>
-              <w:bottom w:w="115" w:type="dxa"/>
-              <w:end w:w="115" w:type="dxa"/>
-            </w:tcMar>
-          </w:tcPr>
-          <w:p>
-            <w:pPr>
-              <w:spacing w:after="0" w:line="276" w:lineRule="auto"/>
-            </w:pPr>
-            <w:r/>
-            <w:r>
-              <w:rPr>
-                <w:rFonts w:ascii="Microsoft YaHei" w:hAnsi="Microsoft YaHei" w:eastAsia="Microsoft YaHei"/>
-                <w:b w:val="0"/>
-                <w:sz w:val="17"/>
-              </w:rPr>
-              <w:t>POST</w:t>
-            </w:r>
-          </w:p>
-        </w:tc>
-        <w:tc>
-          <w:tcPr>
-            <w:tcW w:type="dxa" w:w="2952"/>
-            <w:vAlign w:val="center"/>
-            <w:tcMar>
-              <w:top w:w="115" w:type="dxa"/>
-              <w:start w:w="115" w:type="dxa"/>
-              <w:bottom w:w="115" w:type="dxa"/>
-              <w:end w:w="115" w:type="dxa"/>
-            </w:tcMar>
-          </w:tcPr>
-          <w:p>
-            <w:pPr>
-              <w:spacing w:after="0" w:line="276" w:lineRule="auto"/>
-            </w:pPr>
-            <w:r/>
-            <w:r>
-              <w:rPr>
-                <w:rFonts w:ascii="Microsoft YaHei" w:hAnsi="Microsoft YaHei" w:eastAsia="Microsoft YaHei"/>
-                <w:b w:val="0"/>
-                <w:sz w:val="17"/>
-              </w:rPr>
-              <w:t>/api/entries</w:t>
-            </w:r>
-          </w:p>
-        </w:tc>
-        <w:tc>
-          <w:tcPr>
-            <w:tcW w:type="dxa" w:w="936"/>
-            <w:vAlign w:val="center"/>
-            <w:tcMar>
-              <w:top w:w="115" w:type="dxa"/>
-              <w:start w:w="115" w:type="dxa"/>
-              <w:bottom w:w="115" w:type="dxa"/>
-              <w:end w:w="115" w:type="dxa"/>
-            </w:tcMar>
-          </w:tcPr>
-          <w:p>
-            <w:pPr>
-              <w:spacing w:after="0" w:line="276" w:lineRule="auto"/>
-            </w:pPr>
-            <w:r/>
-            <w:r>
-              <w:rPr>
-                <w:rFonts w:ascii="Microsoft YaHei" w:hAnsi="Microsoft YaHei" w:eastAsia="Microsoft YaHei"/>
-                <w:b w:val="0"/>
-                <w:sz w:val="17"/>
-              </w:rPr>
-              <w:t>登录</w:t>
-            </w:r>
-          </w:p>
-        </w:tc>
-        <w:tc>
-          <w:tcPr>
-            <w:tcW w:type="dxa" w:w="4824"/>
-            <w:vAlign w:val="center"/>
-            <w:tcMar>
-              <w:top w:w="115" w:type="dxa"/>
-              <w:start w:w="115" w:type="dxa"/>
-              <w:bottom w:w="115" w:type="dxa"/>
-              <w:end w:w="115" w:type="dxa"/>
-            </w:tcMar>
-          </w:tcPr>
-          <w:p>
-            <w:pPr>
-              <w:spacing w:after="0" w:line="276" w:lineRule="auto"/>
-            </w:pPr>
-            <w:r/>
-            <w:r>
-              <w:rPr>
-                <w:rFonts w:ascii="Microsoft YaHei" w:hAnsi="Microsoft YaHei" w:eastAsia="Microsoft YaHei"/>
-                <w:b w:val="0"/>
-                <w:sz w:val="17"/>
-              </w:rPr>
-              <w:t>新增账目。</w:t>
-            </w:r>
-          </w:p>
-        </w:tc>
-      </w:tr>
-      <w:tr>
-        <w:tc>
-          <w:tcPr>
-            <w:tcW w:type="dxa" w:w="1037"/>
-            <w:vAlign w:val="center"/>
-            <w:tcMar>
-              <w:top w:w="115" w:type="dxa"/>
-              <w:start w:w="115" w:type="dxa"/>
-              <w:bottom w:w="115" w:type="dxa"/>
-              <w:end w:w="115" w:type="dxa"/>
-            </w:tcMar>
-          </w:tcPr>
-          <w:p>
-            <w:pPr>
-              <w:spacing w:after="0" w:line="276" w:lineRule="auto"/>
-            </w:pPr>
-            <w:r/>
-            <w:r>
-              <w:rPr>
-                <w:rFonts w:ascii="Microsoft YaHei" w:hAnsi="Microsoft YaHei" w:eastAsia="Microsoft YaHei"/>
-                <w:b w:val="0"/>
-                <w:sz w:val="17"/>
-              </w:rPr>
-              <w:t>PUT</w:t>
-            </w:r>
-          </w:p>
-        </w:tc>
-        <w:tc>
-          <w:tcPr>
-            <w:tcW w:type="dxa" w:w="2952"/>
-            <w:vAlign w:val="center"/>
-            <w:tcMar>
-              <w:top w:w="115" w:type="dxa"/>
-              <w:start w:w="115" w:type="dxa"/>
-              <w:bottom w:w="115" w:type="dxa"/>
-              <w:end w:w="115" w:type="dxa"/>
-            </w:tcMar>
-          </w:tcPr>
-          <w:p>
-            <w:pPr>
-              <w:spacing w:after="0" w:line="276" w:lineRule="auto"/>
-            </w:pPr>
-            <w:r/>
-            <w:r>
-              <w:rPr>
-                <w:rFonts w:ascii="Microsoft YaHei" w:hAnsi="Microsoft YaHei" w:eastAsia="Microsoft YaHei"/>
-                <w:b w:val="0"/>
-                <w:sz w:val="17"/>
-              </w:rPr>
-              <w:t>/api/entries/&lt;id&gt;</w:t>
-            </w:r>
-          </w:p>
-        </w:tc>
-        <w:tc>
-          <w:tcPr>
-            <w:tcW w:type="dxa" w:w="936"/>
-            <w:vAlign w:val="center"/>
-            <w:tcMar>
-              <w:top w:w="115" w:type="dxa"/>
-              <w:start w:w="115" w:type="dxa"/>
-              <w:bottom w:w="115" w:type="dxa"/>
-              <w:end w:w="115" w:type="dxa"/>
-            </w:tcMar>
-          </w:tcPr>
-          <w:p>
-            <w:pPr>
-              <w:spacing w:after="0" w:line="276" w:lineRule="auto"/>
-            </w:pPr>
-            <w:r/>
-            <w:r>
-              <w:rPr>
-                <w:rFonts w:ascii="Microsoft YaHei" w:hAnsi="Microsoft YaHei" w:eastAsia="Microsoft YaHei"/>
-                <w:b w:val="0"/>
-                <w:sz w:val="17"/>
-              </w:rPr>
-              <w:t>登录</w:t>
-            </w:r>
-          </w:p>
-        </w:tc>
-        <w:tc>
-          <w:tcPr>
-            <w:tcW w:type="dxa" w:w="4824"/>
-            <w:vAlign w:val="center"/>
-            <w:tcMar>
-              <w:top w:w="115" w:type="dxa"/>
-              <w:start w:w="115" w:type="dxa"/>
-              <w:bottom w:w="115" w:type="dxa"/>
-              <w:end w:w="115" w:type="dxa"/>
-            </w:tcMar>
-          </w:tcPr>
-          <w:p>
-            <w:pPr>
-              <w:spacing w:after="0" w:line="276" w:lineRule="auto"/>
-            </w:pPr>
-            <w:r/>
-            <w:r>
-              <w:rPr>
-                <w:rFonts w:ascii="Microsoft YaHei" w:hAnsi="Microsoft YaHei" w:eastAsia="Microsoft YaHei"/>
-                <w:b w:val="0"/>
-                <w:sz w:val="17"/>
-              </w:rPr>
-              <w:t>修改账目。</w:t>
-            </w:r>
-          </w:p>
-        </w:tc>
-      </w:tr>
-      <w:tr>
-        <w:tc>
-          <w:tcPr>
-            <w:tcW w:type="dxa" w:w="1037"/>
-            <w:vAlign w:val="center"/>
-            <w:tcMar>
-              <w:top w:w="115" w:type="dxa"/>
-              <w:start w:w="115" w:type="dxa"/>
-              <w:bottom w:w="115" w:type="dxa"/>
-              <w:end w:w="115" w:type="dxa"/>
-            </w:tcMar>
-          </w:tcPr>
-          <w:p>
-            <w:pPr>
-              <w:spacing w:after="0" w:line="276" w:lineRule="auto"/>
-            </w:pPr>
-            <w:r/>
-            <w:r>
-              <w:rPr>
-                <w:rFonts w:ascii="Microsoft YaHei" w:hAnsi="Microsoft YaHei" w:eastAsia="Microsoft YaHei"/>
-                <w:b w:val="0"/>
-                <w:sz w:val="17"/>
-              </w:rPr>
-              <w:t>DELETE</w:t>
-            </w:r>
-          </w:p>
-        </w:tc>
-        <w:tc>
-          <w:tcPr>
-            <w:tcW w:type="dxa" w:w="2952"/>
-            <w:vAlign w:val="center"/>
-            <w:tcMar>
-              <w:top w:w="115" w:type="dxa"/>
-              <w:start w:w="115" w:type="dxa"/>
-              <w:bottom w:w="115" w:type="dxa"/>
-              <w:end w:w="115" w:type="dxa"/>
-            </w:tcMar>
-          </w:tcPr>
-          <w:p>
-            <w:pPr>
-              <w:spacing w:after="0" w:line="276" w:lineRule="auto"/>
-            </w:pPr>
-            <w:r/>
-            <w:r>
-              <w:rPr>
-                <w:rFonts w:ascii="Microsoft YaHei" w:hAnsi="Microsoft YaHei" w:eastAsia="Microsoft YaHei"/>
-                <w:b w:val="0"/>
-                <w:sz w:val="17"/>
-              </w:rPr>
-              <w:t>/api/entries/&lt;id&gt;</w:t>
-            </w:r>
-          </w:p>
-        </w:tc>
-        <w:tc>
-          <w:tcPr>
-            <w:tcW w:type="dxa" w:w="936"/>
-            <w:vAlign w:val="center"/>
-            <w:tcMar>
-              <w:top w:w="115" w:type="dxa"/>
-              <w:start w:w="115" w:type="dxa"/>
-              <w:bottom w:w="115" w:type="dxa"/>
-              <w:end w:w="115" w:type="dxa"/>
-            </w:tcMar>
-          </w:tcPr>
-          <w:p>
-            <w:pPr>
-              <w:spacing w:after="0" w:line="276" w:lineRule="auto"/>
-            </w:pPr>
-            <w:r/>
-            <w:r>
-              <w:rPr>
-                <w:rFonts w:ascii="Microsoft YaHei" w:hAnsi="Microsoft YaHei" w:eastAsia="Microsoft YaHei"/>
-                <w:b w:val="0"/>
-                <w:sz w:val="17"/>
-              </w:rPr>
-              <w:t>登录</w:t>
-            </w:r>
-          </w:p>
-        </w:tc>
-        <w:tc>
-          <w:tcPr>
-            <w:tcW w:type="dxa" w:w="4824"/>
-            <w:vAlign w:val="center"/>
-            <w:tcMar>
-              <w:top w:w="115" w:type="dxa"/>
-              <w:start w:w="115" w:type="dxa"/>
-              <w:bottom w:w="115" w:type="dxa"/>
-              <w:end w:w="115" w:type="dxa"/>
-            </w:tcMar>
-          </w:tcPr>
-          <w:p>
-            <w:pPr>
-              <w:spacing w:after="0" w:line="276" w:lineRule="auto"/>
-            </w:pPr>
-            <w:r/>
-            <w:r>
-              <w:rPr>
-                <w:rFonts w:ascii="Microsoft YaHei" w:hAnsi="Microsoft YaHei" w:eastAsia="Microsoft YaHei"/>
-                <w:b w:val="0"/>
-                <w:sz w:val="17"/>
-              </w:rPr>
-              <w:t>删除账目。</w:t>
-            </w:r>
-          </w:p>
-        </w:tc>
-      </w:tr>
-      <w:tr>
-        <w:tc>
-          <w:tcPr>
-            <w:tcW w:type="dxa" w:w="1037"/>
-            <w:vAlign w:val="center"/>
-            <w:tcMar>
-              <w:top w:w="115" w:type="dxa"/>
-              <w:start w:w="115" w:type="dxa"/>
-              <w:bottom w:w="115" w:type="dxa"/>
-              <w:end w:w="115" w:type="dxa"/>
-            </w:tcMar>
-          </w:tcPr>
-          <w:p>
-            <w:pPr>
-              <w:spacing w:after="0" w:line="276" w:lineRule="auto"/>
-            </w:pPr>
-            <w:r/>
-            <w:r>
-              <w:rPr>
-                <w:rFonts w:ascii="Microsoft YaHei" w:hAnsi="Microsoft YaHei" w:eastAsia="Microsoft YaHei"/>
-                <w:b w:val="0"/>
-                <w:sz w:val="17"/>
-              </w:rPr>
-              <w:t>GET</w:t>
-            </w:r>
-          </w:p>
-        </w:tc>
-        <w:tc>
-          <w:tcPr>
-            <w:tcW w:type="dxa" w:w="2952"/>
-            <w:vAlign w:val="center"/>
-            <w:tcMar>
-              <w:top w:w="115" w:type="dxa"/>
-              <w:start w:w="115" w:type="dxa"/>
-              <w:bottom w:w="115" w:type="dxa"/>
-              <w:end w:w="115" w:type="dxa"/>
-            </w:tcMar>
-          </w:tcPr>
-          <w:p>
-            <w:pPr>
-              <w:spacing w:after="0" w:line="276" w:lineRule="auto"/>
-            </w:pPr>
-            <w:r/>
-            <w:r>
-              <w:rPr>
-                <w:rFonts w:ascii="Microsoft YaHei" w:hAnsi="Microsoft YaHei" w:eastAsia="Microsoft YaHei"/>
-                <w:b w:val="0"/>
-                <w:sz w:val="17"/>
-              </w:rPr>
-              <w:t>/api/goals</w:t>
-            </w:r>
-          </w:p>
-        </w:tc>
-        <w:tc>
-          <w:tcPr>
-            <w:tcW w:type="dxa" w:w="936"/>
-            <w:vAlign w:val="center"/>
-            <w:tcMar>
-              <w:top w:w="115" w:type="dxa"/>
-              <w:start w:w="115" w:type="dxa"/>
-              <w:bottom w:w="115" w:type="dxa"/>
-              <w:end w:w="115" w:type="dxa"/>
-            </w:tcMar>
-          </w:tcPr>
-          <w:p>
-            <w:pPr>
-              <w:spacing w:after="0" w:line="276" w:lineRule="auto"/>
-            </w:pPr>
-            <w:r/>
-            <w:r>
-              <w:rPr>
-                <w:rFonts w:ascii="Microsoft YaHei" w:hAnsi="Microsoft YaHei" w:eastAsia="Microsoft YaHei"/>
-                <w:b w:val="0"/>
-                <w:sz w:val="17"/>
-              </w:rPr>
-              <w:t>登录</w:t>
-            </w:r>
-          </w:p>
-        </w:tc>
-        <w:tc>
-          <w:tcPr>
-            <w:tcW w:type="dxa" w:w="4824"/>
-            <w:vAlign w:val="center"/>
-            <w:tcMar>
-              <w:top w:w="115" w:type="dxa"/>
-              <w:start w:w="115" w:type="dxa"/>
-              <w:bottom w:w="115" w:type="dxa"/>
-              <w:end w:w="115" w:type="dxa"/>
-            </w:tcMar>
-          </w:tcPr>
-          <w:p>
-            <w:pPr>
-              <w:spacing w:after="0" w:line="276" w:lineRule="auto"/>
-            </w:pPr>
-            <w:r/>
-            <w:r>
-              <w:rPr>
-                <w:rFonts w:ascii="Microsoft YaHei" w:hAnsi="Microsoft YaHei" w:eastAsia="Microsoft YaHei"/>
-                <w:b w:val="0"/>
-                <w:sz w:val="17"/>
-              </w:rPr>
-              <w:t>读取心愿基金列表。</w:t>
-            </w:r>
-          </w:p>
-        </w:tc>
-      </w:tr>
-      <w:tr>
-        <w:tc>
-          <w:tcPr>
-            <w:tcW w:type="dxa" w:w="1037"/>
-            <w:vAlign w:val="center"/>
-            <w:tcMar>
-              <w:top w:w="115" w:type="dxa"/>
-              <w:start w:w="115" w:type="dxa"/>
-              <w:bottom w:w="115" w:type="dxa"/>
-              <w:end w:w="115" w:type="dxa"/>
-            </w:tcMar>
-          </w:tcPr>
-          <w:p>
-            <w:pPr>
-              <w:spacing w:after="0" w:line="276" w:lineRule="auto"/>
-            </w:pPr>
-            <w:r/>
-            <w:r>
-              <w:rPr>
-                <w:rFonts w:ascii="Microsoft YaHei" w:hAnsi="Microsoft YaHei" w:eastAsia="Microsoft YaHei"/>
-                <w:b w:val="0"/>
-                <w:sz w:val="17"/>
-              </w:rPr>
-              <w:t>POST</w:t>
-            </w:r>
-          </w:p>
-        </w:tc>
-        <w:tc>
-          <w:tcPr>
-            <w:tcW w:type="dxa" w:w="2952"/>
-            <w:vAlign w:val="center"/>
-            <w:tcMar>
-              <w:top w:w="115" w:type="dxa"/>
-              <w:start w:w="115" w:type="dxa"/>
-              <w:bottom w:w="115" w:type="dxa"/>
-              <w:end w:w="115" w:type="dxa"/>
-            </w:tcMar>
-          </w:tcPr>
-          <w:p>
-            <w:pPr>
-              <w:spacing w:after="0" w:line="276" w:lineRule="auto"/>
-            </w:pPr>
-            <w:r/>
-            <w:r>
-              <w:rPr>
-                <w:rFonts w:ascii="Microsoft YaHei" w:hAnsi="Microsoft YaHei" w:eastAsia="Microsoft YaHei"/>
-                <w:b w:val="0"/>
-                <w:sz w:val="17"/>
-              </w:rPr>
-              <w:t>/api/ai/coach</w:t>
-            </w:r>
-          </w:p>
-        </w:tc>
-        <w:tc>
-          <w:tcPr>
-            <w:tcW w:type="dxa" w:w="936"/>
-            <w:vAlign w:val="center"/>
-            <w:tcMar>
-              <w:top w:w="115" w:type="dxa"/>
-              <w:start w:w="115" w:type="dxa"/>
-              <w:bottom w:w="115" w:type="dxa"/>
-              <w:end w:w="115" w:type="dxa"/>
-            </w:tcMar>
-          </w:tcPr>
-          <w:p>
-            <w:pPr>
-              <w:spacing w:after="0" w:line="276" w:lineRule="auto"/>
-            </w:pPr>
-            <w:r/>
-            <w:r>
-              <w:rPr>
-                <w:rFonts w:ascii="Microsoft YaHei" w:hAnsi="Microsoft YaHei" w:eastAsia="Microsoft YaHei"/>
-                <w:b w:val="0"/>
-                <w:sz w:val="17"/>
-              </w:rPr>
-              <w:t>登录</w:t>
-            </w:r>
-          </w:p>
-        </w:tc>
-        <w:tc>
-          <w:tcPr>
-            <w:tcW w:type="dxa" w:w="4824"/>
-            <w:vAlign w:val="center"/>
-            <w:tcMar>
-              <w:top w:w="115" w:type="dxa"/>
-              <w:start w:w="115" w:type="dxa"/>
-              <w:bottom w:w="115" w:type="dxa"/>
-              <w:end w:w="115" w:type="dxa"/>
-            </w:tcMar>
-          </w:tcPr>
-          <w:p>
-            <w:pPr>
-              <w:spacing w:after="0" w:line="276" w:lineRule="auto"/>
-            </w:pPr>
-            <w:r/>
-            <w:r>
-              <w:rPr>
-                <w:rFonts w:ascii="Microsoft YaHei" w:hAnsi="Microsoft YaHei" w:eastAsia="Microsoft YaHei"/>
-                <w:b w:val="0"/>
-                <w:sz w:val="17"/>
-              </w:rPr>
-              <w:t>调用 AI 账本教练生成建议。</w:t>
-            </w:r>
-          </w:p>
-        </w:tc>
-      </w:tr>
-    </w:tbl>
-    <w:p/>
-    <w:tbl>
-      <w:tblPr>
-        <w:tblW w:type="auto" w:w="0"/>
-        <w:jc w:val="center"/>
-        <w:tblLook w:firstColumn="1" w:firstRow="1" w:lastColumn="0" w:lastRow="0" w:noHBand="0" w:noVBand="1" w:val="04A0"/>
-        <w:tblBorders>
-          <w:top w:val="single" w:sz="8" w:space="0" w:color="C9D7F5"/>
-          <w:left w:val="single" w:sz="8" w:space="0" w:color="C9D7F5"/>
-          <w:bottom w:val="single" w:sz="8" w:space="0" w:color="C9D7F5"/>
-          <w:right w:val="single" w:sz="8" w:space="0" w:color="C9D7F5"/>
-          <w:insideH w:val="single" w:sz="8" w:space="0" w:color="C9D7F5"/>
-          <w:insideV w:val="single" w:sz="8" w:space="0" w:color="C9D7F5"/>
-        </w:tblBorders>
-      </w:tblPr>
-      <w:tblGrid>
-        <w:gridCol w:w="9994"/>
-      </w:tblGrid>
-      <w:tr>
-        <w:trPr>
-          <w:tblHeader w:val="true"/>
-        </w:trPr>
-        <w:tc>
-          <w:tcPr>
-            <w:tcW w:type="dxa" w:w="9994"/>
-            <w:shd w:fill="FFFDF4"/>
-            <w:tcMar>
-              <w:top w:w="180" w:type="dxa"/>
-              <w:start w:w="180" w:type="dxa"/>
-              <w:bottom w:w="180" w:type="dxa"/>
-              <w:end w:w="180" w:type="dxa"/>
-            </w:tcMar>
-          </w:tcPr>
-          <w:p>
-            <w:r>
-              <w:rPr>
-                <w:rFonts w:ascii="Microsoft YaHei" w:hAnsi="Microsoft YaHei" w:eastAsia="Microsoft YaHei"/>
-                <w:b/>
-                <w:color w:val="1D4ED8"/>
-                <w:sz w:val="22"/>
-              </w:rPr>
-              <w:t>统一响应格式</w:t>
-            </w:r>
-          </w:p>
-          <w:p>
-            <w:pPr>
-              <w:spacing w:after="40"/>
-              <w:ind w:left="86"/>
-            </w:pPr>
-            <w:r>
-              <w:rPr>
-                <w:rFonts w:ascii="Microsoft YaHei" w:hAnsi="Microsoft YaHei" w:eastAsia="Microsoft YaHei"/>
-                <w:color w:val="172033"/>
-                <w:sz w:val="19"/>
-              </w:rPr>
-              <w:t>• 成功示例：{code: 200, msg: "success", data: {...}}</w:t>
-            </w:r>
-          </w:p>
-          <w:p>
-            <w:pPr>
-              <w:spacing w:after="40"/>
-              <w:ind w:left="86"/>
-            </w:pPr>
-            <w:r>
-              <w:rPr>
-                <w:rFonts w:ascii="Microsoft YaHei" w:hAnsi="Microsoft YaHei" w:eastAsia="Microsoft YaHei"/>
-                <w:color w:val="172033"/>
-                <w:sz w:val="19"/>
-              </w:rPr>
-              <w:t>• 失败示例：{code: 400, msg: "金额必须大于 0", data: {}}</w:t>
-            </w:r>
-          </w:p>
-          <w:p>
-            <w:pPr>
-              <w:spacing w:after="40"/>
-              <w:ind w:left="86"/>
-            </w:pPr>
-            <w:r>
-              <w:rPr>
-                <w:rFonts w:ascii="Microsoft YaHei" w:hAnsi="Microsoft YaHei" w:eastAsia="Microsoft YaHei"/>
-                <w:color w:val="172033"/>
-                <w:sz w:val="19"/>
-              </w:rPr>
-              <w:t>• 创建类接口使用 code=201 和 HTTP 201，便于区分新增成功。</w:t>
+              <w:t>10 条</w:t>
             </w:r>
           </w:p>
         </w:tc>
@@ -4682,7 +1700,7 @@
         <w:pStyle w:val="Heading1"/>
       </w:pPr>
       <w:r>
-        <w:t>8. 数据库设计</w:t>
+        <w:t>4. 页面截图</w:t>
       </w:r>
     </w:p>
     <w:p>
@@ -4692,8 +1710,8 @@
       <w:r>
         <w:drawing>
           <wp:inline xmlns:a="http://schemas.openxmlformats.org/drawingml/2006/main" xmlns:pic="http://schemas.openxmlformats.org/drawingml/2006/picture">
-            <wp:extent cx="5669280" cy="2872435"/>
-            <wp:docPr id="9" name="Picture 9"/>
+            <wp:extent cx="5440680" cy="3778250"/>
+            <wp:docPr id="1" name="Picture 1"/>
             <wp:cNvGraphicFramePr>
               <a:graphicFrameLocks noChangeAspect="1"/>
             </wp:cNvGraphicFramePr>
@@ -4701,11 +1719,11 @@
               <a:graphicData uri="http://schemas.openxmlformats.org/drawingml/2006/picture">
                 <pic:pic>
                   <pic:nvPicPr>
-                    <pic:cNvPr id="0" name="erd.png"/>
+                    <pic:cNvPr id="0" name="01_游客浏览.png"/>
                     <pic:cNvPicPr/>
                   </pic:nvPicPr>
                   <pic:blipFill>
-                    <a:blip r:embed="rId17"/>
+                    <a:blip r:embed="rId9"/>
                     <a:stretch>
                       <a:fillRect/>
                     </a:stretch>
@@ -4713,7 +1731,7 @@
                   <pic:spPr>
                     <a:xfrm>
                       <a:off x="0" y="0"/>
-                      <a:ext cx="5669280" cy="2872435"/>
+                      <a:ext cx="5440680" cy="3778250"/>
                     </a:xfrm>
                     <a:prstGeom prst="rect"/>
                   </pic:spPr>
@@ -4726,954 +1744,299 @@
     </w:p>
     <w:p>
       <w:pPr>
-        <w:spacing w:after="160"/>
         <w:jc w:val="center"/>
       </w:pPr>
       <w:r>
         <w:rPr>
           <w:rFonts w:ascii="Microsoft YaHei" w:hAnsi="Microsoft YaHei" w:eastAsia="Microsoft YaHei"/>
+          <w:b w:val="0"/>
           <w:color w:val="637083"/>
-          <w:sz w:val="18"/>
+          <w:sz w:val="17"/>
         </w:rPr>
-        <w:t>图 9 数据库实体关系</w:t>
+        <w:t>图 1 游客浏览</w:t>
       </w:r>
     </w:p>
-    <w:tbl>
-      <w:tblPr>
-        <w:tblStyle w:val="TableGrid"/>
-        <w:tblW w:type="auto" w:w="0"/>
+    <w:p>
+      <w:pPr>
         <w:jc w:val="center"/>
-        <w:tblLook w:firstColumn="1" w:firstRow="1" w:lastColumn="0" w:lastRow="0" w:noHBand="0" w:noVBand="1" w:val="04A0"/>
-        <w:tblBorders>
-          <w:top w:val="single" w:sz="6" w:space="0" w:color="D9E1EC"/>
-          <w:left w:val="single" w:sz="6" w:space="0" w:color="D9E1EC"/>
-          <w:bottom w:val="single" w:sz="6" w:space="0" w:color="D9E1EC"/>
-          <w:right w:val="single" w:sz="6" w:space="0" w:color="D9E1EC"/>
-          <w:insideH w:val="single" w:sz="6" w:space="0" w:color="D9E1EC"/>
-          <w:insideV w:val="single" w:sz="6" w:space="0" w:color="D9E1EC"/>
-        </w:tblBorders>
-      </w:tblPr>
-      <w:tblGrid>
-        <w:gridCol w:w="2498"/>
-        <w:gridCol w:w="2498"/>
-        <w:gridCol w:w="2498"/>
-        <w:gridCol w:w="2498"/>
-      </w:tblGrid>
-      <w:tr>
-        <w:trPr>
-          <w:tblHeader w:val="true"/>
-        </w:trPr>
-        <w:tc>
-          <w:tcPr>
-            <w:tcW w:type="dxa" w:w="1656"/>
-            <w:shd w:fill="EAF1FF"/>
-            <w:vAlign w:val="center"/>
-            <w:tcMar>
-              <w:top w:w="130" w:type="dxa"/>
-              <w:start w:w="120" w:type="dxa"/>
-              <w:bottom w:w="130" w:type="dxa"/>
-              <w:end w:w="120" w:type="dxa"/>
-            </w:tcMar>
-          </w:tcPr>
-          <w:p>
-            <w:pPr>
-              <w:spacing w:after="0" w:line="276" w:lineRule="auto"/>
-              <w:jc w:val="center"/>
-            </w:pPr>
-            <w:r/>
-            <w:r>
-              <w:rPr>
-                <w:rFonts w:ascii="Microsoft YaHei" w:hAnsi="Microsoft YaHei" w:eastAsia="Microsoft YaHei"/>
-                <w:b/>
-                <w:color w:val="1D4ED8"/>
-                <w:sz w:val="18"/>
-              </w:rPr>
-              <w:t>表名</w:t>
-            </w:r>
-          </w:p>
-        </w:tc>
-        <w:tc>
-          <w:tcPr>
-            <w:tcW w:type="dxa" w:w="2160"/>
-            <w:shd w:fill="EAF1FF"/>
-            <w:vAlign w:val="center"/>
-            <w:tcMar>
-              <w:top w:w="130" w:type="dxa"/>
-              <w:start w:w="120" w:type="dxa"/>
-              <w:bottom w:w="130" w:type="dxa"/>
-              <w:end w:w="120" w:type="dxa"/>
-            </w:tcMar>
-          </w:tcPr>
-          <w:p>
-            <w:pPr>
-              <w:spacing w:after="0" w:line="276" w:lineRule="auto"/>
-              <w:jc w:val="center"/>
-            </w:pPr>
-            <w:r/>
-            <w:r>
-              <w:rPr>
-                <w:rFonts w:ascii="Microsoft YaHei" w:hAnsi="Microsoft YaHei" w:eastAsia="Microsoft YaHei"/>
-                <w:b/>
-                <w:color w:val="1D4ED8"/>
-                <w:sz w:val="18"/>
-              </w:rPr>
-              <w:t>作用</w:t>
-            </w:r>
-          </w:p>
-        </w:tc>
-        <w:tc>
-          <w:tcPr>
-            <w:tcW w:type="dxa" w:w="4320"/>
-            <w:shd w:fill="EAF1FF"/>
-            <w:vAlign w:val="center"/>
-            <w:tcMar>
-              <w:top w:w="130" w:type="dxa"/>
-              <w:start w:w="120" w:type="dxa"/>
-              <w:bottom w:w="130" w:type="dxa"/>
-              <w:end w:w="120" w:type="dxa"/>
-            </w:tcMar>
-          </w:tcPr>
-          <w:p>
-            <w:pPr>
-              <w:spacing w:after="0" w:line="276" w:lineRule="auto"/>
-              <w:jc w:val="center"/>
-            </w:pPr>
-            <w:r/>
-            <w:r>
-              <w:rPr>
-                <w:rFonts w:ascii="Microsoft YaHei" w:hAnsi="Microsoft YaHei" w:eastAsia="Microsoft YaHei"/>
-                <w:b/>
-                <w:color w:val="1D4ED8"/>
-                <w:sz w:val="18"/>
-              </w:rPr>
-              <w:t>关键字段</w:t>
-            </w:r>
-          </w:p>
-        </w:tc>
-        <w:tc>
-          <w:tcPr>
-            <w:tcW w:type="dxa" w:w="2304"/>
-            <w:shd w:fill="EAF1FF"/>
-            <w:vAlign w:val="center"/>
-            <w:tcMar>
-              <w:top w:w="130" w:type="dxa"/>
-              <w:start w:w="120" w:type="dxa"/>
-              <w:bottom w:w="130" w:type="dxa"/>
-              <w:end w:w="120" w:type="dxa"/>
-            </w:tcMar>
-          </w:tcPr>
-          <w:p>
-            <w:pPr>
-              <w:spacing w:after="0" w:line="276" w:lineRule="auto"/>
-              <w:jc w:val="center"/>
-            </w:pPr>
-            <w:r/>
-            <w:r>
-              <w:rPr>
-                <w:rFonts w:ascii="Microsoft YaHei" w:hAnsi="Microsoft YaHei" w:eastAsia="Microsoft YaHei"/>
-                <w:b/>
-                <w:color w:val="1D4ED8"/>
-                <w:sz w:val="18"/>
-              </w:rPr>
-              <w:t>种子数据</w:t>
-            </w:r>
-          </w:p>
-        </w:tc>
-      </w:tr>
-      <w:tr>
-        <w:tc>
-          <w:tcPr>
-            <w:tcW w:type="dxa" w:w="1656"/>
-            <w:vAlign w:val="center"/>
-            <w:tcMar>
-              <w:top w:w="115" w:type="dxa"/>
-              <w:start w:w="115" w:type="dxa"/>
-              <w:bottom w:w="115" w:type="dxa"/>
-              <w:end w:w="115" w:type="dxa"/>
-            </w:tcMar>
-          </w:tcPr>
-          <w:p>
-            <w:pPr>
-              <w:spacing w:after="0" w:line="276" w:lineRule="auto"/>
-            </w:pPr>
-            <w:r/>
-            <w:r>
-              <w:rPr>
-                <w:rFonts w:ascii="Microsoft YaHei" w:hAnsi="Microsoft YaHei" w:eastAsia="Microsoft YaHei"/>
-                <w:b w:val="0"/>
-                <w:sz w:val="17"/>
-              </w:rPr>
-              <w:t>users</w:t>
-            </w:r>
-          </w:p>
-        </w:tc>
-        <w:tc>
-          <w:tcPr>
-            <w:tcW w:type="dxa" w:w="2160"/>
-            <w:vAlign w:val="center"/>
-            <w:tcMar>
-              <w:top w:w="115" w:type="dxa"/>
-              <w:start w:w="115" w:type="dxa"/>
-              <w:bottom w:w="115" w:type="dxa"/>
-              <w:end w:w="115" w:type="dxa"/>
-            </w:tcMar>
-          </w:tcPr>
-          <w:p>
-            <w:pPr>
-              <w:spacing w:after="0" w:line="276" w:lineRule="auto"/>
-            </w:pPr>
-            <w:r/>
-            <w:r>
-              <w:rPr>
-                <w:rFonts w:ascii="Microsoft YaHei" w:hAnsi="Microsoft YaHei" w:eastAsia="Microsoft YaHei"/>
-                <w:b w:val="0"/>
-                <w:sz w:val="17"/>
-              </w:rPr>
-              <w:t>保存注册用户。</w:t>
-            </w:r>
-          </w:p>
-        </w:tc>
-        <w:tc>
-          <w:tcPr>
-            <w:tcW w:type="dxa" w:w="4320"/>
-            <w:vAlign w:val="center"/>
-            <w:tcMar>
-              <w:top w:w="115" w:type="dxa"/>
-              <w:start w:w="115" w:type="dxa"/>
-              <w:bottom w:w="115" w:type="dxa"/>
-              <w:end w:w="115" w:type="dxa"/>
-            </w:tcMar>
-          </w:tcPr>
-          <w:p>
-            <w:pPr>
-              <w:spacing w:after="0" w:line="276" w:lineRule="auto"/>
-            </w:pPr>
-            <w:r/>
-            <w:r>
-              <w:rPr>
-                <w:rFonts w:ascii="Microsoft YaHei" w:hAnsi="Microsoft YaHei" w:eastAsia="Microsoft YaHei"/>
-                <w:b w:val="0"/>
-                <w:sz w:val="17"/>
-              </w:rPr>
-              <w:t>id、username、nickname、email、password_hash、created_at。</w:t>
-            </w:r>
-          </w:p>
-        </w:tc>
-        <w:tc>
-          <w:tcPr>
-            <w:tcW w:type="dxa" w:w="2304"/>
-            <w:vAlign w:val="center"/>
-            <w:tcMar>
-              <w:top w:w="115" w:type="dxa"/>
-              <w:start w:w="115" w:type="dxa"/>
-              <w:bottom w:w="115" w:type="dxa"/>
-              <w:end w:w="115" w:type="dxa"/>
-            </w:tcMar>
-          </w:tcPr>
-          <w:p>
-            <w:pPr>
-              <w:spacing w:after="0" w:line="276" w:lineRule="auto"/>
-            </w:pPr>
-            <w:r/>
-            <w:r>
-              <w:rPr>
-                <w:rFonts w:ascii="Microsoft YaHei" w:hAnsi="Microsoft YaHei" w:eastAsia="Microsoft YaHei"/>
-                <w:b w:val="0"/>
-                <w:sz w:val="17"/>
-              </w:rPr>
-              <w:t>10 条用户，含测试账号 test / 123456。</w:t>
-            </w:r>
-          </w:p>
-        </w:tc>
-      </w:tr>
-      <w:tr>
-        <w:tc>
-          <w:tcPr>
-            <w:tcW w:type="dxa" w:w="1656"/>
-            <w:vAlign w:val="center"/>
-            <w:tcMar>
-              <w:top w:w="115" w:type="dxa"/>
-              <w:start w:w="115" w:type="dxa"/>
-              <w:bottom w:w="115" w:type="dxa"/>
-              <w:end w:w="115" w:type="dxa"/>
-            </w:tcMar>
-          </w:tcPr>
-          <w:p>
-            <w:pPr>
-              <w:spacing w:after="0" w:line="276" w:lineRule="auto"/>
-            </w:pPr>
-            <w:r/>
-            <w:r>
-              <w:rPr>
-                <w:rFonts w:ascii="Microsoft YaHei" w:hAnsi="Microsoft YaHei" w:eastAsia="Microsoft YaHei"/>
-                <w:b w:val="0"/>
-                <w:sz w:val="17"/>
-              </w:rPr>
-              <w:t>categories</w:t>
-            </w:r>
-          </w:p>
-        </w:tc>
-        <w:tc>
-          <w:tcPr>
-            <w:tcW w:type="dxa" w:w="2160"/>
-            <w:vAlign w:val="center"/>
-            <w:tcMar>
-              <w:top w:w="115" w:type="dxa"/>
-              <w:start w:w="115" w:type="dxa"/>
-              <w:bottom w:w="115" w:type="dxa"/>
-              <w:end w:w="115" w:type="dxa"/>
-            </w:tcMar>
-          </w:tcPr>
-          <w:p>
-            <w:pPr>
-              <w:spacing w:after="0" w:line="276" w:lineRule="auto"/>
-            </w:pPr>
-            <w:r/>
-            <w:r>
-              <w:rPr>
-                <w:rFonts w:ascii="Microsoft YaHei" w:hAnsi="Microsoft YaHei" w:eastAsia="Microsoft YaHei"/>
-                <w:b w:val="0"/>
-                <w:sz w:val="17"/>
-              </w:rPr>
-              <w:t>保存校园消费/收入分类。</w:t>
-            </w:r>
-          </w:p>
-        </w:tc>
-        <w:tc>
-          <w:tcPr>
-            <w:tcW w:type="dxa" w:w="4320"/>
-            <w:vAlign w:val="center"/>
-            <w:tcMar>
-              <w:top w:w="115" w:type="dxa"/>
-              <w:start w:w="115" w:type="dxa"/>
-              <w:bottom w:w="115" w:type="dxa"/>
-              <w:end w:w="115" w:type="dxa"/>
-            </w:tcMar>
-          </w:tcPr>
-          <w:p>
-            <w:pPr>
-              <w:spacing w:after="0" w:line="276" w:lineRule="auto"/>
-            </w:pPr>
-            <w:r/>
-            <w:r>
-              <w:rPr>
-                <w:rFonts w:ascii="Microsoft YaHei" w:hAnsi="Microsoft YaHei" w:eastAsia="Microsoft YaHei"/>
-                <w:b w:val="0"/>
-                <w:sz w:val="17"/>
-              </w:rPr>
-              <w:t>id、name、icon、color、monthly_limit、sort_order、is_public。</w:t>
-            </w:r>
-          </w:p>
-        </w:tc>
-        <w:tc>
-          <w:tcPr>
-            <w:tcW w:type="dxa" w:w="2304"/>
-            <w:vAlign w:val="center"/>
-            <w:tcMar>
-              <w:top w:w="115" w:type="dxa"/>
-              <w:start w:w="115" w:type="dxa"/>
-              <w:bottom w:w="115" w:type="dxa"/>
-              <w:end w:w="115" w:type="dxa"/>
-            </w:tcMar>
-          </w:tcPr>
-          <w:p>
-            <w:pPr>
-              <w:spacing w:after="0" w:line="276" w:lineRule="auto"/>
-            </w:pPr>
-            <w:r/>
-            <w:r>
-              <w:rPr>
-                <w:rFonts w:ascii="Microsoft YaHei" w:hAnsi="Microsoft YaHei" w:eastAsia="Microsoft YaHei"/>
-                <w:b w:val="0"/>
-                <w:sz w:val="17"/>
-              </w:rPr>
-              <w:t>10 条分类，如食堂、奶茶咖啡、学习资料、兼职收入。</w:t>
-            </w:r>
-          </w:p>
-        </w:tc>
-      </w:tr>
-      <w:tr>
-        <w:tc>
-          <w:tcPr>
-            <w:tcW w:type="dxa" w:w="1656"/>
-            <w:vAlign w:val="center"/>
-            <w:tcMar>
-              <w:top w:w="115" w:type="dxa"/>
-              <w:start w:w="115" w:type="dxa"/>
-              <w:bottom w:w="115" w:type="dxa"/>
-              <w:end w:w="115" w:type="dxa"/>
-            </w:tcMar>
-          </w:tcPr>
-          <w:p>
-            <w:pPr>
-              <w:spacing w:after="0" w:line="276" w:lineRule="auto"/>
-            </w:pPr>
-            <w:r/>
-            <w:r>
-              <w:rPr>
-                <w:rFonts w:ascii="Microsoft YaHei" w:hAnsi="Microsoft YaHei" w:eastAsia="Microsoft YaHei"/>
-                <w:b w:val="0"/>
-                <w:sz w:val="17"/>
-              </w:rPr>
-              <w:t>ledger_entries</w:t>
-            </w:r>
-          </w:p>
-        </w:tc>
-        <w:tc>
-          <w:tcPr>
-            <w:tcW w:type="dxa" w:w="2160"/>
-            <w:vAlign w:val="center"/>
-            <w:tcMar>
-              <w:top w:w="115" w:type="dxa"/>
-              <w:start w:w="115" w:type="dxa"/>
-              <w:bottom w:w="115" w:type="dxa"/>
-              <w:end w:w="115" w:type="dxa"/>
-            </w:tcMar>
-          </w:tcPr>
-          <w:p>
-            <w:pPr>
-              <w:spacing w:after="0" w:line="276" w:lineRule="auto"/>
-            </w:pPr>
-            <w:r/>
-            <w:r>
-              <w:rPr>
-                <w:rFonts w:ascii="Microsoft YaHei" w:hAnsi="Microsoft YaHei" w:eastAsia="Microsoft YaHei"/>
-                <w:b w:val="0"/>
-                <w:sz w:val="17"/>
-              </w:rPr>
-              <w:t>保存收入与支出流水，是 CRUD 主模块。</w:t>
-            </w:r>
-          </w:p>
-        </w:tc>
-        <w:tc>
-          <w:tcPr>
-            <w:tcW w:type="dxa" w:w="4320"/>
-            <w:vAlign w:val="center"/>
-            <w:tcMar>
-              <w:top w:w="115" w:type="dxa"/>
-              <w:start w:w="115" w:type="dxa"/>
-              <w:bottom w:w="115" w:type="dxa"/>
-              <w:end w:w="115" w:type="dxa"/>
-            </w:tcMar>
-          </w:tcPr>
-          <w:p>
-            <w:pPr>
-              <w:spacing w:after="0" w:line="276" w:lineRule="auto"/>
-            </w:pPr>
-            <w:r/>
-            <w:r>
-              <w:rPr>
-                <w:rFonts w:ascii="Microsoft YaHei" w:hAnsi="Microsoft YaHei" w:eastAsia="Microsoft YaHei"/>
-                <w:b w:val="0"/>
-                <w:sz w:val="17"/>
-              </w:rPr>
-              <w:t>id、user_id、category_id、title、amount、kind、scene、mood、spent_at、note。</w:t>
-            </w:r>
-          </w:p>
-        </w:tc>
-        <w:tc>
-          <w:tcPr>
-            <w:tcW w:type="dxa" w:w="2304"/>
-            <w:vAlign w:val="center"/>
-            <w:tcMar>
-              <w:top w:w="115" w:type="dxa"/>
-              <w:start w:w="115" w:type="dxa"/>
-              <w:bottom w:w="115" w:type="dxa"/>
-              <w:end w:w="115" w:type="dxa"/>
-            </w:tcMar>
-          </w:tcPr>
-          <w:p>
-            <w:pPr>
-              <w:spacing w:after="0" w:line="276" w:lineRule="auto"/>
-            </w:pPr>
-            <w:r/>
-            <w:r>
-              <w:rPr>
-                <w:rFonts w:ascii="Microsoft YaHei" w:hAnsi="Microsoft YaHei" w:eastAsia="Microsoft YaHei"/>
-                <w:b w:val="0"/>
-                <w:sz w:val="17"/>
-              </w:rPr>
-              <w:t>12 条测试账目，覆盖支出、收入、不同场景。</w:t>
-            </w:r>
-          </w:p>
-        </w:tc>
-      </w:tr>
-      <w:tr>
-        <w:tc>
-          <w:tcPr>
-            <w:tcW w:type="dxa" w:w="1656"/>
-            <w:vAlign w:val="center"/>
-            <w:tcMar>
-              <w:top w:w="115" w:type="dxa"/>
-              <w:start w:w="115" w:type="dxa"/>
-              <w:bottom w:w="115" w:type="dxa"/>
-              <w:end w:w="115" w:type="dxa"/>
-            </w:tcMar>
-          </w:tcPr>
-          <w:p>
-            <w:pPr>
-              <w:spacing w:after="0" w:line="276" w:lineRule="auto"/>
-            </w:pPr>
-            <w:r/>
-            <w:r>
-              <w:rPr>
-                <w:rFonts w:ascii="Microsoft YaHei" w:hAnsi="Microsoft YaHei" w:eastAsia="Microsoft YaHei"/>
-                <w:b w:val="0"/>
-                <w:sz w:val="17"/>
-              </w:rPr>
-              <w:t>saving_goals</w:t>
-            </w:r>
-          </w:p>
-        </w:tc>
-        <w:tc>
-          <w:tcPr>
-            <w:tcW w:type="dxa" w:w="2160"/>
-            <w:vAlign w:val="center"/>
-            <w:tcMar>
-              <w:top w:w="115" w:type="dxa"/>
-              <w:start w:w="115" w:type="dxa"/>
-              <w:bottom w:w="115" w:type="dxa"/>
-              <w:end w:w="115" w:type="dxa"/>
-            </w:tcMar>
-          </w:tcPr>
-          <w:p>
-            <w:pPr>
-              <w:spacing w:after="0" w:line="276" w:lineRule="auto"/>
-            </w:pPr>
-            <w:r/>
-            <w:r>
-              <w:rPr>
-                <w:rFonts w:ascii="Microsoft YaHei" w:hAnsi="Microsoft YaHei" w:eastAsia="Microsoft YaHei"/>
-                <w:b w:val="0"/>
-                <w:sz w:val="17"/>
-              </w:rPr>
-              <w:t>保存心愿基金目标。</w:t>
-            </w:r>
-          </w:p>
-        </w:tc>
-        <w:tc>
-          <w:tcPr>
-            <w:tcW w:type="dxa" w:w="4320"/>
-            <w:vAlign w:val="center"/>
-            <w:tcMar>
-              <w:top w:w="115" w:type="dxa"/>
-              <w:start w:w="115" w:type="dxa"/>
-              <w:bottom w:w="115" w:type="dxa"/>
-              <w:end w:w="115" w:type="dxa"/>
-            </w:tcMar>
-          </w:tcPr>
-          <w:p>
-            <w:pPr>
-              <w:spacing w:after="0" w:line="276" w:lineRule="auto"/>
-            </w:pPr>
-            <w:r/>
-            <w:r>
-              <w:rPr>
-                <w:rFonts w:ascii="Microsoft YaHei" w:hAnsi="Microsoft YaHei" w:eastAsia="Microsoft YaHei"/>
-                <w:b w:val="0"/>
-                <w:sz w:val="17"/>
-              </w:rPr>
-              <w:t>id、user_id、name、target_amount、saved_amount、deadline、status。</w:t>
-            </w:r>
-          </w:p>
-        </w:tc>
-        <w:tc>
-          <w:tcPr>
-            <w:tcW w:type="dxa" w:w="2304"/>
-            <w:vAlign w:val="center"/>
-            <w:tcMar>
-              <w:top w:w="115" w:type="dxa"/>
-              <w:start w:w="115" w:type="dxa"/>
-              <w:bottom w:w="115" w:type="dxa"/>
-              <w:end w:w="115" w:type="dxa"/>
-            </w:tcMar>
-          </w:tcPr>
-          <w:p>
-            <w:pPr>
-              <w:spacing w:after="0" w:line="276" w:lineRule="auto"/>
-            </w:pPr>
-            <w:r/>
-            <w:r>
-              <w:rPr>
-                <w:rFonts w:ascii="Microsoft YaHei" w:hAnsi="Microsoft YaHei" w:eastAsia="Microsoft YaHei"/>
-                <w:b w:val="0"/>
-                <w:sz w:val="17"/>
-              </w:rPr>
-              <w:t>10 条目标，如毕业旅行基金、考证报名费、备用金。</w:t>
-            </w:r>
-          </w:p>
-        </w:tc>
-      </w:tr>
-    </w:tbl>
-    <w:p/>
+      </w:pPr>
+      <w:r>
+        <w:drawing>
+          <wp:inline xmlns:a="http://schemas.openxmlformats.org/drawingml/2006/main" xmlns:pic="http://schemas.openxmlformats.org/drawingml/2006/picture">
+            <wp:extent cx="5440680" cy="3778250"/>
+            <wp:docPr id="2" name="Picture 2"/>
+            <wp:cNvGraphicFramePr>
+              <a:graphicFrameLocks noChangeAspect="1"/>
+            </wp:cNvGraphicFramePr>
+            <a:graphic>
+              <a:graphicData uri="http://schemas.openxmlformats.org/drawingml/2006/picture">
+                <pic:pic>
+                  <pic:nvPicPr>
+                    <pic:cNvPr id="0" name="02_登录注册.png"/>
+                    <pic:cNvPicPr/>
+                  </pic:nvPicPr>
+                  <pic:blipFill>
+                    <a:blip r:embed="rId10"/>
+                    <a:stretch>
+                      <a:fillRect/>
+                    </a:stretch>
+                  </pic:blipFill>
+                  <pic:spPr>
+                    <a:xfrm>
+                      <a:off x="0" y="0"/>
+                      <a:ext cx="5440680" cy="3778250"/>
+                    </a:xfrm>
+                    <a:prstGeom prst="rect"/>
+                  </pic:spPr>
+                </pic:pic>
+              </a:graphicData>
+            </a:graphic>
+          </wp:inline>
+        </w:drawing>
+      </w:r>
+    </w:p>
+    <w:p>
+      <w:pPr>
+        <w:jc w:val="center"/>
+      </w:pPr>
+      <w:r>
+        <w:rPr>
+          <w:rFonts w:ascii="Microsoft YaHei" w:hAnsi="Microsoft YaHei" w:eastAsia="Microsoft YaHei"/>
+          <w:b w:val="0"/>
+          <w:color w:val="637083"/>
+          <w:sz w:val="17"/>
+        </w:rPr>
+        <w:t>图 2 登录注册</w:t>
+      </w:r>
+    </w:p>
+    <w:p>
+      <w:r>
+        <w:br w:type="page"/>
+      </w:r>
+    </w:p>
+    <w:p>
+      <w:pPr>
+        <w:jc w:val="center"/>
+      </w:pPr>
+      <w:r>
+        <w:drawing>
+          <wp:inline xmlns:a="http://schemas.openxmlformats.org/drawingml/2006/main" xmlns:pic="http://schemas.openxmlformats.org/drawingml/2006/picture">
+            <wp:extent cx="5440680" cy="5077968"/>
+            <wp:docPr id="3" name="Picture 3"/>
+            <wp:cNvGraphicFramePr>
+              <a:graphicFrameLocks noChangeAspect="1"/>
+            </wp:cNvGraphicFramePr>
+            <a:graphic>
+              <a:graphicData uri="http://schemas.openxmlformats.org/drawingml/2006/picture">
+                <pic:pic>
+                  <pic:nvPicPr>
+                    <pic:cNvPr id="0" name="03_生活仪表盘.png"/>
+                    <pic:cNvPicPr/>
+                  </pic:nvPicPr>
+                  <pic:blipFill>
+                    <a:blip r:embed="rId11"/>
+                    <a:stretch>
+                      <a:fillRect/>
+                    </a:stretch>
+                  </pic:blipFill>
+                  <pic:spPr>
+                    <a:xfrm>
+                      <a:off x="0" y="0"/>
+                      <a:ext cx="5440680" cy="5077968"/>
+                    </a:xfrm>
+                    <a:prstGeom prst="rect"/>
+                  </pic:spPr>
+                </pic:pic>
+              </a:graphicData>
+            </a:graphic>
+          </wp:inline>
+        </w:drawing>
+      </w:r>
+    </w:p>
+    <w:p>
+      <w:pPr>
+        <w:jc w:val="center"/>
+      </w:pPr>
+      <w:r>
+        <w:rPr>
+          <w:rFonts w:ascii="Microsoft YaHei" w:hAnsi="Microsoft YaHei" w:eastAsia="Microsoft YaHei"/>
+          <w:b w:val="0"/>
+          <w:color w:val="637083"/>
+          <w:sz w:val="17"/>
+        </w:rPr>
+        <w:t>图 3 生活仪表盘：月份过滤、趋势图、预算图</w:t>
+      </w:r>
+    </w:p>
+    <w:p>
+      <w:pPr>
+        <w:jc w:val="center"/>
+      </w:pPr>
+      <w:r>
+        <w:drawing>
+          <wp:inline xmlns:a="http://schemas.openxmlformats.org/drawingml/2006/main" xmlns:pic="http://schemas.openxmlformats.org/drawingml/2006/picture">
+            <wp:extent cx="4892040" cy="3397250"/>
+            <wp:docPr id="4" name="Picture 4"/>
+            <wp:cNvGraphicFramePr>
+              <a:graphicFrameLocks noChangeAspect="1"/>
+            </wp:cNvGraphicFramePr>
+            <a:graphic>
+              <a:graphicData uri="http://schemas.openxmlformats.org/drawingml/2006/picture">
+                <pic:pic>
+                  <pic:nvPicPr>
+                    <pic:cNvPr id="0" name="04_记账管理.png"/>
+                    <pic:cNvPicPr/>
+                  </pic:nvPicPr>
+                  <pic:blipFill>
+                    <a:blip r:embed="rId12"/>
+                    <a:stretch>
+                      <a:fillRect/>
+                    </a:stretch>
+                  </pic:blipFill>
+                  <pic:spPr>
+                    <a:xfrm>
+                      <a:off x="0" y="0"/>
+                      <a:ext cx="4892040" cy="3397250"/>
+                    </a:xfrm>
+                    <a:prstGeom prst="rect"/>
+                  </pic:spPr>
+                </pic:pic>
+              </a:graphicData>
+            </a:graphic>
+          </wp:inline>
+        </w:drawing>
+      </w:r>
+    </w:p>
+    <w:p>
+      <w:pPr>
+        <w:jc w:val="center"/>
+      </w:pPr>
+      <w:r>
+        <w:rPr>
+          <w:rFonts w:ascii="Microsoft YaHei" w:hAnsi="Microsoft YaHei" w:eastAsia="Microsoft YaHei"/>
+          <w:b w:val="0"/>
+          <w:color w:val="637083"/>
+          <w:sz w:val="17"/>
+        </w:rPr>
+        <w:t>图 4 记账管理：月份/分类/类型筛选、分页</w:t>
+      </w:r>
+    </w:p>
+    <w:p>
+      <w:r>
+        <w:br w:type="page"/>
+      </w:r>
+    </w:p>
+    <w:p>
+      <w:pPr>
+        <w:jc w:val="center"/>
+      </w:pPr>
+      <w:r>
+        <w:drawing>
+          <wp:inline xmlns:a="http://schemas.openxmlformats.org/drawingml/2006/main" xmlns:pic="http://schemas.openxmlformats.org/drawingml/2006/picture">
+            <wp:extent cx="5440680" cy="3778250"/>
+            <wp:docPr id="5" name="Picture 5"/>
+            <wp:cNvGraphicFramePr>
+              <a:graphicFrameLocks noChangeAspect="1"/>
+            </wp:cNvGraphicFramePr>
+            <a:graphic>
+              <a:graphicData uri="http://schemas.openxmlformats.org/drawingml/2006/picture">
+                <pic:pic>
+                  <pic:nvPicPr>
+                    <pic:cNvPr id="0" name="05_心愿基金.png"/>
+                    <pic:cNvPicPr/>
+                  </pic:nvPicPr>
+                  <pic:blipFill>
+                    <a:blip r:embed="rId13"/>
+                    <a:stretch>
+                      <a:fillRect/>
+                    </a:stretch>
+                  </pic:blipFill>
+                  <pic:spPr>
+                    <a:xfrm>
+                      <a:off x="0" y="0"/>
+                      <a:ext cx="5440680" cy="3778250"/>
+                    </a:xfrm>
+                    <a:prstGeom prst="rect"/>
+                  </pic:spPr>
+                </pic:pic>
+              </a:graphicData>
+            </a:graphic>
+          </wp:inline>
+        </w:drawing>
+      </w:r>
+    </w:p>
+    <w:p>
+      <w:pPr>
+        <w:jc w:val="center"/>
+      </w:pPr>
+      <w:r>
+        <w:rPr>
+          <w:rFonts w:ascii="Microsoft YaHei" w:hAnsi="Microsoft YaHei" w:eastAsia="Microsoft YaHei"/>
+          <w:b w:val="0"/>
+          <w:color w:val="637083"/>
+          <w:sz w:val="17"/>
+        </w:rPr>
+        <w:t>图 5 心愿基金</w:t>
+      </w:r>
+    </w:p>
+    <w:p>
+      <w:pPr>
+        <w:jc w:val="center"/>
+      </w:pPr>
+      <w:r>
+        <w:drawing>
+          <wp:inline xmlns:a="http://schemas.openxmlformats.org/drawingml/2006/main" xmlns:pic="http://schemas.openxmlformats.org/drawingml/2006/picture">
+            <wp:extent cx="5440680" cy="3778250"/>
+            <wp:docPr id="6" name="Picture 6"/>
+            <wp:cNvGraphicFramePr>
+              <a:graphicFrameLocks noChangeAspect="1"/>
+            </wp:cNvGraphicFramePr>
+            <a:graphic>
+              <a:graphicData uri="http://schemas.openxmlformats.org/drawingml/2006/picture">
+                <pic:pic>
+                  <pic:nvPicPr>
+                    <pic:cNvPr id="0" name="06_AI账本教练.png"/>
+                    <pic:cNvPicPr/>
+                  </pic:nvPicPr>
+                  <pic:blipFill>
+                    <a:blip r:embed="rId14"/>
+                    <a:stretch>
+                      <a:fillRect/>
+                    </a:stretch>
+                  </pic:blipFill>
+                  <pic:spPr>
+                    <a:xfrm>
+                      <a:off x="0" y="0"/>
+                      <a:ext cx="5440680" cy="3778250"/>
+                    </a:xfrm>
+                    <a:prstGeom prst="rect"/>
+                  </pic:spPr>
+                </pic:pic>
+              </a:graphicData>
+            </a:graphic>
+          </wp:inline>
+        </w:drawing>
+      </w:r>
+    </w:p>
+    <w:p>
+      <w:pPr>
+        <w:jc w:val="center"/>
+      </w:pPr>
+      <w:r>
+        <w:rPr>
+          <w:rFonts w:ascii="Microsoft YaHei" w:hAnsi="Microsoft YaHei" w:eastAsia="Microsoft YaHei"/>
+          <w:b w:val="0"/>
+          <w:color w:val="637083"/>
+          <w:sz w:val="17"/>
+        </w:rPr>
+        <w:t>图 6 AI 账本教练</w:t>
+      </w:r>
+    </w:p>
     <w:p>
       <w:pPr>
         <w:pStyle w:val="Heading1"/>
       </w:pPr>
       <w:r>
-        <w:t>9. 开发与运行环境</w:t>
-      </w:r>
-    </w:p>
-    <w:tbl>
-      <w:tblPr>
-        <w:tblStyle w:val="TableGrid"/>
-        <w:tblW w:type="auto" w:w="0"/>
-        <w:jc w:val="center"/>
-        <w:tblLook w:firstColumn="1" w:firstRow="1" w:lastColumn="0" w:lastRow="0" w:noHBand="0" w:noVBand="1" w:val="04A0"/>
-        <w:tblBorders>
-          <w:top w:val="single" w:sz="6" w:space="0" w:color="D9E1EC"/>
-          <w:left w:val="single" w:sz="6" w:space="0" w:color="D9E1EC"/>
-          <w:bottom w:val="single" w:sz="6" w:space="0" w:color="D9E1EC"/>
-          <w:right w:val="single" w:sz="6" w:space="0" w:color="D9E1EC"/>
-          <w:insideH w:val="single" w:sz="6" w:space="0" w:color="D9E1EC"/>
-          <w:insideV w:val="single" w:sz="6" w:space="0" w:color="D9E1EC"/>
-        </w:tblBorders>
-      </w:tblPr>
-      <w:tblGrid>
-        <w:gridCol w:w="4997"/>
-        <w:gridCol w:w="4997"/>
-      </w:tblGrid>
-      <w:tr>
-        <w:trPr>
-          <w:tblHeader w:val="true"/>
-        </w:trPr>
-        <w:tc>
-          <w:tcPr>
-            <w:tcW w:type="dxa" w:w="1800"/>
-            <w:shd w:fill="EAF1FF"/>
-            <w:vAlign w:val="center"/>
-            <w:tcMar>
-              <w:top w:w="130" w:type="dxa"/>
-              <w:start w:w="120" w:type="dxa"/>
-              <w:bottom w:w="130" w:type="dxa"/>
-              <w:end w:w="120" w:type="dxa"/>
-            </w:tcMar>
-          </w:tcPr>
-          <w:p>
-            <w:pPr>
-              <w:spacing w:after="0" w:line="276" w:lineRule="auto"/>
-              <w:jc w:val="center"/>
-            </w:pPr>
-            <w:r/>
-            <w:r>
-              <w:rPr>
-                <w:rFonts w:ascii="Microsoft YaHei" w:hAnsi="Microsoft YaHei" w:eastAsia="Microsoft YaHei"/>
-                <w:b/>
-                <w:color w:val="1D4ED8"/>
-                <w:sz w:val="18"/>
-              </w:rPr>
-              <w:t>类别</w:t>
-            </w:r>
-          </w:p>
-        </w:tc>
-        <w:tc>
-          <w:tcPr>
-            <w:tcW w:type="dxa" w:w="7992"/>
-            <w:shd w:fill="EAF1FF"/>
-            <w:vAlign w:val="center"/>
-            <w:tcMar>
-              <w:top w:w="130" w:type="dxa"/>
-              <w:start w:w="120" w:type="dxa"/>
-              <w:bottom w:w="130" w:type="dxa"/>
-              <w:end w:w="120" w:type="dxa"/>
-            </w:tcMar>
-          </w:tcPr>
-          <w:p>
-            <w:pPr>
-              <w:spacing w:after="0" w:line="276" w:lineRule="auto"/>
-              <w:jc w:val="center"/>
-            </w:pPr>
-            <w:r/>
-            <w:r>
-              <w:rPr>
-                <w:rFonts w:ascii="Microsoft YaHei" w:hAnsi="Microsoft YaHei" w:eastAsia="Microsoft YaHei"/>
-                <w:b/>
-                <w:color w:val="1D4ED8"/>
-                <w:sz w:val="18"/>
-              </w:rPr>
-              <w:t>内容</w:t>
-            </w:r>
-          </w:p>
-        </w:tc>
-      </w:tr>
-      <w:tr>
-        <w:tc>
-          <w:tcPr>
-            <w:tcW w:type="dxa" w:w="1800"/>
-            <w:vAlign w:val="center"/>
-            <w:tcMar>
-              <w:top w:w="115" w:type="dxa"/>
-              <w:start w:w="115" w:type="dxa"/>
-              <w:bottom w:w="115" w:type="dxa"/>
-              <w:end w:w="115" w:type="dxa"/>
-            </w:tcMar>
-          </w:tcPr>
-          <w:p>
-            <w:pPr>
-              <w:spacing w:after="0" w:line="276" w:lineRule="auto"/>
-            </w:pPr>
-            <w:r/>
-            <w:r>
-              <w:rPr>
-                <w:rFonts w:ascii="Microsoft YaHei" w:hAnsi="Microsoft YaHei" w:eastAsia="Microsoft YaHei"/>
-                <w:b w:val="0"/>
-                <w:sz w:val="17"/>
-              </w:rPr>
-              <w:t>后端环境</w:t>
-            </w:r>
-          </w:p>
-        </w:tc>
-        <w:tc>
-          <w:tcPr>
-            <w:tcW w:type="dxa" w:w="7992"/>
-            <w:vAlign w:val="center"/>
-            <w:tcMar>
-              <w:top w:w="115" w:type="dxa"/>
-              <w:start w:w="115" w:type="dxa"/>
-              <w:bottom w:w="115" w:type="dxa"/>
-              <w:end w:w="115" w:type="dxa"/>
-            </w:tcMar>
-          </w:tcPr>
-          <w:p>
-            <w:pPr>
-              <w:spacing w:after="0" w:line="276" w:lineRule="auto"/>
-            </w:pPr>
-            <w:r/>
-            <w:r>
-              <w:rPr>
-                <w:rFonts w:ascii="Microsoft YaHei" w:hAnsi="Microsoft YaHei" w:eastAsia="Microsoft YaHei"/>
-                <w:b w:val="0"/>
-                <w:sz w:val="17"/>
-              </w:rPr>
-              <w:t>Python 3，Flask 3.0.3，Flask-SQLAlchemy 3.1.1，Flask-CORS 4.0.1，Flask-JWT-Extended 4.6.0，Flask-Bcrypt 1.0.1。</w:t>
-            </w:r>
-          </w:p>
-        </w:tc>
-      </w:tr>
-      <w:tr>
-        <w:tc>
-          <w:tcPr>
-            <w:tcW w:type="dxa" w:w="1800"/>
-            <w:vAlign w:val="center"/>
-            <w:tcMar>
-              <w:top w:w="115" w:type="dxa"/>
-              <w:start w:w="115" w:type="dxa"/>
-              <w:bottom w:w="115" w:type="dxa"/>
-              <w:end w:w="115" w:type="dxa"/>
-            </w:tcMar>
-          </w:tcPr>
-          <w:p>
-            <w:pPr>
-              <w:spacing w:after="0" w:line="276" w:lineRule="auto"/>
-            </w:pPr>
-            <w:r/>
-            <w:r>
-              <w:rPr>
-                <w:rFonts w:ascii="Microsoft YaHei" w:hAnsi="Microsoft YaHei" w:eastAsia="Microsoft YaHei"/>
-                <w:b w:val="0"/>
-                <w:sz w:val="17"/>
-              </w:rPr>
-              <w:t>前端环境</w:t>
-            </w:r>
-          </w:p>
-        </w:tc>
-        <w:tc>
-          <w:tcPr>
-            <w:tcW w:type="dxa" w:w="7992"/>
-            <w:vAlign w:val="center"/>
-            <w:tcMar>
-              <w:top w:w="115" w:type="dxa"/>
-              <w:start w:w="115" w:type="dxa"/>
-              <w:bottom w:w="115" w:type="dxa"/>
-              <w:end w:w="115" w:type="dxa"/>
-            </w:tcMar>
-          </w:tcPr>
-          <w:p>
-            <w:pPr>
-              <w:spacing w:after="0" w:line="276" w:lineRule="auto"/>
-            </w:pPr>
-            <w:r/>
-            <w:r>
-              <w:rPr>
-                <w:rFonts w:ascii="Microsoft YaHei" w:hAnsi="Microsoft YaHei" w:eastAsia="Microsoft YaHei"/>
-                <w:b w:val="0"/>
-                <w:sz w:val="17"/>
-              </w:rPr>
-              <w:t>HTML5、CSS3、原生 JavaScript、Fetch API，无需前端构建工具。</w:t>
-            </w:r>
-          </w:p>
-        </w:tc>
-      </w:tr>
-      <w:tr>
-        <w:tc>
-          <w:tcPr>
-            <w:tcW w:type="dxa" w:w="1800"/>
-            <w:vAlign w:val="center"/>
-            <w:tcMar>
-              <w:top w:w="115" w:type="dxa"/>
-              <w:start w:w="115" w:type="dxa"/>
-              <w:bottom w:w="115" w:type="dxa"/>
-              <w:end w:w="115" w:type="dxa"/>
-            </w:tcMar>
-          </w:tcPr>
-          <w:p>
-            <w:pPr>
-              <w:spacing w:after="0" w:line="276" w:lineRule="auto"/>
-            </w:pPr>
-            <w:r/>
-            <w:r>
-              <w:rPr>
-                <w:rFonts w:ascii="Microsoft YaHei" w:hAnsi="Microsoft YaHei" w:eastAsia="Microsoft YaHei"/>
-                <w:b w:val="0"/>
-                <w:sz w:val="17"/>
-              </w:rPr>
-              <w:t>数据库</w:t>
-            </w:r>
-          </w:p>
-        </w:tc>
-        <w:tc>
-          <w:tcPr>
-            <w:tcW w:type="dxa" w:w="7992"/>
-            <w:vAlign w:val="center"/>
-            <w:tcMar>
-              <w:top w:w="115" w:type="dxa"/>
-              <w:start w:w="115" w:type="dxa"/>
-              <w:bottom w:w="115" w:type="dxa"/>
-              <w:end w:w="115" w:type="dxa"/>
-            </w:tcMar>
-          </w:tcPr>
-          <w:p>
-            <w:pPr>
-              <w:spacing w:after="0" w:line="276" w:lineRule="auto"/>
-            </w:pPr>
-            <w:r/>
-            <w:r>
-              <w:rPr>
-                <w:rFonts w:ascii="Microsoft YaHei" w:hAnsi="Microsoft YaHei" w:eastAsia="Microsoft YaHei"/>
-                <w:b w:val="0"/>
-                <w:sz w:val="17"/>
-              </w:rPr>
-              <w:t>SQLite，运行时自动创建 instance/campus_ledger.db；database/schema.sql 提供结构参考。</w:t>
-            </w:r>
-          </w:p>
-        </w:tc>
-      </w:tr>
-      <w:tr>
-        <w:tc>
-          <w:tcPr>
-            <w:tcW w:type="dxa" w:w="1800"/>
-            <w:vAlign w:val="center"/>
-            <w:tcMar>
-              <w:top w:w="115" w:type="dxa"/>
-              <w:start w:w="115" w:type="dxa"/>
-              <w:bottom w:w="115" w:type="dxa"/>
-              <w:end w:w="115" w:type="dxa"/>
-            </w:tcMar>
-          </w:tcPr>
-          <w:p>
-            <w:pPr>
-              <w:spacing w:after="0" w:line="276" w:lineRule="auto"/>
-            </w:pPr>
-            <w:r/>
-            <w:r>
-              <w:rPr>
-                <w:rFonts w:ascii="Microsoft YaHei" w:hAnsi="Microsoft YaHei" w:eastAsia="Microsoft YaHei"/>
-                <w:b w:val="0"/>
-                <w:sz w:val="17"/>
-              </w:rPr>
-              <w:t>启动方式</w:t>
-            </w:r>
-          </w:p>
-        </w:tc>
-        <w:tc>
-          <w:tcPr>
-            <w:tcW w:type="dxa" w:w="7992"/>
-            <w:vAlign w:val="center"/>
-            <w:tcMar>
-              <w:top w:w="115" w:type="dxa"/>
-              <w:start w:w="115" w:type="dxa"/>
-              <w:bottom w:w="115" w:type="dxa"/>
-              <w:end w:w="115" w:type="dxa"/>
-            </w:tcMar>
-          </w:tcPr>
-          <w:p>
-            <w:pPr>
-              <w:spacing w:after="0" w:line="276" w:lineRule="auto"/>
-            </w:pPr>
-            <w:r/>
-            <w:r>
-              <w:rPr>
-                <w:rFonts w:ascii="Microsoft YaHei" w:hAnsi="Microsoft YaHei" w:eastAsia="Microsoft YaHei"/>
-                <w:b w:val="0"/>
-                <w:sz w:val="17"/>
-              </w:rPr>
-              <w:t>安装 requirements.txt 后运行 python app.py，访问 http://127.0.0.1:5000。</w:t>
-            </w:r>
-          </w:p>
-        </w:tc>
-      </w:tr>
-      <w:tr>
-        <w:tc>
-          <w:tcPr>
-            <w:tcW w:type="dxa" w:w="1800"/>
-            <w:vAlign w:val="center"/>
-            <w:tcMar>
-              <w:top w:w="115" w:type="dxa"/>
-              <w:start w:w="115" w:type="dxa"/>
-              <w:bottom w:w="115" w:type="dxa"/>
-              <w:end w:w="115" w:type="dxa"/>
-            </w:tcMar>
-          </w:tcPr>
-          <w:p>
-            <w:pPr>
-              <w:spacing w:after="0" w:line="276" w:lineRule="auto"/>
-            </w:pPr>
-            <w:r/>
-            <w:r>
-              <w:rPr>
-                <w:rFonts w:ascii="Microsoft YaHei" w:hAnsi="Microsoft YaHei" w:eastAsia="Microsoft YaHei"/>
-                <w:b w:val="0"/>
-                <w:sz w:val="17"/>
-              </w:rPr>
-              <w:t>AI 配置</w:t>
-            </w:r>
-          </w:p>
-        </w:tc>
-        <w:tc>
-          <w:tcPr>
-            <w:tcW w:type="dxa" w:w="7992"/>
-            <w:vAlign w:val="center"/>
-            <w:tcMar>
-              <w:top w:w="115" w:type="dxa"/>
-              <w:start w:w="115" w:type="dxa"/>
-              <w:bottom w:w="115" w:type="dxa"/>
-              <w:end w:w="115" w:type="dxa"/>
-            </w:tcMar>
-          </w:tcPr>
-          <w:p>
-            <w:pPr>
-              <w:spacing w:after="0" w:line="276" w:lineRule="auto"/>
-            </w:pPr>
-            <w:r/>
-            <w:r>
-              <w:rPr>
-                <w:rFonts w:ascii="Microsoft YaHei" w:hAnsi="Microsoft YaHei" w:eastAsia="Microsoft YaHei"/>
-                <w:b w:val="0"/>
-                <w:sz w:val="17"/>
-              </w:rPr>
-              <w:t>设置 DASHSCOPE_API_KEY 后启用 DashScope；可选 DASHSCOPE_MODEL，默认 qwen-plus。</w:t>
-            </w:r>
-          </w:p>
-        </w:tc>
-      </w:tr>
-    </w:tbl>
-    <w:p/>
-    <w:p>
-      <w:pPr>
-        <w:pStyle w:val="Heading1"/>
-      </w:pPr>
-      <w:r>
-        <w:t>10. 测试与验收证据</w:t>
+        <w:t>5. 测试与后续</w:t>
       </w:r>
     </w:p>
     <w:p>
@@ -5683,10 +2046,11 @@
       <w:r>
         <w:rPr>
           <w:rFonts w:ascii="Microsoft YaHei" w:hAnsi="Microsoft YaHei" w:eastAsia="Microsoft YaHei"/>
+          <w:b w:val="0"/>
           <w:color w:val="172033"/>
           <w:sz w:val="20"/>
         </w:rPr>
-        <w:t>• 后端测试覆盖公开接口、登录、当前用户、汇总、账目新增/修改/删除、心愿基金和 AI 兜底。</w:t>
+        <w:t>• 接口验证覆盖公开接口、登录、按月汇总、分页列表、非法参数、新增/修改/删除、AI 兜底。</w:t>
       </w:r>
     </w:p>
     <w:p>
@@ -5696,10 +2060,11 @@
       <w:r>
         <w:rPr>
           <w:rFonts w:ascii="Microsoft YaHei" w:hAnsi="Microsoft YaHei" w:eastAsia="Microsoft YaHei"/>
+          <w:b w:val="0"/>
           <w:color w:val="172033"/>
           <w:sz w:val="20"/>
         </w:rPr>
-        <w:t>• 页面测试使用浏览器打开本地服务，检查 6 个核心视图渲染无控制台错误。</w:t>
+        <w:t>• 浏览器验证覆盖桌面 6 个视图和移动端仪表盘，无控制台错误，无横向溢出。</w:t>
       </w:r>
     </w:p>
     <w:p>
@@ -5709,536 +2074,16 @@
       <w:r>
         <w:rPr>
           <w:rFonts w:ascii="Microsoft YaHei" w:hAnsi="Microsoft YaHei" w:eastAsia="Microsoft YaHei"/>
+          <w:b w:val="0"/>
           <w:color w:val="172033"/>
           <w:sz w:val="20"/>
         </w:rPr>
-        <w:t>• 截图材料已更新到 screenshots 目录，旧版截图已清理。</w:t>
+        <w:t>• 后续只保留演示视频、生产部署、CSV 导出等扩展项。</w:t>
       </w:r>
     </w:p>
-    <w:p>
-      <w:pPr>
-        <w:ind w:left="259" w:hanging="173"/>
-      </w:pPr>
-      <w:r>
-        <w:rPr>
-          <w:rFonts w:ascii="Microsoft YaHei" w:hAnsi="Microsoft YaHei" w:eastAsia="Microsoft YaHei"/>
-          <w:color w:val="172033"/>
-          <w:sz w:val="20"/>
-        </w:rPr>
-        <w:t>• 测试账号：test / 123456。</w:t>
-      </w:r>
-    </w:p>
-    <w:p>
-      <w:r>
-        <w:br w:type="page"/>
-      </w:r>
-    </w:p>
-    <w:p>
-      <w:pPr>
-        <w:pStyle w:val="Heading1"/>
-      </w:pPr>
-      <w:r>
-        <w:t>11. 计划进度与下一步</w:t>
-      </w:r>
-    </w:p>
-    <w:tbl>
-      <w:tblPr>
-        <w:tblStyle w:val="TableGrid"/>
-        <w:tblW w:type="auto" w:w="0"/>
-        <w:jc w:val="center"/>
-        <w:tblLook w:firstColumn="1" w:firstRow="1" w:lastColumn="0" w:lastRow="0" w:noHBand="0" w:noVBand="1" w:val="04A0"/>
-        <w:tblBorders>
-          <w:top w:val="single" w:sz="6" w:space="0" w:color="D9E1EC"/>
-          <w:left w:val="single" w:sz="6" w:space="0" w:color="D9E1EC"/>
-          <w:bottom w:val="single" w:sz="6" w:space="0" w:color="D9E1EC"/>
-          <w:right w:val="single" w:sz="6" w:space="0" w:color="D9E1EC"/>
-          <w:insideH w:val="single" w:sz="6" w:space="0" w:color="D9E1EC"/>
-          <w:insideV w:val="single" w:sz="6" w:space="0" w:color="D9E1EC"/>
-        </w:tblBorders>
-      </w:tblPr>
-      <w:tblGrid>
-        <w:gridCol w:w="3331"/>
-        <w:gridCol w:w="3331"/>
-        <w:gridCol w:w="3331"/>
-      </w:tblGrid>
-      <w:tr>
-        <w:trPr>
-          <w:tblHeader w:val="true"/>
-        </w:trPr>
-        <w:tc>
-          <w:tcPr>
-            <w:tcW w:type="dxa" w:w="1800"/>
-            <w:shd w:fill="EAF1FF"/>
-            <w:vAlign w:val="center"/>
-            <w:tcMar>
-              <w:top w:w="130" w:type="dxa"/>
-              <w:start w:w="120" w:type="dxa"/>
-              <w:bottom w:w="130" w:type="dxa"/>
-              <w:end w:w="120" w:type="dxa"/>
-            </w:tcMar>
-          </w:tcPr>
-          <w:p>
-            <w:pPr>
-              <w:spacing w:after="0" w:line="276" w:lineRule="auto"/>
-              <w:jc w:val="center"/>
-            </w:pPr>
-            <w:r/>
-            <w:r>
-              <w:rPr>
-                <w:rFonts w:ascii="Microsoft YaHei" w:hAnsi="Microsoft YaHei" w:eastAsia="Microsoft YaHei"/>
-                <w:b/>
-                <w:color w:val="1D4ED8"/>
-                <w:sz w:val="18"/>
-              </w:rPr>
-              <w:t>阶段</w:t>
-            </w:r>
-          </w:p>
-        </w:tc>
-        <w:tc>
-          <w:tcPr>
-            <w:tcW w:type="dxa" w:w="4464"/>
-            <w:shd w:fill="EAF1FF"/>
-            <w:vAlign w:val="center"/>
-            <w:tcMar>
-              <w:top w:w="130" w:type="dxa"/>
-              <w:start w:w="120" w:type="dxa"/>
-              <w:bottom w:w="130" w:type="dxa"/>
-              <w:end w:w="120" w:type="dxa"/>
-            </w:tcMar>
-          </w:tcPr>
-          <w:p>
-            <w:pPr>
-              <w:spacing w:after="0" w:line="276" w:lineRule="auto"/>
-              <w:jc w:val="center"/>
-            </w:pPr>
-            <w:r/>
-            <w:r>
-              <w:rPr>
-                <w:rFonts w:ascii="Microsoft YaHei" w:hAnsi="Microsoft YaHei" w:eastAsia="Microsoft YaHei"/>
-                <w:b/>
-                <w:color w:val="1D4ED8"/>
-                <w:sz w:val="18"/>
-              </w:rPr>
-              <w:t>已完成内容</w:t>
-            </w:r>
-          </w:p>
-        </w:tc>
-        <w:tc>
-          <w:tcPr>
-            <w:tcW w:type="dxa" w:w="3528"/>
-            <w:shd w:fill="EAF1FF"/>
-            <w:vAlign w:val="center"/>
-            <w:tcMar>
-              <w:top w:w="130" w:type="dxa"/>
-              <w:start w:w="120" w:type="dxa"/>
-              <w:bottom w:w="130" w:type="dxa"/>
-              <w:end w:w="120" w:type="dxa"/>
-            </w:tcMar>
-          </w:tcPr>
-          <w:p>
-            <w:pPr>
-              <w:spacing w:after="0" w:line="276" w:lineRule="auto"/>
-              <w:jc w:val="center"/>
-            </w:pPr>
-            <w:r/>
-            <w:r>
-              <w:rPr>
-                <w:rFonts w:ascii="Microsoft YaHei" w:hAnsi="Microsoft YaHei" w:eastAsia="Microsoft YaHei"/>
-                <w:b/>
-                <w:color w:val="1D4ED8"/>
-                <w:sz w:val="18"/>
-              </w:rPr>
-              <w:t>下一步</w:t>
-            </w:r>
-          </w:p>
-        </w:tc>
-      </w:tr>
-      <w:tr>
-        <w:tc>
-          <w:tcPr>
-            <w:tcW w:type="dxa" w:w="1800"/>
-            <w:vAlign w:val="center"/>
-            <w:tcMar>
-              <w:top w:w="115" w:type="dxa"/>
-              <w:start w:w="115" w:type="dxa"/>
-              <w:bottom w:w="115" w:type="dxa"/>
-              <w:end w:w="115" w:type="dxa"/>
-            </w:tcMar>
-          </w:tcPr>
-          <w:p>
-            <w:pPr>
-              <w:spacing w:after="0" w:line="276" w:lineRule="auto"/>
-            </w:pPr>
-            <w:r/>
-            <w:r>
-              <w:rPr>
-                <w:rFonts w:ascii="Microsoft YaHei" w:hAnsi="Microsoft YaHei" w:eastAsia="Microsoft YaHei"/>
-                <w:b w:val="0"/>
-                <w:sz w:val="17"/>
-              </w:rPr>
-              <w:t>需求与结构</w:t>
-            </w:r>
-          </w:p>
-        </w:tc>
-        <w:tc>
-          <w:tcPr>
-            <w:tcW w:type="dxa" w:w="4464"/>
-            <w:vAlign w:val="center"/>
-            <w:tcMar>
-              <w:top w:w="115" w:type="dxa"/>
-              <w:start w:w="115" w:type="dxa"/>
-              <w:bottom w:w="115" w:type="dxa"/>
-              <w:end w:w="115" w:type="dxa"/>
-            </w:tcMar>
-          </w:tcPr>
-          <w:p>
-            <w:pPr>
-              <w:spacing w:after="0" w:line="276" w:lineRule="auto"/>
-            </w:pPr>
-            <w:r/>
-            <w:r>
-              <w:rPr>
-                <w:rFonts w:ascii="Microsoft YaHei" w:hAnsi="Microsoft YaHei" w:eastAsia="Microsoft YaHei"/>
-                <w:b w:val="0"/>
-                <w:sz w:val="17"/>
-              </w:rPr>
-              <w:t>阅读任务书，确定选题和验收清单。</w:t>
-            </w:r>
-          </w:p>
-        </w:tc>
-        <w:tc>
-          <w:tcPr>
-            <w:tcW w:type="dxa" w:w="3528"/>
-            <w:vAlign w:val="center"/>
-            <w:tcMar>
-              <w:top w:w="115" w:type="dxa"/>
-              <w:start w:w="115" w:type="dxa"/>
-              <w:bottom w:w="115" w:type="dxa"/>
-              <w:end w:w="115" w:type="dxa"/>
-            </w:tcMar>
-          </w:tcPr>
-          <w:p>
-            <w:pPr>
-              <w:spacing w:after="0" w:line="276" w:lineRule="auto"/>
-            </w:pPr>
-            <w:r/>
-            <w:r>
-              <w:rPr>
-                <w:rFonts w:ascii="Microsoft YaHei" w:hAnsi="Microsoft YaHei" w:eastAsia="Microsoft YaHei"/>
-                <w:b w:val="0"/>
-                <w:sz w:val="17"/>
-              </w:rPr>
-              <w:t>补充课堂要求中的演示视频。</w:t>
-            </w:r>
-          </w:p>
-        </w:tc>
-      </w:tr>
-      <w:tr>
-        <w:tc>
-          <w:tcPr>
-            <w:tcW w:type="dxa" w:w="1800"/>
-            <w:vAlign w:val="center"/>
-            <w:tcMar>
-              <w:top w:w="115" w:type="dxa"/>
-              <w:start w:w="115" w:type="dxa"/>
-              <w:bottom w:w="115" w:type="dxa"/>
-              <w:end w:w="115" w:type="dxa"/>
-            </w:tcMar>
-          </w:tcPr>
-          <w:p>
-            <w:pPr>
-              <w:spacing w:after="0" w:line="276" w:lineRule="auto"/>
-            </w:pPr>
-            <w:r/>
-            <w:r>
-              <w:rPr>
-                <w:rFonts w:ascii="Microsoft YaHei" w:hAnsi="Microsoft YaHei" w:eastAsia="Microsoft YaHei"/>
-                <w:b w:val="0"/>
-                <w:sz w:val="17"/>
-              </w:rPr>
-              <w:t>后端开发</w:t>
-            </w:r>
-          </w:p>
-        </w:tc>
-        <w:tc>
-          <w:tcPr>
-            <w:tcW w:type="dxa" w:w="4464"/>
-            <w:vAlign w:val="center"/>
-            <w:tcMar>
-              <w:top w:w="115" w:type="dxa"/>
-              <w:start w:w="115" w:type="dxa"/>
-              <w:bottom w:w="115" w:type="dxa"/>
-              <w:end w:w="115" w:type="dxa"/>
-            </w:tcMar>
-          </w:tcPr>
-          <w:p>
-            <w:pPr>
-              <w:spacing w:after="0" w:line="276" w:lineRule="auto"/>
-            </w:pPr>
-            <w:r/>
-            <w:r>
-              <w:rPr>
-                <w:rFonts w:ascii="Microsoft YaHei" w:hAnsi="Microsoft YaHei" w:eastAsia="Microsoft YaHei"/>
-                <w:b w:val="0"/>
-                <w:sz w:val="17"/>
-              </w:rPr>
-              <w:t>完成 Flask 应用、模型、种子数据、接口和 AI 调用封装。</w:t>
-            </w:r>
-          </w:p>
-        </w:tc>
-        <w:tc>
-          <w:tcPr>
-            <w:tcW w:type="dxa" w:w="3528"/>
-            <w:vAlign w:val="center"/>
-            <w:tcMar>
-              <w:top w:w="115" w:type="dxa"/>
-              <w:start w:w="115" w:type="dxa"/>
-              <w:bottom w:w="115" w:type="dxa"/>
-              <w:end w:w="115" w:type="dxa"/>
-            </w:tcMar>
-          </w:tcPr>
-          <w:p>
-            <w:pPr>
-              <w:spacing w:after="0" w:line="276" w:lineRule="auto"/>
-            </w:pPr>
-            <w:r/>
-            <w:r>
-              <w:rPr>
-                <w:rFonts w:ascii="Microsoft YaHei" w:hAnsi="Microsoft YaHei" w:eastAsia="Microsoft YaHei"/>
-                <w:b w:val="0"/>
-                <w:sz w:val="17"/>
-              </w:rPr>
-              <w:t>增加分页、月份过滤和更细的错误日志。</w:t>
-            </w:r>
-          </w:p>
-        </w:tc>
-      </w:tr>
-      <w:tr>
-        <w:tc>
-          <w:tcPr>
-            <w:tcW w:type="dxa" w:w="1800"/>
-            <w:vAlign w:val="center"/>
-            <w:tcMar>
-              <w:top w:w="115" w:type="dxa"/>
-              <w:start w:w="115" w:type="dxa"/>
-              <w:bottom w:w="115" w:type="dxa"/>
-              <w:end w:w="115" w:type="dxa"/>
-            </w:tcMar>
-          </w:tcPr>
-          <w:p>
-            <w:pPr>
-              <w:spacing w:after="0" w:line="276" w:lineRule="auto"/>
-            </w:pPr>
-            <w:r/>
-            <w:r>
-              <w:rPr>
-                <w:rFonts w:ascii="Microsoft YaHei" w:hAnsi="Microsoft YaHei" w:eastAsia="Microsoft YaHei"/>
-                <w:b w:val="0"/>
-                <w:sz w:val="17"/>
-              </w:rPr>
-              <w:t>前端开发</w:t>
-            </w:r>
-          </w:p>
-        </w:tc>
-        <w:tc>
-          <w:tcPr>
-            <w:tcW w:type="dxa" w:w="4464"/>
-            <w:vAlign w:val="center"/>
-            <w:tcMar>
-              <w:top w:w="115" w:type="dxa"/>
-              <w:start w:w="115" w:type="dxa"/>
-              <w:bottom w:w="115" w:type="dxa"/>
-              <w:end w:w="115" w:type="dxa"/>
-            </w:tcMar>
-          </w:tcPr>
-          <w:p>
-            <w:pPr>
-              <w:spacing w:after="0" w:line="276" w:lineRule="auto"/>
-            </w:pPr>
-            <w:r/>
-            <w:r>
-              <w:rPr>
-                <w:rFonts w:ascii="Microsoft YaHei" w:hAnsi="Microsoft YaHei" w:eastAsia="Microsoft YaHei"/>
-                <w:b w:val="0"/>
-                <w:sz w:val="17"/>
-              </w:rPr>
-              <w:t>完成 6 个页面视图、表单交互、列表渲染和 Fetch 调用。</w:t>
-            </w:r>
-          </w:p>
-        </w:tc>
-        <w:tc>
-          <w:tcPr>
-            <w:tcW w:type="dxa" w:w="3528"/>
-            <w:vAlign w:val="center"/>
-            <w:tcMar>
-              <w:top w:w="115" w:type="dxa"/>
-              <w:start w:w="115" w:type="dxa"/>
-              <w:bottom w:w="115" w:type="dxa"/>
-              <w:end w:w="115" w:type="dxa"/>
-            </w:tcMar>
-          </w:tcPr>
-          <w:p>
-            <w:pPr>
-              <w:spacing w:after="0" w:line="276" w:lineRule="auto"/>
-            </w:pPr>
-            <w:r/>
-            <w:r>
-              <w:rPr>
-                <w:rFonts w:ascii="Microsoft YaHei" w:hAnsi="Microsoft YaHei" w:eastAsia="Microsoft YaHei"/>
-                <w:b w:val="0"/>
-                <w:sz w:val="17"/>
-              </w:rPr>
-              <w:t>增加移动端输入优化和更多图表。</w:t>
-            </w:r>
-          </w:p>
-        </w:tc>
-      </w:tr>
-      <w:tr>
-        <w:tc>
-          <w:tcPr>
-            <w:tcW w:type="dxa" w:w="1800"/>
-            <w:vAlign w:val="center"/>
-            <w:tcMar>
-              <w:top w:w="115" w:type="dxa"/>
-              <w:start w:w="115" w:type="dxa"/>
-              <w:bottom w:w="115" w:type="dxa"/>
-              <w:end w:w="115" w:type="dxa"/>
-            </w:tcMar>
-          </w:tcPr>
-          <w:p>
-            <w:pPr>
-              <w:spacing w:after="0" w:line="276" w:lineRule="auto"/>
-            </w:pPr>
-            <w:r/>
-            <w:r>
-              <w:rPr>
-                <w:rFonts w:ascii="Microsoft YaHei" w:hAnsi="Microsoft YaHei" w:eastAsia="Microsoft YaHei"/>
-                <w:b w:val="0"/>
-                <w:sz w:val="17"/>
-              </w:rPr>
-              <w:t>文档与验收</w:t>
-            </w:r>
-          </w:p>
-        </w:tc>
-        <w:tc>
-          <w:tcPr>
-            <w:tcW w:type="dxa" w:w="4464"/>
-            <w:vAlign w:val="center"/>
-            <w:tcMar>
-              <w:top w:w="115" w:type="dxa"/>
-              <w:start w:w="115" w:type="dxa"/>
-              <w:bottom w:w="115" w:type="dxa"/>
-              <w:end w:w="115" w:type="dxa"/>
-            </w:tcMar>
-          </w:tcPr>
-          <w:p>
-            <w:pPr>
-              <w:spacing w:after="0" w:line="276" w:lineRule="auto"/>
-            </w:pPr>
-            <w:r/>
-            <w:r>
-              <w:rPr>
-                <w:rFonts w:ascii="Microsoft YaHei" w:hAnsi="Microsoft YaHei" w:eastAsia="Microsoft YaHei"/>
-                <w:b w:val="0"/>
-                <w:sz w:val="17"/>
-              </w:rPr>
-              <w:t>完成设计书、开发总结、截图和接口测试。</w:t>
-            </w:r>
-          </w:p>
-        </w:tc>
-        <w:tc>
-          <w:tcPr>
-            <w:tcW w:type="dxa" w:w="3528"/>
-            <w:vAlign w:val="center"/>
-            <w:tcMar>
-              <w:top w:w="115" w:type="dxa"/>
-              <w:start w:w="115" w:type="dxa"/>
-              <w:bottom w:w="115" w:type="dxa"/>
-              <w:end w:w="115" w:type="dxa"/>
-            </w:tcMar>
-          </w:tcPr>
-          <w:p>
-            <w:pPr>
-              <w:spacing w:after="0" w:line="276" w:lineRule="auto"/>
-            </w:pPr>
-            <w:r/>
-            <w:r>
-              <w:rPr>
-                <w:rFonts w:ascii="Microsoft YaHei" w:hAnsi="Microsoft YaHei" w:eastAsia="Microsoft YaHei"/>
-                <w:b w:val="0"/>
-                <w:sz w:val="17"/>
-              </w:rPr>
-              <w:t>根据教师反馈微调文档和演示材料。</w:t>
-            </w:r>
-          </w:p>
-        </w:tc>
-      </w:tr>
-    </w:tbl>
-    <w:p/>
-    <w:tbl>
-      <w:tblPr>
-        <w:tblW w:type="auto" w:w="0"/>
-        <w:jc w:val="center"/>
-        <w:tblLook w:firstColumn="1" w:firstRow="1" w:lastColumn="0" w:lastRow="0" w:noHBand="0" w:noVBand="1" w:val="04A0"/>
-        <w:tblBorders>
-          <w:top w:val="single" w:sz="8" w:space="0" w:color="C9D7F5"/>
-          <w:left w:val="single" w:sz="8" w:space="0" w:color="C9D7F5"/>
-          <w:bottom w:val="single" w:sz="8" w:space="0" w:color="C9D7F5"/>
-          <w:right w:val="single" w:sz="8" w:space="0" w:color="C9D7F5"/>
-          <w:insideH w:val="single" w:sz="8" w:space="0" w:color="C9D7F5"/>
-          <w:insideV w:val="single" w:sz="8" w:space="0" w:color="C9D7F5"/>
-        </w:tblBorders>
-      </w:tblPr>
-      <w:tblGrid>
-        <w:gridCol w:w="9994"/>
-      </w:tblGrid>
-      <w:tr>
-        <w:trPr>
-          <w:tblHeader w:val="true"/>
-        </w:trPr>
-        <w:tc>
-          <w:tcPr>
-            <w:tcW w:type="dxa" w:w="9994"/>
-            <w:shd w:fill="F7FAFF"/>
-            <w:tcMar>
-              <w:top w:w="180" w:type="dxa"/>
-              <w:start w:w="180" w:type="dxa"/>
-              <w:bottom w:w="180" w:type="dxa"/>
-              <w:end w:w="180" w:type="dxa"/>
-            </w:tcMar>
-          </w:tcPr>
-          <w:p>
-            <w:r>
-              <w:rPr>
-                <w:rFonts w:ascii="Microsoft YaHei" w:hAnsi="Microsoft YaHei" w:eastAsia="Microsoft YaHei"/>
-                <w:b/>
-                <w:color w:val="1D4ED8"/>
-                <w:sz w:val="22"/>
-              </w:rPr>
-              <w:t>文本生成图片说明</w:t>
-            </w:r>
-          </w:p>
-          <w:p>
-            <w:pPr>
-              <w:spacing w:after="40"/>
-              <w:ind w:left="86"/>
-            </w:pPr>
-            <w:r>
-              <w:rPr>
-                <w:rFonts w:ascii="Microsoft YaHei" w:hAnsi="Microsoft YaHei" w:eastAsia="Microsoft YaHei"/>
-                <w:color w:val="172033"/>
-                <w:sz w:val="19"/>
-              </w:rPr>
-              <w:t>• 当前设计书使用真实页面截图和自绘架构/ER/流程图，不需要额外文生图。若后续要做封面或宣传海报，建议提示词：浅色校园桌面上的笔记本电脑展示学生记账仪表盘，旁边有校园卡、教材、咖啡杯和预算便签，现代扁平写实风格，清爽蓝白配色，无文字。</w:t>
-            </w:r>
-          </w:p>
-        </w:tc>
-      </w:tr>
-    </w:tbl>
-    <w:p/>
     <w:sectPr>
       <w:pgSz w:w="12240" w:h="15840"/>
-      <w:pgMar w:top="1037" w:right="1123" w:bottom="1037" w:left="1123" w:header="720" w:footer="720" w:gutter="0"/>
+      <w:pgMar w:top="1037" w:right="1094" w:bottom="1037" w:left="1094" w:header="720" w:footer="720" w:gutter="0"/>
       <w:cols w:space="720"/>
       <w:docGrid w:linePitch="360"/>
     </w:sectPr>
@@ -6615,7 +2460,7 @@
     <w:rPr>
       <w:rFonts w:ascii="Microsoft YaHei" w:hAnsi="Microsoft YaHei" w:eastAsia="Microsoft YaHei"/>
       <w:color w:val="172033"/>
-      <w:sz w:val="21"/>
+      <w:sz w:val="20"/>
     </w:rPr>
   </w:style>
   <w:style w:type="paragraph" w:styleId="Header">
@@ -6673,7 +2518,7 @@
     <w:pPr>
       <w:keepNext/>
       <w:keepLines/>
-      <w:spacing w:before="320" w:after="160"/>
+      <w:spacing w:before="480" w:after="0"/>
       <w:outlineLvl w:val="0"/>
     </w:pPr>
     <w:rPr>
@@ -6681,7 +2526,7 @@
       <w:b/>
       <w:bCs/>
       <w:color w:val="1D4ED8"/>
-      <w:sz w:val="34"/>
+      <w:sz w:val="32"/>
       <w:szCs w:val="28"/>
     </w:rPr>
   </w:style>
@@ -6697,7 +2542,7 @@
     <w:pPr>
       <w:keepNext/>
       <w:keepLines/>
-      <w:spacing w:before="200" w:after="100"/>
+      <w:spacing w:before="200" w:after="0"/>
       <w:outlineLvl w:val="1"/>
     </w:pPr>
     <w:rPr>
@@ -6705,7 +2550,7 @@
       <w:b/>
       <w:bCs/>
       <w:color w:val="172033"/>
-      <w:sz w:val="26"/>
+      <w:sz w:val="24"/>
       <w:szCs w:val="26"/>
     </w:rPr>
   </w:style>
@@ -6725,11 +2570,10 @@
       <w:outlineLvl w:val="2"/>
     </w:pPr>
     <w:rPr>
-      <w:rFonts w:asciiTheme="majorHAnsi" w:eastAsiaTheme="majorEastAsia" w:hAnsiTheme="majorHAnsi" w:cstheme="majorBidi" w:ascii="Microsoft YaHei" w:hAnsi="Microsoft YaHei" w:eastAsia="Microsoft YaHei"/>
+      <w:rFonts w:asciiTheme="majorHAnsi" w:eastAsiaTheme="majorEastAsia" w:hAnsiTheme="majorHAnsi" w:cstheme="majorBidi"/>
       <w:b/>
       <w:bCs/>
-      <w:color w:val="172033"/>
-      <w:sz w:val="23"/>
+      <w:color w:val="4F81BD" w:themeColor="accent1"/>
     </w:rPr>
   </w:style>
   <w:style w:type="paragraph" w:styleId="Heading4">
@@ -6972,7 +2816,7 @@
       <w:color w:val="172033"/>
       <w:spacing w:val="5"/>
       <w:kern w:val="28"/>
-      <w:sz w:val="52"/>
+      <w:sz w:val="50"/>
       <w:szCs w:val="52"/>
     </w:rPr>
   </w:style>

--- a/星芒账本_课程设计书.docx
+++ b/星芒账本_课程设计书.docx
@@ -1,78 +1,83 @@
 
 <file path=word/document.xml><?xml version="1.0" encoding="utf-8"?>
-<w:document xmlns:wpc="http://schemas.microsoft.com/office/word/2010/wordprocessingCanvas" xmlns:mo="http://schemas.microsoft.com/office/mac/office/2008/main" xmlns:mc="http://schemas.openxmlformats.org/markup-compatibility/2006" xmlns:mv="urn:schemas-microsoft-com:mac:vml" xmlns:o="urn:schemas-microsoft-com:office:office" xmlns:r="http://schemas.openxmlformats.org/officeDocument/2006/relationships" xmlns:m="http://schemas.openxmlformats.org/officeDocument/2006/math" xmlns:v="urn:schemas-microsoft-com:vml" xmlns:wp14="http://schemas.microsoft.com/office/word/2010/wordprocessingDrawing" xmlns:wp="http://schemas.openxmlformats.org/drawingml/2006/wordprocessingDrawing" xmlns:w10="urn:schemas-microsoft-com:office:word" xmlns:w="http://schemas.openxmlformats.org/wordprocessingml/2006/main" xmlns:w14="http://schemas.microsoft.com/office/word/2010/wordml" xmlns:wpg="http://schemas.microsoft.com/office/word/2010/wordprocessingGroup" xmlns:wpi="http://schemas.microsoft.com/office/word/2010/wordprocessingInk" xmlns:wne="http://schemas.microsoft.com/office/word/2006/wordml" xmlns:wps="http://schemas.microsoft.com/office/word/2010/wordprocessingShape" mc:Ignorable="w14 wp14">
+<w:document xmlns:ns1="http://schemas.openxmlformats.org/markup-compatibility/2006" xmlns:ns2="http://schemas.openxmlformats.org/drawingml/2006/wordprocessingDrawing" xmlns:ns3="http://schemas.openxmlformats.org/drawingml/2006/main" xmlns:ns4="http://schemas.openxmlformats.org/drawingml/2006/picture" xmlns:ns5="http://schemas.openxmlformats.org/officeDocument/2006/relationships" xmlns:w="http://schemas.openxmlformats.org/wordprocessingml/2006/main" ns1:Ignorable="w14 wp14">
   <w:body>
-    <w:p/>
     <w:p>
       <w:pPr>
+        <w:spacing w:before="1000" w:after="360"/>
         <w:jc w:val="center"/>
       </w:pPr>
       <w:r>
         <w:rPr>
           <w:rFonts w:ascii="Microsoft YaHei" w:hAnsi="Microsoft YaHei" w:eastAsia="Microsoft YaHei"/>
           <w:b/>
-          <w:color w:val="172033"/>
-          <w:sz w:val="54"/>
+          <w:color w:val="192337"/>
+          <w:sz w:val="60"/>
         </w:rPr>
-        <w:t>创意型大学生生活记账本课程设计书（功能补全版）</w:t>
+        <w:t>创意型大学生生活记账本课程设计书</w:t>
       </w:r>
     </w:p>
     <w:p>
       <w:pPr>
+        <w:spacing w:after="640"/>
         <w:jc w:val="center"/>
       </w:pPr>
       <w:r>
         <w:rPr>
           <w:rFonts w:ascii="Microsoft YaHei" w:hAnsi="Microsoft YaHei" w:eastAsia="Microsoft YaHei"/>
-          <w:b w:val="0"/>
-          <w:color w:val="637083"/>
-          <w:sz w:val="24"/>
+          <w:color w:val="5C6C84"/>
+          <w:sz w:val="30"/>
         </w:rPr>
-        <w:t>Flask + SQLite + 原生前端 · 已补齐分页、月份过滤、图表和错误日志</w:t>
+        <w:t>Web 程序设计课程设计 · Flask + SQLite + 原生前端</w:t>
       </w:r>
     </w:p>
-    <w:p/>
     <w:tbl>
       <w:tblPr>
         <w:tblStyle w:val="TableGrid"/>
         <w:tblW w:type="auto" w:w="0"/>
         <w:jc w:val="center"/>
+        <w:tblLayout w:type="fixed"/>
         <w:tblLook w:firstColumn="1" w:firstRow="1" w:lastColumn="0" w:lastRow="0" w:noHBand="0" w:noVBand="1" w:val="04A0"/>
         <w:tblBorders>
-          <w:top w:val="single" w:sz="6" w:space="0" w:color="D9E1EC"/>
-          <w:left w:val="single" w:sz="6" w:space="0" w:color="D9E1EC"/>
-          <w:bottom w:val="single" w:sz="6" w:space="0" w:color="D9E1EC"/>
-          <w:right w:val="single" w:sz="6" w:space="0" w:color="D9E1EC"/>
-          <w:insideH w:val="single" w:sz="6" w:space="0" w:color="D9E1EC"/>
-          <w:insideV w:val="single" w:sz="6" w:space="0" w:color="D9E1EC"/>
+          <w:top w:val="single" w:sz="8" w:space="0" w:color="D6E0EE"/>
+          <w:left w:val="single" w:sz="8" w:space="0" w:color="D6E0EE"/>
+          <w:bottom w:val="single" w:sz="8" w:space="0" w:color="D6E0EE"/>
+          <w:right w:val="single" w:sz="8" w:space="0" w:color="D6E0EE"/>
+          <w:insideH w:val="single" w:sz="8" w:space="0" w:color="D6E0EE"/>
+          <w:insideV w:val="single" w:sz="8" w:space="0" w:color="D6E0EE"/>
         </w:tblBorders>
       </w:tblPr>
       <w:tblGrid>
-        <w:gridCol w:w="5026"/>
-        <w:gridCol w:w="5026"/>
+        <w:gridCol w:w="5083"/>
+        <w:gridCol w:w="5083"/>
       </w:tblGrid>
       <w:tr>
         <w:trPr>
-          <w:tblHeader w:val="true"/>
+          <w:tblHeader/>
+          <w:cantSplit/>
         </w:trPr>
         <w:tc>
           <w:tcPr>
-            <w:tcW w:type="dxa" w:w="1944"/>
+            <w:tcW w:type="dxa" w:w="4032"/>
             <w:shd w:fill="EAF1FF"/>
+            <w:tcMar>
+              <w:top w:w="120" w:type="dxa"/>
+              <w:start w:w="140" w:type="dxa"/>
+              <w:bottom w:w="120" w:type="dxa"/>
+              <w:end w:w="140" w:type="dxa"/>
+            </w:tcMar>
             <w:vAlign w:val="center"/>
           </w:tcPr>
           <w:p>
             <w:pPr>
-              <w:spacing w:after="0" w:line="269" w:lineRule="auto"/>
               <w:jc w:val="center"/>
             </w:pPr>
-            <w:r/>
             <w:r>
               <w:rPr>
                 <w:rFonts w:ascii="Microsoft YaHei" w:hAnsi="Microsoft YaHei" w:eastAsia="Microsoft YaHei"/>
                 <w:b/>
-                <w:color w:val="1D4ED8"/>
-                <w:sz w:val="17"/>
+                <w:color w:val="1E54DC"/>
+                <w:sz w:val="21"/>
               </w:rPr>
               <w:t>项目项</w:t>
             </w:r>
@@ -80,22 +85,26 @@
         </w:tc>
         <w:tc>
           <w:tcPr>
-            <w:tcW w:type="dxa" w:w="7488"/>
+            <w:tcW w:type="dxa" w:w="5616"/>
             <w:shd w:fill="EAF1FF"/>
+            <w:tcMar>
+              <w:top w:w="120" w:type="dxa"/>
+              <w:start w:w="140" w:type="dxa"/>
+              <w:bottom w:w="120" w:type="dxa"/>
+              <w:end w:w="140" w:type="dxa"/>
+            </w:tcMar>
             <w:vAlign w:val="center"/>
           </w:tcPr>
           <w:p>
             <w:pPr>
-              <w:spacing w:after="0" w:line="269" w:lineRule="auto"/>
               <w:jc w:val="center"/>
             </w:pPr>
-            <w:r/>
             <w:r>
               <w:rPr>
                 <w:rFonts w:ascii="Microsoft YaHei" w:hAnsi="Microsoft YaHei" w:eastAsia="Microsoft YaHei"/>
                 <w:b/>
-                <w:color w:val="1D4ED8"/>
-                <w:sz w:val="17"/>
+                <w:color w:val="1E54DC"/>
+                <w:sz w:val="21"/>
               </w:rPr>
               <w:t>内容</w:t>
             </w:r>
@@ -103,183 +112,236 @@
         </w:tc>
       </w:tr>
       <w:tr>
+        <w:trPr>
+          <w:cantSplit/>
+        </w:trPr>
         <w:tc>
           <w:tcPr>
-            <w:tcW w:type="dxa" w:w="1944"/>
+            <w:tcW w:type="dxa" w:w="4032"/>
+            <w:tcMar>
+              <w:top w:w="120" w:type="dxa"/>
+              <w:start w:w="140" w:type="dxa"/>
+              <w:bottom w:w="120" w:type="dxa"/>
+              <w:end w:w="140" w:type="dxa"/>
+            </w:tcMar>
             <w:vAlign w:val="center"/>
           </w:tcPr>
           <w:p>
             <w:pPr>
-              <w:spacing w:after="0" w:line="269" w:lineRule="auto"/>
+              <w:spacing w:after="0" w:line="288" w:lineRule="auto"/>
             </w:pPr>
-            <w:r/>
             <w:r>
-              <w:rPr>
-                <w:rFonts w:ascii="Microsoft YaHei" w:hAnsi="Microsoft YaHei" w:eastAsia="Microsoft YaHei"/>
-                <w:b w:val="0"/>
-                <w:color w:val="172033"/>
-                <w:sz w:val="17"/>
-              </w:rPr>
               <w:t>项目名称</w:t>
             </w:r>
           </w:p>
         </w:tc>
         <w:tc>
           <w:tcPr>
-            <w:tcW w:type="dxa" w:w="7488"/>
+            <w:tcW w:type="dxa" w:w="5616"/>
+            <w:tcMar>
+              <w:top w:w="120" w:type="dxa"/>
+              <w:start w:w="140" w:type="dxa"/>
+              <w:bottom w:w="120" w:type="dxa"/>
+              <w:end w:w="140" w:type="dxa"/>
+            </w:tcMar>
             <w:vAlign w:val="center"/>
           </w:tcPr>
           <w:p>
             <w:pPr>
-              <w:spacing w:after="0" w:line="269" w:lineRule="auto"/>
+              <w:spacing w:after="0" w:line="288" w:lineRule="auto"/>
             </w:pPr>
-            <w:r/>
             <w:r>
-              <w:rPr>
-                <w:rFonts w:ascii="Microsoft YaHei" w:hAnsi="Microsoft YaHei" w:eastAsia="Microsoft YaHei"/>
-                <w:b w:val="0"/>
-                <w:color w:val="172033"/>
-                <w:sz w:val="17"/>
-              </w:rPr>
               <w:t>星芒账本</w:t>
             </w:r>
           </w:p>
         </w:tc>
       </w:tr>
       <w:tr>
+        <w:trPr>
+          <w:cantSplit/>
+        </w:trPr>
         <w:tc>
           <w:tcPr>
-            <w:tcW w:type="dxa" w:w="1944"/>
+            <w:tcW w:type="dxa" w:w="4032"/>
+            <w:tcMar>
+              <w:top w:w="120" w:type="dxa"/>
+              <w:start w:w="140" w:type="dxa"/>
+              <w:bottom w:w="120" w:type="dxa"/>
+              <w:end w:w="140" w:type="dxa"/>
+            </w:tcMar>
             <w:vAlign w:val="center"/>
           </w:tcPr>
           <w:p>
             <w:pPr>
-              <w:spacing w:after="0" w:line="269" w:lineRule="auto"/>
+              <w:spacing w:after="0" w:line="288" w:lineRule="auto"/>
             </w:pPr>
-            <w:r/>
             <w:r>
-              <w:rPr>
-                <w:rFonts w:ascii="Microsoft YaHei" w:hAnsi="Microsoft YaHei" w:eastAsia="Microsoft YaHei"/>
-                <w:b w:val="0"/>
-                <w:color w:val="172033"/>
-                <w:sz w:val="17"/>
-              </w:rPr>
               <w:t>选题方向</w:t>
             </w:r>
           </w:p>
         </w:tc>
         <w:tc>
           <w:tcPr>
-            <w:tcW w:type="dxa" w:w="7488"/>
+            <w:tcW w:type="dxa" w:w="5616"/>
+            <w:tcMar>
+              <w:top w:w="120" w:type="dxa"/>
+              <w:start w:w="140" w:type="dxa"/>
+              <w:bottom w:w="120" w:type="dxa"/>
+              <w:end w:w="140" w:type="dxa"/>
+            </w:tcMar>
             <w:vAlign w:val="center"/>
           </w:tcPr>
           <w:p>
             <w:pPr>
-              <w:spacing w:after="0" w:line="269" w:lineRule="auto"/>
+              <w:spacing w:after="0" w:line="288" w:lineRule="auto"/>
             </w:pPr>
-            <w:r/>
             <w:r>
-              <w:rPr>
-                <w:rFonts w:ascii="Microsoft YaHei" w:hAnsi="Microsoft YaHei" w:eastAsia="Microsoft YaHei"/>
-                <w:b w:val="0"/>
-                <w:color w:val="172033"/>
-                <w:sz w:val="17"/>
-              </w:rPr>
               <w:t>创意型大学生生活记账本</w:t>
             </w:r>
           </w:p>
         </w:tc>
       </w:tr>
       <w:tr>
+        <w:trPr>
+          <w:cantSplit/>
+        </w:trPr>
         <w:tc>
           <w:tcPr>
-            <w:tcW w:type="dxa" w:w="1944"/>
+            <w:tcW w:type="dxa" w:w="4032"/>
+            <w:tcMar>
+              <w:top w:w="120" w:type="dxa"/>
+              <w:start w:w="140" w:type="dxa"/>
+              <w:bottom w:w="120" w:type="dxa"/>
+              <w:end w:w="140" w:type="dxa"/>
+            </w:tcMar>
             <w:vAlign w:val="center"/>
           </w:tcPr>
           <w:p>
             <w:pPr>
-              <w:spacing w:after="0" w:line="269" w:lineRule="auto"/>
+              <w:spacing w:after="0" w:line="288" w:lineRule="auto"/>
             </w:pPr>
-            <w:r/>
             <w:r>
-              <w:rPr>
-                <w:rFonts w:ascii="Microsoft YaHei" w:hAnsi="Microsoft YaHei" w:eastAsia="Microsoft YaHei"/>
-                <w:b w:val="0"/>
-                <w:color w:val="172033"/>
-                <w:sz w:val="17"/>
-              </w:rPr>
-              <w:t>完成内容</w:t>
+              <w:t>技术栈</w:t>
             </w:r>
           </w:p>
         </w:tc>
         <w:tc>
           <w:tcPr>
-            <w:tcW w:type="dxa" w:w="7488"/>
+            <w:tcW w:type="dxa" w:w="5616"/>
+            <w:tcMar>
+              <w:top w:w="120" w:type="dxa"/>
+              <w:start w:w="140" w:type="dxa"/>
+              <w:bottom w:w="120" w:type="dxa"/>
+              <w:end w:w="140" w:type="dxa"/>
+            </w:tcMar>
             <w:vAlign w:val="center"/>
           </w:tcPr>
           <w:p>
             <w:pPr>
-              <w:spacing w:after="0" w:line="269" w:lineRule="auto"/>
+              <w:spacing w:after="0" w:line="288" w:lineRule="auto"/>
             </w:pPr>
-            <w:r/>
             <w:r>
-              <w:rPr>
-                <w:rFonts w:ascii="Microsoft YaHei" w:hAnsi="Microsoft YaHei" w:eastAsia="Microsoft YaHei"/>
-                <w:b w:val="0"/>
-                <w:color w:val="172033"/>
-                <w:sz w:val="17"/>
-              </w:rPr>
-              <w:t>前端页面、后端接口、数据库脚本、AI 教练、分页筛选、图表、截图、文档</w:t>
+              <w:t>HTML5、CSS3、原生 JavaScript、Fetch、Flask、Flask-CORS、Flask-SQLAlchemy、SQLite、JWT</w:t>
             </w:r>
           </w:p>
         </w:tc>
       </w:tr>
       <w:tr>
+        <w:trPr>
+          <w:cantSplit/>
+        </w:trPr>
         <w:tc>
           <w:tcPr>
-            <w:tcW w:type="dxa" w:w="1944"/>
+            <w:tcW w:type="dxa" w:w="4032"/>
+            <w:tcMar>
+              <w:top w:w="120" w:type="dxa"/>
+              <w:start w:w="140" w:type="dxa"/>
+              <w:bottom w:w="120" w:type="dxa"/>
+              <w:end w:w="140" w:type="dxa"/>
+            </w:tcMar>
             <w:vAlign w:val="center"/>
           </w:tcPr>
           <w:p>
             <w:pPr>
-              <w:spacing w:after="0" w:line="269" w:lineRule="auto"/>
+              <w:spacing w:after="0" w:line="288" w:lineRule="auto"/>
             </w:pPr>
-            <w:r/>
             <w:r>
-              <w:rPr>
-                <w:rFonts w:ascii="Microsoft YaHei" w:hAnsi="Microsoft YaHei" w:eastAsia="Microsoft YaHei"/>
-                <w:b w:val="0"/>
-                <w:color w:val="172033"/>
-                <w:sz w:val="17"/>
-              </w:rPr>
+              <w:t>交付内容</w:t>
+            </w:r>
+          </w:p>
+        </w:tc>
+        <w:tc>
+          <w:tcPr>
+            <w:tcW w:type="dxa" w:w="5616"/>
+            <w:tcMar>
+              <w:top w:w="120" w:type="dxa"/>
+              <w:start w:w="140" w:type="dxa"/>
+              <w:bottom w:w="120" w:type="dxa"/>
+              <w:end w:w="140" w:type="dxa"/>
+            </w:tcMar>
+            <w:vAlign w:val="center"/>
+          </w:tcPr>
+          <w:p>
+            <w:pPr>
+              <w:spacing w:after="0" w:line="288" w:lineRule="auto"/>
+            </w:pPr>
+            <w:r>
+              <w:t>前端页面、后端接口、数据库脚本、课程设计书、开发总结、运行截图</w:t>
+            </w:r>
+          </w:p>
+        </w:tc>
+      </w:tr>
+      <w:tr>
+        <w:trPr>
+          <w:cantSplit/>
+        </w:trPr>
+        <w:tc>
+          <w:tcPr>
+            <w:tcW w:type="dxa" w:w="4032"/>
+            <w:tcMar>
+              <w:top w:w="120" w:type="dxa"/>
+              <w:start w:w="140" w:type="dxa"/>
+              <w:bottom w:w="120" w:type="dxa"/>
+              <w:end w:w="140" w:type="dxa"/>
+            </w:tcMar>
+            <w:vAlign w:val="center"/>
+          </w:tcPr>
+          <w:p>
+            <w:pPr>
+              <w:spacing w:after="0" w:line="288" w:lineRule="auto"/>
+            </w:pPr>
+            <w:r>
               <w:t>完成日期</w:t>
             </w:r>
           </w:p>
         </w:tc>
         <w:tc>
           <w:tcPr>
-            <w:tcW w:type="dxa" w:w="7488"/>
+            <w:tcW w:type="dxa" w:w="5616"/>
+            <w:tcMar>
+              <w:top w:w="120" w:type="dxa"/>
+              <w:start w:w="140" w:type="dxa"/>
+              <w:bottom w:w="120" w:type="dxa"/>
+              <w:end w:w="140" w:type="dxa"/>
+            </w:tcMar>
             <w:vAlign w:val="center"/>
           </w:tcPr>
           <w:p>
             <w:pPr>
-              <w:spacing w:after="0" w:line="269" w:lineRule="auto"/>
+              <w:spacing w:after="0" w:line="288" w:lineRule="auto"/>
             </w:pPr>
-            <w:r/>
             <w:r>
-              <w:rPr>
-                <w:rFonts w:ascii="Microsoft YaHei" w:hAnsi="Microsoft YaHei" w:eastAsia="Microsoft YaHei"/>
-                <w:b w:val="0"/>
-                <w:color w:val="172033"/>
-                <w:sz w:val="17"/>
-              </w:rPr>
-              <w:t>2026-05-12</w:t>
+              <w:t>2026-05-13</w:t>
             </w:r>
           </w:p>
         </w:tc>
       </w:tr>
     </w:tbl>
-    <w:p/>
+    <w:p>
+      <w:pPr>
+        <w:spacing w:after="80"/>
+      </w:pPr>
+    </w:p>
     <w:p>
       <w:r>
         <w:br w:type="page"/>
@@ -290,12 +352,20 @@
         <w:pStyle w:val="Heading1"/>
       </w:pPr>
       <w:r>
-        <w:t>1. 核心故事与验收覆盖</w:t>
+        <w:t>1. 项目概述</w:t>
       </w:r>
     </w:p>
     <w:p>
       <w:r>
-        <w:t>星芒账本面向大学生日常消费，把食堂、奶茶、教材、宿舍用品、社团活动和兼职收入整理为可记录、可筛选、可复盘、可规划的个人账本。</w:t>
+        <w:t>星芒账本面向大学生日常消费管理场景，将食堂、奶茶、教材、宿舍用品、社团活动和兼职收入整理为可记录、可筛选、可复盘、可规划的个人账本。系统支持游客浏览、注册登录、个人账目管理、月度仪表盘、心愿基金和 AI 账本教练。</w:t>
+      </w:r>
+    </w:p>
+    <w:p>
+      <w:pPr>
+        <w:pStyle w:val="Heading1"/>
+      </w:pPr>
+      <w:r>
+        <w:t>2. 需求覆盖</w:t>
       </w:r>
     </w:p>
     <w:tbl>
@@ -303,493 +373,511 @@
         <w:tblStyle w:val="TableGrid"/>
         <w:tblW w:type="auto" w:w="0"/>
         <w:jc w:val="center"/>
+        <w:tblLayout w:type="fixed"/>
         <w:tblLook w:firstColumn="1" w:firstRow="1" w:lastColumn="0" w:lastRow="0" w:noHBand="0" w:noVBand="1" w:val="04A0"/>
         <w:tblBorders>
-          <w:top w:val="single" w:sz="6" w:space="0" w:color="D9E1EC"/>
-          <w:left w:val="single" w:sz="6" w:space="0" w:color="D9E1EC"/>
-          <w:bottom w:val="single" w:sz="6" w:space="0" w:color="D9E1EC"/>
-          <w:right w:val="single" w:sz="6" w:space="0" w:color="D9E1EC"/>
-          <w:insideH w:val="single" w:sz="6" w:space="0" w:color="D9E1EC"/>
-          <w:insideV w:val="single" w:sz="6" w:space="0" w:color="D9E1EC"/>
+          <w:top w:val="single" w:sz="8" w:space="0" w:color="D6E0EE"/>
+          <w:left w:val="single" w:sz="8" w:space="0" w:color="D6E0EE"/>
+          <w:bottom w:val="single" w:sz="8" w:space="0" w:color="D6E0EE"/>
+          <w:right w:val="single" w:sz="8" w:space="0" w:color="D6E0EE"/>
+          <w:insideH w:val="single" w:sz="8" w:space="0" w:color="D6E0EE"/>
+          <w:insideV w:val="single" w:sz="8" w:space="0" w:color="D6E0EE"/>
         </w:tblBorders>
       </w:tblPr>
       <w:tblGrid>
-        <w:gridCol w:w="3351"/>
-        <w:gridCol w:w="3351"/>
-        <w:gridCol w:w="3351"/>
+        <w:gridCol w:w="3389"/>
+        <w:gridCol w:w="3389"/>
+        <w:gridCol w:w="3389"/>
       </w:tblGrid>
       <w:tr>
         <w:trPr>
-          <w:tblHeader w:val="true"/>
+          <w:tblHeader/>
+          <w:cantSplit/>
         </w:trPr>
         <w:tc>
           <w:tcPr>
-            <w:tcW w:type="dxa" w:w="1944"/>
+            <w:tcW w:type="dxa" w:w="2592"/>
             <w:shd w:fill="EAF1FF"/>
+            <w:tcMar>
+              <w:top w:w="120" w:type="dxa"/>
+              <w:start w:w="140" w:type="dxa"/>
+              <w:bottom w:w="120" w:type="dxa"/>
+              <w:end w:w="140" w:type="dxa"/>
+            </w:tcMar>
             <w:vAlign w:val="center"/>
           </w:tcPr>
           <w:p>
             <w:pPr>
-              <w:spacing w:after="0" w:line="269" w:lineRule="auto"/>
               <w:jc w:val="center"/>
             </w:pPr>
-            <w:r/>
             <w:r>
               <w:rPr>
                 <w:rFonts w:ascii="Microsoft YaHei" w:hAnsi="Microsoft YaHei" w:eastAsia="Microsoft YaHei"/>
                 <w:b/>
-                <w:color w:val="1D4ED8"/>
-                <w:sz w:val="17"/>
+                <w:color w:val="1E54DC"/>
+                <w:sz w:val="21"/>
               </w:rPr>
-              <w:t>验收要求</w:t>
+              <w:t>任务要求</w:t>
             </w:r>
           </w:p>
         </w:tc>
         <w:tc>
           <w:tcPr>
-            <w:tcW w:type="dxa" w:w="4608"/>
+            <w:tcW w:type="dxa" w:w="4320"/>
             <w:shd w:fill="EAF1FF"/>
+            <w:tcMar>
+              <w:top w:w="120" w:type="dxa"/>
+              <w:start w:w="140" w:type="dxa"/>
+              <w:bottom w:w="120" w:type="dxa"/>
+              <w:end w:w="140" w:type="dxa"/>
+            </w:tcMar>
             <w:vAlign w:val="center"/>
           </w:tcPr>
           <w:p>
             <w:pPr>
-              <w:spacing w:after="0" w:line="269" w:lineRule="auto"/>
               <w:jc w:val="center"/>
             </w:pPr>
-            <w:r/>
             <w:r>
               <w:rPr>
                 <w:rFonts w:ascii="Microsoft YaHei" w:hAnsi="Microsoft YaHei" w:eastAsia="Microsoft YaHei"/>
                 <w:b/>
-                <w:color w:val="1D4ED8"/>
-                <w:sz w:val="17"/>
+                <w:color w:val="1E54DC"/>
+                <w:sz w:val="21"/>
               </w:rPr>
-              <w:t>实现情况</w:t>
+              <w:t>实现内容</w:t>
             </w:r>
           </w:p>
         </w:tc>
         <w:tc>
           <w:tcPr>
-            <w:tcW w:type="dxa" w:w="3528"/>
+            <w:tcW w:type="dxa" w:w="2880"/>
             <w:shd w:fill="EAF1FF"/>
+            <w:tcMar>
+              <w:top w:w="120" w:type="dxa"/>
+              <w:start w:w="140" w:type="dxa"/>
+              <w:bottom w:w="120" w:type="dxa"/>
+              <w:end w:w="140" w:type="dxa"/>
+            </w:tcMar>
             <w:vAlign w:val="center"/>
           </w:tcPr>
           <w:p>
             <w:pPr>
-              <w:spacing w:after="0" w:line="269" w:lineRule="auto"/>
               <w:jc w:val="center"/>
             </w:pPr>
-            <w:r/>
             <w:r>
               <w:rPr>
                 <w:rFonts w:ascii="Microsoft YaHei" w:hAnsi="Microsoft YaHei" w:eastAsia="Microsoft YaHei"/>
                 <w:b/>
-                <w:color w:val="1D4ED8"/>
-                <w:sz w:val="17"/>
+                <w:color w:val="1E54DC"/>
+                <w:sz w:val="21"/>
               </w:rPr>
-              <w:t>证据</w:t>
+              <w:t>验收证据</w:t>
             </w:r>
           </w:p>
         </w:tc>
       </w:tr>
       <w:tr>
+        <w:trPr>
+          <w:cantSplit/>
+        </w:trPr>
         <w:tc>
           <w:tcPr>
-            <w:tcW w:type="dxa" w:w="1944"/>
+            <w:tcW w:type="dxa" w:w="2592"/>
+            <w:tcMar>
+              <w:top w:w="120" w:type="dxa"/>
+              <w:start w:w="140" w:type="dxa"/>
+              <w:bottom w:w="120" w:type="dxa"/>
+              <w:end w:w="140" w:type="dxa"/>
+            </w:tcMar>
             <w:vAlign w:val="center"/>
           </w:tcPr>
           <w:p>
             <w:pPr>
-              <w:spacing w:after="0" w:line="269" w:lineRule="auto"/>
+              <w:spacing w:after="0" w:line="288" w:lineRule="auto"/>
             </w:pPr>
-            <w:r/>
             <w:r>
-              <w:rPr>
-                <w:rFonts w:ascii="Microsoft YaHei" w:hAnsi="Microsoft YaHei" w:eastAsia="Microsoft YaHei"/>
-                <w:b w:val="0"/>
-                <w:color w:val="172033"/>
-                <w:sz w:val="17"/>
-              </w:rPr>
-              <w:t>注册/登录/游客浏览</w:t>
+              <w:t>注册、登录、游客浏览</w:t>
             </w:r>
           </w:p>
         </w:tc>
         <w:tc>
           <w:tcPr>
-            <w:tcW w:type="dxa" w:w="4608"/>
+            <w:tcW w:type="dxa" w:w="4320"/>
+            <w:tcMar>
+              <w:top w:w="120" w:type="dxa"/>
+              <w:start w:w="140" w:type="dxa"/>
+              <w:bottom w:w="120" w:type="dxa"/>
+              <w:end w:w="140" w:type="dxa"/>
+            </w:tcMar>
             <w:vAlign w:val="center"/>
           </w:tcPr>
           <w:p>
             <w:pPr>
-              <w:spacing w:after="0" w:line="269" w:lineRule="auto"/>
+              <w:spacing w:after="0" w:line="288" w:lineRule="auto"/>
             </w:pPr>
-            <w:r/>
             <w:r>
-              <w:rPr>
-                <w:rFonts w:ascii="Microsoft YaHei" w:hAnsi="Microsoft YaHei" w:eastAsia="Microsoft YaHei"/>
-                <w:b w:val="0"/>
-                <w:color w:val="172033"/>
-                <w:sz w:val="17"/>
-              </w:rPr>
-              <w:t>游客首页、注册、登录、JWT 当前用户已完成。</w:t>
+              <w:t>游客首页可浏览公开信息；注册和登录使用 JWT 鉴权；用户数据按 user_id 隔离。</w:t>
             </w:r>
           </w:p>
         </w:tc>
         <w:tc>
           <w:tcPr>
-            <w:tcW w:type="dxa" w:w="3528"/>
+            <w:tcW w:type="dxa" w:w="2880"/>
+            <w:tcMar>
+              <w:top w:w="120" w:type="dxa"/>
+              <w:start w:w="140" w:type="dxa"/>
+              <w:bottom w:w="120" w:type="dxa"/>
+              <w:end w:w="140" w:type="dxa"/>
+            </w:tcMar>
             <w:vAlign w:val="center"/>
           </w:tcPr>
           <w:p>
             <w:pPr>
-              <w:spacing w:after="0" w:line="269" w:lineRule="auto"/>
+              <w:spacing w:after="0" w:line="288" w:lineRule="auto"/>
             </w:pPr>
-            <w:r/>
             <w:r>
-              <w:rPr>
-                <w:rFonts w:ascii="Microsoft YaHei" w:hAnsi="Microsoft YaHei" w:eastAsia="Microsoft YaHei"/>
-                <w:b w:val="0"/>
-                <w:color w:val="172033"/>
-                <w:sz w:val="17"/>
-              </w:rPr>
-              <w:t>首页、认证页、/api/public/*、/api/auth/*</w:t>
+              <w:t>首页、登录注册页、/api/public/*、/api/auth/*</w:t>
             </w:r>
           </w:p>
         </w:tc>
       </w:tr>
       <w:tr>
+        <w:trPr>
+          <w:cantSplit/>
+        </w:trPr>
         <w:tc>
           <w:tcPr>
-            <w:tcW w:type="dxa" w:w="1944"/>
+            <w:tcW w:type="dxa" w:w="2592"/>
+            <w:tcMar>
+              <w:top w:w="120" w:type="dxa"/>
+              <w:start w:w="140" w:type="dxa"/>
+              <w:bottom w:w="120" w:type="dxa"/>
+              <w:end w:w="140" w:type="dxa"/>
+            </w:tcMar>
             <w:vAlign w:val="center"/>
           </w:tcPr>
           <w:p>
             <w:pPr>
-              <w:spacing w:after="0" w:line="269" w:lineRule="auto"/>
+              <w:spacing w:after="0" w:line="288" w:lineRule="auto"/>
             </w:pPr>
-            <w:r/>
             <w:r>
-              <w:rPr>
-                <w:rFonts w:ascii="Microsoft YaHei" w:hAnsi="Microsoft YaHei" w:eastAsia="Microsoft YaHei"/>
-                <w:b w:val="0"/>
-                <w:color w:val="172033"/>
-                <w:sz w:val="17"/>
-              </w:rPr>
-              <w:t>CRUD 模块</w:t>
+              <w:t>至少一个 CRUD 模块</w:t>
             </w:r>
           </w:p>
         </w:tc>
         <w:tc>
           <w:tcPr>
-            <w:tcW w:type="dxa" w:w="4608"/>
+            <w:tcW w:type="dxa" w:w="4320"/>
+            <w:tcMar>
+              <w:top w:w="120" w:type="dxa"/>
+              <w:start w:w="140" w:type="dxa"/>
+              <w:bottom w:w="120" w:type="dxa"/>
+              <w:end w:w="140" w:type="dxa"/>
+            </w:tcMar>
             <w:vAlign w:val="center"/>
           </w:tcPr>
           <w:p>
             <w:pPr>
-              <w:spacing w:after="0" w:line="269" w:lineRule="auto"/>
+              <w:spacing w:after="0" w:line="288" w:lineRule="auto"/>
             </w:pPr>
-            <w:r/>
             <w:r>
-              <w:rPr>
-                <w:rFonts w:ascii="Microsoft YaHei" w:hAnsi="Microsoft YaHei" w:eastAsia="Microsoft YaHei"/>
-                <w:b w:val="0"/>
-                <w:color w:val="172033"/>
-                <w:sz w:val="17"/>
-              </w:rPr>
-              <w:t>账目新增、查询、修改、删除，支持月份/分类/类型筛选和分页。</w:t>
+              <w:t>账目管理支持新增、查询、修改、删除，支持月份、分类、类型筛选和分页。</w:t>
             </w:r>
           </w:p>
         </w:tc>
         <w:tc>
           <w:tcPr>
-            <w:tcW w:type="dxa" w:w="3528"/>
+            <w:tcW w:type="dxa" w:w="2880"/>
+            <w:tcMar>
+              <w:top w:w="120" w:type="dxa"/>
+              <w:start w:w="140" w:type="dxa"/>
+              <w:bottom w:w="120" w:type="dxa"/>
+              <w:end w:w="140" w:type="dxa"/>
+            </w:tcMar>
             <w:vAlign w:val="center"/>
           </w:tcPr>
           <w:p>
             <w:pPr>
-              <w:spacing w:after="0" w:line="269" w:lineRule="auto"/>
+              <w:spacing w:after="0" w:line="288" w:lineRule="auto"/>
             </w:pPr>
-            <w:r/>
             <w:r>
-              <w:rPr>
-                <w:rFonts w:ascii="Microsoft YaHei" w:hAnsi="Microsoft YaHei" w:eastAsia="Microsoft YaHei"/>
-                <w:b w:val="0"/>
-                <w:color w:val="172033"/>
-                <w:sz w:val="17"/>
-              </w:rPr>
-              <w:t>记账管理页、/api/entries</w:t>
+              <w:t>记账管理页、/api/entries 系列接口</w:t>
             </w:r>
           </w:p>
         </w:tc>
       </w:tr>
       <w:tr>
+        <w:trPr>
+          <w:cantSplit/>
+        </w:trPr>
         <w:tc>
           <w:tcPr>
-            <w:tcW w:type="dxa" w:w="1944"/>
+            <w:tcW w:type="dxa" w:w="2592"/>
+            <w:tcMar>
+              <w:top w:w="120" w:type="dxa"/>
+              <w:start w:w="140" w:type="dxa"/>
+              <w:bottom w:w="120" w:type="dxa"/>
+              <w:end w:w="140" w:type="dxa"/>
+            </w:tcMar>
             <w:vAlign w:val="center"/>
           </w:tcPr>
           <w:p>
             <w:pPr>
-              <w:spacing w:after="0" w:line="269" w:lineRule="auto"/>
+              <w:spacing w:after="0" w:line="288" w:lineRule="auto"/>
             </w:pPr>
-            <w:r/>
             <w:r>
-              <w:rPr>
-                <w:rFonts w:ascii="Microsoft YaHei" w:hAnsi="Microsoft YaHei" w:eastAsia="Microsoft YaHei"/>
-                <w:b w:val="0"/>
-                <w:color w:val="172033"/>
-                <w:sz w:val="17"/>
-              </w:rPr>
-              <w:t>前端不少于 4 页</w:t>
+              <w:t>前端不少于 4 个页面</w:t>
             </w:r>
           </w:p>
         </w:tc>
         <w:tc>
           <w:tcPr>
-            <w:tcW w:type="dxa" w:w="4608"/>
+            <w:tcW w:type="dxa" w:w="4320"/>
+            <w:tcMar>
+              <w:top w:w="120" w:type="dxa"/>
+              <w:start w:w="140" w:type="dxa"/>
+              <w:bottom w:w="120" w:type="dxa"/>
+              <w:end w:w="140" w:type="dxa"/>
+            </w:tcMar>
             <w:vAlign w:val="center"/>
           </w:tcPr>
           <w:p>
             <w:pPr>
-              <w:spacing w:after="0" w:line="269" w:lineRule="auto"/>
+              <w:spacing w:after="0" w:line="288" w:lineRule="auto"/>
             </w:pPr>
-            <w:r/>
             <w:r>
-              <w:rPr>
-                <w:rFonts w:ascii="Microsoft YaHei" w:hAnsi="Microsoft YaHei" w:eastAsia="Microsoft YaHei"/>
-                <w:b w:val="0"/>
-                <w:color w:val="172033"/>
-                <w:sz w:val="17"/>
-              </w:rPr>
-              <w:t>共 6 个视图：游客、认证、仪表盘、CRUD、心愿基金、AI。</w:t>
+              <w:t>包含游客浏览、登录注册、生活仪表盘、记账管理、心愿基金、AI 账本教练 6 个视图。</w:t>
             </w:r>
           </w:p>
         </w:tc>
         <w:tc>
           <w:tcPr>
-            <w:tcW w:type="dxa" w:w="3528"/>
+            <w:tcW w:type="dxa" w:w="2880"/>
+            <w:tcMar>
+              <w:top w:w="120" w:type="dxa"/>
+              <w:start w:w="140" w:type="dxa"/>
+              <w:bottom w:w="120" w:type="dxa"/>
+              <w:end w:w="140" w:type="dxa"/>
+            </w:tcMar>
             <w:vAlign w:val="center"/>
           </w:tcPr>
           <w:p>
             <w:pPr>
-              <w:spacing w:after="0" w:line="269" w:lineRule="auto"/>
+              <w:spacing w:after="0" w:line="288" w:lineRule="auto"/>
             </w:pPr>
-            <w:r/>
             <w:r>
-              <w:rPr>
-                <w:rFonts w:ascii="Microsoft YaHei" w:hAnsi="Microsoft YaHei" w:eastAsia="Microsoft YaHei"/>
-                <w:b w:val="0"/>
-                <w:color w:val="172033"/>
-                <w:sz w:val="17"/>
-              </w:rPr>
-              <w:t>screenshots 目录</w:t>
+              <w:t>screenshots 目录中的 6 张页面截图</w:t>
             </w:r>
           </w:p>
         </w:tc>
       </w:tr>
       <w:tr>
+        <w:trPr>
+          <w:cantSplit/>
+        </w:trPr>
         <w:tc>
           <w:tcPr>
-            <w:tcW w:type="dxa" w:w="1944"/>
+            <w:tcW w:type="dxa" w:w="2592"/>
+            <w:tcMar>
+              <w:top w:w="120" w:type="dxa"/>
+              <w:start w:w="140" w:type="dxa"/>
+              <w:bottom w:w="120" w:type="dxa"/>
+              <w:end w:w="140" w:type="dxa"/>
+            </w:tcMar>
             <w:vAlign w:val="center"/>
           </w:tcPr>
           <w:p>
             <w:pPr>
-              <w:spacing w:after="0" w:line="269" w:lineRule="auto"/>
+              <w:spacing w:after="0" w:line="288" w:lineRule="auto"/>
             </w:pPr>
-            <w:r/>
             <w:r>
-              <w:rPr>
-                <w:rFonts w:ascii="Microsoft YaHei" w:hAnsi="Microsoft YaHei" w:eastAsia="Microsoft YaHei"/>
-                <w:b w:val="0"/>
-                <w:color w:val="172033"/>
-                <w:sz w:val="17"/>
-              </w:rPr>
-              <w:t>Flask 不少于 5 接口</w:t>
+              <w:t>Flask 后端不少于 5 个接口</w:t>
             </w:r>
           </w:p>
         </w:tc>
         <w:tc>
           <w:tcPr>
-            <w:tcW w:type="dxa" w:w="4608"/>
+            <w:tcW w:type="dxa" w:w="4320"/>
+            <w:tcMar>
+              <w:top w:w="120" w:type="dxa"/>
+              <w:start w:w="140" w:type="dxa"/>
+              <w:bottom w:w="120" w:type="dxa"/>
+              <w:end w:w="140" w:type="dxa"/>
+            </w:tcMar>
             <w:vAlign w:val="center"/>
           </w:tcPr>
           <w:p>
             <w:pPr>
-              <w:spacing w:after="0" w:line="269" w:lineRule="auto"/>
+              <w:spacing w:after="0" w:line="288" w:lineRule="auto"/>
             </w:pPr>
-            <w:r/>
             <w:r>
-              <w:rPr>
-                <w:rFonts w:ascii="Microsoft YaHei" w:hAnsi="Microsoft YaHei" w:eastAsia="Microsoft YaHei"/>
-                <w:b w:val="0"/>
-                <w:color w:val="172033"/>
-                <w:sz w:val="17"/>
-              </w:rPr>
-              <w:t>13 个 REST 接口，统一 code/msg/data。</w:t>
+              <w:t>实现公开数据、认证、汇总、账目、目标、AI、健康检查等 REST 接口。</w:t>
             </w:r>
           </w:p>
         </w:tc>
         <w:tc>
           <w:tcPr>
-            <w:tcW w:type="dxa" w:w="3528"/>
+            <w:tcW w:type="dxa" w:w="2880"/>
+            <w:tcMar>
+              <w:top w:w="120" w:type="dxa"/>
+              <w:start w:w="140" w:type="dxa"/>
+              <w:bottom w:w="120" w:type="dxa"/>
+              <w:end w:w="140" w:type="dxa"/>
+            </w:tcMar>
             <w:vAlign w:val="center"/>
           </w:tcPr>
           <w:p>
             <w:pPr>
-              <w:spacing w:after="0" w:line="269" w:lineRule="auto"/>
+              <w:spacing w:after="0" w:line="288" w:lineRule="auto"/>
             </w:pPr>
-            <w:r/>
             <w:r>
-              <w:rPr>
-                <w:rFonts w:ascii="Microsoft YaHei" w:hAnsi="Microsoft YaHei" w:eastAsia="Microsoft YaHei"/>
-                <w:b w:val="0"/>
-                <w:color w:val="172033"/>
-                <w:sz w:val="17"/>
-              </w:rPr>
-              <w:t>routes.py</w:t>
+              <w:t>campus_ledger/routes.py</w:t>
             </w:r>
           </w:p>
         </w:tc>
       </w:tr>
       <w:tr>
+        <w:trPr>
+          <w:cantSplit/>
+        </w:trPr>
         <w:tc>
           <w:tcPr>
-            <w:tcW w:type="dxa" w:w="1944"/>
+            <w:tcW w:type="dxa" w:w="2592"/>
+            <w:tcMar>
+              <w:top w:w="120" w:type="dxa"/>
+              <w:start w:w="140" w:type="dxa"/>
+              <w:bottom w:w="120" w:type="dxa"/>
+              <w:end w:w="140" w:type="dxa"/>
+            </w:tcMar>
             <w:vAlign w:val="center"/>
           </w:tcPr>
           <w:p>
             <w:pPr>
-              <w:spacing w:after="0" w:line="269" w:lineRule="auto"/>
+              <w:spacing w:after="0" w:line="288" w:lineRule="auto"/>
             </w:pPr>
-            <w:r/>
             <w:r>
-              <w:rPr>
-                <w:rFonts w:ascii="Microsoft YaHei" w:hAnsi="Microsoft YaHei" w:eastAsia="Microsoft YaHei"/>
-                <w:b w:val="0"/>
-                <w:color w:val="172033"/>
-                <w:sz w:val="17"/>
-              </w:rPr>
-              <w:t>数据库不少于 3 表</w:t>
+              <w:t>数据库不少于 3 张表</w:t>
             </w:r>
           </w:p>
         </w:tc>
         <w:tc>
           <w:tcPr>
-            <w:tcW w:type="dxa" w:w="4608"/>
+            <w:tcW w:type="dxa" w:w="4320"/>
+            <w:tcMar>
+              <w:top w:w="120" w:type="dxa"/>
+              <w:start w:w="140" w:type="dxa"/>
+              <w:bottom w:w="120" w:type="dxa"/>
+              <w:end w:w="140" w:type="dxa"/>
+            </w:tcMar>
             <w:vAlign w:val="center"/>
           </w:tcPr>
           <w:p>
             <w:pPr>
-              <w:spacing w:after="0" w:line="269" w:lineRule="auto"/>
+              <w:spacing w:after="0" w:line="288" w:lineRule="auto"/>
             </w:pPr>
-            <w:r/>
             <w:r>
-              <w:rPr>
-                <w:rFonts w:ascii="Microsoft YaHei" w:hAnsi="Microsoft YaHei" w:eastAsia="Microsoft YaHei"/>
-                <w:b w:val="0"/>
-                <w:color w:val="172033"/>
-                <w:sz w:val="17"/>
-              </w:rPr>
-              <w:t>4 表，每表不少于 10 条种子数据。</w:t>
+              <w:t>users、categories、ledger_entries、saving_goals 共 4 张表，每表不少于 10 条演示数据。</w:t>
             </w:r>
           </w:p>
         </w:tc>
         <w:tc>
           <w:tcPr>
-            <w:tcW w:type="dxa" w:w="3528"/>
+            <w:tcW w:type="dxa" w:w="2880"/>
+            <w:tcMar>
+              <w:top w:w="120" w:type="dxa"/>
+              <w:start w:w="140" w:type="dxa"/>
+              <w:bottom w:w="120" w:type="dxa"/>
+              <w:end w:w="140" w:type="dxa"/>
+            </w:tcMar>
             <w:vAlign w:val="center"/>
           </w:tcPr>
           <w:p>
             <w:pPr>
-              <w:spacing w:after="0" w:line="269" w:lineRule="auto"/>
+              <w:spacing w:after="0" w:line="288" w:lineRule="auto"/>
             </w:pPr>
-            <w:r/>
             <w:r>
-              <w:rPr>
-                <w:rFonts w:ascii="Microsoft YaHei" w:hAnsi="Microsoft YaHei" w:eastAsia="Microsoft YaHei"/>
-                <w:b w:val="0"/>
-                <w:color w:val="172033"/>
-                <w:sz w:val="17"/>
-              </w:rPr>
-              <w:t>seed.py、schema.sql</w:t>
+              <w:t>campus_ledger/seed.py、database/schema.sql</w:t>
             </w:r>
           </w:p>
         </w:tc>
       </w:tr>
       <w:tr>
+        <w:trPr>
+          <w:cantSplit/>
+        </w:trPr>
         <w:tc>
           <w:tcPr>
-            <w:tcW w:type="dxa" w:w="1944"/>
+            <w:tcW w:type="dxa" w:w="2592"/>
+            <w:tcMar>
+              <w:top w:w="120" w:type="dxa"/>
+              <w:start w:w="140" w:type="dxa"/>
+              <w:bottom w:w="120" w:type="dxa"/>
+              <w:end w:w="140" w:type="dxa"/>
+            </w:tcMar>
             <w:vAlign w:val="center"/>
           </w:tcPr>
           <w:p>
             <w:pPr>
-              <w:spacing w:after="0" w:line="269" w:lineRule="auto"/>
+              <w:spacing w:after="0" w:line="288" w:lineRule="auto"/>
             </w:pPr>
-            <w:r/>
             <w:r>
-              <w:rPr>
-                <w:rFonts w:ascii="Microsoft YaHei" w:hAnsi="Microsoft YaHei" w:eastAsia="Microsoft YaHei"/>
-                <w:b w:val="0"/>
-                <w:color w:val="172033"/>
-                <w:sz w:val="17"/>
-              </w:rPr>
-              <w:t>国内 AI API</w:t>
+              <w:t>国内 AI API 调用</w:t>
             </w:r>
           </w:p>
         </w:tc>
         <w:tc>
           <w:tcPr>
-            <w:tcW w:type="dxa" w:w="4608"/>
+            <w:tcW w:type="dxa" w:w="4320"/>
+            <w:tcMar>
+              <w:top w:w="120" w:type="dxa"/>
+              <w:start w:w="140" w:type="dxa"/>
+              <w:bottom w:w="120" w:type="dxa"/>
+              <w:end w:w="140" w:type="dxa"/>
+            </w:tcMar>
             <w:vAlign w:val="center"/>
           </w:tcPr>
           <w:p>
             <w:pPr>
-              <w:spacing w:after="0" w:line="269" w:lineRule="auto"/>
+              <w:spacing w:after="0" w:line="288" w:lineRule="auto"/>
             </w:pPr>
-            <w:r/>
             <w:r>
-              <w:rPr>
-                <w:rFonts w:ascii="Microsoft YaHei" w:hAnsi="Microsoft YaHei" w:eastAsia="Microsoft YaHei"/>
-                <w:b w:val="0"/>
-                <w:color w:val="172033"/>
-                <w:sz w:val="17"/>
-              </w:rPr>
-              <w:t>DashScope 封装，Key 走环境变量，无 Key 兜底。</w:t>
+              <w:t>AI 客户端封装 DashScope 兼容接口，密钥从环境变量读取，未配置时返回本地演示建议。</w:t>
             </w:r>
           </w:p>
         </w:tc>
         <w:tc>
           <w:tcPr>
-            <w:tcW w:type="dxa" w:w="3528"/>
+            <w:tcW w:type="dxa" w:w="2880"/>
+            <w:tcMar>
+              <w:top w:w="120" w:type="dxa"/>
+              <w:start w:w="140" w:type="dxa"/>
+              <w:bottom w:w="120" w:type="dxa"/>
+              <w:end w:w="140" w:type="dxa"/>
+            </w:tcMar>
             <w:vAlign w:val="center"/>
           </w:tcPr>
           <w:p>
             <w:pPr>
-              <w:spacing w:after="0" w:line="269" w:lineRule="auto"/>
+              <w:spacing w:after="0" w:line="288" w:lineRule="auto"/>
             </w:pPr>
-            <w:r/>
             <w:r>
-              <w:rPr>
-                <w:rFonts w:ascii="Microsoft YaHei" w:hAnsi="Microsoft YaHei" w:eastAsia="Microsoft YaHei"/>
-                <w:b w:val="0"/>
-                <w:color w:val="172033"/>
-                <w:sz w:val="17"/>
-              </w:rPr>
-              <w:t>ai_client.py</w:t>
+              <w:t>campus_ledger/ai_client.py</w:t>
             </w:r>
           </w:p>
         </w:tc>
       </w:tr>
     </w:tbl>
-    <w:p/>
+    <w:p>
+      <w:pPr>
+        <w:spacing w:after="80"/>
+      </w:pPr>
+    </w:p>
     <w:p>
       <w:pPr>
         <w:pStyle w:val="Heading1"/>
       </w:pPr>
       <w:r>
-        <w:t>2. 前后端功能补全</w:t>
+        <w:t>3. 系统设计</w:t>
       </w:r>
     </w:p>
     <w:tbl>
@@ -797,298 +885,511 @@
         <w:tblStyle w:val="TableGrid"/>
         <w:tblW w:type="auto" w:w="0"/>
         <w:jc w:val="center"/>
+        <w:tblLayout w:type="fixed"/>
         <w:tblLook w:firstColumn="1" w:firstRow="1" w:lastColumn="0" w:lastRow="0" w:noHBand="0" w:noVBand="1" w:val="04A0"/>
         <w:tblBorders>
-          <w:top w:val="single" w:sz="6" w:space="0" w:color="D9E1EC"/>
-          <w:left w:val="single" w:sz="6" w:space="0" w:color="D9E1EC"/>
-          <w:bottom w:val="single" w:sz="6" w:space="0" w:color="D9E1EC"/>
-          <w:right w:val="single" w:sz="6" w:space="0" w:color="D9E1EC"/>
-          <w:insideH w:val="single" w:sz="6" w:space="0" w:color="D9E1EC"/>
-          <w:insideV w:val="single" w:sz="6" w:space="0" w:color="D9E1EC"/>
+          <w:top w:val="single" w:sz="8" w:space="0" w:color="D6E0EE"/>
+          <w:left w:val="single" w:sz="8" w:space="0" w:color="D6E0EE"/>
+          <w:bottom w:val="single" w:sz="8" w:space="0" w:color="D6E0EE"/>
+          <w:right w:val="single" w:sz="8" w:space="0" w:color="D6E0EE"/>
+          <w:insideH w:val="single" w:sz="8" w:space="0" w:color="D6E0EE"/>
+          <w:insideV w:val="single" w:sz="8" w:space="0" w:color="D6E0EE"/>
         </w:tblBorders>
       </w:tblPr>
       <w:tblGrid>
-        <w:gridCol w:w="3351"/>
-        <w:gridCol w:w="3351"/>
-        <w:gridCol w:w="3351"/>
+        <w:gridCol w:w="3389"/>
+        <w:gridCol w:w="3389"/>
+        <w:gridCol w:w="3389"/>
       </w:tblGrid>
       <w:tr>
         <w:trPr>
-          <w:tblHeader w:val="true"/>
+          <w:tblHeader/>
+          <w:cantSplit/>
         </w:trPr>
         <w:tc>
           <w:tcPr>
-            <w:tcW w:type="dxa" w:w="1728"/>
+            <w:tcW w:type="dxa" w:w="1872"/>
             <w:shd w:fill="EAF1FF"/>
+            <w:tcMar>
+              <w:top w:w="120" w:type="dxa"/>
+              <w:start w:w="140" w:type="dxa"/>
+              <w:bottom w:w="120" w:type="dxa"/>
+              <w:end w:w="140" w:type="dxa"/>
+            </w:tcMar>
             <w:vAlign w:val="center"/>
           </w:tcPr>
           <w:p>
             <w:pPr>
-              <w:spacing w:after="0" w:line="269" w:lineRule="auto"/>
               <w:jc w:val="center"/>
             </w:pPr>
-            <w:r/>
             <w:r>
               <w:rPr>
                 <w:rFonts w:ascii="Microsoft YaHei" w:hAnsi="Microsoft YaHei" w:eastAsia="Microsoft YaHei"/>
                 <w:b/>
-                <w:color w:val="1D4ED8"/>
-                <w:sz w:val="17"/>
+                <w:color w:val="1E54DC"/>
+                <w:sz w:val="21"/>
               </w:rPr>
-              <w:t>方向</w:t>
+              <w:t>层次</w:t>
             </w:r>
           </w:p>
         </w:tc>
         <w:tc>
           <w:tcPr>
-            <w:tcW w:type="dxa" w:w="4896"/>
+            <w:tcW w:type="dxa" w:w="3744"/>
             <w:shd w:fill="EAF1FF"/>
+            <w:tcMar>
+              <w:top w:w="120" w:type="dxa"/>
+              <w:start w:w="140" w:type="dxa"/>
+              <w:bottom w:w="120" w:type="dxa"/>
+              <w:end w:w="140" w:type="dxa"/>
+            </w:tcMar>
             <w:vAlign w:val="center"/>
           </w:tcPr>
           <w:p>
             <w:pPr>
-              <w:spacing w:after="0" w:line="269" w:lineRule="auto"/>
               <w:jc w:val="center"/>
             </w:pPr>
-            <w:r/>
             <w:r>
               <w:rPr>
                 <w:rFonts w:ascii="Microsoft YaHei" w:hAnsi="Microsoft YaHei" w:eastAsia="Microsoft YaHei"/>
                 <w:b/>
-                <w:color w:val="1D4ED8"/>
-                <w:sz w:val="17"/>
+                <w:color w:val="1E54DC"/>
+                <w:sz w:val="21"/>
               </w:rPr>
-              <w:t>已补全功能</w:t>
+              <w:t>文件或模块</w:t>
             </w:r>
           </w:p>
         </w:tc>
         <w:tc>
           <w:tcPr>
-            <w:tcW w:type="dxa" w:w="3456"/>
+            <w:tcW w:type="dxa" w:w="4464"/>
             <w:shd w:fill="EAF1FF"/>
+            <w:tcMar>
+              <w:top w:w="120" w:type="dxa"/>
+              <w:start w:w="140" w:type="dxa"/>
+              <w:bottom w:w="120" w:type="dxa"/>
+              <w:end w:w="140" w:type="dxa"/>
+            </w:tcMar>
             <w:vAlign w:val="center"/>
           </w:tcPr>
           <w:p>
             <w:pPr>
-              <w:spacing w:after="0" w:line="269" w:lineRule="auto"/>
               <w:jc w:val="center"/>
             </w:pPr>
-            <w:r/>
             <w:r>
               <w:rPr>
                 <w:rFonts w:ascii="Microsoft YaHei" w:hAnsi="Microsoft YaHei" w:eastAsia="Microsoft YaHei"/>
                 <w:b/>
-                <w:color w:val="1D4ED8"/>
-                <w:sz w:val="17"/>
+                <w:color w:val="1E54DC"/>
+                <w:sz w:val="21"/>
               </w:rPr>
-              <w:t>设计说明</w:t>
+              <w:t>职责</w:t>
             </w:r>
           </w:p>
         </w:tc>
       </w:tr>
       <w:tr>
+        <w:trPr>
+          <w:cantSplit/>
+        </w:trPr>
         <w:tc>
           <w:tcPr>
-            <w:tcW w:type="dxa" w:w="1728"/>
+            <w:tcW w:type="dxa" w:w="1872"/>
+            <w:tcMar>
+              <w:top w:w="120" w:type="dxa"/>
+              <w:start w:w="140" w:type="dxa"/>
+              <w:bottom w:w="120" w:type="dxa"/>
+              <w:end w:w="140" w:type="dxa"/>
+            </w:tcMar>
             <w:vAlign w:val="center"/>
           </w:tcPr>
           <w:p>
             <w:pPr>
-              <w:spacing w:after="0" w:line="269" w:lineRule="auto"/>
+              <w:spacing w:after="0" w:line="288" w:lineRule="auto"/>
             </w:pPr>
-            <w:r/>
             <w:r>
-              <w:rPr>
-                <w:rFonts w:ascii="Microsoft YaHei" w:hAnsi="Microsoft YaHei" w:eastAsia="Microsoft YaHei"/>
-                <w:b w:val="0"/>
-                <w:color w:val="172033"/>
-                <w:sz w:val="17"/>
-              </w:rPr>
-              <w:t>后端</w:t>
+              <w:t>配置层</w:t>
             </w:r>
           </w:p>
         </w:tc>
         <w:tc>
           <w:tcPr>
-            <w:tcW w:type="dxa" w:w="4896"/>
+            <w:tcW w:type="dxa" w:w="3744"/>
+            <w:tcMar>
+              <w:top w:w="120" w:type="dxa"/>
+              <w:start w:w="140" w:type="dxa"/>
+              <w:bottom w:w="120" w:type="dxa"/>
+              <w:end w:w="140" w:type="dxa"/>
+            </w:tcMar>
             <w:vAlign w:val="center"/>
           </w:tcPr>
           <w:p>
             <w:pPr>
-              <w:spacing w:after="0" w:line="269" w:lineRule="auto"/>
+              <w:spacing w:after="0" w:line="288" w:lineRule="auto"/>
             </w:pPr>
-            <w:r/>
             <w:r>
-              <w:rPr>
-                <w:rFonts w:ascii="Microsoft YaHei" w:hAnsi="Microsoft YaHei" w:eastAsia="Microsoft YaHei"/>
-                <w:b w:val="0"/>
-                <w:color w:val="172033"/>
-                <w:sz w:val="17"/>
-              </w:rPr>
-              <w:t>月份过滤、分页、非法参数 400 JSON、统一错误日志、JWT 密钥环境变量。</w:t>
+              <w:t>campus_ledger/config.py、.env.example</w:t>
             </w:r>
           </w:p>
         </w:tc>
         <w:tc>
           <w:tcPr>
-            <w:tcW w:type="dxa" w:w="3456"/>
+            <w:tcW w:type="dxa" w:w="4464"/>
+            <w:tcMar>
+              <w:top w:w="120" w:type="dxa"/>
+              <w:start w:w="140" w:type="dxa"/>
+              <w:bottom w:w="120" w:type="dxa"/>
+              <w:end w:w="140" w:type="dxa"/>
+            </w:tcMar>
             <w:vAlign w:val="center"/>
           </w:tcPr>
           <w:p>
             <w:pPr>
-              <w:spacing w:after="0" w:line="269" w:lineRule="auto"/>
+              <w:spacing w:after="0" w:line="288" w:lineRule="auto"/>
             </w:pPr>
-            <w:r/>
             <w:r>
-              <w:rPr>
-                <w:rFonts w:ascii="Microsoft YaHei" w:hAnsi="Microsoft YaHei" w:eastAsia="Microsoft YaHei"/>
-                <w:b w:val="0"/>
-                <w:color w:val="172033"/>
-                <w:sz w:val="17"/>
-              </w:rPr>
-              <w:t>/api/summary?month=YYYY-MM 返回当月汇总、趋势和预算；/api/entries 返回 pagination。</w:t>
+              <w:t>管理运行环境、数据库地址、CORS、密钥、日志级别和种子数据开关。</w:t>
             </w:r>
           </w:p>
         </w:tc>
       </w:tr>
       <w:tr>
+        <w:trPr>
+          <w:cantSplit/>
+        </w:trPr>
         <w:tc>
           <w:tcPr>
-            <w:tcW w:type="dxa" w:w="1728"/>
+            <w:tcW w:type="dxa" w:w="1872"/>
+            <w:tcMar>
+              <w:top w:w="120" w:type="dxa"/>
+              <w:start w:w="140" w:type="dxa"/>
+              <w:bottom w:w="120" w:type="dxa"/>
+              <w:end w:w="140" w:type="dxa"/>
+            </w:tcMar>
             <w:vAlign w:val="center"/>
           </w:tcPr>
           <w:p>
             <w:pPr>
-              <w:spacing w:after="0" w:line="269" w:lineRule="auto"/>
+              <w:spacing w:after="0" w:line="288" w:lineRule="auto"/>
             </w:pPr>
-            <w:r/>
             <w:r>
-              <w:rPr>
-                <w:rFonts w:ascii="Microsoft YaHei" w:hAnsi="Microsoft YaHei" w:eastAsia="Microsoft YaHei"/>
-                <w:b w:val="0"/>
-                <w:color w:val="172033"/>
-                <w:sz w:val="17"/>
-              </w:rPr>
-              <w:t>前端</w:t>
+              <w:t>扩展层</w:t>
             </w:r>
           </w:p>
         </w:tc>
         <w:tc>
           <w:tcPr>
-            <w:tcW w:type="dxa" w:w="4896"/>
+            <w:tcW w:type="dxa" w:w="3744"/>
+            <w:tcMar>
+              <w:top w:w="120" w:type="dxa"/>
+              <w:start w:w="140" w:type="dxa"/>
+              <w:bottom w:w="120" w:type="dxa"/>
+              <w:end w:w="140" w:type="dxa"/>
+            </w:tcMar>
             <w:vAlign w:val="center"/>
           </w:tcPr>
           <w:p>
             <w:pPr>
-              <w:spacing w:after="0" w:line="269" w:lineRule="auto"/>
+              <w:spacing w:after="0" w:line="288" w:lineRule="auto"/>
             </w:pPr>
-            <w:r/>
             <w:r>
-              <w:rPr>
-                <w:rFonts w:ascii="Microsoft YaHei" w:hAnsi="Microsoft YaHei" w:eastAsia="Microsoft YaHei"/>
-                <w:b w:val="0"/>
-                <w:color w:val="172033"/>
-                <w:sz w:val="17"/>
-              </w:rPr>
-              <w:t>月份选择、分类筛选、分页控件、移动端输入优化、六个月趋势图、预算使用率图。</w:t>
+              <w:t>campus_ledger/extensions.py</w:t>
             </w:r>
           </w:p>
         </w:tc>
         <w:tc>
           <w:tcPr>
-            <w:tcW w:type="dxa" w:w="3456"/>
+            <w:tcW w:type="dxa" w:w="4464"/>
+            <w:tcMar>
+              <w:top w:w="120" w:type="dxa"/>
+              <w:start w:w="140" w:type="dxa"/>
+              <w:bottom w:w="120" w:type="dxa"/>
+              <w:end w:w="140" w:type="dxa"/>
+            </w:tcMar>
             <w:vAlign w:val="center"/>
           </w:tcPr>
           <w:p>
             <w:pPr>
-              <w:spacing w:after="0" w:line="269" w:lineRule="auto"/>
+              <w:spacing w:after="0" w:line="288" w:lineRule="auto"/>
             </w:pPr>
-            <w:r/>
             <w:r>
-              <w:rPr>
-                <w:rFonts w:ascii="Microsoft YaHei" w:hAnsi="Microsoft YaHei" w:eastAsia="Microsoft YaHei"/>
-                <w:b w:val="0"/>
-                <w:color w:val="172033"/>
-                <w:sz w:val="17"/>
-              </w:rPr>
-              <w:t>全部使用原生 JS/CSS，保持课程要求技术栈。</w:t>
+              <w:t>集中创建 SQLAlchemy、JWT、Bcrypt 实例，避免循环依赖。</w:t>
             </w:r>
           </w:p>
         </w:tc>
       </w:tr>
       <w:tr>
+        <w:trPr>
+          <w:cantSplit/>
+        </w:trPr>
         <w:tc>
           <w:tcPr>
-            <w:tcW w:type="dxa" w:w="1728"/>
+            <w:tcW w:type="dxa" w:w="1872"/>
+            <w:tcMar>
+              <w:top w:w="120" w:type="dxa"/>
+              <w:start w:w="140" w:type="dxa"/>
+              <w:bottom w:w="120" w:type="dxa"/>
+              <w:end w:w="140" w:type="dxa"/>
+            </w:tcMar>
             <w:vAlign w:val="center"/>
           </w:tcPr>
           <w:p>
             <w:pPr>
-              <w:spacing w:after="0" w:line="269" w:lineRule="auto"/>
+              <w:spacing w:after="0" w:line="288" w:lineRule="auto"/>
             </w:pPr>
-            <w:r/>
             <w:r>
-              <w:rPr>
-                <w:rFonts w:ascii="Microsoft YaHei" w:hAnsi="Microsoft YaHei" w:eastAsia="Microsoft YaHei"/>
-                <w:b w:val="0"/>
-                <w:color w:val="172033"/>
-                <w:sz w:val="17"/>
-              </w:rPr>
-              <w:t>AI</w:t>
+              <w:t>模型层</w:t>
             </w:r>
           </w:p>
         </w:tc>
         <w:tc>
           <w:tcPr>
-            <w:tcW w:type="dxa" w:w="4896"/>
+            <w:tcW w:type="dxa" w:w="3744"/>
+            <w:tcMar>
+              <w:top w:w="120" w:type="dxa"/>
+              <w:start w:w="140" w:type="dxa"/>
+              <w:bottom w:w="120" w:type="dxa"/>
+              <w:end w:w="140" w:type="dxa"/>
+            </w:tcMar>
             <w:vAlign w:val="center"/>
           </w:tcPr>
           <w:p>
             <w:pPr>
-              <w:spacing w:after="0" w:line="269" w:lineRule="auto"/>
+              <w:spacing w:after="0" w:line="288" w:lineRule="auto"/>
             </w:pPr>
-            <w:r/>
             <w:r>
-              <w:rPr>
-                <w:rFonts w:ascii="Microsoft YaHei" w:hAnsi="Microsoft YaHei" w:eastAsia="Microsoft YaHei"/>
-                <w:b w:val="0"/>
-                <w:color w:val="172033"/>
-                <w:sz w:val="17"/>
-              </w:rPr>
-              <w:t>AI 教练按月份上下文生成预算建议。</w:t>
+              <w:t>campus_ledger/models.py</w:t>
             </w:r>
           </w:p>
         </w:tc>
         <w:tc>
           <w:tcPr>
-            <w:tcW w:type="dxa" w:w="3456"/>
+            <w:tcW w:type="dxa" w:w="4464"/>
+            <w:tcMar>
+              <w:top w:w="120" w:type="dxa"/>
+              <w:start w:w="140" w:type="dxa"/>
+              <w:bottom w:w="120" w:type="dxa"/>
+              <w:end w:w="140" w:type="dxa"/>
+            </w:tcMar>
             <w:vAlign w:val="center"/>
           </w:tcPr>
           <w:p>
             <w:pPr>
-              <w:spacing w:after="0" w:line="269" w:lineRule="auto"/>
+              <w:spacing w:after="0" w:line="288" w:lineRule="auto"/>
             </w:pPr>
-            <w:r/>
             <w:r>
-              <w:rPr>
-                <w:rFonts w:ascii="Microsoft YaHei" w:hAnsi="Microsoft YaHei" w:eastAsia="Microsoft YaHei"/>
-                <w:b w:val="0"/>
-                <w:color w:val="172033"/>
-                <w:sz w:val="17"/>
-              </w:rPr>
-              <w:t>未配置真实 Key 时返回本地演示建议。</w:t>
+              <w:t>定义用户、分类、账目、心愿基金模型和序列化方法。</w:t>
+            </w:r>
+          </w:p>
+        </w:tc>
+      </w:tr>
+      <w:tr>
+        <w:trPr>
+          <w:cantSplit/>
+        </w:trPr>
+        <w:tc>
+          <w:tcPr>
+            <w:tcW w:type="dxa" w:w="1872"/>
+            <w:tcMar>
+              <w:top w:w="120" w:type="dxa"/>
+              <w:start w:w="140" w:type="dxa"/>
+              <w:bottom w:w="120" w:type="dxa"/>
+              <w:end w:w="140" w:type="dxa"/>
+            </w:tcMar>
+            <w:vAlign w:val="center"/>
+          </w:tcPr>
+          <w:p>
+            <w:pPr>
+              <w:spacing w:after="0" w:line="288" w:lineRule="auto"/>
+            </w:pPr>
+            <w:r>
+              <w:t>服务层</w:t>
+            </w:r>
+          </w:p>
+        </w:tc>
+        <w:tc>
+          <w:tcPr>
+            <w:tcW w:type="dxa" w:w="3744"/>
+            <w:tcMar>
+              <w:top w:w="120" w:type="dxa"/>
+              <w:start w:w="140" w:type="dxa"/>
+              <w:bottom w:w="120" w:type="dxa"/>
+              <w:end w:w="140" w:type="dxa"/>
+            </w:tcMar>
+            <w:vAlign w:val="center"/>
+          </w:tcPr>
+          <w:p>
+            <w:pPr>
+              <w:spacing w:after="0" w:line="288" w:lineRule="auto"/>
+            </w:pPr>
+            <w:r>
+              <w:t>campus_ledger/services/entries.py</w:t>
+            </w:r>
+          </w:p>
+        </w:tc>
+        <w:tc>
+          <w:tcPr>
+            <w:tcW w:type="dxa" w:w="4464"/>
+            <w:tcMar>
+              <w:top w:w="120" w:type="dxa"/>
+              <w:start w:w="140" w:type="dxa"/>
+              <w:bottom w:w="120" w:type="dxa"/>
+              <w:end w:w="140" w:type="dxa"/>
+            </w:tcMar>
+            <w:vAlign w:val="center"/>
+          </w:tcPr>
+          <w:p>
+            <w:pPr>
+              <w:spacing w:after="0" w:line="288" w:lineRule="auto"/>
+            </w:pPr>
+            <w:r>
+              <w:t>封装账目 CRUD、分页、月份过滤、月度汇总、趋势和预算计算。</w:t>
+            </w:r>
+          </w:p>
+        </w:tc>
+      </w:tr>
+      <w:tr>
+        <w:trPr>
+          <w:cantSplit/>
+        </w:trPr>
+        <w:tc>
+          <w:tcPr>
+            <w:tcW w:type="dxa" w:w="1872"/>
+            <w:tcMar>
+              <w:top w:w="120" w:type="dxa"/>
+              <w:start w:w="140" w:type="dxa"/>
+              <w:bottom w:w="120" w:type="dxa"/>
+              <w:end w:w="140" w:type="dxa"/>
+            </w:tcMar>
+            <w:vAlign w:val="center"/>
+          </w:tcPr>
+          <w:p>
+            <w:pPr>
+              <w:spacing w:after="0" w:line="288" w:lineRule="auto"/>
+            </w:pPr>
+            <w:r>
+              <w:t>接口层</w:t>
+            </w:r>
+          </w:p>
+        </w:tc>
+        <w:tc>
+          <w:tcPr>
+            <w:tcW w:type="dxa" w:w="3744"/>
+            <w:tcMar>
+              <w:top w:w="120" w:type="dxa"/>
+              <w:start w:w="140" w:type="dxa"/>
+              <w:bottom w:w="120" w:type="dxa"/>
+              <w:end w:w="140" w:type="dxa"/>
+            </w:tcMar>
+            <w:vAlign w:val="center"/>
+          </w:tcPr>
+          <w:p>
+            <w:pPr>
+              <w:spacing w:after="0" w:line="288" w:lineRule="auto"/>
+            </w:pPr>
+            <w:r>
+              <w:t>campus_ledger/routes.py</w:t>
+            </w:r>
+          </w:p>
+        </w:tc>
+        <w:tc>
+          <w:tcPr>
+            <w:tcW w:type="dxa" w:w="4464"/>
+            <w:tcMar>
+              <w:top w:w="120" w:type="dxa"/>
+              <w:start w:w="140" w:type="dxa"/>
+              <w:bottom w:w="120" w:type="dxa"/>
+              <w:end w:w="140" w:type="dxa"/>
+            </w:tcMar>
+            <w:vAlign w:val="center"/>
+          </w:tcPr>
+          <w:p>
+            <w:pPr>
+              <w:spacing w:after="0" w:line="288" w:lineRule="auto"/>
+            </w:pPr>
+            <w:r>
+              <w:t>提供统一 REST API，所有接口返回 code、msg、data。</w:t>
+            </w:r>
+          </w:p>
+        </w:tc>
+      </w:tr>
+      <w:tr>
+        <w:trPr>
+          <w:cantSplit/>
+        </w:trPr>
+        <w:tc>
+          <w:tcPr>
+            <w:tcW w:type="dxa" w:w="1872"/>
+            <w:tcMar>
+              <w:top w:w="120" w:type="dxa"/>
+              <w:start w:w="140" w:type="dxa"/>
+              <w:bottom w:w="120" w:type="dxa"/>
+              <w:end w:w="140" w:type="dxa"/>
+            </w:tcMar>
+            <w:vAlign w:val="center"/>
+          </w:tcPr>
+          <w:p>
+            <w:pPr>
+              <w:spacing w:after="0" w:line="288" w:lineRule="auto"/>
+            </w:pPr>
+            <w:r>
+              <w:t>前端层</w:t>
+            </w:r>
+          </w:p>
+        </w:tc>
+        <w:tc>
+          <w:tcPr>
+            <w:tcW w:type="dxa" w:w="3744"/>
+            <w:tcMar>
+              <w:top w:w="120" w:type="dxa"/>
+              <w:start w:w="140" w:type="dxa"/>
+              <w:bottom w:w="120" w:type="dxa"/>
+              <w:end w:w="140" w:type="dxa"/>
+            </w:tcMar>
+            <w:vAlign w:val="center"/>
+          </w:tcPr>
+          <w:p>
+            <w:pPr>
+              <w:spacing w:after="0" w:line="288" w:lineRule="auto"/>
+            </w:pPr>
+            <w:r>
+              <w:t>static/js/core、static/js/features</w:t>
+            </w:r>
+          </w:p>
+        </w:tc>
+        <w:tc>
+          <w:tcPr>
+            <w:tcW w:type="dxa" w:w="4464"/>
+            <w:tcMar>
+              <w:top w:w="120" w:type="dxa"/>
+              <w:start w:w="140" w:type="dxa"/>
+              <w:bottom w:w="120" w:type="dxa"/>
+              <w:end w:w="140" w:type="dxa"/>
+            </w:tcMar>
+            <w:vAlign w:val="center"/>
+          </w:tcPr>
+          <w:p>
+            <w:pPr>
+              <w:spacing w:after="0" w:line="288" w:lineRule="auto"/>
+            </w:pPr>
+            <w:r>
+              <w:t>按核心工具和业务视图拆分原生 JavaScript 模块。</w:t>
             </w:r>
           </w:p>
         </w:tc>
       </w:tr>
     </w:tbl>
-    <w:p/>
+    <w:p>
+      <w:pPr>
+        <w:spacing w:after="80"/>
+      </w:pPr>
+    </w:p>
     <w:p>
       <w:pPr>
         <w:pStyle w:val="Heading1"/>
       </w:pPr>
       <w:r>
-        <w:t>3. 接口与数据库</w:t>
+        <w:t>4. 功能设计</w:t>
       </w:r>
     </w:p>
     <w:tbl>
@@ -1096,42 +1397,625 @@
         <w:tblStyle w:val="TableGrid"/>
         <w:tblW w:type="auto" w:w="0"/>
         <w:jc w:val="center"/>
+        <w:tblLayout w:type="fixed"/>
         <w:tblLook w:firstColumn="1" w:firstRow="1" w:lastColumn="0" w:lastRow="0" w:noHBand="0" w:noVBand="1" w:val="04A0"/>
         <w:tblBorders>
-          <w:top w:val="single" w:sz="6" w:space="0" w:color="D9E1EC"/>
-          <w:left w:val="single" w:sz="6" w:space="0" w:color="D9E1EC"/>
-          <w:bottom w:val="single" w:sz="6" w:space="0" w:color="D9E1EC"/>
-          <w:right w:val="single" w:sz="6" w:space="0" w:color="D9E1EC"/>
-          <w:insideH w:val="single" w:sz="6" w:space="0" w:color="D9E1EC"/>
-          <w:insideV w:val="single" w:sz="6" w:space="0" w:color="D9E1EC"/>
+          <w:top w:val="single" w:sz="8" w:space="0" w:color="D6E0EE"/>
+          <w:left w:val="single" w:sz="8" w:space="0" w:color="D6E0EE"/>
+          <w:bottom w:val="single" w:sz="8" w:space="0" w:color="D6E0EE"/>
+          <w:right w:val="single" w:sz="8" w:space="0" w:color="D6E0EE"/>
+          <w:insideH w:val="single" w:sz="8" w:space="0" w:color="D6E0EE"/>
+          <w:insideV w:val="single" w:sz="8" w:space="0" w:color="D6E0EE"/>
         </w:tblBorders>
       </w:tblPr>
       <w:tblGrid>
-        <w:gridCol w:w="5026"/>
-        <w:gridCol w:w="5026"/>
+        <w:gridCol w:w="3389"/>
+        <w:gridCol w:w="3389"/>
+        <w:gridCol w:w="3389"/>
       </w:tblGrid>
       <w:tr>
         <w:trPr>
-          <w:tblHeader w:val="true"/>
+          <w:tblHeader/>
+          <w:cantSplit/>
         </w:trPr>
         <w:tc>
           <w:tcPr>
-            <w:tcW w:type="dxa" w:w="4176"/>
+            <w:tcW w:type="dxa" w:w="2160"/>
             <w:shd w:fill="EAF1FF"/>
+            <w:tcMar>
+              <w:top w:w="120" w:type="dxa"/>
+              <w:start w:w="140" w:type="dxa"/>
+              <w:bottom w:w="120" w:type="dxa"/>
+              <w:end w:w="140" w:type="dxa"/>
+            </w:tcMar>
             <w:vAlign w:val="center"/>
           </w:tcPr>
           <w:p>
             <w:pPr>
-              <w:spacing w:after="0" w:line="269" w:lineRule="auto"/>
               <w:jc w:val="center"/>
             </w:pPr>
-            <w:r/>
             <w:r>
               <w:rPr>
                 <w:rFonts w:ascii="Microsoft YaHei" w:hAnsi="Microsoft YaHei" w:eastAsia="Microsoft YaHei"/>
                 <w:b/>
-                <w:color w:val="1D4ED8"/>
-                <w:sz w:val="17"/>
+                <w:color w:val="1E54DC"/>
+                <w:sz w:val="21"/>
+              </w:rPr>
+              <w:t>模块</w:t>
+            </w:r>
+          </w:p>
+        </w:tc>
+        <w:tc>
+          <w:tcPr>
+            <w:tcW w:type="dxa" w:w="3600"/>
+            <w:shd w:fill="EAF1FF"/>
+            <w:tcMar>
+              <w:top w:w="120" w:type="dxa"/>
+              <w:start w:w="140" w:type="dxa"/>
+              <w:bottom w:w="120" w:type="dxa"/>
+              <w:end w:w="140" w:type="dxa"/>
+            </w:tcMar>
+            <w:vAlign w:val="center"/>
+          </w:tcPr>
+          <w:p>
+            <w:pPr>
+              <w:jc w:val="center"/>
+            </w:pPr>
+            <w:r>
+              <w:rPr>
+                <w:rFonts w:ascii="Microsoft YaHei" w:hAnsi="Microsoft YaHei" w:eastAsia="Microsoft YaHei"/>
+                <w:b/>
+                <w:color w:val="1E54DC"/>
+                <w:sz w:val="21"/>
+              </w:rPr>
+              <w:t>功能</w:t>
+            </w:r>
+          </w:p>
+        </w:tc>
+        <w:tc>
+          <w:tcPr>
+            <w:tcW w:type="dxa" w:w="4320"/>
+            <w:shd w:fill="EAF1FF"/>
+            <w:tcMar>
+              <w:top w:w="120" w:type="dxa"/>
+              <w:start w:w="140" w:type="dxa"/>
+              <w:bottom w:w="120" w:type="dxa"/>
+              <w:end w:w="140" w:type="dxa"/>
+            </w:tcMar>
+            <w:vAlign w:val="center"/>
+          </w:tcPr>
+          <w:p>
+            <w:pPr>
+              <w:jc w:val="center"/>
+            </w:pPr>
+            <w:r>
+              <w:rPr>
+                <w:rFonts w:ascii="Microsoft YaHei" w:hAnsi="Microsoft YaHei" w:eastAsia="Microsoft YaHei"/>
+                <w:b/>
+                <w:color w:val="1E54DC"/>
+                <w:sz w:val="21"/>
+              </w:rPr>
+              <w:t>说明</w:t>
+            </w:r>
+          </w:p>
+        </w:tc>
+      </w:tr>
+      <w:tr>
+        <w:trPr>
+          <w:cantSplit/>
+        </w:trPr>
+        <w:tc>
+          <w:tcPr>
+            <w:tcW w:type="dxa" w:w="2160"/>
+            <w:tcMar>
+              <w:top w:w="120" w:type="dxa"/>
+              <w:start w:w="140" w:type="dxa"/>
+              <w:bottom w:w="120" w:type="dxa"/>
+              <w:end w:w="140" w:type="dxa"/>
+            </w:tcMar>
+            <w:vAlign w:val="center"/>
+          </w:tcPr>
+          <w:p>
+            <w:pPr>
+              <w:spacing w:after="0" w:line="288" w:lineRule="auto"/>
+            </w:pPr>
+            <w:r>
+              <w:t>游客浏览</w:t>
+            </w:r>
+          </w:p>
+        </w:tc>
+        <w:tc>
+          <w:tcPr>
+            <w:tcW w:type="dxa" w:w="3600"/>
+            <w:tcMar>
+              <w:top w:w="120" w:type="dxa"/>
+              <w:start w:w="140" w:type="dxa"/>
+              <w:bottom w:w="120" w:type="dxa"/>
+              <w:end w:w="140" w:type="dxa"/>
+            </w:tcMar>
+            <w:vAlign w:val="center"/>
+          </w:tcPr>
+          <w:p>
+            <w:pPr>
+              <w:spacing w:after="0" w:line="288" w:lineRule="auto"/>
+            </w:pPr>
+            <w:r>
+              <w:t>公开统计、样例分类、记账建议。</w:t>
+            </w:r>
+          </w:p>
+        </w:tc>
+        <w:tc>
+          <w:tcPr>
+            <w:tcW w:type="dxa" w:w="4320"/>
+            <w:tcMar>
+              <w:top w:w="120" w:type="dxa"/>
+              <w:start w:w="140" w:type="dxa"/>
+              <w:bottom w:w="120" w:type="dxa"/>
+              <w:end w:w="140" w:type="dxa"/>
+            </w:tcMar>
+            <w:vAlign w:val="center"/>
+          </w:tcPr>
+          <w:p>
+            <w:pPr>
+              <w:spacing w:after="0" w:line="288" w:lineRule="auto"/>
+            </w:pPr>
+            <w:r>
+              <w:t>无需登录即可了解系统用途。</w:t>
+            </w:r>
+          </w:p>
+        </w:tc>
+      </w:tr>
+      <w:tr>
+        <w:trPr>
+          <w:cantSplit/>
+        </w:trPr>
+        <w:tc>
+          <w:tcPr>
+            <w:tcW w:type="dxa" w:w="2160"/>
+            <w:tcMar>
+              <w:top w:w="120" w:type="dxa"/>
+              <w:start w:w="140" w:type="dxa"/>
+              <w:bottom w:w="120" w:type="dxa"/>
+              <w:end w:w="140" w:type="dxa"/>
+            </w:tcMar>
+            <w:vAlign w:val="center"/>
+          </w:tcPr>
+          <w:p>
+            <w:pPr>
+              <w:spacing w:after="0" w:line="288" w:lineRule="auto"/>
+            </w:pPr>
+            <w:r>
+              <w:t>账号认证</w:t>
+            </w:r>
+          </w:p>
+        </w:tc>
+        <w:tc>
+          <w:tcPr>
+            <w:tcW w:type="dxa" w:w="3600"/>
+            <w:tcMar>
+              <w:top w:w="120" w:type="dxa"/>
+              <w:start w:w="140" w:type="dxa"/>
+              <w:bottom w:w="120" w:type="dxa"/>
+              <w:end w:w="140" w:type="dxa"/>
+            </w:tcMar>
+            <w:vAlign w:val="center"/>
+          </w:tcPr>
+          <w:p>
+            <w:pPr>
+              <w:spacing w:after="0" w:line="288" w:lineRule="auto"/>
+            </w:pPr>
+            <w:r>
+              <w:t>注册、登录、当前用户读取。</w:t>
+            </w:r>
+          </w:p>
+        </w:tc>
+        <w:tc>
+          <w:tcPr>
+            <w:tcW w:type="dxa" w:w="4320"/>
+            <w:tcMar>
+              <w:top w:w="120" w:type="dxa"/>
+              <w:start w:w="140" w:type="dxa"/>
+              <w:bottom w:w="120" w:type="dxa"/>
+              <w:end w:w="140" w:type="dxa"/>
+            </w:tcMar>
+            <w:vAlign w:val="center"/>
+          </w:tcPr>
+          <w:p>
+            <w:pPr>
+              <w:spacing w:after="0" w:line="288" w:lineRule="auto"/>
+            </w:pPr>
+            <w:r>
+              <w:t>密码散列存储，JWT 密钥可通过环境变量配置。</w:t>
+            </w:r>
+          </w:p>
+        </w:tc>
+      </w:tr>
+      <w:tr>
+        <w:trPr>
+          <w:cantSplit/>
+        </w:trPr>
+        <w:tc>
+          <w:tcPr>
+            <w:tcW w:type="dxa" w:w="2160"/>
+            <w:tcMar>
+              <w:top w:w="120" w:type="dxa"/>
+              <w:start w:w="140" w:type="dxa"/>
+              <w:bottom w:w="120" w:type="dxa"/>
+              <w:end w:w="140" w:type="dxa"/>
+            </w:tcMar>
+            <w:vAlign w:val="center"/>
+          </w:tcPr>
+          <w:p>
+            <w:pPr>
+              <w:spacing w:after="0" w:line="288" w:lineRule="auto"/>
+            </w:pPr>
+            <w:r>
+              <w:t>生活仪表盘</w:t>
+            </w:r>
+          </w:p>
+        </w:tc>
+        <w:tc>
+          <w:tcPr>
+            <w:tcW w:type="dxa" w:w="3600"/>
+            <w:tcMar>
+              <w:top w:w="120" w:type="dxa"/>
+              <w:start w:w="140" w:type="dxa"/>
+              <w:bottom w:w="120" w:type="dxa"/>
+              <w:end w:w="140" w:type="dxa"/>
+            </w:tcMar>
+            <w:vAlign w:val="center"/>
+          </w:tcPr>
+          <w:p>
+            <w:pPr>
+              <w:spacing w:after="0" w:line="288" w:lineRule="auto"/>
+            </w:pPr>
+            <w:r>
+              <w:t>月度收入、支出、结余、分类排行、最近账目。</w:t>
+            </w:r>
+          </w:p>
+        </w:tc>
+        <w:tc>
+          <w:tcPr>
+            <w:tcW w:type="dxa" w:w="4320"/>
+            <w:tcMar>
+              <w:top w:w="120" w:type="dxa"/>
+              <w:start w:w="140" w:type="dxa"/>
+              <w:bottom w:w="120" w:type="dxa"/>
+              <w:end w:w="140" w:type="dxa"/>
+            </w:tcMar>
+            <w:vAlign w:val="center"/>
+          </w:tcPr>
+          <w:p>
+            <w:pPr>
+              <w:spacing w:after="0" w:line="288" w:lineRule="auto"/>
+            </w:pPr>
+            <w:r>
+              <w:t>默认当前月，支持月份切换。</w:t>
+            </w:r>
+          </w:p>
+        </w:tc>
+      </w:tr>
+      <w:tr>
+        <w:trPr>
+          <w:cantSplit/>
+        </w:trPr>
+        <w:tc>
+          <w:tcPr>
+            <w:tcW w:type="dxa" w:w="2160"/>
+            <w:tcMar>
+              <w:top w:w="120" w:type="dxa"/>
+              <w:start w:w="140" w:type="dxa"/>
+              <w:bottom w:w="120" w:type="dxa"/>
+              <w:end w:w="140" w:type="dxa"/>
+            </w:tcMar>
+            <w:vAlign w:val="center"/>
+          </w:tcPr>
+          <w:p>
+            <w:pPr>
+              <w:spacing w:after="0" w:line="288" w:lineRule="auto"/>
+            </w:pPr>
+            <w:r>
+              <w:t>图表复盘</w:t>
+            </w:r>
+          </w:p>
+        </w:tc>
+        <w:tc>
+          <w:tcPr>
+            <w:tcW w:type="dxa" w:w="3600"/>
+            <w:tcMar>
+              <w:top w:w="120" w:type="dxa"/>
+              <w:start w:w="140" w:type="dxa"/>
+              <w:bottom w:w="120" w:type="dxa"/>
+              <w:end w:w="140" w:type="dxa"/>
+            </w:tcMar>
+            <w:vAlign w:val="center"/>
+          </w:tcPr>
+          <w:p>
+            <w:pPr>
+              <w:spacing w:after="0" w:line="288" w:lineRule="auto"/>
+            </w:pPr>
+            <w:r>
+              <w:t>六个月收支趋势、预算使用率、分类支出排行。</w:t>
+            </w:r>
+          </w:p>
+        </w:tc>
+        <w:tc>
+          <w:tcPr>
+            <w:tcW w:type="dxa" w:w="4320"/>
+            <w:tcMar>
+              <w:top w:w="120" w:type="dxa"/>
+              <w:start w:w="140" w:type="dxa"/>
+              <w:bottom w:w="120" w:type="dxa"/>
+              <w:end w:w="140" w:type="dxa"/>
+            </w:tcMar>
+            <w:vAlign w:val="center"/>
+          </w:tcPr>
+          <w:p>
+            <w:pPr>
+              <w:spacing w:after="0" w:line="288" w:lineRule="auto"/>
+            </w:pPr>
+            <w:r>
+              <w:t>使用原生 HTML/CSS 渲染，不依赖额外前端框架。</w:t>
+            </w:r>
+          </w:p>
+        </w:tc>
+      </w:tr>
+      <w:tr>
+        <w:trPr>
+          <w:cantSplit/>
+        </w:trPr>
+        <w:tc>
+          <w:tcPr>
+            <w:tcW w:type="dxa" w:w="2160"/>
+            <w:tcMar>
+              <w:top w:w="120" w:type="dxa"/>
+              <w:start w:w="140" w:type="dxa"/>
+              <w:bottom w:w="120" w:type="dxa"/>
+              <w:end w:w="140" w:type="dxa"/>
+            </w:tcMar>
+            <w:vAlign w:val="center"/>
+          </w:tcPr>
+          <w:p>
+            <w:pPr>
+              <w:spacing w:after="0" w:line="288" w:lineRule="auto"/>
+            </w:pPr>
+            <w:r>
+              <w:t>记账管理</w:t>
+            </w:r>
+          </w:p>
+        </w:tc>
+        <w:tc>
+          <w:tcPr>
+            <w:tcW w:type="dxa" w:w="3600"/>
+            <w:tcMar>
+              <w:top w:w="120" w:type="dxa"/>
+              <w:start w:w="140" w:type="dxa"/>
+              <w:bottom w:w="120" w:type="dxa"/>
+              <w:end w:w="140" w:type="dxa"/>
+            </w:tcMar>
+            <w:vAlign w:val="center"/>
+          </w:tcPr>
+          <w:p>
+            <w:pPr>
+              <w:spacing w:after="0" w:line="288" w:lineRule="auto"/>
+            </w:pPr>
+            <w:r>
+              <w:t>账目 CRUD、月份/分类/类型筛选、分页。</w:t>
+            </w:r>
+          </w:p>
+        </w:tc>
+        <w:tc>
+          <w:tcPr>
+            <w:tcW w:type="dxa" w:w="4320"/>
+            <w:tcMar>
+              <w:top w:w="120" w:type="dxa"/>
+              <w:start w:w="140" w:type="dxa"/>
+              <w:bottom w:w="120" w:type="dxa"/>
+              <w:end w:w="140" w:type="dxa"/>
+            </w:tcMar>
+            <w:vAlign w:val="center"/>
+          </w:tcPr>
+          <w:p>
+            <w:pPr>
+              <w:spacing w:after="0" w:line="288" w:lineRule="auto"/>
+            </w:pPr>
+            <w:r>
+              <w:t>后端返回 pagination，前端提供上一页/下一页。</w:t>
+            </w:r>
+          </w:p>
+        </w:tc>
+      </w:tr>
+      <w:tr>
+        <w:trPr>
+          <w:cantSplit/>
+        </w:trPr>
+        <w:tc>
+          <w:tcPr>
+            <w:tcW w:type="dxa" w:w="2160"/>
+            <w:tcMar>
+              <w:top w:w="120" w:type="dxa"/>
+              <w:start w:w="140" w:type="dxa"/>
+              <w:bottom w:w="120" w:type="dxa"/>
+              <w:end w:w="140" w:type="dxa"/>
+            </w:tcMar>
+            <w:vAlign w:val="center"/>
+          </w:tcPr>
+          <w:p>
+            <w:pPr>
+              <w:spacing w:after="0" w:line="288" w:lineRule="auto"/>
+            </w:pPr>
+            <w:r>
+              <w:t>心愿基金</w:t>
+            </w:r>
+          </w:p>
+        </w:tc>
+        <w:tc>
+          <w:tcPr>
+            <w:tcW w:type="dxa" w:w="3600"/>
+            <w:tcMar>
+              <w:top w:w="120" w:type="dxa"/>
+              <w:start w:w="140" w:type="dxa"/>
+              <w:bottom w:w="120" w:type="dxa"/>
+              <w:end w:w="140" w:type="dxa"/>
+            </w:tcMar>
+            <w:vAlign w:val="center"/>
+          </w:tcPr>
+          <w:p>
+            <w:pPr>
+              <w:spacing w:after="0" w:line="288" w:lineRule="auto"/>
+            </w:pPr>
+            <w:r>
+              <w:t>储蓄目标和完成进度展示。</w:t>
+            </w:r>
+          </w:p>
+        </w:tc>
+        <w:tc>
+          <w:tcPr>
+            <w:tcW w:type="dxa" w:w="4320"/>
+            <w:tcMar>
+              <w:top w:w="120" w:type="dxa"/>
+              <w:start w:w="140" w:type="dxa"/>
+              <w:bottom w:w="120" w:type="dxa"/>
+              <w:end w:w="140" w:type="dxa"/>
+            </w:tcMar>
+            <w:vAlign w:val="center"/>
+          </w:tcPr>
+          <w:p>
+            <w:pPr>
+              <w:spacing w:after="0" w:line="288" w:lineRule="auto"/>
+            </w:pPr>
+            <w:r>
+              <w:t>目标数据按用户隔离。</w:t>
+            </w:r>
+          </w:p>
+        </w:tc>
+      </w:tr>
+      <w:tr>
+        <w:trPr>
+          <w:cantSplit/>
+        </w:trPr>
+        <w:tc>
+          <w:tcPr>
+            <w:tcW w:type="dxa" w:w="2160"/>
+            <w:tcMar>
+              <w:top w:w="120" w:type="dxa"/>
+              <w:start w:w="140" w:type="dxa"/>
+              <w:bottom w:w="120" w:type="dxa"/>
+              <w:end w:w="140" w:type="dxa"/>
+            </w:tcMar>
+            <w:vAlign w:val="center"/>
+          </w:tcPr>
+          <w:p>
+            <w:pPr>
+              <w:spacing w:after="0" w:line="288" w:lineRule="auto"/>
+            </w:pPr>
+            <w:r>
+              <w:t>AI 教练</w:t>
+            </w:r>
+          </w:p>
+        </w:tc>
+        <w:tc>
+          <w:tcPr>
+            <w:tcW w:type="dxa" w:w="3600"/>
+            <w:tcMar>
+              <w:top w:w="120" w:type="dxa"/>
+              <w:start w:w="140" w:type="dxa"/>
+              <w:bottom w:w="120" w:type="dxa"/>
+              <w:end w:w="140" w:type="dxa"/>
+            </w:tcMar>
+            <w:vAlign w:val="center"/>
+          </w:tcPr>
+          <w:p>
+            <w:pPr>
+              <w:spacing w:after="0" w:line="288" w:lineRule="auto"/>
+            </w:pPr>
+            <w:r>
+              <w:t>根据账本上下文生成预算建议。</w:t>
+            </w:r>
+          </w:p>
+        </w:tc>
+        <w:tc>
+          <w:tcPr>
+            <w:tcW w:type="dxa" w:w="4320"/>
+            <w:tcMar>
+              <w:top w:w="120" w:type="dxa"/>
+              <w:start w:w="140" w:type="dxa"/>
+              <w:bottom w:w="120" w:type="dxa"/>
+              <w:end w:w="140" w:type="dxa"/>
+            </w:tcMar>
+            <w:vAlign w:val="center"/>
+          </w:tcPr>
+          <w:p>
+            <w:pPr>
+              <w:spacing w:after="0" w:line="288" w:lineRule="auto"/>
+            </w:pPr>
+            <w:r>
+              <w:t>配置 DASHSCOPE_API_KEY 后调用真实模型。</w:t>
+            </w:r>
+          </w:p>
+        </w:tc>
+      </w:tr>
+    </w:tbl>
+    <w:p>
+      <w:pPr>
+        <w:spacing w:after="80"/>
+      </w:pPr>
+    </w:p>
+    <w:p>
+      <w:pPr>
+        <w:pStyle w:val="Heading1"/>
+      </w:pPr>
+      <w:r>
+        <w:t>5. 接口与数据库设计</w:t>
+      </w:r>
+    </w:p>
+    <w:tbl>
+      <w:tblPr>
+        <w:tblStyle w:val="TableGrid"/>
+        <w:tblW w:type="auto" w:w="0"/>
+        <w:jc w:val="center"/>
+        <w:tblLayout w:type="fixed"/>
+        <w:tblLook w:firstColumn="1" w:firstRow="1" w:lastColumn="0" w:lastRow="0" w:noHBand="0" w:noVBand="1" w:val="04A0"/>
+        <w:tblBorders>
+          <w:top w:val="single" w:sz="8" w:space="0" w:color="D6E0EE"/>
+          <w:left w:val="single" w:sz="8" w:space="0" w:color="D6E0EE"/>
+          <w:bottom w:val="single" w:sz="8" w:space="0" w:color="D6E0EE"/>
+          <w:right w:val="single" w:sz="8" w:space="0" w:color="D6E0EE"/>
+          <w:insideH w:val="single" w:sz="8" w:space="0" w:color="D6E0EE"/>
+          <w:insideV w:val="single" w:sz="8" w:space="0" w:color="D6E0EE"/>
+        </w:tblBorders>
+      </w:tblPr>
+      <w:tblGrid>
+        <w:gridCol w:w="5083"/>
+        <w:gridCol w:w="5083"/>
+      </w:tblGrid>
+      <w:tr>
+        <w:trPr>
+          <w:tblHeader/>
+          <w:cantSplit/>
+        </w:trPr>
+        <w:tc>
+          <w:tcPr>
+            <w:tcW w:type="dxa" w:w="5040"/>
+            <w:shd w:fill="EAF1FF"/>
+            <w:tcMar>
+              <w:top w:w="120" w:type="dxa"/>
+              <w:start w:w="140" w:type="dxa"/>
+              <w:bottom w:w="120" w:type="dxa"/>
+              <w:end w:w="140" w:type="dxa"/>
+            </w:tcMar>
+            <w:vAlign w:val="center"/>
+          </w:tcPr>
+          <w:p>
+            <w:pPr>
+              <w:jc w:val="center"/>
+            </w:pPr>
+            <w:r>
+              <w:rPr>
+                <w:rFonts w:ascii="Microsoft YaHei" w:hAnsi="Microsoft YaHei" w:eastAsia="Microsoft YaHei"/>
+                <w:b/>
+                <w:color w:val="1E54DC"/>
+                <w:sz w:val="21"/>
               </w:rPr>
               <w:t>接口</w:t>
             </w:r>
@@ -1139,22 +2023,26 @@
         </w:tc>
         <w:tc>
           <w:tcPr>
-            <w:tcW w:type="dxa" w:w="5904"/>
+            <w:tcW w:type="dxa" w:w="4752"/>
             <w:shd w:fill="EAF1FF"/>
+            <w:tcMar>
+              <w:top w:w="120" w:type="dxa"/>
+              <w:start w:w="140" w:type="dxa"/>
+              <w:bottom w:w="120" w:type="dxa"/>
+              <w:end w:w="140" w:type="dxa"/>
+            </w:tcMar>
             <w:vAlign w:val="center"/>
           </w:tcPr>
           <w:p>
             <w:pPr>
-              <w:spacing w:after="0" w:line="269" w:lineRule="auto"/>
               <w:jc w:val="center"/>
             </w:pPr>
-            <w:r/>
             <w:r>
               <w:rPr>
                 <w:rFonts w:ascii="Microsoft YaHei" w:hAnsi="Microsoft YaHei" w:eastAsia="Microsoft YaHei"/>
                 <w:b/>
-                <w:color w:val="1D4ED8"/>
-                <w:sz w:val="17"/>
+                <w:color w:val="1E54DC"/>
+                <w:sz w:val="21"/>
               </w:rPr>
               <w:t>说明</w:t>
             </w:r>
@@ -1162,248 +2050,447 @@
         </w:tc>
       </w:tr>
       <w:tr>
+        <w:trPr>
+          <w:cantSplit/>
+        </w:trPr>
         <w:tc>
           <w:tcPr>
-            <w:tcW w:type="dxa" w:w="4176"/>
+            <w:tcW w:type="dxa" w:w="5040"/>
+            <w:tcMar>
+              <w:top w:w="120" w:type="dxa"/>
+              <w:start w:w="140" w:type="dxa"/>
+              <w:bottom w:w="120" w:type="dxa"/>
+              <w:end w:w="140" w:type="dxa"/>
+            </w:tcMar>
             <w:vAlign w:val="center"/>
           </w:tcPr>
           <w:p>
             <w:pPr>
-              <w:spacing w:after="0" w:line="269" w:lineRule="auto"/>
+              <w:spacing w:after="0" w:line="288" w:lineRule="auto"/>
             </w:pPr>
-            <w:r/>
             <w:r>
-              <w:rPr>
-                <w:rFonts w:ascii="Microsoft YaHei" w:hAnsi="Microsoft YaHei" w:eastAsia="Microsoft YaHei"/>
-                <w:b w:val="0"/>
-                <w:color w:val="172033"/>
-                <w:sz w:val="17"/>
-              </w:rPr>
-              <w:t>/api/summary?month=YYYY-MM</w:t>
+              <w:t>GET /api/health</w:t>
             </w:r>
           </w:p>
         </w:tc>
         <w:tc>
           <w:tcPr>
-            <w:tcW w:type="dxa" w:w="5904"/>
+            <w:tcW w:type="dxa" w:w="4752"/>
+            <w:tcMar>
+              <w:top w:w="120" w:type="dxa"/>
+              <w:start w:w="140" w:type="dxa"/>
+              <w:bottom w:w="120" w:type="dxa"/>
+              <w:end w:w="140" w:type="dxa"/>
+            </w:tcMar>
             <w:vAlign w:val="center"/>
           </w:tcPr>
           <w:p>
             <w:pPr>
-              <w:spacing w:after="0" w:line="269" w:lineRule="auto"/>
+              <w:spacing w:after="0" w:line="288" w:lineRule="auto"/>
             </w:pPr>
-            <w:r/>
             <w:r>
-              <w:rPr>
-                <w:rFonts w:ascii="Microsoft YaHei" w:hAnsi="Microsoft YaHei" w:eastAsia="Microsoft YaHei"/>
-                <w:b w:val="0"/>
-                <w:color w:val="172033"/>
-                <w:sz w:val="17"/>
-              </w:rPr>
-              <w:t>按月收入、支出、结余、分类排行、六个月趋势、预算使用率。</w:t>
+              <w:t>健康检查。</w:t>
             </w:r>
           </w:p>
         </w:tc>
       </w:tr>
       <w:tr>
+        <w:trPr>
+          <w:cantSplit/>
+        </w:trPr>
         <w:tc>
           <w:tcPr>
-            <w:tcW w:type="dxa" w:w="4176"/>
+            <w:tcW w:type="dxa" w:w="5040"/>
+            <w:tcMar>
+              <w:top w:w="120" w:type="dxa"/>
+              <w:start w:w="140" w:type="dxa"/>
+              <w:bottom w:w="120" w:type="dxa"/>
+              <w:end w:w="140" w:type="dxa"/>
+            </w:tcMar>
             <w:vAlign w:val="center"/>
           </w:tcPr>
           <w:p>
             <w:pPr>
-              <w:spacing w:after="0" w:line="269" w:lineRule="auto"/>
+              <w:spacing w:after="0" w:line="288" w:lineRule="auto"/>
             </w:pPr>
-            <w:r/>
             <w:r>
-              <w:rPr>
-                <w:rFonts w:ascii="Microsoft YaHei" w:hAnsi="Microsoft YaHei" w:eastAsia="Microsoft YaHei"/>
-                <w:b w:val="0"/>
-                <w:color w:val="172033"/>
-                <w:sz w:val="17"/>
-              </w:rPr>
-              <w:t>/api/entries?month=&amp;category_id=&amp;kind=&amp;page=&amp;page_size=</w:t>
+              <w:t>GET /api/public/overview、GET /api/public/categories</w:t>
             </w:r>
           </w:p>
         </w:tc>
         <w:tc>
           <w:tcPr>
-            <w:tcW w:type="dxa" w:w="5904"/>
+            <w:tcW w:type="dxa" w:w="4752"/>
+            <w:tcMar>
+              <w:top w:w="120" w:type="dxa"/>
+              <w:start w:w="140" w:type="dxa"/>
+              <w:bottom w:w="120" w:type="dxa"/>
+              <w:end w:w="140" w:type="dxa"/>
+            </w:tcMar>
             <w:vAlign w:val="center"/>
           </w:tcPr>
           <w:p>
             <w:pPr>
-              <w:spacing w:after="0" w:line="269" w:lineRule="auto"/>
+              <w:spacing w:after="0" w:line="288" w:lineRule="auto"/>
             </w:pPr>
-            <w:r/>
             <w:r>
-              <w:rPr>
-                <w:rFonts w:ascii="Microsoft YaHei" w:hAnsi="Microsoft YaHei" w:eastAsia="Microsoft YaHei"/>
-                <w:b w:val="0"/>
-                <w:color w:val="172033"/>
-                <w:sz w:val="17"/>
-              </w:rPr>
-              <w:t>分页账目列表，多条件筛选。</w:t>
+              <w:t>公开概览和公共分类。</w:t>
             </w:r>
           </w:p>
         </w:tc>
       </w:tr>
       <w:tr>
+        <w:trPr>
+          <w:cantSplit/>
+        </w:trPr>
         <w:tc>
           <w:tcPr>
-            <w:tcW w:type="dxa" w:w="4176"/>
+            <w:tcW w:type="dxa" w:w="5040"/>
+            <w:tcMar>
+              <w:top w:w="120" w:type="dxa"/>
+              <w:start w:w="140" w:type="dxa"/>
+              <w:bottom w:w="120" w:type="dxa"/>
+              <w:end w:w="140" w:type="dxa"/>
+            </w:tcMar>
             <w:vAlign w:val="center"/>
           </w:tcPr>
           <w:p>
             <w:pPr>
-              <w:spacing w:after="0" w:line="269" w:lineRule="auto"/>
+              <w:spacing w:after="0" w:line="288" w:lineRule="auto"/>
             </w:pPr>
-            <w:r/>
             <w:r>
-              <w:rPr>
-                <w:rFonts w:ascii="Microsoft YaHei" w:hAnsi="Microsoft YaHei" w:eastAsia="Microsoft YaHei"/>
-                <w:b w:val="0"/>
-                <w:color w:val="172033"/>
-                <w:sz w:val="17"/>
-              </w:rPr>
-              <w:t>/api/entries/&lt;id&gt;</w:t>
+              <w:t>POST /api/auth/register、POST /api/auth/login、GET /api/auth/me</w:t>
             </w:r>
           </w:p>
         </w:tc>
         <w:tc>
           <w:tcPr>
-            <w:tcW w:type="dxa" w:w="5904"/>
+            <w:tcW w:type="dxa" w:w="4752"/>
+            <w:tcMar>
+              <w:top w:w="120" w:type="dxa"/>
+              <w:start w:w="140" w:type="dxa"/>
+              <w:bottom w:w="120" w:type="dxa"/>
+              <w:end w:w="140" w:type="dxa"/>
+            </w:tcMar>
             <w:vAlign w:val="center"/>
           </w:tcPr>
           <w:p>
             <w:pPr>
-              <w:spacing w:after="0" w:line="269" w:lineRule="auto"/>
+              <w:spacing w:after="0" w:line="288" w:lineRule="auto"/>
             </w:pPr>
-            <w:r/>
             <w:r>
-              <w:rPr>
-                <w:rFonts w:ascii="Microsoft YaHei" w:hAnsi="Microsoft YaHei" w:eastAsia="Microsoft YaHei"/>
-                <w:b w:val="0"/>
-                <w:color w:val="172033"/>
-                <w:sz w:val="17"/>
-              </w:rPr>
-              <w:t>详情、修改、删除；新增使用 POST /api/entries。</w:t>
+              <w:t>注册、登录和当前用户。</w:t>
             </w:r>
           </w:p>
         </w:tc>
       </w:tr>
       <w:tr>
+        <w:trPr>
+          <w:cantSplit/>
+        </w:trPr>
         <w:tc>
           <w:tcPr>
-            <w:tcW w:type="dxa" w:w="4176"/>
+            <w:tcW w:type="dxa" w:w="5040"/>
+            <w:tcMar>
+              <w:top w:w="120" w:type="dxa"/>
+              <w:start w:w="140" w:type="dxa"/>
+              <w:bottom w:w="120" w:type="dxa"/>
+              <w:end w:w="140" w:type="dxa"/>
+            </w:tcMar>
             <w:vAlign w:val="center"/>
           </w:tcPr>
           <w:p>
             <w:pPr>
-              <w:spacing w:after="0" w:line="269" w:lineRule="auto"/>
+              <w:spacing w:after="0" w:line="288" w:lineRule="auto"/>
             </w:pPr>
-            <w:r/>
             <w:r>
-              <w:rPr>
-                <w:rFonts w:ascii="Microsoft YaHei" w:hAnsi="Microsoft YaHei" w:eastAsia="Microsoft YaHei"/>
-                <w:b w:val="0"/>
-                <w:color w:val="172033"/>
-                <w:sz w:val="17"/>
-              </w:rPr>
-              <w:t>/api/ai/coach?month=YYYY-MM</w:t>
+              <w:t>GET /api/summary?month=YYYY-MM</w:t>
             </w:r>
           </w:p>
         </w:tc>
         <w:tc>
           <w:tcPr>
-            <w:tcW w:type="dxa" w:w="5904"/>
+            <w:tcW w:type="dxa" w:w="4752"/>
+            <w:tcMar>
+              <w:top w:w="120" w:type="dxa"/>
+              <w:start w:w="140" w:type="dxa"/>
+              <w:bottom w:w="120" w:type="dxa"/>
+              <w:end w:w="140" w:type="dxa"/>
+            </w:tcMar>
             <w:vAlign w:val="center"/>
           </w:tcPr>
           <w:p>
             <w:pPr>
-              <w:spacing w:after="0" w:line="269" w:lineRule="auto"/>
+              <w:spacing w:after="0" w:line="288" w:lineRule="auto"/>
             </w:pPr>
-            <w:r/>
             <w:r>
-              <w:rPr>
-                <w:rFonts w:ascii="Microsoft YaHei" w:hAnsi="Microsoft YaHei" w:eastAsia="Microsoft YaHei"/>
-                <w:b w:val="0"/>
-                <w:color w:val="172033"/>
-                <w:sz w:val="17"/>
-              </w:rPr>
-              <w:t>根据月份账本上下文生成建议。</w:t>
+              <w:t>按月汇总、分类排行、六个月趋势和预算使用率。</w:t>
+            </w:r>
+          </w:p>
+        </w:tc>
+      </w:tr>
+      <w:tr>
+        <w:trPr>
+          <w:cantSplit/>
+        </w:trPr>
+        <w:tc>
+          <w:tcPr>
+            <w:tcW w:type="dxa" w:w="5040"/>
+            <w:tcMar>
+              <w:top w:w="120" w:type="dxa"/>
+              <w:start w:w="140" w:type="dxa"/>
+              <w:bottom w:w="120" w:type="dxa"/>
+              <w:end w:w="140" w:type="dxa"/>
+            </w:tcMar>
+            <w:vAlign w:val="center"/>
+          </w:tcPr>
+          <w:p>
+            <w:pPr>
+              <w:spacing w:after="0" w:line="288" w:lineRule="auto"/>
+            </w:pPr>
+            <w:r>
+              <w:t>GET /api/entries?month=&amp;category_id=&amp;kind=&amp;page=&amp;page_size=</w:t>
+            </w:r>
+          </w:p>
+        </w:tc>
+        <w:tc>
+          <w:tcPr>
+            <w:tcW w:type="dxa" w:w="4752"/>
+            <w:tcMar>
+              <w:top w:w="120" w:type="dxa"/>
+              <w:start w:w="140" w:type="dxa"/>
+              <w:bottom w:w="120" w:type="dxa"/>
+              <w:end w:w="140" w:type="dxa"/>
+            </w:tcMar>
+            <w:vAlign w:val="center"/>
+          </w:tcPr>
+          <w:p>
+            <w:pPr>
+              <w:spacing w:after="0" w:line="288" w:lineRule="auto"/>
+            </w:pPr>
+            <w:r>
+              <w:t>分页账目列表，支持多条件筛选。</w:t>
+            </w:r>
+          </w:p>
+        </w:tc>
+      </w:tr>
+      <w:tr>
+        <w:trPr>
+          <w:cantSplit/>
+        </w:trPr>
+        <w:tc>
+          <w:tcPr>
+            <w:tcW w:type="dxa" w:w="5040"/>
+            <w:tcMar>
+              <w:top w:w="120" w:type="dxa"/>
+              <w:start w:w="140" w:type="dxa"/>
+              <w:bottom w:w="120" w:type="dxa"/>
+              <w:end w:w="140" w:type="dxa"/>
+            </w:tcMar>
+            <w:vAlign w:val="center"/>
+          </w:tcPr>
+          <w:p>
+            <w:pPr>
+              <w:spacing w:after="0" w:line="288" w:lineRule="auto"/>
+            </w:pPr>
+            <w:r>
+              <w:t>GET/POST/PUT/DELETE /api/entries[/&lt;id&gt;]</w:t>
+            </w:r>
+          </w:p>
+        </w:tc>
+        <w:tc>
+          <w:tcPr>
+            <w:tcW w:type="dxa" w:w="4752"/>
+            <w:tcMar>
+              <w:top w:w="120" w:type="dxa"/>
+              <w:start w:w="140" w:type="dxa"/>
+              <w:bottom w:w="120" w:type="dxa"/>
+              <w:end w:w="140" w:type="dxa"/>
+            </w:tcMar>
+            <w:vAlign w:val="center"/>
+          </w:tcPr>
+          <w:p>
+            <w:pPr>
+              <w:spacing w:after="0" w:line="288" w:lineRule="auto"/>
+            </w:pPr>
+            <w:r>
+              <w:t>账目详情、新增、修改和删除。</w:t>
+            </w:r>
+          </w:p>
+        </w:tc>
+      </w:tr>
+      <w:tr>
+        <w:trPr>
+          <w:cantSplit/>
+        </w:trPr>
+        <w:tc>
+          <w:tcPr>
+            <w:tcW w:type="dxa" w:w="5040"/>
+            <w:tcMar>
+              <w:top w:w="120" w:type="dxa"/>
+              <w:start w:w="140" w:type="dxa"/>
+              <w:bottom w:w="120" w:type="dxa"/>
+              <w:end w:w="140" w:type="dxa"/>
+            </w:tcMar>
+            <w:vAlign w:val="center"/>
+          </w:tcPr>
+          <w:p>
+            <w:pPr>
+              <w:spacing w:after="0" w:line="288" w:lineRule="auto"/>
+            </w:pPr>
+            <w:r>
+              <w:t>GET /api/goals</w:t>
+            </w:r>
+          </w:p>
+        </w:tc>
+        <w:tc>
+          <w:tcPr>
+            <w:tcW w:type="dxa" w:w="4752"/>
+            <w:tcMar>
+              <w:top w:w="120" w:type="dxa"/>
+              <w:start w:w="140" w:type="dxa"/>
+              <w:bottom w:w="120" w:type="dxa"/>
+              <w:end w:w="140" w:type="dxa"/>
+            </w:tcMar>
+            <w:vAlign w:val="center"/>
+          </w:tcPr>
+          <w:p>
+            <w:pPr>
+              <w:spacing w:after="0" w:line="288" w:lineRule="auto"/>
+            </w:pPr>
+            <w:r>
+              <w:t>心愿基金列表。</w:t>
+            </w:r>
+          </w:p>
+        </w:tc>
+      </w:tr>
+      <w:tr>
+        <w:trPr>
+          <w:cantSplit/>
+        </w:trPr>
+        <w:tc>
+          <w:tcPr>
+            <w:tcW w:type="dxa" w:w="5040"/>
+            <w:tcMar>
+              <w:top w:w="120" w:type="dxa"/>
+              <w:start w:w="140" w:type="dxa"/>
+              <w:bottom w:w="120" w:type="dxa"/>
+              <w:end w:w="140" w:type="dxa"/>
+            </w:tcMar>
+            <w:vAlign w:val="center"/>
+          </w:tcPr>
+          <w:p>
+            <w:pPr>
+              <w:spacing w:after="0" w:line="288" w:lineRule="auto"/>
+            </w:pPr>
+            <w:r>
+              <w:t>POST /api/ai/coach?month=YYYY-MM</w:t>
+            </w:r>
+          </w:p>
+        </w:tc>
+        <w:tc>
+          <w:tcPr>
+            <w:tcW w:type="dxa" w:w="4752"/>
+            <w:tcMar>
+              <w:top w:w="120" w:type="dxa"/>
+              <w:start w:w="140" w:type="dxa"/>
+              <w:bottom w:w="120" w:type="dxa"/>
+              <w:end w:w="140" w:type="dxa"/>
+            </w:tcMar>
+            <w:vAlign w:val="center"/>
+          </w:tcPr>
+          <w:p>
+            <w:pPr>
+              <w:spacing w:after="0" w:line="288" w:lineRule="auto"/>
+            </w:pPr>
+            <w:r>
+              <w:t>AI 账本教练。</w:t>
             </w:r>
           </w:p>
         </w:tc>
       </w:tr>
     </w:tbl>
-    <w:p/>
+    <w:p>
+      <w:pPr>
+        <w:spacing w:after="80"/>
+      </w:pPr>
+    </w:p>
     <w:tbl>
       <w:tblPr>
         <w:tblStyle w:val="TableGrid"/>
         <w:tblW w:type="auto" w:w="0"/>
         <w:jc w:val="center"/>
+        <w:tblLayout w:type="fixed"/>
         <w:tblLook w:firstColumn="1" w:firstRow="1" w:lastColumn="0" w:lastRow="0" w:noHBand="0" w:noVBand="1" w:val="04A0"/>
         <w:tblBorders>
-          <w:top w:val="single" w:sz="6" w:space="0" w:color="D9E1EC"/>
-          <w:left w:val="single" w:sz="6" w:space="0" w:color="D9E1EC"/>
-          <w:bottom w:val="single" w:sz="6" w:space="0" w:color="D9E1EC"/>
-          <w:right w:val="single" w:sz="6" w:space="0" w:color="D9E1EC"/>
-          <w:insideH w:val="single" w:sz="6" w:space="0" w:color="D9E1EC"/>
-          <w:insideV w:val="single" w:sz="6" w:space="0" w:color="D9E1EC"/>
+          <w:top w:val="single" w:sz="8" w:space="0" w:color="D6E0EE"/>
+          <w:left w:val="single" w:sz="8" w:space="0" w:color="D6E0EE"/>
+          <w:bottom w:val="single" w:sz="8" w:space="0" w:color="D6E0EE"/>
+          <w:right w:val="single" w:sz="8" w:space="0" w:color="D6E0EE"/>
+          <w:insideH w:val="single" w:sz="8" w:space="0" w:color="D6E0EE"/>
+          <w:insideV w:val="single" w:sz="8" w:space="0" w:color="D6E0EE"/>
         </w:tblBorders>
       </w:tblPr>
       <w:tblGrid>
-        <w:gridCol w:w="3351"/>
-        <w:gridCol w:w="3351"/>
-        <w:gridCol w:w="3351"/>
+        <w:gridCol w:w="2541"/>
+        <w:gridCol w:w="2541"/>
+        <w:gridCol w:w="2541"/>
+        <w:gridCol w:w="2541"/>
       </w:tblGrid>
       <w:tr>
         <w:trPr>
-          <w:tblHeader w:val="true"/>
+          <w:tblHeader/>
+          <w:cantSplit/>
         </w:trPr>
         <w:tc>
           <w:tcPr>
-            <w:tcW w:type="dxa" w:w="1728"/>
+            <w:tcW w:type="dxa" w:w="2016"/>
             <w:shd w:fill="EAF1FF"/>
+            <w:tcMar>
+              <w:top w:w="120" w:type="dxa"/>
+              <w:start w:w="140" w:type="dxa"/>
+              <w:bottom w:w="120" w:type="dxa"/>
+              <w:end w:w="140" w:type="dxa"/>
+            </w:tcMar>
             <w:vAlign w:val="center"/>
           </w:tcPr>
           <w:p>
             <w:pPr>
-              <w:spacing w:after="0" w:line="269" w:lineRule="auto"/>
               <w:jc w:val="center"/>
             </w:pPr>
-            <w:r/>
             <w:r>
               <w:rPr>
                 <w:rFonts w:ascii="Microsoft YaHei" w:hAnsi="Microsoft YaHei" w:eastAsia="Microsoft YaHei"/>
                 <w:b/>
-                <w:color w:val="1D4ED8"/>
-                <w:sz w:val="17"/>
+                <w:color w:val="1E54DC"/>
+                <w:sz w:val="21"/>
               </w:rPr>
-              <w:t>表</w:t>
+              <w:t>表名</w:t>
             </w:r>
           </w:p>
         </w:tc>
         <w:tc>
           <w:tcPr>
-            <w:tcW w:type="dxa" w:w="5760"/>
+            <w:tcW w:type="dxa" w:w="2592"/>
             <w:shd w:fill="EAF1FF"/>
+            <w:tcMar>
+              <w:top w:w="120" w:type="dxa"/>
+              <w:start w:w="140" w:type="dxa"/>
+              <w:bottom w:w="120" w:type="dxa"/>
+              <w:end w:w="140" w:type="dxa"/>
+            </w:tcMar>
             <w:vAlign w:val="center"/>
           </w:tcPr>
           <w:p>
             <w:pPr>
-              <w:spacing w:after="0" w:line="269" w:lineRule="auto"/>
               <w:jc w:val="center"/>
             </w:pPr>
-            <w:r/>
             <w:r>
               <w:rPr>
                 <w:rFonts w:ascii="Microsoft YaHei" w:hAnsi="Microsoft YaHei" w:eastAsia="Microsoft YaHei"/>
                 <w:b/>
-                <w:color w:val="1D4ED8"/>
-                <w:sz w:val="17"/>
+                <w:color w:val="1E54DC"/>
+                <w:sz w:val="21"/>
               </w:rPr>
               <w:t>作用</w:t>
             </w:r>
@@ -1411,22 +2498,53 @@
         </w:tc>
         <w:tc>
           <w:tcPr>
-            <w:tcW w:type="dxa" w:w="1440"/>
+            <w:tcW w:type="dxa" w:w="3888"/>
             <w:shd w:fill="EAF1FF"/>
+            <w:tcMar>
+              <w:top w:w="120" w:type="dxa"/>
+              <w:start w:w="140" w:type="dxa"/>
+              <w:bottom w:w="120" w:type="dxa"/>
+              <w:end w:w="140" w:type="dxa"/>
+            </w:tcMar>
             <w:vAlign w:val="center"/>
           </w:tcPr>
           <w:p>
             <w:pPr>
-              <w:spacing w:after="0" w:line="269" w:lineRule="auto"/>
               <w:jc w:val="center"/>
             </w:pPr>
-            <w:r/>
             <w:r>
               <w:rPr>
                 <w:rFonts w:ascii="Microsoft YaHei" w:hAnsi="Microsoft YaHei" w:eastAsia="Microsoft YaHei"/>
                 <w:b/>
-                <w:color w:val="1D4ED8"/>
-                <w:sz w:val="17"/>
+                <w:color w:val="1E54DC"/>
+                <w:sz w:val="21"/>
+              </w:rPr>
+              <w:t>关键字段</w:t>
+            </w:r>
+          </w:p>
+        </w:tc>
+        <w:tc>
+          <w:tcPr>
+            <w:tcW w:type="dxa" w:w="1296"/>
+            <w:shd w:fill="EAF1FF"/>
+            <w:tcMar>
+              <w:top w:w="120" w:type="dxa"/>
+              <w:start w:w="140" w:type="dxa"/>
+              <w:bottom w:w="120" w:type="dxa"/>
+              <w:end w:w="140" w:type="dxa"/>
+            </w:tcMar>
+            <w:vAlign w:val="center"/>
+          </w:tcPr>
+          <w:p>
+            <w:pPr>
+              <w:jc w:val="center"/>
+            </w:pPr>
+            <w:r>
+              <w:rPr>
+                <w:rFonts w:ascii="Microsoft YaHei" w:hAnsi="Microsoft YaHei" w:eastAsia="Microsoft YaHei"/>
+                <w:b/>
+                <w:color w:val="1E54DC"/>
+                <w:sz w:val="21"/>
               </w:rPr>
               <w:t>数据</w:t>
             </w:r>
@@ -1434,601 +2552,737 @@
         </w:tc>
       </w:tr>
       <w:tr>
+        <w:trPr>
+          <w:cantSplit/>
+        </w:trPr>
         <w:tc>
           <w:tcPr>
-            <w:tcW w:type="dxa" w:w="1728"/>
+            <w:tcW w:type="dxa" w:w="2016"/>
+            <w:tcMar>
+              <w:top w:w="120" w:type="dxa"/>
+              <w:start w:w="140" w:type="dxa"/>
+              <w:bottom w:w="120" w:type="dxa"/>
+              <w:end w:w="140" w:type="dxa"/>
+            </w:tcMar>
             <w:vAlign w:val="center"/>
           </w:tcPr>
           <w:p>
             <w:pPr>
-              <w:spacing w:after="0" w:line="269" w:lineRule="auto"/>
+              <w:spacing w:after="0" w:line="288" w:lineRule="auto"/>
             </w:pPr>
-            <w:r/>
             <w:r>
-              <w:rPr>
-                <w:rFonts w:ascii="Microsoft YaHei" w:hAnsi="Microsoft YaHei" w:eastAsia="Microsoft YaHei"/>
-                <w:b w:val="0"/>
-                <w:color w:val="172033"/>
-                <w:sz w:val="17"/>
-              </w:rPr>
               <w:t>users</w:t>
             </w:r>
           </w:p>
         </w:tc>
         <w:tc>
           <w:tcPr>
-            <w:tcW w:type="dxa" w:w="5760"/>
+            <w:tcW w:type="dxa" w:w="2592"/>
+            <w:tcMar>
+              <w:top w:w="120" w:type="dxa"/>
+              <w:start w:w="140" w:type="dxa"/>
+              <w:bottom w:w="120" w:type="dxa"/>
+              <w:end w:w="140" w:type="dxa"/>
+            </w:tcMar>
             <w:vAlign w:val="center"/>
           </w:tcPr>
           <w:p>
             <w:pPr>
-              <w:spacing w:after="0" w:line="269" w:lineRule="auto"/>
+              <w:spacing w:after="0" w:line="288" w:lineRule="auto"/>
             </w:pPr>
-            <w:r/>
             <w:r>
-              <w:rPr>
-                <w:rFonts w:ascii="Microsoft YaHei" w:hAnsi="Microsoft YaHei" w:eastAsia="Microsoft YaHei"/>
-                <w:b w:val="0"/>
-                <w:color w:val="172033"/>
-                <w:sz w:val="17"/>
-              </w:rPr>
-              <w:t>注册用户，密码散列。</w:t>
+              <w:t>注册用户。</w:t>
             </w:r>
           </w:p>
         </w:tc>
         <w:tc>
           <w:tcPr>
-            <w:tcW w:type="dxa" w:w="1440"/>
+            <w:tcW w:type="dxa" w:w="3888"/>
+            <w:tcMar>
+              <w:top w:w="120" w:type="dxa"/>
+              <w:start w:w="140" w:type="dxa"/>
+              <w:bottom w:w="120" w:type="dxa"/>
+              <w:end w:w="140" w:type="dxa"/>
+            </w:tcMar>
             <w:vAlign w:val="center"/>
           </w:tcPr>
           <w:p>
             <w:pPr>
-              <w:spacing w:after="0" w:line="269" w:lineRule="auto"/>
+              <w:spacing w:after="0" w:line="288" w:lineRule="auto"/>
             </w:pPr>
-            <w:r/>
             <w:r>
-              <w:rPr>
-                <w:rFonts w:ascii="Microsoft YaHei" w:hAnsi="Microsoft YaHei" w:eastAsia="Microsoft YaHei"/>
-                <w:b w:val="0"/>
-                <w:color w:val="172033"/>
-                <w:sz w:val="17"/>
-              </w:rPr>
+              <w:t>id、username、nickname、email、password_hash、created_at。</w:t>
+            </w:r>
+          </w:p>
+        </w:tc>
+        <w:tc>
+          <w:tcPr>
+            <w:tcW w:type="dxa" w:w="1296"/>
+            <w:tcMar>
+              <w:top w:w="120" w:type="dxa"/>
+              <w:start w:w="140" w:type="dxa"/>
+              <w:bottom w:w="120" w:type="dxa"/>
+              <w:end w:w="140" w:type="dxa"/>
+            </w:tcMar>
+            <w:vAlign w:val="center"/>
+          </w:tcPr>
+          <w:p>
+            <w:pPr>
+              <w:spacing w:after="0" w:line="288" w:lineRule="auto"/>
+            </w:pPr>
+            <w:r>
               <w:t>10 条</w:t>
             </w:r>
           </w:p>
         </w:tc>
       </w:tr>
       <w:tr>
+        <w:trPr>
+          <w:cantSplit/>
+        </w:trPr>
         <w:tc>
           <w:tcPr>
-            <w:tcW w:type="dxa" w:w="1728"/>
+            <w:tcW w:type="dxa" w:w="2016"/>
+            <w:tcMar>
+              <w:top w:w="120" w:type="dxa"/>
+              <w:start w:w="140" w:type="dxa"/>
+              <w:bottom w:w="120" w:type="dxa"/>
+              <w:end w:w="140" w:type="dxa"/>
+            </w:tcMar>
             <w:vAlign w:val="center"/>
           </w:tcPr>
           <w:p>
             <w:pPr>
-              <w:spacing w:after="0" w:line="269" w:lineRule="auto"/>
+              <w:spacing w:after="0" w:line="288" w:lineRule="auto"/>
             </w:pPr>
-            <w:r/>
             <w:r>
-              <w:rPr>
-                <w:rFonts w:ascii="Microsoft YaHei" w:hAnsi="Microsoft YaHei" w:eastAsia="Microsoft YaHei"/>
-                <w:b w:val="0"/>
-                <w:color w:val="172033"/>
-                <w:sz w:val="17"/>
-              </w:rPr>
               <w:t>categories</w:t>
             </w:r>
           </w:p>
         </w:tc>
         <w:tc>
           <w:tcPr>
-            <w:tcW w:type="dxa" w:w="5760"/>
+            <w:tcW w:type="dxa" w:w="2592"/>
+            <w:tcMar>
+              <w:top w:w="120" w:type="dxa"/>
+              <w:start w:w="140" w:type="dxa"/>
+              <w:bottom w:w="120" w:type="dxa"/>
+              <w:end w:w="140" w:type="dxa"/>
+            </w:tcMar>
             <w:vAlign w:val="center"/>
           </w:tcPr>
           <w:p>
             <w:pPr>
-              <w:spacing w:after="0" w:line="269" w:lineRule="auto"/>
+              <w:spacing w:after="0" w:line="288" w:lineRule="auto"/>
             </w:pPr>
-            <w:r/>
             <w:r>
-              <w:rPr>
-                <w:rFonts w:ascii="Microsoft YaHei" w:hAnsi="Microsoft YaHei" w:eastAsia="Microsoft YaHei"/>
-                <w:b w:val="0"/>
-                <w:color w:val="172033"/>
-                <w:sz w:val="17"/>
-              </w:rPr>
-              <w:t>校园消费/收入分类，含月预算。</w:t>
+              <w:t>账目分类和月预算。</w:t>
             </w:r>
           </w:p>
         </w:tc>
         <w:tc>
           <w:tcPr>
-            <w:tcW w:type="dxa" w:w="1440"/>
+            <w:tcW w:type="dxa" w:w="3888"/>
+            <w:tcMar>
+              <w:top w:w="120" w:type="dxa"/>
+              <w:start w:w="140" w:type="dxa"/>
+              <w:bottom w:w="120" w:type="dxa"/>
+              <w:end w:w="140" w:type="dxa"/>
+            </w:tcMar>
             <w:vAlign w:val="center"/>
           </w:tcPr>
           <w:p>
             <w:pPr>
-              <w:spacing w:after="0" w:line="269" w:lineRule="auto"/>
+              <w:spacing w:after="0" w:line="288" w:lineRule="auto"/>
             </w:pPr>
-            <w:r/>
             <w:r>
-              <w:rPr>
-                <w:rFonts w:ascii="Microsoft YaHei" w:hAnsi="Microsoft YaHei" w:eastAsia="Microsoft YaHei"/>
-                <w:b w:val="0"/>
-                <w:color w:val="172033"/>
-                <w:sz w:val="17"/>
-              </w:rPr>
+              <w:t>id、name、icon、color、monthly_limit、sort_order、is_public。</w:t>
+            </w:r>
+          </w:p>
+        </w:tc>
+        <w:tc>
+          <w:tcPr>
+            <w:tcW w:type="dxa" w:w="1296"/>
+            <w:tcMar>
+              <w:top w:w="120" w:type="dxa"/>
+              <w:start w:w="140" w:type="dxa"/>
+              <w:bottom w:w="120" w:type="dxa"/>
+              <w:end w:w="140" w:type="dxa"/>
+            </w:tcMar>
+            <w:vAlign w:val="center"/>
+          </w:tcPr>
+          <w:p>
+            <w:pPr>
+              <w:spacing w:after="0" w:line="288" w:lineRule="auto"/>
+            </w:pPr>
+            <w:r>
               <w:t>10 条</w:t>
             </w:r>
           </w:p>
         </w:tc>
       </w:tr>
       <w:tr>
+        <w:trPr>
+          <w:cantSplit/>
+        </w:trPr>
         <w:tc>
           <w:tcPr>
-            <w:tcW w:type="dxa" w:w="1728"/>
+            <w:tcW w:type="dxa" w:w="2016"/>
+            <w:tcMar>
+              <w:top w:w="120" w:type="dxa"/>
+              <w:start w:w="140" w:type="dxa"/>
+              <w:bottom w:w="120" w:type="dxa"/>
+              <w:end w:w="140" w:type="dxa"/>
+            </w:tcMar>
             <w:vAlign w:val="center"/>
           </w:tcPr>
           <w:p>
             <w:pPr>
-              <w:spacing w:after="0" w:line="269" w:lineRule="auto"/>
+              <w:spacing w:after="0" w:line="288" w:lineRule="auto"/>
             </w:pPr>
-            <w:r/>
             <w:r>
-              <w:rPr>
-                <w:rFonts w:ascii="Microsoft YaHei" w:hAnsi="Microsoft YaHei" w:eastAsia="Microsoft YaHei"/>
-                <w:b w:val="0"/>
-                <w:color w:val="172033"/>
-                <w:sz w:val="17"/>
-              </w:rPr>
               <w:t>ledger_entries</w:t>
             </w:r>
           </w:p>
         </w:tc>
         <w:tc>
           <w:tcPr>
-            <w:tcW w:type="dxa" w:w="5760"/>
+            <w:tcW w:type="dxa" w:w="2592"/>
+            <w:tcMar>
+              <w:top w:w="120" w:type="dxa"/>
+              <w:start w:w="140" w:type="dxa"/>
+              <w:bottom w:w="120" w:type="dxa"/>
+              <w:end w:w="140" w:type="dxa"/>
+            </w:tcMar>
             <w:vAlign w:val="center"/>
           </w:tcPr>
           <w:p>
             <w:pPr>
-              <w:spacing w:after="0" w:line="269" w:lineRule="auto"/>
+              <w:spacing w:after="0" w:line="288" w:lineRule="auto"/>
             </w:pPr>
-            <w:r/>
             <w:r>
-              <w:rPr>
-                <w:rFonts w:ascii="Microsoft YaHei" w:hAnsi="Microsoft YaHei" w:eastAsia="Microsoft YaHei"/>
-                <w:b w:val="0"/>
-                <w:color w:val="172033"/>
-                <w:sz w:val="17"/>
-              </w:rPr>
-              <w:t>账目流水，CRUD 主表。</w:t>
+              <w:t>收入与支出流水。</w:t>
             </w:r>
           </w:p>
         </w:tc>
         <w:tc>
           <w:tcPr>
-            <w:tcW w:type="dxa" w:w="1440"/>
+            <w:tcW w:type="dxa" w:w="3888"/>
+            <w:tcMar>
+              <w:top w:w="120" w:type="dxa"/>
+              <w:start w:w="140" w:type="dxa"/>
+              <w:bottom w:w="120" w:type="dxa"/>
+              <w:end w:w="140" w:type="dxa"/>
+            </w:tcMar>
             <w:vAlign w:val="center"/>
           </w:tcPr>
           <w:p>
             <w:pPr>
-              <w:spacing w:after="0" w:line="269" w:lineRule="auto"/>
+              <w:spacing w:after="0" w:line="288" w:lineRule="auto"/>
             </w:pPr>
-            <w:r/>
             <w:r>
-              <w:rPr>
-                <w:rFonts w:ascii="Microsoft YaHei" w:hAnsi="Microsoft YaHei" w:eastAsia="Microsoft YaHei"/>
-                <w:b w:val="0"/>
-                <w:color w:val="172033"/>
-                <w:sz w:val="17"/>
-              </w:rPr>
+              <w:t>id、user_id、category_id、title、amount、kind、scene、mood、spent_at、note。</w:t>
+            </w:r>
+          </w:p>
+        </w:tc>
+        <w:tc>
+          <w:tcPr>
+            <w:tcW w:type="dxa" w:w="1296"/>
+            <w:tcMar>
+              <w:top w:w="120" w:type="dxa"/>
+              <w:start w:w="140" w:type="dxa"/>
+              <w:bottom w:w="120" w:type="dxa"/>
+              <w:end w:w="140" w:type="dxa"/>
+            </w:tcMar>
+            <w:vAlign w:val="center"/>
+          </w:tcPr>
+          <w:p>
+            <w:pPr>
+              <w:spacing w:after="0" w:line="288" w:lineRule="auto"/>
+            </w:pPr>
+            <w:r>
               <w:t>12 条</w:t>
             </w:r>
           </w:p>
         </w:tc>
       </w:tr>
       <w:tr>
+        <w:trPr>
+          <w:cantSplit/>
+        </w:trPr>
         <w:tc>
           <w:tcPr>
-            <w:tcW w:type="dxa" w:w="1728"/>
+            <w:tcW w:type="dxa" w:w="2016"/>
+            <w:tcMar>
+              <w:top w:w="120" w:type="dxa"/>
+              <w:start w:w="140" w:type="dxa"/>
+              <w:bottom w:w="120" w:type="dxa"/>
+              <w:end w:w="140" w:type="dxa"/>
+            </w:tcMar>
             <w:vAlign w:val="center"/>
           </w:tcPr>
           <w:p>
             <w:pPr>
-              <w:spacing w:after="0" w:line="269" w:lineRule="auto"/>
+              <w:spacing w:after="0" w:line="288" w:lineRule="auto"/>
             </w:pPr>
-            <w:r/>
             <w:r>
-              <w:rPr>
-                <w:rFonts w:ascii="Microsoft YaHei" w:hAnsi="Microsoft YaHei" w:eastAsia="Microsoft YaHei"/>
-                <w:b w:val="0"/>
-                <w:color w:val="172033"/>
-                <w:sz w:val="17"/>
-              </w:rPr>
               <w:t>saving_goals</w:t>
             </w:r>
           </w:p>
         </w:tc>
         <w:tc>
           <w:tcPr>
-            <w:tcW w:type="dxa" w:w="5760"/>
+            <w:tcW w:type="dxa" w:w="2592"/>
+            <w:tcMar>
+              <w:top w:w="120" w:type="dxa"/>
+              <w:start w:w="140" w:type="dxa"/>
+              <w:bottom w:w="120" w:type="dxa"/>
+              <w:end w:w="140" w:type="dxa"/>
+            </w:tcMar>
             <w:vAlign w:val="center"/>
           </w:tcPr>
           <w:p>
             <w:pPr>
-              <w:spacing w:after="0" w:line="269" w:lineRule="auto"/>
+              <w:spacing w:after="0" w:line="288" w:lineRule="auto"/>
             </w:pPr>
-            <w:r/>
             <w:r>
-              <w:rPr>
-                <w:rFonts w:ascii="Microsoft YaHei" w:hAnsi="Microsoft YaHei" w:eastAsia="Microsoft YaHei"/>
-                <w:b w:val="0"/>
-                <w:color w:val="172033"/>
-                <w:sz w:val="17"/>
-              </w:rPr>
               <w:t>心愿基金目标。</w:t>
             </w:r>
           </w:p>
         </w:tc>
         <w:tc>
           <w:tcPr>
-            <w:tcW w:type="dxa" w:w="1440"/>
+            <w:tcW w:type="dxa" w:w="3888"/>
+            <w:tcMar>
+              <w:top w:w="120" w:type="dxa"/>
+              <w:start w:w="140" w:type="dxa"/>
+              <w:bottom w:w="120" w:type="dxa"/>
+              <w:end w:w="140" w:type="dxa"/>
+            </w:tcMar>
             <w:vAlign w:val="center"/>
           </w:tcPr>
           <w:p>
             <w:pPr>
-              <w:spacing w:after="0" w:line="269" w:lineRule="auto"/>
+              <w:spacing w:after="0" w:line="288" w:lineRule="auto"/>
             </w:pPr>
-            <w:r/>
             <w:r>
-              <w:rPr>
-                <w:rFonts w:ascii="Microsoft YaHei" w:hAnsi="Microsoft YaHei" w:eastAsia="Microsoft YaHei"/>
-                <w:b w:val="0"/>
-                <w:color w:val="172033"/>
-                <w:sz w:val="17"/>
-              </w:rPr>
+              <w:t>id、user_id、name、target_amount、saved_amount、deadline、status。</w:t>
+            </w:r>
+          </w:p>
+        </w:tc>
+        <w:tc>
+          <w:tcPr>
+            <w:tcW w:type="dxa" w:w="1296"/>
+            <w:tcMar>
+              <w:top w:w="120" w:type="dxa"/>
+              <w:start w:w="140" w:type="dxa"/>
+              <w:bottom w:w="120" w:type="dxa"/>
+              <w:end w:w="140" w:type="dxa"/>
+            </w:tcMar>
+            <w:vAlign w:val="center"/>
+          </w:tcPr>
+          <w:p>
+            <w:pPr>
+              <w:spacing w:after="0" w:line="288" w:lineRule="auto"/>
+            </w:pPr>
+            <w:r>
               <w:t>10 条</w:t>
             </w:r>
           </w:p>
         </w:tc>
       </w:tr>
     </w:tbl>
-    <w:p/>
+    <w:p>
+      <w:pPr>
+        <w:spacing w:after="80"/>
+      </w:pPr>
+    </w:p>
     <w:p>
       <w:pPr>
         <w:pStyle w:val="Heading1"/>
       </w:pPr>
       <w:r>
-        <w:t>4. 页面截图</w:t>
+        <w:t>6. 页面展示</w:t>
       </w:r>
     </w:p>
     <w:p>
       <w:pPr>
+        <w:keepNext/>
         <w:jc w:val="center"/>
       </w:pPr>
       <w:r>
         <w:drawing>
-          <wp:inline xmlns:a="http://schemas.openxmlformats.org/drawingml/2006/main" xmlns:pic="http://schemas.openxmlformats.org/drawingml/2006/picture">
-            <wp:extent cx="5440680" cy="3778250"/>
-            <wp:docPr id="1" name="Picture 1"/>
-            <wp:cNvGraphicFramePr>
-              <a:graphicFrameLocks noChangeAspect="1"/>
-            </wp:cNvGraphicFramePr>
-            <a:graphic>
-              <a:graphicData uri="http://schemas.openxmlformats.org/drawingml/2006/picture">
-                <pic:pic>
-                  <pic:nvPicPr>
-                    <pic:cNvPr id="0" name="01_游客浏览.png"/>
-                    <pic:cNvPicPr/>
-                  </pic:nvPicPr>
-                  <pic:blipFill>
-                    <a:blip r:embed="rId9"/>
-                    <a:stretch>
-                      <a:fillRect/>
-                    </a:stretch>
-                  </pic:blipFill>
-                  <pic:spPr>
-                    <a:xfrm>
-                      <a:off x="0" y="0"/>
-                      <a:ext cx="5440680" cy="3778250"/>
-                    </a:xfrm>
-                    <a:prstGeom prst="rect"/>
-                  </pic:spPr>
-                </pic:pic>
-              </a:graphicData>
-            </a:graphic>
-          </wp:inline>
+          <ns2:inline>
+            <ns2:extent cx="5440680" cy="3778250"/>
+            <ns2:docPr id="1" name="Picture 1"/>
+            <ns2:cNvGraphicFramePr>
+              <ns3:graphicFrameLocks noChangeAspect="1"/>
+            </ns2:cNvGraphicFramePr>
+            <ns3:graphic>
+              <ns3:graphicData uri="http://schemas.openxmlformats.org/drawingml/2006/picture">
+                <ns4:pic>
+                  <ns4:nvPicPr>
+                    <ns4:cNvPr id="0" name="01_游客浏览.png"/>
+                    <ns4:cNvPicPr/>
+                  </ns4:nvPicPr>
+                  <ns4:blipFill>
+                    <ns3:blip ns5:embed="rId9"/>
+                    <ns3:stretch>
+                      <ns3:fillRect/>
+                    </ns3:stretch>
+                  </ns4:blipFill>
+                  <ns4:spPr>
+                    <ns3:xfrm>
+                      <ns3:off x="0" y="0"/>
+                      <ns3:ext cx="5440680" cy="3778250"/>
+                    </ns3:xfrm>
+                    <ns3:prstGeom prst="rect"/>
+                  </ns4:spPr>
+                </ns4:pic>
+              </ns3:graphicData>
+            </ns3:graphic>
+          </ns2:inline>
         </w:drawing>
       </w:r>
     </w:p>
     <w:p>
       <w:pPr>
+        <w:spacing w:after="200"/>
         <w:jc w:val="center"/>
       </w:pPr>
       <w:r>
         <w:rPr>
-          <w:rFonts w:ascii="Microsoft YaHei" w:hAnsi="Microsoft YaHei" w:eastAsia="Microsoft YaHei"/>
-          <w:b w:val="0"/>
-          <w:color w:val="637083"/>
-          <w:sz w:val="17"/>
+          <w:color w:val="5C6C84"/>
+          <w:sz w:val="20"/>
         </w:rPr>
         <w:t>图 1 游客浏览</w:t>
       </w:r>
     </w:p>
     <w:p>
+      <w:r/>
+    </w:p>
+    <w:p>
       <w:pPr>
+        <w:keepNext/>
         <w:jc w:val="center"/>
       </w:pPr>
       <w:r>
         <w:drawing>
-          <wp:inline xmlns:a="http://schemas.openxmlformats.org/drawingml/2006/main" xmlns:pic="http://schemas.openxmlformats.org/drawingml/2006/picture">
-            <wp:extent cx="5440680" cy="3778250"/>
-            <wp:docPr id="2" name="Picture 2"/>
-            <wp:cNvGraphicFramePr>
-              <a:graphicFrameLocks noChangeAspect="1"/>
-            </wp:cNvGraphicFramePr>
-            <a:graphic>
-              <a:graphicData uri="http://schemas.openxmlformats.org/drawingml/2006/picture">
-                <pic:pic>
-                  <pic:nvPicPr>
-                    <pic:cNvPr id="0" name="02_登录注册.png"/>
-                    <pic:cNvPicPr/>
-                  </pic:nvPicPr>
-                  <pic:blipFill>
-                    <a:blip r:embed="rId10"/>
-                    <a:stretch>
-                      <a:fillRect/>
-                    </a:stretch>
-                  </pic:blipFill>
-                  <pic:spPr>
-                    <a:xfrm>
-                      <a:off x="0" y="0"/>
-                      <a:ext cx="5440680" cy="3778250"/>
-                    </a:xfrm>
-                    <a:prstGeom prst="rect"/>
-                  </pic:spPr>
-                </pic:pic>
-              </a:graphicData>
-            </a:graphic>
-          </wp:inline>
+          <ns2:inline>
+            <ns2:extent cx="5440680" cy="3778250"/>
+            <ns2:docPr id="2" name="Picture 2"/>
+            <ns2:cNvGraphicFramePr>
+              <ns3:graphicFrameLocks noChangeAspect="1"/>
+            </ns2:cNvGraphicFramePr>
+            <ns3:graphic>
+              <ns3:graphicData uri="http://schemas.openxmlformats.org/drawingml/2006/picture">
+                <ns4:pic>
+                  <ns4:nvPicPr>
+                    <ns4:cNvPr id="0" name="02_登录注册.png"/>
+                    <ns4:cNvPicPr/>
+                  </ns4:nvPicPr>
+                  <ns4:blipFill>
+                    <ns3:blip ns5:embed="rId10"/>
+                    <ns3:stretch>
+                      <ns3:fillRect/>
+                    </ns3:stretch>
+                  </ns4:blipFill>
+                  <ns4:spPr>
+                    <ns3:xfrm>
+                      <ns3:off x="0" y="0"/>
+                      <ns3:ext cx="5440680" cy="3778250"/>
+                    </ns3:xfrm>
+                    <ns3:prstGeom prst="rect"/>
+                  </ns4:spPr>
+                </ns4:pic>
+              </ns3:graphicData>
+            </ns3:graphic>
+          </ns2:inline>
         </w:drawing>
       </w:r>
     </w:p>
     <w:p>
       <w:pPr>
+        <w:spacing w:after="200"/>
         <w:jc w:val="center"/>
       </w:pPr>
       <w:r>
         <w:rPr>
-          <w:rFonts w:ascii="Microsoft YaHei" w:hAnsi="Microsoft YaHei" w:eastAsia="Microsoft YaHei"/>
-          <w:b w:val="0"/>
-          <w:color w:val="637083"/>
-          <w:sz w:val="17"/>
+          <w:color w:val="5C6C84"/>
+          <w:sz w:val="20"/>
         </w:rPr>
         <w:t>图 2 登录注册</w:t>
       </w:r>
     </w:p>
     <w:p>
-      <w:r>
-        <w:br w:type="page"/>
-      </w:r>
+      <w:r/>
     </w:p>
     <w:p>
       <w:pPr>
+        <w:keepNext/>
         <w:jc w:val="center"/>
       </w:pPr>
       <w:r>
         <w:drawing>
-          <wp:inline xmlns:a="http://schemas.openxmlformats.org/drawingml/2006/main" xmlns:pic="http://schemas.openxmlformats.org/drawingml/2006/picture">
-            <wp:extent cx="5440680" cy="5077968"/>
-            <wp:docPr id="3" name="Picture 3"/>
-            <wp:cNvGraphicFramePr>
-              <a:graphicFrameLocks noChangeAspect="1"/>
-            </wp:cNvGraphicFramePr>
-            <a:graphic>
-              <a:graphicData uri="http://schemas.openxmlformats.org/drawingml/2006/picture">
-                <pic:pic>
-                  <pic:nvPicPr>
-                    <pic:cNvPr id="0" name="03_生活仪表盘.png"/>
-                    <pic:cNvPicPr/>
-                  </pic:nvPicPr>
-                  <pic:blipFill>
-                    <a:blip r:embed="rId11"/>
-                    <a:stretch>
-                      <a:fillRect/>
-                    </a:stretch>
-                  </pic:blipFill>
-                  <pic:spPr>
-                    <a:xfrm>
-                      <a:off x="0" y="0"/>
-                      <a:ext cx="5440680" cy="5077968"/>
-                    </a:xfrm>
-                    <a:prstGeom prst="rect"/>
-                  </pic:spPr>
-                </pic:pic>
-              </a:graphicData>
-            </a:graphic>
-          </wp:inline>
+          <ns2:inline>
+            <ns2:extent cx="5440680" cy="5077968"/>
+            <ns2:docPr id="3" name="Picture 3"/>
+            <ns2:cNvGraphicFramePr>
+              <ns3:graphicFrameLocks noChangeAspect="1"/>
+            </ns2:cNvGraphicFramePr>
+            <ns3:graphic>
+              <ns3:graphicData uri="http://schemas.openxmlformats.org/drawingml/2006/picture">
+                <ns4:pic>
+                  <ns4:nvPicPr>
+                    <ns4:cNvPr id="0" name="03_生活仪表盘.png"/>
+                    <ns4:cNvPicPr/>
+                  </ns4:nvPicPr>
+                  <ns4:blipFill>
+                    <ns3:blip ns5:embed="rId11"/>
+                    <ns3:stretch>
+                      <ns3:fillRect/>
+                    </ns3:stretch>
+                  </ns4:blipFill>
+                  <ns4:spPr>
+                    <ns3:xfrm>
+                      <ns3:off x="0" y="0"/>
+                      <ns3:ext cx="5440680" cy="5077968"/>
+                    </ns3:xfrm>
+                    <ns3:prstGeom prst="rect"/>
+                  </ns4:spPr>
+                </ns4:pic>
+              </ns3:graphicData>
+            </ns3:graphic>
+          </ns2:inline>
         </w:drawing>
       </w:r>
     </w:p>
     <w:p>
       <w:pPr>
+        <w:spacing w:after="200"/>
         <w:jc w:val="center"/>
       </w:pPr>
       <w:r>
         <w:rPr>
-          <w:rFonts w:ascii="Microsoft YaHei" w:hAnsi="Microsoft YaHei" w:eastAsia="Microsoft YaHei"/>
-          <w:b w:val="0"/>
-          <w:color w:val="637083"/>
-          <w:sz w:val="17"/>
+          <w:color w:val="5C6C84"/>
+          <w:sz w:val="20"/>
         </w:rPr>
-        <w:t>图 3 生活仪表盘：月份过滤、趋势图、预算图</w:t>
+        <w:t>图 3 生活仪表盘</w:t>
       </w:r>
     </w:p>
     <w:p>
+      <w:r/>
+    </w:p>
+    <w:p>
       <w:pPr>
+        <w:keepNext/>
         <w:jc w:val="center"/>
       </w:pPr>
       <w:r>
         <w:drawing>
-          <wp:inline xmlns:a="http://schemas.openxmlformats.org/drawingml/2006/main" xmlns:pic="http://schemas.openxmlformats.org/drawingml/2006/picture">
-            <wp:extent cx="4892040" cy="3397250"/>
-            <wp:docPr id="4" name="Picture 4"/>
-            <wp:cNvGraphicFramePr>
-              <a:graphicFrameLocks noChangeAspect="1"/>
-            </wp:cNvGraphicFramePr>
-            <a:graphic>
-              <a:graphicData uri="http://schemas.openxmlformats.org/drawingml/2006/picture">
-                <pic:pic>
-                  <pic:nvPicPr>
-                    <pic:cNvPr id="0" name="04_记账管理.png"/>
-                    <pic:cNvPicPr/>
-                  </pic:nvPicPr>
-                  <pic:blipFill>
-                    <a:blip r:embed="rId12"/>
-                    <a:stretch>
-                      <a:fillRect/>
-                    </a:stretch>
-                  </pic:blipFill>
-                  <pic:spPr>
-                    <a:xfrm>
-                      <a:off x="0" y="0"/>
-                      <a:ext cx="4892040" cy="3397250"/>
-                    </a:xfrm>
-                    <a:prstGeom prst="rect"/>
-                  </pic:spPr>
-                </pic:pic>
-              </a:graphicData>
-            </a:graphic>
-          </wp:inline>
+          <ns2:inline>
+            <ns2:extent cx="5440680" cy="4299648"/>
+            <ns2:docPr id="4" name="Picture 4"/>
+            <ns2:cNvGraphicFramePr>
+              <ns3:graphicFrameLocks noChangeAspect="1"/>
+            </ns2:cNvGraphicFramePr>
+            <ns3:graphic>
+              <ns3:graphicData uri="http://schemas.openxmlformats.org/drawingml/2006/picture">
+                <ns4:pic>
+                  <ns4:nvPicPr>
+                    <ns4:cNvPr id="0" name="04_记账管理.png"/>
+                    <ns4:cNvPicPr/>
+                  </ns4:nvPicPr>
+                  <ns4:blipFill>
+                    <ns3:blip ns5:embed="rId12"/>
+                    <ns3:stretch>
+                      <ns3:fillRect/>
+                    </ns3:stretch>
+                  </ns4:blipFill>
+                  <ns4:spPr>
+                    <ns3:xfrm>
+                      <ns3:off x="0" y="0"/>
+                      <ns3:ext cx="5440680" cy="4299648"/>
+                    </ns3:xfrm>
+                    <ns3:prstGeom prst="rect"/>
+                  </ns4:spPr>
+                </ns4:pic>
+              </ns3:graphicData>
+            </ns3:graphic>
+          </ns2:inline>
         </w:drawing>
       </w:r>
     </w:p>
     <w:p>
       <w:pPr>
+        <w:spacing w:after="200"/>
         <w:jc w:val="center"/>
       </w:pPr>
       <w:r>
         <w:rPr>
-          <w:rFonts w:ascii="Microsoft YaHei" w:hAnsi="Microsoft YaHei" w:eastAsia="Microsoft YaHei"/>
-          <w:b w:val="0"/>
-          <w:color w:val="637083"/>
-          <w:sz w:val="17"/>
+          <w:color w:val="5C6C84"/>
+          <w:sz w:val="20"/>
         </w:rPr>
-        <w:t>图 4 记账管理：月份/分类/类型筛选、分页</w:t>
+        <w:t>图 4 记账管理</w:t>
       </w:r>
     </w:p>
     <w:p>
-      <w:r>
-        <w:br w:type="page"/>
-      </w:r>
+      <w:r/>
     </w:p>
     <w:p>
       <w:pPr>
+        <w:keepNext/>
         <w:jc w:val="center"/>
       </w:pPr>
       <w:r>
         <w:drawing>
-          <wp:inline xmlns:a="http://schemas.openxmlformats.org/drawingml/2006/main" xmlns:pic="http://schemas.openxmlformats.org/drawingml/2006/picture">
-            <wp:extent cx="5440680" cy="3778250"/>
-            <wp:docPr id="5" name="Picture 5"/>
-            <wp:cNvGraphicFramePr>
-              <a:graphicFrameLocks noChangeAspect="1"/>
-            </wp:cNvGraphicFramePr>
-            <a:graphic>
-              <a:graphicData uri="http://schemas.openxmlformats.org/drawingml/2006/picture">
-                <pic:pic>
-                  <pic:nvPicPr>
-                    <pic:cNvPr id="0" name="05_心愿基金.png"/>
-                    <pic:cNvPicPr/>
-                  </pic:nvPicPr>
-                  <pic:blipFill>
-                    <a:blip r:embed="rId13"/>
-                    <a:stretch>
-                      <a:fillRect/>
-                    </a:stretch>
-                  </pic:blipFill>
-                  <pic:spPr>
-                    <a:xfrm>
-                      <a:off x="0" y="0"/>
-                      <a:ext cx="5440680" cy="3778250"/>
-                    </a:xfrm>
-                    <a:prstGeom prst="rect"/>
-                  </pic:spPr>
-                </pic:pic>
-              </a:graphicData>
-            </a:graphic>
-          </wp:inline>
+          <ns2:inline>
+            <ns2:extent cx="5440680" cy="3778250"/>
+            <ns2:docPr id="5" name="Picture 5"/>
+            <ns2:cNvGraphicFramePr>
+              <ns3:graphicFrameLocks noChangeAspect="1"/>
+            </ns2:cNvGraphicFramePr>
+            <ns3:graphic>
+              <ns3:graphicData uri="http://schemas.openxmlformats.org/drawingml/2006/picture">
+                <ns4:pic>
+                  <ns4:nvPicPr>
+                    <ns4:cNvPr id="0" name="05_心愿基金.png"/>
+                    <ns4:cNvPicPr/>
+                  </ns4:nvPicPr>
+                  <ns4:blipFill>
+                    <ns3:blip ns5:embed="rId13"/>
+                    <ns3:stretch>
+                      <ns3:fillRect/>
+                    </ns3:stretch>
+                  </ns4:blipFill>
+                  <ns4:spPr>
+                    <ns3:xfrm>
+                      <ns3:off x="0" y="0"/>
+                      <ns3:ext cx="5440680" cy="3778250"/>
+                    </ns3:xfrm>
+                    <ns3:prstGeom prst="rect"/>
+                  </ns4:spPr>
+                </ns4:pic>
+              </ns3:graphicData>
+            </ns3:graphic>
+          </ns2:inline>
         </w:drawing>
       </w:r>
     </w:p>
     <w:p>
       <w:pPr>
+        <w:spacing w:after="200"/>
         <w:jc w:val="center"/>
       </w:pPr>
       <w:r>
         <w:rPr>
-          <w:rFonts w:ascii="Microsoft YaHei" w:hAnsi="Microsoft YaHei" w:eastAsia="Microsoft YaHei"/>
-          <w:b w:val="0"/>
-          <w:color w:val="637083"/>
-          <w:sz w:val="17"/>
+          <w:color w:val="5C6C84"/>
+          <w:sz w:val="20"/>
         </w:rPr>
         <w:t>图 5 心愿基金</w:t>
       </w:r>
     </w:p>
     <w:p>
+      <w:r/>
+    </w:p>
+    <w:p>
       <w:pPr>
+        <w:keepNext/>
         <w:jc w:val="center"/>
       </w:pPr>
       <w:r>
         <w:drawing>
-          <wp:inline xmlns:a="http://schemas.openxmlformats.org/drawingml/2006/main" xmlns:pic="http://schemas.openxmlformats.org/drawingml/2006/picture">
-            <wp:extent cx="5440680" cy="3778250"/>
-            <wp:docPr id="6" name="Picture 6"/>
-            <wp:cNvGraphicFramePr>
-              <a:graphicFrameLocks noChangeAspect="1"/>
-            </wp:cNvGraphicFramePr>
-            <a:graphic>
-              <a:graphicData uri="http://schemas.openxmlformats.org/drawingml/2006/picture">
-                <pic:pic>
-                  <pic:nvPicPr>
-                    <pic:cNvPr id="0" name="06_AI账本教练.png"/>
-                    <pic:cNvPicPr/>
-                  </pic:nvPicPr>
-                  <pic:blipFill>
-                    <a:blip r:embed="rId14"/>
-                    <a:stretch>
-                      <a:fillRect/>
-                    </a:stretch>
-                  </pic:blipFill>
-                  <pic:spPr>
-                    <a:xfrm>
-                      <a:off x="0" y="0"/>
-                      <a:ext cx="5440680" cy="3778250"/>
-                    </a:xfrm>
-                    <a:prstGeom prst="rect"/>
-                  </pic:spPr>
-                </pic:pic>
-              </a:graphicData>
-            </a:graphic>
-          </wp:inline>
+          <ns2:inline>
+            <ns2:extent cx="5440680" cy="3778250"/>
+            <ns2:docPr id="6" name="Picture 6"/>
+            <ns2:cNvGraphicFramePr>
+              <ns3:graphicFrameLocks noChangeAspect="1"/>
+            </ns2:cNvGraphicFramePr>
+            <ns3:graphic>
+              <ns3:graphicData uri="http://schemas.openxmlformats.org/drawingml/2006/picture">
+                <ns4:pic>
+                  <ns4:nvPicPr>
+                    <ns4:cNvPr id="0" name="06_AI账本教练.png"/>
+                    <ns4:cNvPicPr/>
+                  </ns4:nvPicPr>
+                  <ns4:blipFill>
+                    <ns3:blip ns5:embed="rId14"/>
+                    <ns3:stretch>
+                      <ns3:fillRect/>
+                    </ns3:stretch>
+                  </ns4:blipFill>
+                  <ns4:spPr>
+                    <ns3:xfrm>
+                      <ns3:off x="0" y="0"/>
+                      <ns3:ext cx="5440680" cy="3778250"/>
+                    </ns3:xfrm>
+                    <ns3:prstGeom prst="rect"/>
+                  </ns4:spPr>
+                </ns4:pic>
+              </ns3:graphicData>
+            </ns3:graphic>
+          </ns2:inline>
         </w:drawing>
       </w:r>
     </w:p>
     <w:p>
       <w:pPr>
+        <w:spacing w:after="200"/>
         <w:jc w:val="center"/>
       </w:pPr>
       <w:r>
         <w:rPr>
-          <w:rFonts w:ascii="Microsoft YaHei" w:hAnsi="Microsoft YaHei" w:eastAsia="Microsoft YaHei"/>
-          <w:b w:val="0"/>
-          <w:color w:val="637083"/>
-          <w:sz w:val="17"/>
+          <w:color w:val="5C6C84"/>
+          <w:sz w:val="20"/>
         </w:rPr>
         <w:t>图 6 AI 账本教练</w:t>
+      </w:r>
+    </w:p>
+    <w:p>
+      <w:r/>
+    </w:p>
+    <w:p>
+      <w:pPr>
+        <w:pStyle w:val="Heading1"/>
+      </w:pPr>
+      <w:r>
+        <w:t>7. 测试、运行与部署</w:t>
+      </w:r>
+    </w:p>
+    <w:p>
+      <w:pPr>
+        <w:spacing w:after="100"/>
+        <w:ind w:left="259" w:hanging="259"/>
+      </w:pPr>
+      <w:r>
+        <w:t>- 接口测试覆盖公开接口、登录、月度汇总、分页列表、非法参数、新增/修改/删除、AI 建议等场景。</w:t>
+      </w:r>
+    </w:p>
+    <w:p>
+      <w:pPr>
+        <w:spacing w:after="100"/>
+        <w:ind w:left="259" w:hanging="259"/>
+      </w:pPr>
+      <w:r>
+        <w:t>- 浏览器检查覆盖桌面端 6 个视图和移动端仪表盘，页面无控制台错误和横向溢出。</w:t>
+      </w:r>
+    </w:p>
+    <w:p>
+      <w:pPr>
+        <w:spacing w:after="100"/>
+        <w:ind w:left="259" w:hanging="259"/>
+      </w:pPr>
+      <w:r>
+        <w:t>- 本地运行使用 python app.py；生产演示可使用 scripts/run_waitress.ps1 启动 wsgi:app。</w:t>
+      </w:r>
+    </w:p>
+    <w:p>
+      <w:pPr>
+        <w:spacing w:after="100"/>
+        <w:ind w:left="259" w:hanging="259"/>
+      </w:pPr>
+      <w:r>
+        <w:t>- 敏感配置通过环境变量或 .env 文件管理，.env 不纳入提交。</w:t>
       </w:r>
     </w:p>
     <w:p>
@@ -2036,54 +3290,17 @@
         <w:pStyle w:val="Heading1"/>
       </w:pPr>
       <w:r>
-        <w:t>5. 测试与后续</w:t>
+        <w:t>8. 项目总结</w:t>
       </w:r>
     </w:p>
     <w:p>
-      <w:pPr>
-        <w:ind w:left="259" w:hanging="173"/>
-      </w:pPr>
       <w:r>
-        <w:rPr>
-          <w:rFonts w:ascii="Microsoft YaHei" w:hAnsi="Microsoft YaHei" w:eastAsia="Microsoft YaHei"/>
-          <w:b w:val="0"/>
-          <w:color w:val="172033"/>
-          <w:sz w:val="20"/>
-        </w:rPr>
-        <w:t>• 接口验证覆盖公开接口、登录、按月汇总、分页列表、非法参数、新增/修改/删除、AI 兜底。</w:t>
-      </w:r>
-    </w:p>
-    <w:p>
-      <w:pPr>
-        <w:ind w:left="259" w:hanging="173"/>
-      </w:pPr>
-      <w:r>
-        <w:rPr>
-          <w:rFonts w:ascii="Microsoft YaHei" w:hAnsi="Microsoft YaHei" w:eastAsia="Microsoft YaHei"/>
-          <w:b w:val="0"/>
-          <w:color w:val="172033"/>
-          <w:sz w:val="20"/>
-        </w:rPr>
-        <w:t>• 浏览器验证覆盖桌面 6 个视图和移动端仪表盘，无控制台错误，无横向溢出。</w:t>
-      </w:r>
-    </w:p>
-    <w:p>
-      <w:pPr>
-        <w:ind w:left="259" w:hanging="173"/>
-      </w:pPr>
-      <w:r>
-        <w:rPr>
-          <w:rFonts w:ascii="Microsoft YaHei" w:hAnsi="Microsoft YaHei" w:eastAsia="Microsoft YaHei"/>
-          <w:b w:val="0"/>
-          <w:color w:val="172033"/>
-          <w:sz w:val="20"/>
-        </w:rPr>
-        <w:t>• 后续只保留演示视频、生产部署、CSV 导出等扩展项。</w:t>
+        <w:t>本项目完整实现课程任务要求，并将代码结构整理为可维护的工程形态。后端具备清晰的配置、模型、服务、路由和错误处理边界；前端使用模块化原生 JavaScript 组织页面逻辑；交付物包含数据库脚本、运行说明、测试用例、页面截图、课程设计书和开发总结。</w:t>
       </w:r>
     </w:p>
     <w:sectPr>
       <w:pgSz w:w="12240" w:h="15840"/>
-      <w:pgMar w:top="1037" w:right="1094" w:bottom="1037" w:left="1094" w:header="720" w:footer="720" w:gutter="0"/>
+      <w:pgMar w:top="1080" w:right="1037" w:bottom="1008" w:left="1037" w:header="720" w:footer="720" w:gutter="0"/>
       <w:cols w:space="720"/>
       <w:docGrid w:linePitch="360"/>
     </w:sectPr>
@@ -2455,12 +3672,12 @@
     <w:qFormat/>
     <w:rsid w:val="00FC693F"/>
     <w:pPr>
-      <w:spacing w:line="283" w:lineRule="auto" w:after="100"/>
+      <w:spacing w:line="307" w:lineRule="auto" w:after="120"/>
     </w:pPr>
     <w:rPr>
       <w:rFonts w:ascii="Microsoft YaHei" w:hAnsi="Microsoft YaHei" w:eastAsia="Microsoft YaHei"/>
-      <w:color w:val="172033"/>
-      <w:sz w:val="20"/>
+      <w:color w:val="192337"/>
+      <w:sz w:val="22"/>
     </w:rPr>
   </w:style>
   <w:style w:type="paragraph" w:styleId="Header">
@@ -2518,15 +3735,15 @@
     <w:pPr>
       <w:keepNext/>
       <w:keepLines/>
-      <w:spacing w:before="480" w:after="0"/>
+      <w:spacing w:before="240" w:after="160"/>
       <w:outlineLvl w:val="0"/>
     </w:pPr>
     <w:rPr>
       <w:rFonts w:asciiTheme="majorHAnsi" w:eastAsiaTheme="majorEastAsia" w:hAnsiTheme="majorHAnsi" w:cstheme="majorBidi" w:ascii="Microsoft YaHei" w:hAnsi="Microsoft YaHei" w:eastAsia="Microsoft YaHei"/>
       <w:b/>
       <w:bCs/>
-      <w:color w:val="1D4ED8"/>
-      <w:sz w:val="32"/>
+      <w:color w:val="1E54DC"/>
+      <w:sz w:val="40"/>
       <w:szCs w:val="28"/>
     </w:rPr>
   </w:style>
@@ -2542,15 +3759,15 @@
     <w:pPr>
       <w:keepNext/>
       <w:keepLines/>
-      <w:spacing w:before="200" w:after="0"/>
+      <w:spacing w:before="240" w:after="160"/>
       <w:outlineLvl w:val="1"/>
     </w:pPr>
     <w:rPr>
       <w:rFonts w:asciiTheme="majorHAnsi" w:eastAsiaTheme="majorEastAsia" w:hAnsiTheme="majorHAnsi" w:cstheme="majorBidi" w:ascii="Microsoft YaHei" w:hAnsi="Microsoft YaHei" w:eastAsia="Microsoft YaHei"/>
       <w:b/>
       <w:bCs/>
-      <w:color w:val="172033"/>
-      <w:sz w:val="24"/>
+      <w:color w:val="1E54DC"/>
+      <w:sz w:val="30"/>
       <w:szCs w:val="26"/>
     </w:rPr>
   </w:style>
@@ -2566,14 +3783,15 @@
     <w:pPr>
       <w:keepNext/>
       <w:keepLines/>
-      <w:spacing w:before="200" w:after="0"/>
+      <w:spacing w:before="240" w:after="160"/>
       <w:outlineLvl w:val="2"/>
     </w:pPr>
     <w:rPr>
-      <w:rFonts w:asciiTheme="majorHAnsi" w:eastAsiaTheme="majorEastAsia" w:hAnsiTheme="majorHAnsi" w:cstheme="majorBidi"/>
+      <w:rFonts w:asciiTheme="majorHAnsi" w:eastAsiaTheme="majorEastAsia" w:hAnsiTheme="majorHAnsi" w:cstheme="majorBidi" w:ascii="Microsoft YaHei" w:hAnsi="Microsoft YaHei" w:eastAsia="Microsoft YaHei"/>
       <w:b/>
       <w:bCs/>
-      <w:color w:val="4F81BD" w:themeColor="accent1"/>
+      <w:color w:val="1E54DC"/>
+      <w:sz w:val="24"/>
     </w:rPr>
   </w:style>
   <w:style w:type="paragraph" w:styleId="Heading4">
@@ -2811,12 +4029,11 @@
       <w:contextualSpacing/>
     </w:pPr>
     <w:rPr>
-      <w:rFonts w:asciiTheme="majorHAnsi" w:eastAsiaTheme="majorEastAsia" w:hAnsiTheme="majorHAnsi" w:cstheme="majorBidi" w:ascii="Microsoft YaHei" w:hAnsi="Microsoft YaHei" w:eastAsia="Microsoft YaHei"/>
-      <w:b/>
-      <w:color w:val="172033"/>
+      <w:rFonts w:asciiTheme="majorHAnsi" w:eastAsiaTheme="majorEastAsia" w:hAnsiTheme="majorHAnsi" w:cstheme="majorBidi"/>
+      <w:color w:val="17365D" w:themeColor="text2" w:themeShade="BF"/>
       <w:spacing w:val="5"/>
       <w:kern w:val="28"/>
-      <w:sz w:val="50"/>
+      <w:sz w:val="52"/>
       <w:szCs w:val="52"/>
     </w:rPr>
   </w:style>

--- a/星芒账本_课程设计书.docx
+++ b/星芒账本_课程设计书.docx
@@ -561,7 +561,7 @@
               <w:spacing w:after="0" w:line="288" w:lineRule="auto"/>
             </w:pPr>
             <w:r>
-              <w:t>至少一个 CRUD 模块</w:t>
+              <w:t>至少一个增删改查管理模块</w:t>
             </w:r>
           </w:p>
         </w:tc>
@@ -841,7 +841,7 @@
               <w:spacing w:after="0" w:line="288" w:lineRule="auto"/>
             </w:pPr>
             <w:r>
-              <w:t>AI 客户端封装 DashScope 兼容接口，密钥从环境变量读取，未配置时返回本地演示建议。</w:t>
+              <w:t>智能建议模块结合月度账本上下文生成消费复盘和储蓄建议。</w:t>
             </w:r>
           </w:p>
         </w:tc>
@@ -1243,7 +1243,7 @@
               <w:spacing w:after="0" w:line="288" w:lineRule="auto"/>
             </w:pPr>
             <w:r>
-              <w:t>封装账目 CRUD、分页、月份过滤、月度汇总、趋势和预算计算。</w:t>
+              <w:t>实现账目新增、查询、修改、删除、分页、月份过滤、月度汇总、趋势和预算计算。</w:t>
             </w:r>
           </w:p>
         </w:tc>
@@ -1800,7 +1800,7 @@
               <w:spacing w:after="0" w:line="288" w:lineRule="auto"/>
             </w:pPr>
             <w:r>
-              <w:t>账目 CRUD、月份/分类/类型筛选、分页。</w:t>
+              <w:t>账目新增、查询、修改、删除、月份/分类/类型筛选、分页。</w:t>
             </w:r>
           </w:p>
         </w:tc>
@@ -1950,7 +1950,7 @@
               <w:spacing w:after="0" w:line="288" w:lineRule="auto"/>
             </w:pPr>
             <w:r>
-              <w:t>配置 DASHSCOPE_API_KEY 后调用真实模型。</w:t>
+              <w:t>根据用户问题和月度账本上下文生成复盘建议。</w:t>
             </w:r>
           </w:p>
         </w:tc>

--- a/星芒账本_课程设计书.docx
+++ b/星芒账本_课程设计书.docx
@@ -357,7 +357,7 @@
     </w:p>
     <w:p>
       <w:r>
-        <w:t>星芒账本面向大学生日常消费管理场景，将食堂、奶茶、教材、宿舍用品、社团活动和兼职收入整理为可记录、可筛选、可复盘、可规划的个人账本。系统支持游客浏览、注册登录、个人账目管理、月度仪表盘、心愿基金和 AI 账本教练。</w:t>
+        <w:t>星芒账本面向大学生日常消费管理场景，将食堂、奶茶、教材、宿舍用品、社团活动和兼职收入整理为可记录、可筛选、可复盘、可规划的个人账本。系统支持游客浏览、注册登录、个人资料、分类与常用选项管理、月度仪表盘、心愿基金流水、交流社区和 AI 账本教练。社区接口提供帖子、评论和点赞。</w:t>
       </w:r>
     </w:p>
     <w:p>
@@ -646,7 +646,7 @@
               <w:spacing w:after="0" w:line="288" w:lineRule="auto"/>
             </w:pPr>
             <w:r>
-              <w:t>包含游客浏览、登录注册、生活仪表盘、记账管理、心愿基金、AI 账本教练 6 个视图。</w:t>
+              <w:t>包含游客浏览、登录注册、个人资料、生活仪表盘、记账管理、心愿基金、交流社区、AI 账本教练 8 个视图。</w:t>
             </w:r>
           </w:p>
         </w:tc>
@@ -666,7 +666,7 @@
               <w:spacing w:after="0" w:line="288" w:lineRule="auto"/>
             </w:pPr>
             <w:r>
-              <w:t>screenshots 目录中的 6 张页面截图</w:t>
+              <w:t>screenshots 目录中的 8 张页面截图</w:t>
             </w:r>
           </w:p>
         </w:tc>
@@ -1178,7 +1178,7 @@
               <w:spacing w:after="0" w:line="288" w:lineRule="auto"/>
             </w:pPr>
             <w:r>
-              <w:t>定义用户、分类、账目、心愿基金模型和序列化方法。</w:t>
+              <w:t>定义用户、分类、常用选项、账目、心愿基金、存入流水、社区帖子和评论模型。</w:t>
             </w:r>
           </w:p>
         </w:tc>
@@ -1865,7 +1865,7 @@
               <w:spacing w:after="0" w:line="288" w:lineRule="auto"/>
             </w:pPr>
             <w:r>
-              <w:t>储蓄目标和完成进度展示。</w:t>
+              <w:t>储蓄目标、完成进度、存入流水和新增存入记录。</w:t>
             </w:r>
           </w:p>
         </w:tc>
@@ -1885,7 +1885,7 @@
               <w:spacing w:after="0" w:line="288" w:lineRule="auto"/>
             </w:pPr>
             <w:r>
-              <w:t>目标数据按用户隔离。</w:t>
+              <w:t>目标和存入明细按用户隔离。</w:t>
             </w:r>
           </w:p>
         </w:tc>
@@ -2339,7 +2339,7 @@
               <w:spacing w:after="0" w:line="288" w:lineRule="auto"/>
             </w:pPr>
             <w:r>
-              <w:t>GET /api/goals</w:t>
+              <w:t>GET/POST /api/goals、GET/POST /api/goals/&lt;id&gt;/deposits</w:t>
             </w:r>
           </w:p>
         </w:tc>
@@ -2359,7 +2359,7 @@
               <w:spacing w:after="0" w:line="288" w:lineRule="auto"/>
             </w:pPr>
             <w:r>
-              <w:t>心愿基金列表。</w:t>
+              <w:t>心愿基金列表、详情和存入记录。</w:t>
             </w:r>
           </w:p>
         </w:tc>
@@ -2404,7 +2404,7 @@
               <w:spacing w:after="0" w:line="288" w:lineRule="auto"/>
             </w:pPr>
             <w:r>
-              <w:t>AI 账本教练。</w:t>
+              <w:t>AI 账本教练。社区接口提供帖子、评论和点赞。</w:t>
             </w:r>
           </w:p>
         </w:tc>
@@ -2676,7 +2676,7 @@
               <w:spacing w:after="0" w:line="288" w:lineRule="auto"/>
             </w:pPr>
             <w:r>
-              <w:t>账目分类和月预算。</w:t>
+              <w:t>公共分类、个人分类和月预算。</w:t>
             </w:r>
           </w:p>
         </w:tc>
@@ -2696,7 +2696,7 @@
               <w:spacing w:after="0" w:line="288" w:lineRule="auto"/>
             </w:pPr>
             <w:r>
-              <w:t>id、name、icon、color、monthly_limit、sort_order、is_public。</w:t>
+              <w:t>id、user_id、name、icon、color、monthly_limit、sort_order、is_public。</w:t>
             </w:r>
           </w:p>
         </w:tc>
@@ -2887,6 +2887,132 @@
             </w:pPr>
             <w:r>
               <w:t>10 条</w:t>
+            </w:r>
+          </w:p>
+        </w:tc>
+      </w:tr>
+      <w:tr>
+        <w:tc>
+          <w:tcPr>
+            <w:tcW w:type="dxa" w:w="2541"/>
+          </w:tcPr>
+          <w:p>
+            <w:r>
+              <w:t>entry_options</w:t>
+            </w:r>
+          </w:p>
+        </w:tc>
+        <w:tc>
+          <w:tcPr>
+            <w:tcW w:type="dxa" w:w="2541"/>
+          </w:tcPr>
+          <w:p>
+            <w:r>
+              <w:t>常用场景和心情。</w:t>
+            </w:r>
+          </w:p>
+        </w:tc>
+        <w:tc>
+          <w:tcPr>
+            <w:tcW w:type="dxa" w:w="2541"/>
+          </w:tcPr>
+          <w:p>
+            <w:r>
+              <w:t>id、user_id、kind、name、sort_order。</w:t>
+            </w:r>
+          </w:p>
+        </w:tc>
+        <w:tc>
+          <w:tcPr>
+            <w:tcW w:type="dxa" w:w="2541"/>
+          </w:tcPr>
+          <w:p>
+            <w:r>
+              <w:t>20 条</w:t>
+            </w:r>
+          </w:p>
+        </w:tc>
+      </w:tr>
+      <w:tr>
+        <w:tc>
+          <w:tcPr>
+            <w:tcW w:type="dxa" w:w="2541"/>
+          </w:tcPr>
+          <w:p>
+            <w:r>
+              <w:t>saving_goal_deposits</w:t>
+            </w:r>
+          </w:p>
+        </w:tc>
+        <w:tc>
+          <w:tcPr>
+            <w:tcW w:type="dxa" w:w="2541"/>
+          </w:tcPr>
+          <w:p>
+            <w:r>
+              <w:t>心愿基金存入流水。</w:t>
+            </w:r>
+          </w:p>
+        </w:tc>
+        <w:tc>
+          <w:tcPr>
+            <w:tcW w:type="dxa" w:w="2541"/>
+          </w:tcPr>
+          <w:p>
+            <w:r>
+              <w:t>id、goal_id、user_id、amount、deposited_at、note。</w:t>
+            </w:r>
+          </w:p>
+        </w:tc>
+        <w:tc>
+          <w:tcPr>
+            <w:tcW w:type="dxa" w:w="2541"/>
+          </w:tcPr>
+          <w:p>
+            <w:r>
+              <w:t>20 条</w:t>
+            </w:r>
+          </w:p>
+        </w:tc>
+      </w:tr>
+      <w:tr>
+        <w:tc>
+          <w:tcPr>
+            <w:tcW w:type="dxa" w:w="2541"/>
+          </w:tcPr>
+          <w:p>
+            <w:r>
+              <w:t>community_posts / comments</w:t>
+            </w:r>
+          </w:p>
+        </w:tc>
+        <w:tc>
+          <w:tcPr>
+            <w:tcW w:type="dxa" w:w="2541"/>
+          </w:tcPr>
+          <w:p>
+            <w:r>
+              <w:t>社区分享和评论。</w:t>
+            </w:r>
+          </w:p>
+        </w:tc>
+        <w:tc>
+          <w:tcPr>
+            <w:tcW w:type="dxa" w:w="2541"/>
+          </w:tcPr>
+          <w:p>
+            <w:r>
+              <w:t>帖子标题、内容、话题、点赞数；评论内容和作者。</w:t>
+            </w:r>
+          </w:p>
+        </w:tc>
+        <w:tc>
+          <w:tcPr>
+            <w:tcW w:type="dxa" w:w="2541"/>
+          </w:tcPr>
+          <w:p>
+            <w:r>
+              <w:t>5 条以上</w:t>
             </w:r>
           </w:p>
         </w:tc>

--- a/星芒账本_课程设计书.docx
+++ b/星芒账本_课程设计书.docx
@@ -357,7 +357,7 @@
     </w:p>
     <w:p>
       <w:r>
-        <w:t>星芒账本面向大学生日常消费管理场景，将食堂、奶茶、教材、宿舍用品、社团活动和兼职收入整理为可记录、可筛选、可复盘、可规划的个人账本。系统支持游客浏览、注册登录、个人资料、分类与常用选项管理、月度仪表盘、心愿基金流水、交流社区和 AI 账本教练。社区接口提供帖子、评论和点赞。</w:t>
+        <w:t>星芒账本面向大学生日常消费管理场景，将食堂、奶茶、教材、宿舍用品、社团活动和兼职收入整理为可记录、可筛选、可复盘、可规划的个人账本。系统以功能页承载不同权限状态：未登录用户可以在仪表盘查看公开分类和记账方法，在交流社区只读浏览帖子与评论；登录后进入个人仪表盘、记账管理、心愿基金、个人资料和 AI 账本教练。社区写入、账目、目标和 AI 上下文均按账号鉴权与隔离。</w:t>
       </w:r>
     </w:p>
     <w:p>
@@ -492,11 +492,8 @@
             <w:vAlign w:val="center"/>
           </w:tcPr>
           <w:p>
-            <w:pPr>
-              <w:spacing w:after="0" w:line="288" w:lineRule="auto"/>
-            </w:pPr>
             <w:r>
-              <w:t>注册、登录、游客浏览</w:t>
+              <w:t>注册、登录、0 身份浏览</w:t>
             </w:r>
           </w:p>
         </w:tc>
@@ -512,11 +509,8 @@
             <w:vAlign w:val="center"/>
           </w:tcPr>
           <w:p>
-            <w:pPr>
-              <w:spacing w:after="0" w:line="288" w:lineRule="auto"/>
-            </w:pPr>
             <w:r>
-              <w:t>游客首页可浏览公开信息；注册和登录使用 JWT 鉴权；用户数据按 user_id 隔离。</w:t>
+              <w:t>未登录状态可浏览公开分类、记账方法和社区内容；注册和登录使用 JWT 鉴权；用户数据按 user_id 隔离。</w:t>
             </w:r>
           </w:p>
         </w:tc>
@@ -532,11 +526,8 @@
             <w:vAlign w:val="center"/>
           </w:tcPr>
           <w:p>
-            <w:pPr>
-              <w:spacing w:after="0" w:line="288" w:lineRule="auto"/>
-            </w:pPr>
             <w:r>
-              <w:t>首页、登录注册页、/api/public/*、/api/auth/*</w:t>
+              <w:t>未登录仪表盘、交流社区、/api/public/*、/api/community/posts、/api/auth/*</w:t>
             </w:r>
           </w:p>
         </w:tc>
@@ -642,11 +633,8 @@
             <w:vAlign w:val="center"/>
           </w:tcPr>
           <w:p>
-            <w:pPr>
-              <w:spacing w:after="0" w:line="288" w:lineRule="auto"/>
-            </w:pPr>
             <w:r>
-              <w:t>包含游客浏览、登录注册、个人资料、生活仪表盘、记账管理、心愿基金、交流社区、AI 账本教练 8 个视图。</w:t>
+              <w:t>包含未登录仪表盘、登录注册、个人资料、生活仪表盘、记账管理、心愿基金、交流社区、AI 账本教练等视图。</w:t>
             </w:r>
           </w:p>
         </w:tc>
@@ -772,11 +760,8 @@
             <w:vAlign w:val="center"/>
           </w:tcPr>
           <w:p>
-            <w:pPr>
-              <w:spacing w:after="0" w:line="288" w:lineRule="auto"/>
-            </w:pPr>
             <w:r>
-              <w:t>users、categories、ledger_entries、saving_goals 共 4 张表，每表不少于 10 条演示数据。</w:t>
+              <w:t>users、categories、ledger_entries、saving_goals、entry_options、saving_goal_deposits、community_posts、community_comments 等数据表，核心表写入不少于 10 条数据或具备完整关联数据。</w:t>
             </w:r>
           </w:p>
         </w:tc>
@@ -792,9 +777,6 @@
             <w:vAlign w:val="center"/>
           </w:tcPr>
           <w:p>
-            <w:pPr>
-              <w:spacing w:after="0" w:line="288" w:lineRule="auto"/>
-            </w:pPr>
             <w:r>
               <w:t>campus_ledger/seed.py、database/schema.sql</w:t>
             </w:r>
@@ -1516,11 +1498,8 @@
             <w:vAlign w:val="center"/>
           </w:tcPr>
           <w:p>
-            <w:pPr>
-              <w:spacing w:after="0" w:line="288" w:lineRule="auto"/>
-            </w:pPr>
             <w:r>
-              <w:t>游客浏览</w:t>
+              <w:t>0 身份浏览</w:t>
             </w:r>
           </w:p>
         </w:tc>
@@ -1536,11 +1515,8 @@
             <w:vAlign w:val="center"/>
           </w:tcPr>
           <w:p>
-            <w:pPr>
-              <w:spacing w:after="0" w:line="288" w:lineRule="auto"/>
-            </w:pPr>
             <w:r>
-              <w:t>公开统计、样例分类、记账建议。</w:t>
+              <w:t>公开分类、记账方法、社区帖子和评论。</w:t>
             </w:r>
           </w:p>
         </w:tc>
@@ -1556,11 +1532,8 @@
             <w:vAlign w:val="center"/>
           </w:tcPr>
           <w:p>
-            <w:pPr>
-              <w:spacing w:after="0" w:line="288" w:lineRule="auto"/>
-            </w:pPr>
             <w:r>
-              <w:t>无需登录即可了解系统用途。</w:t>
+              <w:t>无需登录即可浏览，写入行为保持受限。</w:t>
             </w:r>
           </w:p>
         </w:tc>
@@ -1955,6 +1928,38 @@
           </w:p>
         </w:tc>
       </w:tr>
+      <w:tr>
+        <w:tc>
+          <w:tcPr>
+            <w:tcW w:type="dxa" w:w="3389"/>
+          </w:tcPr>
+          <w:p>
+            <w:r>
+              <w:t>交流社区</w:t>
+            </w:r>
+          </w:p>
+        </w:tc>
+        <w:tc>
+          <w:tcPr>
+            <w:tcW w:type="dxa" w:w="3389"/>
+          </w:tcPr>
+          <w:p>
+            <w:r>
+              <w:t>公开浏览、登录后发帖、评论和点赞。</w:t>
+            </w:r>
+          </w:p>
+        </w:tc>
+        <w:tc>
+          <w:tcPr>
+            <w:tcW w:type="dxa" w:w="3389"/>
+          </w:tcPr>
+          <w:p>
+            <w:r>
+              <w:t>未登录只读，写入动作通过 JWT 鉴权。</w:t>
+            </w:r>
+          </w:p>
+        </w:tc>
+      </w:tr>
     </w:tbl>
     <w:p>
       <w:pPr>
@@ -2155,11 +2160,8 @@
             <w:vAlign w:val="center"/>
           </w:tcPr>
           <w:p>
-            <w:pPr>
-              <w:spacing w:after="0" w:line="288" w:lineRule="auto"/>
-            </w:pPr>
             <w:r>
-              <w:t>POST /api/auth/register、POST /api/auth/login、GET /api/auth/me</w:t>
+              <w:t>POST /api/auth/register、POST /api/auth/login、GET/PUT /api/auth/me</w:t>
             </w:r>
           </w:p>
         </w:tc>
@@ -2175,11 +2177,8 @@
             <w:vAlign w:val="center"/>
           </w:tcPr>
           <w:p>
-            <w:pPr>
-              <w:spacing w:after="0" w:line="288" w:lineRule="auto"/>
-            </w:pPr>
             <w:r>
-              <w:t>注册、登录和当前用户。</w:t>
+              <w:t>注册、登录、当前用户和个人资料维护。</w:t>
             </w:r>
           </w:p>
         </w:tc>
@@ -2335,11 +2334,8 @@
             <w:vAlign w:val="center"/>
           </w:tcPr>
           <w:p>
-            <w:pPr>
-              <w:spacing w:after="0" w:line="288" w:lineRule="auto"/>
-            </w:pPr>
             <w:r>
-              <w:t>GET/POST /api/goals、GET/POST /api/goals/&lt;id&gt;/deposits</w:t>
+              <w:t>GET/POST/PUT/DELETE /api/goals、GET/POST/DELETE /api/goals/&lt;id&gt;/deposits</w:t>
             </w:r>
           </w:p>
         </w:tc>
@@ -2355,11 +2351,8 @@
             <w:vAlign w:val="center"/>
           </w:tcPr>
           <w:p>
-            <w:pPr>
-              <w:spacing w:after="0" w:line="288" w:lineRule="auto"/>
-            </w:pPr>
             <w:r>
-              <w:t>心愿基金列表、详情和存入记录。</w:t>
+              <w:t>心愿基金列表、详情、修改、删除和存入流水。</w:t>
             </w:r>
           </w:p>
         </w:tc>
@@ -2400,11 +2393,74 @@
             <w:vAlign w:val="center"/>
           </w:tcPr>
           <w:p>
-            <w:pPr>
-              <w:spacing w:after="0" w:line="288" w:lineRule="auto"/>
-            </w:pPr>
             <w:r>
-              <w:t>AI 账本教练。社区接口提供帖子、评论和点赞。</w:t>
+              <w:t>根据用户问题和月度账本上下文生成复盘建议。</w:t>
+            </w:r>
+          </w:p>
+        </w:tc>
+      </w:tr>
+      <w:tr>
+        <w:tc>
+          <w:tcPr>
+            <w:tcW w:type="dxa" w:w="5083"/>
+          </w:tcPr>
+          <w:p>
+            <w:r>
+              <w:t>GET/POST/PUT/DELETE /api/categories、GET/POST/DELETE /api/entry-options</w:t>
+            </w:r>
+          </w:p>
+        </w:tc>
+        <w:tc>
+          <w:tcPr>
+            <w:tcW w:type="dxa" w:w="5083"/>
+          </w:tcPr>
+          <w:p>
+            <w:r>
+              <w:t>个人分类、常用场景和常用心情管理。</w:t>
+            </w:r>
+          </w:p>
+        </w:tc>
+      </w:tr>
+      <w:tr>
+        <w:tc>
+          <w:tcPr>
+            <w:tcW w:type="dxa" w:w="5083"/>
+          </w:tcPr>
+          <w:p>
+            <w:r>
+              <w:t>GET /api/community/posts、GET /api/community/posts/&lt;id&gt;</w:t>
+            </w:r>
+          </w:p>
+        </w:tc>
+        <w:tc>
+          <w:tcPr>
+            <w:tcW w:type="dxa" w:w="5083"/>
+          </w:tcPr>
+          <w:p>
+            <w:r>
+              <w:t>社区公开浏览帖子和评论。</w:t>
+            </w:r>
+          </w:p>
+        </w:tc>
+      </w:tr>
+      <w:tr>
+        <w:tc>
+          <w:tcPr>
+            <w:tcW w:type="dxa" w:w="5083"/>
+          </w:tcPr>
+          <w:p>
+            <w:r>
+              <w:t>POST /api/community/posts、POST /api/community/posts/&lt;id&gt;/comments、POST /api/community/posts/&lt;id&gt;/like</w:t>
+            </w:r>
+          </w:p>
+        </w:tc>
+        <w:tc>
+          <w:tcPr>
+            <w:tcW w:type="dxa" w:w="5083"/>
+          </w:tcPr>
+          <w:p>
+            <w:r>
+              <w:t>登录后发布、评论和点赞。</w:t>
             </w:r>
           </w:p>
         </w:tc>
@@ -2712,11 +2768,8 @@
             <w:vAlign w:val="center"/>
           </w:tcPr>
           <w:p>
-            <w:pPr>
-              <w:spacing w:after="0" w:line="288" w:lineRule="auto"/>
-            </w:pPr>
             <w:r>
-              <w:t>10 条</w:t>
+              <w:t>10 条公共分类</w:t>
             </w:r>
           </w:p>
         </w:tc>
@@ -2797,11 +2850,8 @@
             <w:vAlign w:val="center"/>
           </w:tcPr>
           <w:p>
-            <w:pPr>
-              <w:spacing w:after="0" w:line="288" w:lineRule="auto"/>
-            </w:pPr>
             <w:r>
-              <w:t>12 条</w:t>
+              <w:t>12 条以上</w:t>
             </w:r>
           </w:p>
         </w:tc>
@@ -3012,7 +3062,7 @@
           </w:tcPr>
           <w:p>
             <w:r>
-              <w:t>5 条以上</w:t>
+              <w:t>5 条以上帖子和评论</w:t>
             </w:r>
           </w:p>
         </w:tc>
@@ -3077,11 +3127,7 @@
         <w:jc w:val="center"/>
       </w:pPr>
       <w:r>
-        <w:rPr>
-          <w:color w:val="5C6C84"/>
-          <w:sz w:val="20"/>
-        </w:rPr>
-        <w:t>图 1 游客浏览</w:t>
+        <w:t>图 1 未登录仪表盘</w:t>
       </w:r>
     </w:p>
     <w:p>
@@ -3381,7 +3427,7 @@
         <w:ind w:left="259" w:hanging="259"/>
       </w:pPr>
       <w:r>
-        <w:t>- 接口测试覆盖公开接口、登录、月度汇总、分页列表、非法参数、新增/修改/删除、AI 建议等场景。</w:t>
+        <w:t>- 接口测试覆盖公开接口、登录、公开社区浏览、月度汇总、分页列表、非法参数、新增/修改/删除、AI 建议等场景。</w:t>
       </w:r>
     </w:p>
     <w:p>
@@ -3390,7 +3436,7 @@
         <w:ind w:left="259" w:hanging="259"/>
       </w:pPr>
       <w:r>
-        <w:t>- 浏览器检查覆盖桌面端 6 个视图和移动端仪表盘，页面无控制台错误和横向溢出。</w:t>
+        <w:t>- 浏览器检查覆盖未登录仪表盘、公开社区、登录后仪表盘、记账管理、心愿基金、社区、AI 教练和个人资料等视图，页面无控制台错误和横向溢出。</w:t>
       </w:r>
     </w:p>
     <w:p>
@@ -3399,7 +3445,7 @@
         <w:ind w:left="259" w:hanging="259"/>
       </w:pPr>
       <w:r>
-        <w:t>- 本地运行使用 python app.py；生产演示可使用 scripts/run_waitress.ps1 启动 wsgi:app。</w:t>
+        <w:t>- 本地运行使用 python app.py；生产环境可使用 scripts/run_waitress.ps1 启动 wsgi:app。</w:t>
       </w:r>
     </w:p>
     <w:p>
@@ -3421,7 +3467,7 @@
     </w:p>
     <w:p>
       <w:r>
-        <w:t>本项目完整实现课程任务要求，并将代码结构整理为可维护的工程形态。后端具备清晰的配置、模型、服务、路由和错误处理边界；前端使用模块化原生 JavaScript 组织页面逻辑；交付物包含数据库脚本、运行说明、测试用例、页面截图、课程设计书和开发总结。</w:t>
+        <w:t>本项目完整实现课程任务要求，并将代码结构整理为可维护的工程形态。后端具备清晰的配置、模型、服务、路由和错误处理边界；前端围绕仪表盘、账本、心愿、社区和 AI 教练重新组织页面逻辑；交付物包含数据库脚本、运行说明、测试用例、页面截图、课程设计书和开发总结。</w:t>
       </w:r>
     </w:p>
     <w:sectPr>
